--- a/zht/docx/120.content.docx
+++ b/zht/docx/120.content.docx
@@ -149,7 +149,7 @@
         <w:rPr>
           <w:lang w:val="zh_TW" w:bidi="zh_TW"/>
         </w:rPr>
-        <w:t>shan</w:t>
+        <w:t>rou</w:t>
       </w:r>
       <w:r>
         <w:rPr>
@@ -212,7 +212,7 @@
         <w:rPr>
           <w:lang w:val="zh_TW" w:bidi="zh_TW"/>
         </w:rPr>
-        <w:t>閃</w:t>
+        <w:t>肉體</w:t>
       </w:r>
       <w:r>
         <w:rPr>
@@ -231,313 +231,18 @@
         <w:rPr>
           <w:lang w:val="zh_TW" w:bidi="zh_TW"/>
         </w:rPr>
-        <w:t>挪亞的長子（</w:t>
-      </w:r>
-      <w:hyperlink r:id="rId13">
-        <w:r>
-          <w:rPr>
-            <w:lang w:val="zh_TW" w:bidi="zh_TW"/>
-          </w:rPr>
-          <w:rPr>
-            <w:color w:val="0000EE"/>
-            <w:u w:val="single"/>
-          </w:rPr>
-          <w:t>創5:32</w:t>
-        </w:r>
-      </w:hyperlink>
-      <w:r>
-        <w:rPr>
-          <w:lang w:val="zh_TW" w:bidi="zh_TW"/>
-        </w:rPr>
-        <w:t>，</w:t>
-      </w:r>
-      <w:hyperlink r:id="rId14">
-        <w:r>
-          <w:rPr>
-            <w:lang w:val="zh_TW" w:bidi="zh_TW"/>
-          </w:rPr>
-          <w:rPr>
-            <w:color w:val="0000EE"/>
-            <w:u w:val="single"/>
-          </w:rPr>
-          <w:t>6:10</w:t>
-        </w:r>
-      </w:hyperlink>
-      <w:r>
-        <w:rPr>
-          <w:lang w:val="zh_TW" w:bidi="zh_TW"/>
-        </w:rPr>
-        <w:t>，</w:t>
-      </w:r>
-      <w:hyperlink r:id="rId15">
-        <w:r>
-          <w:rPr>
-            <w:lang w:val="zh_TW" w:bidi="zh_TW"/>
-          </w:rPr>
-          <w:rPr>
-            <w:color w:val="0000EE"/>
-            <w:u w:val="single"/>
-          </w:rPr>
-          <w:t>7:13</w:t>
-        </w:r>
-      </w:hyperlink>
-      <w:r>
-        <w:rPr>
-          <w:lang w:val="zh_TW" w:bidi="zh_TW"/>
-        </w:rPr>
-        <w:t>，</w:t>
-      </w:r>
-      <w:hyperlink r:id="rId16">
-        <w:r>
-          <w:rPr>
-            <w:lang w:val="zh_TW" w:bidi="zh_TW"/>
-          </w:rPr>
-          <w:rPr>
-            <w:color w:val="0000EE"/>
-            <w:u w:val="single"/>
-          </w:rPr>
-          <w:t>9:18</w:t>
-        </w:r>
-      </w:hyperlink>
-      <w:r>
-        <w:rPr>
-          <w:lang w:val="zh_TW" w:bidi="zh_TW"/>
-        </w:rPr>
-        <w:t>、</w:t>
-      </w:r>
-      <w:hyperlink r:id="rId16">
-        <w:r>
-          <w:rPr>
-            <w:lang w:val="zh_TW" w:bidi="zh_TW"/>
-          </w:rPr>
-          <w:rPr>
-            <w:color w:val="0000EE"/>
-            <w:u w:val="single"/>
-          </w:rPr>
-          <w:t>23</w:t>
-        </w:r>
-      </w:hyperlink>
-      <w:r>
-        <w:rPr>
-          <w:lang w:val="zh_TW" w:bidi="zh_TW"/>
-        </w:rPr>
-        <w:t>、</w:t>
-      </w:r>
-      <w:hyperlink r:id="rId16">
-        <w:r>
-          <w:rPr>
-            <w:lang w:val="zh_TW" w:bidi="zh_TW"/>
-          </w:rPr>
-          <w:rPr>
-            <w:color w:val="0000EE"/>
-            <w:u w:val="single"/>
-          </w:rPr>
-          <w:t>26</w:t>
-        </w:r>
-      </w:hyperlink>
-      <w:hyperlink r:id="rId17">
-        <w:r>
-          <w:rPr>
-            <w:lang w:val="zh_TW" w:bidi="zh_TW"/>
-          </w:rPr>
-          <w:rPr>
-            <w:color w:val="0000EE"/>
-            <w:u w:val="single"/>
-          </w:rPr>
-          <w:t>–</w:t>
-        </w:r>
-      </w:hyperlink>
-      <w:hyperlink r:id="rId16">
-        <w:r>
-          <w:rPr>
-            <w:lang w:val="zh_TW" w:bidi="zh_TW"/>
-          </w:rPr>
-          <w:rPr>
-            <w:color w:val="0000EE"/>
-            <w:u w:val="single"/>
-          </w:rPr>
-          <w:t>27</w:t>
-        </w:r>
-      </w:hyperlink>
-      <w:r>
-        <w:rPr>
-          <w:lang w:val="zh_TW" w:bidi="zh_TW"/>
-        </w:rPr>
-        <w:t>，</w:t>
-      </w:r>
-      <w:hyperlink r:id="rId18">
-        <w:r>
-          <w:rPr>
-            <w:lang w:val="zh_TW" w:bidi="zh_TW"/>
-          </w:rPr>
-          <w:rPr>
-            <w:color w:val="0000EE"/>
-            <w:u w:val="single"/>
-          </w:rPr>
-          <w:t>11:10</w:t>
-        </w:r>
-      </w:hyperlink>
-      <w:r>
-        <w:rPr>
-          <w:lang w:val="zh_TW" w:bidi="zh_TW"/>
-        </w:rPr>
-        <w:t>；</w:t>
-      </w:r>
-      <w:hyperlink r:id="rId19">
-        <w:r>
-          <w:rPr>
-            <w:lang w:val="zh_TW" w:bidi="zh_TW"/>
-          </w:rPr>
-          <w:rPr>
-            <w:color w:val="0000EE"/>
-            <w:u w:val="single"/>
-          </w:rPr>
-          <w:t>代上1:4</w:t>
-        </w:r>
-      </w:hyperlink>
-      <w:r>
-        <w:rPr>
-          <w:lang w:val="zh_TW" w:bidi="zh_TW"/>
-        </w:rPr>
-        <w:t>、</w:t>
-      </w:r>
-      <w:hyperlink r:id="rId19">
-        <w:r>
-          <w:rPr>
-            <w:lang w:val="zh_TW" w:bidi="zh_TW"/>
-          </w:rPr>
-          <w:rPr>
-            <w:color w:val="0000EE"/>
-            <w:u w:val="single"/>
-          </w:rPr>
-          <w:t>17</w:t>
-        </w:r>
-      </w:hyperlink>
-      <w:hyperlink r:id="rId20">
-        <w:r>
-          <w:rPr>
-            <w:lang w:val="zh_TW" w:bidi="zh_TW"/>
-          </w:rPr>
-          <w:rPr>
-            <w:color w:val="0000EE"/>
-            <w:u w:val="single"/>
-          </w:rPr>
-          <w:t>–</w:t>
-        </w:r>
-      </w:hyperlink>
-      <w:hyperlink r:id="rId19">
-        <w:r>
-          <w:rPr>
-            <w:lang w:val="zh_TW" w:bidi="zh_TW"/>
-          </w:rPr>
-          <w:rPr>
-            <w:color w:val="0000EE"/>
-            <w:u w:val="single"/>
-          </w:rPr>
-          <w:t>27</w:t>
-        </w:r>
-      </w:hyperlink>
-      <w:r>
-        <w:rPr>
-          <w:lang w:val="zh_TW" w:bidi="zh_TW"/>
-        </w:rPr>
-        <w:t>；</w:t>
-      </w:r>
-      <w:hyperlink r:id="rId21">
-        <w:r>
-          <w:rPr>
-            <w:lang w:val="zh_TW" w:bidi="zh_TW"/>
-          </w:rPr>
-          <w:rPr>
-            <w:color w:val="0000EE"/>
-            <w:u w:val="single"/>
-          </w:rPr>
-          <w:t>路3:36</w:t>
-        </w:r>
-      </w:hyperlink>
-      <w:r>
-        <w:rPr>
-          <w:lang w:val="zh_TW" w:bidi="zh_TW"/>
-        </w:rPr>
-        <w:t>）和閃族的祖先（</w:t>
-      </w:r>
-      <w:hyperlink r:id="rId22">
-        <w:r>
-          <w:rPr>
-            <w:lang w:val="zh_TW" w:bidi="zh_TW"/>
-          </w:rPr>
-          <w:rPr>
-            <w:color w:val="0000EE"/>
-            <w:u w:val="single"/>
-          </w:rPr>
-          <w:t>創10:1</w:t>
-        </w:r>
-      </w:hyperlink>
-      <w:r>
-        <w:rPr>
-          <w:lang w:val="zh_TW" w:bidi="zh_TW"/>
-        </w:rPr>
-        <w:t>、</w:t>
-      </w:r>
-      <w:hyperlink r:id="rId22">
-        <w:r>
-          <w:rPr>
-            <w:lang w:val="zh_TW" w:bidi="zh_TW"/>
-          </w:rPr>
-          <w:rPr>
-            <w:color w:val="0000EE"/>
-            <w:u w:val="single"/>
-          </w:rPr>
-          <w:t>21</w:t>
-        </w:r>
-      </w:hyperlink>
-      <w:hyperlink r:id="rId23">
-        <w:r>
-          <w:rPr>
-            <w:lang w:val="zh_TW" w:bidi="zh_TW"/>
-          </w:rPr>
-          <w:rPr>
-            <w:color w:val="0000EE"/>
-            <w:u w:val="single"/>
-          </w:rPr>
-          <w:t>–</w:t>
-        </w:r>
-      </w:hyperlink>
-      <w:hyperlink r:id="rId22">
-        <w:r>
-          <w:rPr>
-            <w:lang w:val="zh_TW" w:bidi="zh_TW"/>
-          </w:rPr>
-          <w:rPr>
-            <w:color w:val="0000EE"/>
-            <w:u w:val="single"/>
-          </w:rPr>
-          <w:t>31</w:t>
-        </w:r>
-      </w:hyperlink>
-      <w:r>
-        <w:rPr>
-          <w:lang w:val="zh_TW" w:bidi="zh_TW"/>
-        </w:rPr>
-        <w:t>）。閃活了600年（</w:t>
-      </w:r>
-      <w:hyperlink r:id="rId24">
-        <w:r>
-          <w:rPr>
-            <w:lang w:val="zh_TW" w:bidi="zh_TW"/>
-          </w:rPr>
-          <w:rPr>
-            <w:color w:val="0000EE"/>
-            <w:u w:val="single"/>
-          </w:rPr>
-          <w:t>創11:10–11</w:t>
-        </w:r>
-      </w:hyperlink>
-      <w:r>
-        <w:rPr>
-          <w:lang w:val="zh_TW" w:bidi="zh_TW"/>
-        </w:rPr>
-        <w:t>）。他的名字在希伯來文中意為「名字」，可能暗示挪亞相信閃的名字將具有特別的重要性。</w:t>
+        <w:t>身體：人類的肉身存在；人的整體生命；人屬肉體的本性。</w:t>
+      </w:r>
+    </w:p>
+    <w:p>
+      <w:pPr>
+        <w:pStyle w:val="Heading3"/>
+      </w:pPr>
+      <w:r>
+        <w:rPr>
+          <w:lang w:val="zh_TW" w:bidi="zh_TW"/>
+        </w:rPr>
+        <w:t>在舊約聖經中</w:t>
       </w:r>
     </w:p>
     <w:p>
@@ -551,25 +256,115 @@
         <w:rPr>
           <w:lang w:val="zh_TW" w:bidi="zh_TW"/>
         </w:rPr>
-        <w:t>在大洪水之後，閃和他的兄弟雅弗發現他們的父親挪亞喝醉了。他們的另一個兄弟含羞辱了他。閃與雅弗以尊敬的方式對待挪亞（</w:t>
-      </w:r>
-      <w:hyperlink r:id="rId25">
-        <w:r>
-          <w:rPr>
-            <w:lang w:val="zh_TW" w:bidi="zh_TW"/>
-          </w:rPr>
-          <w:rPr>
-            <w:color w:val="0000EE"/>
-            <w:u w:val="single"/>
-          </w:rPr>
-          <w:t>創9:20–29</w:t>
-        </w:r>
-      </w:hyperlink>
-      <w:r>
-        <w:rPr>
-          <w:lang w:val="zh_TW" w:bidi="zh_TW"/>
-        </w:rPr>
-        <w:t>）。由於他們的行為，挪亞後來詛咒了含的兒子迦南，並祝福了閃和雅弗。</w:t>
+        <w:t>這個字詞常用來指身體的物質部分，無論是指人（</w:t>
+      </w:r>
+      <w:hyperlink r:id="rId13">
+        <w:r>
+          <w:rPr>
+            <w:lang w:val="zh_TW" w:bidi="zh_TW"/>
+          </w:rPr>
+          <w:rPr>
+            <w:color w:val="0000EE"/>
+            <w:u w:val="single"/>
+          </w:rPr>
+          <w:t>創40:19</w:t>
+        </w:r>
+      </w:hyperlink>
+      <w:r>
+        <w:rPr>
+          <w:lang w:val="zh_TW" w:bidi="zh_TW"/>
+        </w:rPr>
+        <w:t>）或動物（</w:t>
+      </w:r>
+      <w:hyperlink r:id="rId14">
+        <w:r>
+          <w:rPr>
+            <w:lang w:val="zh_TW" w:bidi="zh_TW"/>
+          </w:rPr>
+          <w:rPr>
+            <w:color w:val="0000EE"/>
+            <w:u w:val="single"/>
+          </w:rPr>
+          <w:t>利6:27</w:t>
+        </w:r>
+      </w:hyperlink>
+      <w:r>
+        <w:rPr>
+          <w:lang w:val="zh_TW" w:bidi="zh_TW"/>
+        </w:rPr>
+        <w:t>）。然而，「肉體」在舊約聖經中有多種不同的意思。有時它代表整個身體（</w:t>
+      </w:r>
+      <w:hyperlink r:id="rId15">
+        <w:r>
+          <w:rPr>
+            <w:lang w:val="zh_TW" w:bidi="zh_TW"/>
+          </w:rPr>
+          <w:rPr>
+            <w:color w:val="0000EE"/>
+            <w:u w:val="single"/>
+          </w:rPr>
+          <w:t>箴14:30</w:t>
+        </w:r>
+      </w:hyperlink>
+      <w:r>
+        <w:rPr>
+          <w:lang w:val="zh_TW" w:bidi="zh_TW"/>
+        </w:rPr>
+        <w:t>），其含義進一步延伸為整個人本身（「我的肉身也要安然居住」</w:t>
+      </w:r>
+      <w:hyperlink r:id="rId16">
+        <w:r>
+          <w:rPr>
+            <w:lang w:val="zh_TW" w:bidi="zh_TW"/>
+          </w:rPr>
+          <w:rPr>
+            <w:color w:val="0000EE"/>
+            <w:u w:val="single"/>
+          </w:rPr>
+          <w:t>詩16:9</w:t>
+        </w:r>
+      </w:hyperlink>
+      <w:r>
+        <w:rPr>
+          <w:lang w:val="zh_TW" w:bidi="zh_TW"/>
+        </w:rPr>
+        <w:t>）。這個觀念也引入了兩人（男女）在婚姻中的聯合，被稱為「成為一體」（</w:t>
+      </w:r>
+      <w:hyperlink r:id="rId17">
+        <w:r>
+          <w:rPr>
+            <w:lang w:val="zh_TW" w:bidi="zh_TW"/>
+          </w:rPr>
+          <w:rPr>
+            <w:color w:val="0000EE"/>
+            <w:u w:val="single"/>
+          </w:rPr>
+          <w:t>創2:24</w:t>
+        </w:r>
+      </w:hyperlink>
+      <w:r>
+        <w:rPr>
+          <w:lang w:val="zh_TW" w:bidi="zh_TW"/>
+        </w:rPr>
+        <w:t>），同樣地，一個人也可對親屬說：「我是你們的骨肉」（</w:t>
+      </w:r>
+      <w:hyperlink r:id="rId18">
+        <w:r>
+          <w:rPr>
+            <w:lang w:val="zh_TW" w:bidi="zh_TW"/>
+          </w:rPr>
+          <w:rPr>
+            <w:color w:val="0000EE"/>
+            <w:u w:val="single"/>
+          </w:rPr>
+          <w:t>士9:2</w:t>
+        </w:r>
+      </w:hyperlink>
+      <w:r>
+        <w:rPr>
+          <w:lang w:val="zh_TW" w:bidi="zh_TW"/>
+        </w:rPr>
+        <w:t>）。「肉體」作為整個人的觀念，引申出「凡有血氣的」這種說法，並用來指全人類，有時甚至包括動物界。</w:t>
       </w:r>
     </w:p>
     <w:p>
@@ -579,59 +374,47 @@
           <w:lang w:val="zh_TW" w:bidi="zh_TW"/>
         </w:rPr>
       </w:r>
-      <w:hyperlink r:id="rId26">
-        <w:r>
-          <w:rPr>
-            <w:lang w:val="zh_TW" w:bidi="zh_TW"/>
-          </w:rPr>
-          <w:rPr>
-            <w:color w:val="0000EE"/>
-            <w:u w:val="single"/>
-          </w:rPr>
-          <w:t>創世記十一章10至27節</w:t>
-        </w:r>
-      </w:hyperlink>
-      <w:r>
-        <w:rPr>
-          <w:lang w:val="zh_TW" w:bidi="zh_TW"/>
-        </w:rPr>
-        <w:t>顯示出那位應許的後裔（子孫）的家譜。這位後裔在</w:t>
-      </w:r>
-      <w:hyperlink r:id="rId27">
-        <w:r>
-          <w:rPr>
-            <w:lang w:val="zh_TW" w:bidi="zh_TW"/>
-          </w:rPr>
-          <w:rPr>
-            <w:color w:val="0000EE"/>
-            <w:u w:val="single"/>
-          </w:rPr>
-          <w:t>創世記三章15節</w:t>
-        </w:r>
-      </w:hyperlink>
-      <w:r>
-        <w:rPr>
-          <w:lang w:val="zh_TW" w:bidi="zh_TW"/>
-        </w:rPr>
-        <w:t>和</w:t>
-      </w:r>
-      <w:hyperlink r:id="rId28">
-        <w:r>
-          <w:rPr>
-            <w:lang w:val="zh_TW" w:bidi="zh_TW"/>
-          </w:rPr>
-          <w:rPr>
-            <w:color w:val="0000EE"/>
-            <w:u w:val="single"/>
-          </w:rPr>
-          <w:t>五章1至32節</w:t>
-        </w:r>
-      </w:hyperlink>
-      <w:r>
-        <w:rPr>
-          <w:lang w:val="zh_TW" w:bidi="zh_TW"/>
-        </w:rPr>
-        <w:t>中被預言將粉碎撒但。他的家系經由閃到亞伯拉罕，再經由猶大和大衛到基督（參</w:t>
+      <w:r>
+        <w:rPr>
+          <w:lang w:val="zh_TW" w:bidi="zh_TW"/>
+        </w:rPr>
+        <w:t>或許，「肉體」在舊約聖經中最具特色的用法，是用來表達人相對於神的軟弱與有限。「人既屬乎血氣，我的靈就不永遠住在他裡面」（</w:t>
+      </w:r>
+      <w:hyperlink r:id="rId19">
+        <w:r>
+          <w:rPr>
+            <w:lang w:val="zh_TW" w:bidi="zh_TW"/>
+          </w:rPr>
+          <w:rPr>
+            <w:color w:val="0000EE"/>
+            <w:u w:val="single"/>
+          </w:rPr>
+          <w:t>創6:3</w:t>
+        </w:r>
+      </w:hyperlink>
+      <w:r>
+        <w:rPr>
+          <w:lang w:val="zh_TW" w:bidi="zh_TW"/>
+        </w:rPr>
+        <w:t>）。在</w:t>
+      </w:r>
+      <w:hyperlink r:id="rId20">
+        <w:r>
+          <w:rPr>
+            <w:lang w:val="zh_TW" w:bidi="zh_TW"/>
+          </w:rPr>
+          <w:rPr>
+            <w:color w:val="0000EE"/>
+            <w:u w:val="single"/>
+          </w:rPr>
+          <w:t>詩篇七十八篇39節</w:t>
+        </w:r>
+      </w:hyperlink>
+      <w:r>
+        <w:rPr>
+          <w:lang w:val="zh_TW" w:bidi="zh_TW"/>
+        </w:rPr>
+        <w:t>中，神將人的罪歸因於他們只是血氣之人。在</w:t>
       </w:r>
       <w:hyperlink r:id="rId21">
         <w:r>
@@ -642,50 +425,68 @@
             <w:color w:val="0000EE"/>
             <w:u w:val="single"/>
           </w:rPr>
-          <w:t>路3:36</w:t>
-        </w:r>
-      </w:hyperlink>
-      <w:r>
-        <w:rPr>
-          <w:lang w:val="zh_TW" w:bidi="zh_TW"/>
-        </w:rPr>
-        <w:t>）。挪亞給閃的祝福顯示他的後裔將承載</w:t>
-      </w:r>
-      <w:hyperlink r:id="rId27">
-        <w:r>
-          <w:rPr>
-            <w:lang w:val="zh_TW" w:bidi="zh_TW"/>
-          </w:rPr>
-          <w:rPr>
-            <w:color w:val="0000EE"/>
-            <w:u w:val="single"/>
-          </w:rPr>
-          <w:t>創世記三章15節</w:t>
-        </w:r>
-      </w:hyperlink>
-      <w:r>
-        <w:rPr>
-          <w:lang w:val="zh_TW" w:bidi="zh_TW"/>
-        </w:rPr>
-        <w:t>中後裔的應許。這是聖經中首次出現，神被稱為某個特定人物或群體的神。挪亞曾說迦南的子孫將服侍閃的子孫。當以色列人，閃的後裔，控制了迦南的土地時，這預言實現了（參</w:t>
-      </w:r>
-      <w:hyperlink r:id="rId29">
-        <w:r>
-          <w:rPr>
-            <w:lang w:val="zh_TW" w:bidi="zh_TW"/>
-          </w:rPr>
-          <w:rPr>
-            <w:color w:val="0000EE"/>
-            <w:u w:val="single"/>
-          </w:rPr>
-          <w:t>王上9:20–21</w:t>
-        </w:r>
-      </w:hyperlink>
-      <w:r>
-        <w:rPr>
-          <w:lang w:val="zh_TW" w:bidi="zh_TW"/>
-        </w:rPr>
-        <w:t>）。</w:t>
+          <w:t>歷代志下三十二章8節</w:t>
+        </w:r>
+      </w:hyperlink>
+      <w:r>
+        <w:rPr>
+          <w:lang w:val="zh_TW" w:bidi="zh_TW"/>
+        </w:rPr>
+        <w:t>中，亞述王的「肉臂」（意即他的軟弱）與全能的神形成對比。信靠神的人毋須懼怕「血氣」能作甚麼（</w:t>
+      </w:r>
+      <w:hyperlink r:id="rId22">
+        <w:r>
+          <w:rPr>
+            <w:lang w:val="zh_TW" w:bidi="zh_TW"/>
+          </w:rPr>
+          <w:rPr>
+            <w:color w:val="0000EE"/>
+            <w:u w:val="single"/>
+          </w:rPr>
+          <w:t>詩56:4</w:t>
+        </w:r>
+      </w:hyperlink>
+      <w:r>
+        <w:rPr>
+          <w:lang w:val="zh_TW" w:bidi="zh_TW"/>
+        </w:rPr>
+        <w:t>），但倚靠人的血肉而不倚靠神的人必受咒詛（</w:t>
+      </w:r>
+      <w:hyperlink r:id="rId23">
+        <w:r>
+          <w:rPr>
+            <w:lang w:val="zh_TW" w:bidi="zh_TW"/>
+          </w:rPr>
+          <w:rPr>
+            <w:color w:val="0000EE"/>
+            <w:u w:val="single"/>
+          </w:rPr>
+          <w:t>耶17:5</w:t>
+        </w:r>
+      </w:hyperlink>
+      <w:r>
+        <w:rPr>
+          <w:lang w:val="zh_TW" w:bidi="zh_TW"/>
+        </w:rPr>
+        <w:t>）。在</w:t>
+      </w:r>
+      <w:hyperlink r:id="rId24">
+        <w:r>
+          <w:rPr>
+            <w:lang w:val="zh_TW" w:bidi="zh_TW"/>
+          </w:rPr>
+          <w:rPr>
+            <w:color w:val="0000EE"/>
+            <w:u w:val="single"/>
+          </w:rPr>
+          <w:t>以賽亞書三十一章3節</w:t>
+        </w:r>
+      </w:hyperlink>
+      <w:r>
+        <w:rPr>
+          <w:lang w:val="zh_TW" w:bidi="zh_TW"/>
+        </w:rPr>
+        <w:t>中，血氣與靈相對，如同軟弱與能力的對比。</w:t>
       </w:r>
     </w:p>
     <w:p>
@@ -699,25 +500,36 @@
         <w:rPr>
           <w:lang w:val="zh_TW" w:bidi="zh_TW"/>
         </w:rPr>
-        <w:t>挪亞也說，雅弗會擴張並住在閃的人民中（</w:t>
-      </w:r>
-      <w:hyperlink r:id="rId30">
-        <w:r>
-          <w:rPr>
-            <w:lang w:val="zh_TW" w:bidi="zh_TW"/>
-          </w:rPr>
-          <w:rPr>
-            <w:color w:val="0000EE"/>
-            <w:u w:val="single"/>
-          </w:rPr>
-          <w:t>創9:27</w:t>
-        </w:r>
-      </w:hyperlink>
-      <w:r>
-        <w:rPr>
-          <w:lang w:val="zh_TW" w:bidi="zh_TW"/>
-        </w:rPr>
-        <w:t>）。這可能意味著雅弗的後代會增加。隨著時間的推移，他們會受益於閃的祝福。一些學者認為，這項預言在新約中應驗了：外邦人被邀請分享福音的祝福，也因此參與了教會的建立。</w:t>
+        <w:t>然而，舊約聖經從未將「肉體」視為罪惡。肉體是神用地上的塵土所造（</w:t>
+      </w:r>
+      <w:hyperlink r:id="rId25">
+        <w:r>
+          <w:rPr>
+            <w:lang w:val="zh_TW" w:bidi="zh_TW"/>
+          </w:rPr>
+          <w:rPr>
+            <w:color w:val="0000EE"/>
+            <w:u w:val="single"/>
+          </w:rPr>
+          <w:t>創2:7</w:t>
+        </w:r>
+      </w:hyperlink>
+      <w:r>
+        <w:rPr>
+          <w:lang w:val="zh_TW" w:bidi="zh_TW"/>
+        </w:rPr>
+        <w:t>），既然出於神的創造，本質上就是美好的。</w:t>
+      </w:r>
+    </w:p>
+    <w:p>
+      <w:pPr>
+        <w:pStyle w:val="Heading3"/>
+      </w:pPr>
+      <w:r>
+        <w:rPr>
+          <w:lang w:val="zh_TW" w:bidi="zh_TW"/>
+        </w:rPr>
+        <w:t>在新約聖經中</w:t>
       </w:r>
     </w:p>
     <w:p>
@@ -731,119 +543,31 @@
         <w:rPr>
           <w:lang w:val="zh_TW" w:bidi="zh_TW"/>
         </w:rPr>
-        <w:t>在</w:t>
-      </w:r>
-      <w:hyperlink r:id="rId31">
-        <w:r>
-          <w:rPr>
-            <w:lang w:val="zh_TW" w:bidi="zh_TW"/>
-          </w:rPr>
-          <w:rPr>
-            <w:color w:val="0000EE"/>
-            <w:u w:val="single"/>
-          </w:rPr>
-          <w:t>創世記十章</w:t>
-        </w:r>
-      </w:hyperlink>
-      <w:r>
-        <w:rPr>
-          <w:lang w:val="zh_TW" w:bidi="zh_TW"/>
-        </w:rPr>
-        <w:t>記載的「列國表」中，列出了閃的五個後代：</w:t>
+        <w:t>保羅賦予「肉體」（希臘文</w:t>
+      </w:r>
+      <w:r>
+        <w:rPr>
+          <w:i/>
+          <w:lang w:val="zh_TW" w:bidi="zh_TW"/>
+        </w:rPr>
+        <w:t>sarx</w:t>
+      </w:r>
+      <w:r>
+        <w:rPr>
+          <w:lang w:val="zh_TW" w:bidi="zh_TW"/>
+        </w:rPr>
+        <w:t>）多重且常具獨特性的含義。</w:t>
       </w:r>
     </w:p>
     <w:p>
       <w:pPr>
-        <w:pStyle w:val="ListNumber"/>
-        <w:numPr>
-          <w:ilvl w:val="0"/>
-          <w:numId w:val="14"/>
-        </w:numPr>
-        <w:spacing w:line="240" w:lineRule="auto"/>
-        <w:ind w:left="720"/>
-      </w:pPr>
-      <w:r>
-        <w:rPr>
-          <w:lang w:val="zh_TW" w:bidi="zh_TW"/>
-        </w:rPr>
-      </w:r>
-      <w:r>
-        <w:rPr>
-          <w:lang w:val="zh_TW" w:bidi="zh_TW"/>
-        </w:rPr>
-        <w:t>以攔</w:t>
-      </w:r>
-    </w:p>
-    <w:p>
-      <w:pPr>
-        <w:pStyle w:val="ListNumber"/>
-        <w:spacing w:line="240" w:lineRule="auto"/>
-        <w:ind w:left="720"/>
-      </w:pPr>
-      <w:r>
-        <w:rPr>
-          <w:lang w:val="zh_TW" w:bidi="zh_TW"/>
-        </w:rPr>
-      </w:r>
-      <w:r>
-        <w:rPr>
-          <w:lang w:val="zh_TW" w:bidi="zh_TW"/>
-        </w:rPr>
-        <w:t>亞述</w:t>
-      </w:r>
-    </w:p>
-    <w:p>
-      <w:pPr>
-        <w:pStyle w:val="ListNumber"/>
-        <w:spacing w:line="240" w:lineRule="auto"/>
-        <w:ind w:left="720"/>
-      </w:pPr>
-      <w:r>
-        <w:rPr>
-          <w:lang w:val="zh_TW" w:bidi="zh_TW"/>
-        </w:rPr>
-      </w:r>
-      <w:r>
-        <w:rPr>
-          <w:lang w:val="zh_TW" w:bidi="zh_TW"/>
-        </w:rPr>
-        <w:t>亞法撒</w:t>
-      </w:r>
-    </w:p>
-    <w:p>
-      <w:pPr>
-        <w:pStyle w:val="ListNumber"/>
-        <w:spacing w:line="240" w:lineRule="auto"/>
-        <w:ind w:left="720"/>
-      </w:pPr>
-      <w:r>
-        <w:rPr>
-          <w:lang w:val="zh_TW" w:bidi="zh_TW"/>
-        </w:rPr>
-      </w:r>
-      <w:r>
-        <w:rPr>
-          <w:lang w:val="zh_TW" w:bidi="zh_TW"/>
-        </w:rPr>
-        <w:t>路德</w:t>
-      </w:r>
-    </w:p>
-    <w:p>
-      <w:pPr>
-        <w:pStyle w:val="ListNumber"/>
-        <w:spacing w:line="240" w:lineRule="auto"/>
-        <w:ind w:left="720"/>
-      </w:pPr>
-      <w:r>
-        <w:rPr>
-          <w:lang w:val="zh_TW" w:bidi="zh_TW"/>
-        </w:rPr>
-      </w:r>
-      <w:r>
-        <w:rPr>
-          <w:lang w:val="zh_TW" w:bidi="zh_TW"/>
-        </w:rPr>
-        <w:t>亞蘭</w:t>
+        <w:pStyle w:val="Heading4"/>
+      </w:pPr>
+      <w:r>
+        <w:rPr>
+          <w:lang w:val="zh_TW" w:bidi="zh_TW"/>
+        </w:rPr>
+        <w:t>肉體作為身體的物質部分</w:t>
       </w:r>
     </w:p>
     <w:p>
@@ -857,25 +581,108 @@
         <w:rPr>
           <w:lang w:val="zh_TW" w:bidi="zh_TW"/>
         </w:rPr>
-        <w:t>在這些後裔中，特別強調的是來自亞法撒德家系的希伯，其家系在</w:t>
-      </w:r>
-      <w:hyperlink r:id="rId32">
-        <w:r>
-          <w:rPr>
-            <w:lang w:val="zh_TW" w:bidi="zh_TW"/>
-          </w:rPr>
-          <w:rPr>
-            <w:color w:val="0000EE"/>
-            <w:u w:val="single"/>
-          </w:rPr>
-          <w:t>創世記十一章16至27節</w:t>
-        </w:r>
-      </w:hyperlink>
-      <w:r>
-        <w:rPr>
-          <w:lang w:val="zh_TW" w:bidi="zh_TW"/>
-        </w:rPr>
-        <w:t>中被追溯至亞伯拉罕。</w:t>
+        <w:t>「肉體」經常用來指構成人體的組織。聖經中提到不同種類的肉體——「人」、「獸」、「鳥」、「魚」（</w:t>
+      </w:r>
+      <w:hyperlink r:id="rId26">
+        <w:r>
+          <w:rPr>
+            <w:lang w:val="zh_TW" w:bidi="zh_TW"/>
+          </w:rPr>
+          <w:rPr>
+            <w:color w:val="0000EE"/>
+            <w:u w:val="single"/>
+          </w:rPr>
+          <w:t>林前15:39</w:t>
+        </w:r>
+      </w:hyperlink>
+      <w:r>
+        <w:rPr>
+          <w:lang w:val="zh_TW" w:bidi="zh_TW"/>
+        </w:rPr>
+        <w:t>）。人在肉體中會經歷痛苦與患難（</w:t>
+      </w:r>
+      <w:hyperlink r:id="rId27">
+        <w:r>
+          <w:rPr>
+            <w:lang w:val="zh_TW" w:bidi="zh_TW"/>
+          </w:rPr>
+          <w:rPr>
+            <w:color w:val="0000EE"/>
+            <w:u w:val="single"/>
+          </w:rPr>
+          <w:t>林後12:7</w:t>
+        </w:r>
+      </w:hyperlink>
+      <w:r>
+        <w:rPr>
+          <w:lang w:val="zh_TW" w:bidi="zh_TW"/>
+        </w:rPr>
+        <w:t>），割禮也是在肉身上行的（</w:t>
+      </w:r>
+      <w:hyperlink r:id="rId28">
+        <w:r>
+          <w:rPr>
+            <w:lang w:val="zh_TW" w:bidi="zh_TW"/>
+          </w:rPr>
+          <w:rPr>
+            <w:color w:val="0000EE"/>
+            <w:u w:val="single"/>
+          </w:rPr>
+          <w:t>羅2:28</w:t>
+        </w:r>
+      </w:hyperlink>
+      <w:r>
+        <w:rPr>
+          <w:lang w:val="zh_TW" w:bidi="zh_TW"/>
+        </w:rPr>
+        <w:t>）。這些經文中的「肉體」並非指罪性，而是指會朽壞、不能承受神國的有限之體（</w:t>
+      </w:r>
+      <w:hyperlink r:id="rId29">
+        <w:r>
+          <w:rPr>
+            <w:lang w:val="zh_TW" w:bidi="zh_TW"/>
+          </w:rPr>
+          <w:rPr>
+            <w:color w:val="0000EE"/>
+            <w:u w:val="single"/>
+          </w:rPr>
+          <w:t>林前15:50</w:t>
+        </w:r>
+      </w:hyperlink>
+      <w:r>
+        <w:rPr>
+          <w:lang w:val="zh_TW" w:bidi="zh_TW"/>
+        </w:rPr>
+        <w:t>）。耶穌的身體也是真實的肉身（</w:t>
+      </w:r>
+      <w:hyperlink r:id="rId30">
+        <w:r>
+          <w:rPr>
+            <w:lang w:val="zh_TW" w:bidi="zh_TW"/>
+          </w:rPr>
+          <w:rPr>
+            <w:color w:val="0000EE"/>
+            <w:u w:val="single"/>
+          </w:rPr>
+          <w:t>西1:22</w:t>
+        </w:r>
+      </w:hyperlink>
+      <w:r>
+        <w:rPr>
+          <w:lang w:val="zh_TW" w:bidi="zh_TW"/>
+        </w:rPr>
+        <w:t>）。</w:t>
+      </w:r>
+    </w:p>
+    <w:p>
+      <w:pPr>
+        <w:pStyle w:val="Heading4"/>
+      </w:pPr>
+      <w:r>
+        <w:rPr>
+          <w:lang w:val="zh_TW" w:bidi="zh_TW"/>
+        </w:rPr>
+        <w:t>肉體作為整個身體</w:t>
       </w:r>
     </w:p>
     <w:p>
@@ -887,6 +694,1275 @@
       </w:r>
       <w:r>
         <w:rPr>
+          <w:lang w:val="zh_TW" w:bidi="zh_TW"/>
+        </w:rPr>
+        <w:t>由於語義的自然延伸，「肉體」有時會以部分代表全體，不僅指身體的肉質部分，也可代表整個身體。因此，保羅可以說「我身子雖不在你們那裡」（</w:t>
+      </w:r>
+      <w:hyperlink r:id="rId31">
+        <w:r>
+          <w:rPr>
+            <w:lang w:val="zh_TW" w:bidi="zh_TW"/>
+          </w:rPr>
+          <w:rPr>
+            <w:color w:val="0000EE"/>
+            <w:u w:val="single"/>
+          </w:rPr>
+          <w:t>林前5:3</w:t>
+        </w:r>
+      </w:hyperlink>
+      <w:r>
+        <w:rPr>
+          <w:lang w:val="zh_TW" w:bidi="zh_TW"/>
+        </w:rPr>
+        <w:t>），或說「我身子雖與你們相離」（</w:t>
+      </w:r>
+      <w:hyperlink r:id="rId32">
+        <w:r>
+          <w:rPr>
+            <w:lang w:val="zh_TW" w:bidi="zh_TW"/>
+          </w:rPr>
+          <w:rPr>
+            <w:color w:val="0000EE"/>
+            <w:u w:val="single"/>
+          </w:rPr>
+          <w:t>西2:5</w:t>
+        </w:r>
+      </w:hyperlink>
+      <w:r>
+        <w:rPr>
+          <w:lang w:val="zh_TW" w:bidi="zh_TW"/>
+        </w:rPr>
+        <w:t>）。保羅也說，耶穌的生命可以在我們的身體上或在我們必死的肉身上顯明出來（</w:t>
+      </w:r>
+      <w:hyperlink r:id="rId33">
+        <w:r>
+          <w:rPr>
+            <w:lang w:val="zh_TW" w:bidi="zh_TW"/>
+          </w:rPr>
+          <w:rPr>
+            <w:color w:val="0000EE"/>
+            <w:u w:val="single"/>
+          </w:rPr>
+          <w:t>林後4:10–11</w:t>
+        </w:r>
+      </w:hyperlink>
+      <w:r>
+        <w:rPr>
+          <w:lang w:val="zh_TW" w:bidi="zh_TW"/>
+        </w:rPr>
+        <w:t>）。又如：「與娼妓聯合的，便是與她成為一體嗎？因為主說：『二人要成為一體』」（</w:t>
+      </w:r>
+      <w:hyperlink r:id="rId34">
+        <w:r>
+          <w:rPr>
+            <w:lang w:val="zh_TW" w:bidi="zh_TW"/>
+          </w:rPr>
+          <w:rPr>
+            <w:color w:val="0000EE"/>
+            <w:u w:val="single"/>
+          </w:rPr>
+          <w:t>林前6:16</w:t>
+        </w:r>
+      </w:hyperlink>
+      <w:r>
+        <w:rPr>
+          <w:lang w:val="zh_TW" w:bidi="zh_TW"/>
+        </w:rPr>
+        <w:t>）。</w:t>
+      </w:r>
+    </w:p>
+    <w:p>
+      <w:pPr>
+        <w:pStyle w:val="Heading4"/>
+      </w:pPr>
+      <w:r>
+        <w:rPr>
+          <w:lang w:val="zh_TW" w:bidi="zh_TW"/>
+        </w:rPr>
+        <w:t>肉體作為與人的出身有關的概念</w:t>
+      </w:r>
+    </w:p>
+    <w:p>
+      <w:pPr/>
+      <w:r>
+        <w:rPr>
+          <w:lang w:val="zh_TW" w:bidi="zh_TW"/>
+        </w:rPr>
+      </w:r>
+      <w:r>
+        <w:rPr>
+          <w:lang w:val="zh_TW" w:bidi="zh_TW"/>
+        </w:rPr>
+        <w:t>承襲舊約聖經的用法，保羅使用「肉體」一詞，不僅指身體的組成或身體本身，更具體地指由肉體構成的人。在這種用法中，「肉體」一詞可指人的血緣關係、肉身出身，以及使人彼此相連的天然聯繫。保羅提到他「骨肉之親」的同胞，就是猶太人。（</w:t>
+      </w:r>
+      <w:hyperlink r:id="rId35">
+        <w:r>
+          <w:rPr>
+            <w:lang w:val="zh_TW" w:bidi="zh_TW"/>
+          </w:rPr>
+          <w:rPr>
+            <w:color w:val="0000EE"/>
+            <w:u w:val="single"/>
+          </w:rPr>
+          <w:t>羅9:3</w:t>
+        </w:r>
+      </w:hyperlink>
+      <w:r>
+        <w:rPr>
+          <w:lang w:val="zh_TW" w:bidi="zh_TW"/>
+        </w:rPr>
+        <w:t>），甚至以「我骨肉」（</w:t>
+      </w:r>
+      <w:hyperlink r:id="rId36">
+        <w:r>
+          <w:rPr>
+            <w:lang w:val="zh_TW" w:bidi="zh_TW"/>
+          </w:rPr>
+          <w:rPr>
+            <w:color w:val="0000EE"/>
+            <w:u w:val="single"/>
+          </w:rPr>
+          <w:t>11:14</w:t>
+        </w:r>
+      </w:hyperlink>
+      <w:r>
+        <w:rPr>
+          <w:lang w:val="zh_TW" w:bidi="zh_TW"/>
+        </w:rPr>
+        <w:t>）作為這些同胞的同義詞。「肉身所生的兒女」（</w:t>
+      </w:r>
+      <w:hyperlink r:id="rId37">
+        <w:r>
+          <w:rPr>
+            <w:lang w:val="zh_TW" w:bidi="zh_TW"/>
+          </w:rPr>
+          <w:rPr>
+            <w:color w:val="0000EE"/>
+            <w:u w:val="single"/>
+          </w:rPr>
+          <w:t>9:8</w:t>
+        </w:r>
+      </w:hyperlink>
+      <w:r>
+        <w:rPr>
+          <w:lang w:val="zh_TW" w:bidi="zh_TW"/>
+        </w:rPr>
+        <w:t>）是指按自然生育而生的人，與那些因神介入而得生的人形成對比。基督按肉體說，是從大衛後裔生的（</w:t>
+      </w:r>
+      <w:hyperlink r:id="rId38">
+        <w:r>
+          <w:rPr>
+            <w:lang w:val="zh_TW" w:bidi="zh_TW"/>
+          </w:rPr>
+          <w:rPr>
+            <w:color w:val="0000EE"/>
+            <w:u w:val="single"/>
+          </w:rPr>
+          <w:t>1:3</w:t>
+        </w:r>
+      </w:hyperlink>
+      <w:r>
+        <w:rPr>
+          <w:lang w:val="zh_TW" w:bidi="zh_TW"/>
+        </w:rPr>
+        <w:t>）。「按肉體」這個片語不僅指祂身體生命的來源，更指祂整個人性的存在，包括祂的身體與祂作為人的靈。</w:t>
+      </w:r>
+    </w:p>
+    <w:p>
+      <w:pPr>
+        <w:pStyle w:val="Heading4"/>
+      </w:pPr>
+      <w:r>
+        <w:rPr>
+          <w:lang w:val="zh_TW" w:bidi="zh_TW"/>
+        </w:rPr>
+        <w:t>肉體作為人的存在</w:t>
+      </w:r>
+    </w:p>
+    <w:p>
+      <w:pPr/>
+      <w:r>
+        <w:rPr>
+          <w:lang w:val="zh_TW" w:bidi="zh_TW"/>
+        </w:rPr>
+      </w:r>
+      <w:r>
+        <w:rPr>
+          <w:lang w:val="zh_TW" w:bidi="zh_TW"/>
+        </w:rPr>
+        <w:t>「肉體」的另一種用法就是單純指人的存在。只要人還活在身體中，就可說是「在肉身之中」。因此，保羅可以說他「在肉身」所活的生命是憑著信神的兒子而活（</w:t>
+      </w:r>
+      <w:hyperlink r:id="rId39">
+        <w:r>
+          <w:rPr>
+            <w:lang w:val="zh_TW" w:bidi="zh_TW"/>
+          </w:rPr>
+          <w:rPr>
+            <w:color w:val="0000EE"/>
+            <w:u w:val="single"/>
+          </w:rPr>
+          <w:t>加2:20</w:t>
+        </w:r>
+      </w:hyperlink>
+      <w:r>
+        <w:rPr>
+          <w:lang w:val="zh_TW" w:bidi="zh_TW"/>
+        </w:rPr>
+        <w:t>）。保羅在提到耶穌地上的事工時說，祂「以自己的身體」廢掉猶太人和外邦人之間的冤仇（</w:t>
+      </w:r>
+      <w:hyperlink r:id="rId40">
+        <w:r>
+          <w:rPr>
+            <w:lang w:val="zh_TW" w:bidi="zh_TW"/>
+          </w:rPr>
+          <w:rPr>
+            <w:color w:val="0000EE"/>
+            <w:u w:val="single"/>
+          </w:rPr>
+          <w:t>弗2:15</w:t>
+        </w:r>
+      </w:hyperlink>
+      <w:r>
+        <w:rPr>
+          <w:lang w:val="zh_TW" w:bidi="zh_TW"/>
+        </w:rPr>
+        <w:t>）。彼得也用同樣的意思說，耶穌「按著肉體」被治死（</w:t>
+      </w:r>
+      <w:hyperlink r:id="rId41">
+        <w:r>
+          <w:rPr>
+            <w:lang w:val="zh_TW" w:bidi="zh_TW"/>
+          </w:rPr>
+          <w:rPr>
+            <w:color w:val="0000EE"/>
+            <w:u w:val="single"/>
+          </w:rPr>
+          <w:t>彼前3:18</w:t>
+        </w:r>
+      </w:hyperlink>
+      <w:r>
+        <w:rPr>
+          <w:lang w:val="zh_TW" w:bidi="zh_TW"/>
+        </w:rPr>
+        <w:t>）。約翰也這樣說：「耶穌基督是成了肉身來的」（</w:t>
+      </w:r>
+      <w:hyperlink r:id="rId42">
+        <w:r>
+          <w:rPr>
+            <w:lang w:val="zh_TW" w:bidi="zh_TW"/>
+          </w:rPr>
+          <w:rPr>
+            <w:color w:val="0000EE"/>
+            <w:u w:val="single"/>
+          </w:rPr>
+          <w:t>約一4:2</w:t>
+        </w:r>
+      </w:hyperlink>
+      <w:r>
+        <w:rPr>
+          <w:lang w:val="zh_TW" w:bidi="zh_TW"/>
+        </w:rPr>
+        <w:t>）。這種用法最明顯地體現在約翰福音的宣告：「道成了肉身，住在我們中間」（</w:t>
+      </w:r>
+      <w:hyperlink r:id="rId43">
+        <w:r>
+          <w:rPr>
+            <w:lang w:val="zh_TW" w:bidi="zh_TW"/>
+          </w:rPr>
+          <w:rPr>
+            <w:color w:val="0000EE"/>
+            <w:u w:val="single"/>
+          </w:rPr>
+          <w:t>約1:14</w:t>
+        </w:r>
+      </w:hyperlink>
+      <w:r>
+        <w:rPr>
+          <w:lang w:val="zh_TW" w:bidi="zh_TW"/>
+        </w:rPr>
+        <w:t>）。</w:t>
+      </w:r>
+    </w:p>
+    <w:p>
+      <w:pPr>
+        <w:pStyle w:val="Heading4"/>
+      </w:pPr>
+      <w:r>
+        <w:rPr>
+          <w:lang w:val="zh_TW" w:bidi="zh_TW"/>
+        </w:rPr>
+        <w:t>肉體作為外在呈現上的人類存在</w:t>
+      </w:r>
+    </w:p>
+    <w:p>
+      <w:pPr/>
+      <w:r>
+        <w:rPr>
+          <w:lang w:val="zh_TW" w:bidi="zh_TW"/>
+        </w:rPr>
+      </w:r>
+      <w:r>
+        <w:rPr>
+          <w:lang w:val="zh_TW" w:bidi="zh_TW"/>
+        </w:rPr>
+        <w:t>「肉體」的含義也超越了人的肉身生命，並包括對人類存在至關重要的其它層面。因此，「靠著肉體」（</w:t>
+      </w:r>
+      <w:hyperlink r:id="rId44">
+        <w:r>
+          <w:rPr>
+            <w:lang w:val="zh_TW" w:bidi="zh_TW"/>
+          </w:rPr>
+          <w:rPr>
+            <w:color w:val="0000EE"/>
+            <w:u w:val="single"/>
+          </w:rPr>
+          <w:t>腓3:3</w:t>
+        </w:r>
+      </w:hyperlink>
+      <w:r>
+        <w:rPr>
+          <w:lang w:val="zh_TW" w:bidi="zh_TW"/>
+        </w:rPr>
+        <w:t>）並不是指倚靠身體，而是指倚靠整個屬於人外在存在領域的各種因素。這包括保羅的猶太血統、他嚴謹的宗教訓練、他的熱心，以及他在猶太宗教界中的地位。「憑著肉體自誇」（</w:t>
+      </w:r>
+      <w:hyperlink r:id="rId45">
+        <w:r>
+          <w:rPr>
+            <w:lang w:val="zh_TW" w:bidi="zh_TW"/>
+          </w:rPr>
+          <w:rPr>
+            <w:color w:val="0000EE"/>
+            <w:u w:val="single"/>
+          </w:rPr>
+          <w:t>林後11:18</w:t>
+        </w:r>
+      </w:hyperlink>
+      <w:r>
+        <w:rPr>
+          <w:lang w:val="zh_TW" w:bidi="zh_TW"/>
+        </w:rPr>
+        <w:t>，譯註：和合本譯為：憑著血氣自誇）這個片語在某些譯本中譯為「憑著他們的人類成就自誇」。在「肉體」中有外貌的體面幾乎等同於在世上有顯赫的地位（</w:t>
+      </w:r>
+      <w:hyperlink r:id="rId46">
+        <w:r>
+          <w:rPr>
+            <w:lang w:val="zh_TW" w:bidi="zh_TW"/>
+          </w:rPr>
+          <w:rPr>
+            <w:color w:val="0000EE"/>
+            <w:u w:val="single"/>
+          </w:rPr>
+          <w:t>加6:11–14</w:t>
+        </w:r>
+      </w:hyperlink>
+      <w:r>
+        <w:rPr>
+          <w:lang w:val="zh_TW" w:bidi="zh_TW"/>
+        </w:rPr>
+        <w:t>）。那些主張行割禮的猶太派基督徒堅持此舉，是為了在人看來能有宗教上的成就感，從而找到誇口的理由。但這些外在的區別與誇口的根據對保羅已不再有吸引力，因為在他眼中，世界已如同釘在十字架上，而他自己對世界也同樣如此。</w:t>
+      </w:r>
+    </w:p>
+    <w:p>
+      <w:pPr/>
+      <w:r>
+        <w:rPr>
+          <w:lang w:val="zh_TW" w:bidi="zh_TW"/>
+        </w:rPr>
+      </w:r>
+      <w:r>
+        <w:rPr>
+          <w:lang w:val="zh_TW" w:bidi="zh_TW"/>
+        </w:rPr>
+        <w:t>「肉體」一詞也可用來指外在人際關係，例如形容僕人與主人之間的社會關係（</w:t>
+      </w:r>
+      <w:hyperlink r:id="rId47">
+        <w:r>
+          <w:rPr>
+            <w:lang w:val="zh_TW" w:bidi="zh_TW"/>
+          </w:rPr>
+          <w:rPr>
+            <w:color w:val="0000EE"/>
+            <w:u w:val="single"/>
+          </w:rPr>
+          <w:t>弗6:5</w:t>
+        </w:r>
+      </w:hyperlink>
+      <w:r>
+        <w:rPr>
+          <w:lang w:val="zh_TW" w:bidi="zh_TW"/>
+        </w:rPr>
+        <w:t>；</w:t>
+      </w:r>
+      <w:hyperlink r:id="rId48">
+        <w:r>
+          <w:rPr>
+            <w:lang w:val="zh_TW" w:bidi="zh_TW"/>
+          </w:rPr>
+          <w:rPr>
+            <w:color w:val="0000EE"/>
+            <w:u w:val="single"/>
+          </w:rPr>
+          <w:t>西3:22</w:t>
+        </w:r>
+      </w:hyperlink>
+      <w:r>
+        <w:rPr>
+          <w:lang w:val="zh_TW" w:bidi="zh_TW"/>
+        </w:rPr>
+        <w:t>；</w:t>
+      </w:r>
+      <w:hyperlink r:id="rId49">
+        <w:r>
+          <w:rPr>
+            <w:lang w:val="zh_TW" w:bidi="zh_TW"/>
+          </w:rPr>
+          <w:rPr>
+            <w:color w:val="0000EE"/>
+            <w:u w:val="single"/>
+          </w:rPr>
+          <w:t>門1:16</w:t>
+        </w:r>
+      </w:hyperlink>
+      <w:r>
+        <w:rPr>
+          <w:lang w:val="zh_TW" w:bidi="zh_TW"/>
+        </w:rPr>
+        <w:t>）。「在肉體中」也可用來描述婚姻關係的領域，這其中涉及一些困難的問題（</w:t>
+      </w:r>
+      <w:hyperlink r:id="rId50">
+        <w:r>
+          <w:rPr>
+            <w:lang w:val="zh_TW" w:bidi="zh_TW"/>
+          </w:rPr>
+          <w:rPr>
+            <w:color w:val="0000EE"/>
+            <w:u w:val="single"/>
+          </w:rPr>
+          <w:t>林前7:28</w:t>
+        </w:r>
+      </w:hyperlink>
+      <w:r>
+        <w:rPr>
+          <w:lang w:val="zh_TW" w:bidi="zh_TW"/>
+        </w:rPr>
+        <w:t>）。</w:t>
+      </w:r>
+    </w:p>
+    <w:p>
+      <w:pPr/>
+      <w:r>
+        <w:rPr>
+          <w:lang w:val="zh_TW" w:bidi="zh_TW"/>
+        </w:rPr>
+      </w:r>
+      <w:r>
+        <w:rPr>
+          <w:lang w:val="zh_TW" w:bidi="zh_TW"/>
+        </w:rPr>
+        <w:t>這種用法有助於理解一處原本難解的經文：「所以，我們從今以後，不憑著外貌認人了。雖然憑著外貌認過基督，如今卻不再這樣認他了」（</w:t>
+      </w:r>
+      <w:hyperlink r:id="rId51">
+        <w:r>
+          <w:rPr>
+            <w:lang w:val="zh_TW" w:bidi="zh_TW"/>
+          </w:rPr>
+          <w:rPr>
+            <w:color w:val="0000EE"/>
+            <w:u w:val="single"/>
+          </w:rPr>
+          <w:t>林後5:16</w:t>
+        </w:r>
+      </w:hyperlink>
+      <w:r>
+        <w:rPr>
+          <w:lang w:val="zh_TW" w:bidi="zh_TW"/>
+        </w:rPr>
+        <w:t>）。有英文譯本將其中的片語譯為「按人的觀點（from a human point of view）」，這樣的翻譯是正確的。這節經文的意思並不是說保羅曾在耶路撒冷聽過或見過耶穌，並因此「憑著肉體」（譯註：和合本譯為「憑著外貌」）認識祂。「憑著肉體」修飾的是「認」這個動詞，而不是「基督」這個名詞。保羅在歸信以前，「憑著肉體」認識人，也就是按世俗、人性的標準來判斷人。按「肉體」認識基督，就是以純粹人類的眼光看待祂。作為一個猶太人，保羅當時認為耶穌只是一個自以為是的彌賽亞假冒者。根據猶太人的觀念，彌賽亞應當作為大衛的王在地上掌權，拯救以色列民，並懲罰被厭惡的外邦人。然而，保羅放棄了這種錯誤的人性看法，轉而真正認識基督——那位成為肉身的神的兒子，是一切信祂之人的救主。成為基督徒之後，保羅不再憑著肉體來判斷別人。</w:t>
+      </w:r>
+    </w:p>
+    <w:p>
+      <w:pPr>
+        <w:pStyle w:val="Heading4"/>
+      </w:pPr>
+      <w:r>
+        <w:rPr>
+          <w:lang w:val="zh_TW" w:bidi="zh_TW"/>
+        </w:rPr>
+        <w:t>肉體作為墮落的人性</w:t>
+      </w:r>
+    </w:p>
+    <w:p>
+      <w:pPr/>
+      <w:r>
+        <w:rPr>
+          <w:lang w:val="zh_TW" w:bidi="zh_TW"/>
+        </w:rPr>
+      </w:r>
+      <w:r>
+        <w:rPr>
+          <w:lang w:val="zh_TW" w:bidi="zh_TW"/>
+        </w:rPr>
+        <w:t>當保羅說「血肉之體不能承受神的國」（</w:t>
+      </w:r>
+      <w:hyperlink r:id="rId29">
+        <w:r>
+          <w:rPr>
+            <w:lang w:val="zh_TW" w:bidi="zh_TW"/>
+          </w:rPr>
+          <w:rPr>
+            <w:color w:val="0000EE"/>
+            <w:u w:val="single"/>
+          </w:rPr>
+          <w:t>林前15:50</w:t>
+        </w:r>
+      </w:hyperlink>
+      <w:r>
+        <w:rPr>
+          <w:lang w:val="zh_TW" w:bidi="zh_TW"/>
+        </w:rPr>
+        <w:t>）時，他的意思並不是說人無法承受神的國，而是說墮落的人性無法承受；正如後一句所說：「必朽壞的不能承受不朽壞的。」軟弱、墮落、會朽壞的身體不能承受神的國，必須經歷改變，「這必朽壞的總要變成不朽壞的，這必死的總要變成不死的」（</w:t>
+      </w:r>
+      <w:hyperlink r:id="rId52">
+        <w:r>
+          <w:rPr>
+            <w:lang w:val="zh_TW" w:bidi="zh_TW"/>
+          </w:rPr>
+          <w:rPr>
+            <w:color w:val="0000EE"/>
+            <w:u w:val="single"/>
+          </w:rPr>
+          <w:t>林前15:53</w:t>
+        </w:r>
+      </w:hyperlink>
+      <w:r>
+        <w:rPr>
+          <w:lang w:val="zh_TW" w:bidi="zh_TW"/>
+        </w:rPr>
+        <w:t>）。這並不是靈魂或心靈的得救，而是將一種身體轉換成另一種，能夠承受神最終榮耀國度的身體。</w:t>
+      </w:r>
+    </w:p>
+    <w:p>
+      <w:pPr/>
+      <w:r>
+        <w:rPr>
+          <w:lang w:val="zh_TW" w:bidi="zh_TW"/>
+        </w:rPr>
+      </w:r>
+      <w:r>
+        <w:rPr>
+          <w:lang w:val="zh_TW" w:bidi="zh_TW"/>
+        </w:rPr>
+        <w:t>當彼得承認耶穌的彌賽亞身分時，耶穌回答說：「這不是屬血肉的指示你的，乃是我在天上的父指示的」（</w:t>
+      </w:r>
+      <w:hyperlink r:id="rId53">
+        <w:r>
+          <w:rPr>
+            <w:lang w:val="zh_TW" w:bidi="zh_TW"/>
+          </w:rPr>
+          <w:rPr>
+            <w:color w:val="0000EE"/>
+            <w:u w:val="single"/>
+          </w:rPr>
+          <w:t>太16:17</w:t>
+        </w:r>
+      </w:hyperlink>
+      <w:r>
+        <w:rPr>
+          <w:lang w:val="zh_TW" w:bidi="zh_TW"/>
+        </w:rPr>
+        <w:t>）。這節經文的意思很清楚：對耶穌彌賽亞身分的認識並非人理性的推論，而是唯有藉著神的啟示才能得著的真知識。</w:t>
+      </w:r>
+    </w:p>
+    <w:p>
+      <w:pPr>
+        <w:pStyle w:val="Heading4"/>
+      </w:pPr>
+      <w:r>
+        <w:rPr>
+          <w:lang w:val="zh_TW" w:bidi="zh_TW"/>
+        </w:rPr>
+        <w:t>肉體作為罪惡的人性</w:t>
+      </w:r>
+    </w:p>
+    <w:p>
+      <w:pPr/>
+      <w:r>
+        <w:rPr>
+          <w:lang w:val="zh_TW" w:bidi="zh_TW"/>
+        </w:rPr>
+      </w:r>
+      <w:r>
+        <w:rPr>
+          <w:lang w:val="zh_TW" w:bidi="zh_TW"/>
+        </w:rPr>
+        <w:t>還有一組帶有明顯保羅風格的倫理用法。其中最重要的特點是：人在神面前不僅被看為墮落與軟弱的，同時也是墮落並帶有罪性的。肉體在這裡與被神的靈更新的人的靈相對，若沒有聖靈的幫助，人就不能討神喜悅。最生動的例子出現在</w:t>
+      </w:r>
+      <w:hyperlink r:id="rId54">
+        <w:r>
+          <w:rPr>
+            <w:lang w:val="zh_TW" w:bidi="zh_TW"/>
+          </w:rPr>
+          <w:rPr>
+            <w:color w:val="0000EE"/>
+            <w:u w:val="single"/>
+          </w:rPr>
+          <w:t>羅馬書八章</w:t>
+        </w:r>
+      </w:hyperlink>
+      <w:r>
+        <w:rPr>
+          <w:lang w:val="zh_TW" w:bidi="zh_TW"/>
+        </w:rPr>
+        <w:t>的第一部分，保羅在那裡明確對比「在肉體裡」的人和「在聖靈裡」的人。「在聖靈裡」並不是指進入一種入神（ecstasy）的狀態，而是指一個人生活在由神的靈所掌管的屬靈範圍中。「在肉體裡」的人，也就是未重生的人，不能討神喜悅。這裡有兩個彼此對立、互不相容的領域：「在肉體裡」與「在聖靈裡」。而「在聖靈裡」意味著有神的聖靈內住，也就是成為一個重生的人。</w:t>
+      </w:r>
+    </w:p>
+    <w:p>
+      <w:pPr/>
+      <w:r>
+        <w:rPr>
+          <w:lang w:val="zh_TW" w:bidi="zh_TW"/>
+        </w:rPr>
+      </w:r>
+      <w:r>
+        <w:rPr>
+          <w:lang w:val="zh_TW" w:bidi="zh_TW"/>
+        </w:rPr>
+        <w:t>在</w:t>
+      </w:r>
+      <w:hyperlink r:id="rId55">
+        <w:r>
+          <w:rPr>
+            <w:lang w:val="zh_TW" w:bidi="zh_TW"/>
+          </w:rPr>
+          <w:rPr>
+            <w:color w:val="0000EE"/>
+            <w:u w:val="single"/>
+          </w:rPr>
+          <w:t>羅馬書七至八章</w:t>
+        </w:r>
+      </w:hyperlink>
+      <w:r>
+        <w:rPr>
+          <w:lang w:val="zh_TW" w:bidi="zh_TW"/>
+        </w:rPr>
+        <w:t>中，保羅清楚指出，未重生的人無法按著神的要求去愛祂、事奉祂，因此不能討祂喜悅。律法也無法使人真正成為義人，因為肉體是軟弱的（</w:t>
+      </w:r>
+      <w:hyperlink r:id="rId56">
+        <w:r>
+          <w:rPr>
+            <w:lang w:val="zh_TW" w:bidi="zh_TW"/>
+          </w:rPr>
+          <w:rPr>
+            <w:color w:val="0000EE"/>
+            <w:u w:val="single"/>
+          </w:rPr>
+          <w:t>8:2</w:t>
+        </w:r>
+      </w:hyperlink>
+      <w:r>
+        <w:rPr>
+          <w:lang w:val="zh_TW" w:bidi="zh_TW"/>
+        </w:rPr>
+        <w:t>）。體貼肉體的就是死，體貼聖靈的乃是生命（</w:t>
+      </w:r>
+      <w:hyperlink r:id="rId57">
+        <w:r>
+          <w:rPr>
+            <w:lang w:val="zh_TW" w:bidi="zh_TW"/>
+          </w:rPr>
+          <w:rPr>
+            <w:color w:val="0000EE"/>
+            <w:u w:val="single"/>
+          </w:rPr>
+          <w:t>8:6</w:t>
+        </w:r>
+      </w:hyperlink>
+      <w:r>
+        <w:rPr>
+          <w:lang w:val="zh_TW" w:bidi="zh_TW"/>
+        </w:rPr>
+        <w:t>）。保羅在別處說：「我也知道，在我裡頭，就是我肉體之中，沒有良善」（</w:t>
+      </w:r>
+      <w:hyperlink r:id="rId58">
+        <w:r>
+          <w:rPr>
+            <w:lang w:val="zh_TW" w:bidi="zh_TW"/>
+          </w:rPr>
+          <w:rPr>
+            <w:color w:val="0000EE"/>
+            <w:u w:val="single"/>
+          </w:rPr>
+          <w:t>7:18</w:t>
+        </w:r>
+      </w:hyperlink>
+      <w:r>
+        <w:rPr>
+          <w:lang w:val="zh_TW" w:bidi="zh_TW"/>
+        </w:rPr>
+        <w:t>）。這裡的「肉體」並不是指人的身體，因為人的身體是聖靈的殿（</w:t>
+      </w:r>
+      <w:hyperlink r:id="rId59">
+        <w:r>
+          <w:rPr>
+            <w:lang w:val="zh_TW" w:bidi="zh_TW"/>
+          </w:rPr>
+          <w:rPr>
+            <w:color w:val="0000EE"/>
+            <w:u w:val="single"/>
+          </w:rPr>
+          <w:t>林前6:19</w:t>
+        </w:r>
+      </w:hyperlink>
+      <w:r>
+        <w:rPr>
+          <w:lang w:val="zh_TW" w:bidi="zh_TW"/>
+        </w:rPr>
+        <w:t>），是基督的肢體（</w:t>
+      </w:r>
+      <w:hyperlink r:id="rId60">
+        <w:r>
+          <w:rPr>
+            <w:lang w:val="zh_TW" w:bidi="zh_TW"/>
+          </w:rPr>
+          <w:rPr>
+            <w:color w:val="0000EE"/>
+            <w:u w:val="single"/>
+          </w:rPr>
+          <w:t>6:15</w:t>
+        </w:r>
+      </w:hyperlink>
+      <w:r>
+        <w:rPr>
+          <w:lang w:val="zh_TW" w:bidi="zh_TW"/>
+        </w:rPr>
+        <w:t>），並且應當成為榮耀神的器皿（</w:t>
+      </w:r>
+      <w:hyperlink r:id="rId61">
+        <w:r>
+          <w:rPr>
+            <w:lang w:val="zh_TW" w:bidi="zh_TW"/>
+          </w:rPr>
+          <w:rPr>
+            <w:color w:val="0000EE"/>
+            <w:u w:val="single"/>
+          </w:rPr>
+          <w:t>6:20</w:t>
+        </w:r>
+      </w:hyperlink>
+      <w:r>
+        <w:rPr>
+          <w:lang w:val="zh_TW" w:bidi="zh_TW"/>
+        </w:rPr>
+        <w:t>）。因此，保羅所指的「肉體」，乃是指那未重生的本性，在其中並沒有神所要求的良善。</w:t>
+      </w:r>
+    </w:p>
+    <w:p>
+      <w:pPr/>
+      <w:r>
+        <w:rPr>
+          <w:lang w:val="zh_TW" w:bidi="zh_TW"/>
+        </w:rPr>
+      </w:r>
+      <w:r>
+        <w:rPr>
+          <w:lang w:val="zh_TW" w:bidi="zh_TW"/>
+        </w:rPr>
+        <w:t>雖然保羅鮮明地對比了「在肉體裡」（指未重生）與「在聖靈裡」（指已重生）的差異，但當一個人重生、進入「在聖靈裡」的狀態時，他就不再「在肉體裡」，然而肉體仍在他裡面。事實上，信徒內裡仍存在著肉體與聖靈之間的爭戰。保羅對那些「在聖靈裡」的人說：「因為情慾和聖靈相爭， 聖靈和情慾相爭，這兩個是彼此相敵，使你們不能做所願意做的」（</w:t>
+      </w:r>
+      <w:hyperlink r:id="rId62">
+        <w:r>
+          <w:rPr>
+            <w:lang w:val="zh_TW" w:bidi="zh_TW"/>
+          </w:rPr>
+          <w:rPr>
+            <w:color w:val="0000EE"/>
+            <w:u w:val="single"/>
+          </w:rPr>
+          <w:t>加5:17</w:t>
+        </w:r>
+      </w:hyperlink>
+      <w:r>
+        <w:rPr>
+          <w:lang w:val="zh_TW" w:bidi="zh_TW"/>
+        </w:rPr>
+        <w:t>）。由於基督徒的生活是這兩種對立原則之間的戰場，人就不可能成為自己所期望的那樣完全。</w:t>
+      </w:r>
+    </w:p>
+    <w:p>
+      <w:pPr/>
+      <w:r>
+        <w:rPr>
+          <w:lang w:val="zh_TW" w:bidi="zh_TW"/>
+        </w:rPr>
+      </w:r>
+      <w:r>
+        <w:rPr>
+          <w:lang w:val="zh_TW" w:bidi="zh_TW"/>
+        </w:rPr>
+        <w:t>同樣的情況也出現在</w:t>
+      </w:r>
+      <w:hyperlink r:id="rId63">
+        <w:r>
+          <w:rPr>
+            <w:lang w:val="zh_TW" w:bidi="zh_TW"/>
+          </w:rPr>
+          <w:rPr>
+            <w:color w:val="0000EE"/>
+            <w:u w:val="single"/>
+          </w:rPr>
+          <w:t>哥林多前書二章14節至三章3節</w:t>
+        </w:r>
+      </w:hyperlink>
+      <w:r>
+        <w:rPr>
+          <w:lang w:val="zh_TW" w:bidi="zh_TW"/>
+        </w:rPr>
+        <w:t>，保羅在那裡將人分為三類：「屬血氣的」（</w:t>
+      </w:r>
+      <w:hyperlink r:id="rId64">
+        <w:r>
+          <w:rPr>
+            <w:lang w:val="zh_TW" w:bidi="zh_TW"/>
+          </w:rPr>
+          <w:rPr>
+            <w:color w:val="0000EE"/>
+            <w:u w:val="single"/>
+          </w:rPr>
+          <w:t>2:14</w:t>
+        </w:r>
+      </w:hyperlink>
+      <w:r>
+        <w:rPr>
+          <w:lang w:val="zh_TW" w:bidi="zh_TW"/>
+        </w:rPr>
+        <w:t>），「屬肉體」，即屬肉體的人（</w:t>
+      </w:r>
+      <w:hyperlink r:id="rId65">
+        <w:r>
+          <w:rPr>
+            <w:lang w:val="zh_TW" w:bidi="zh_TW"/>
+          </w:rPr>
+          <w:rPr>
+            <w:color w:val="0000EE"/>
+            <w:u w:val="single"/>
+          </w:rPr>
+          <w:t>3:1、3</w:t>
+        </w:r>
+      </w:hyperlink>
+      <w:r>
+        <w:rPr>
+          <w:lang w:val="zh_TW" w:bidi="zh_TW"/>
+        </w:rPr>
+        <w:t>），以及「屬靈的」（</w:t>
+      </w:r>
+      <w:hyperlink r:id="rId66">
+        <w:r>
+          <w:rPr>
+            <w:lang w:val="zh_TW" w:bidi="zh_TW"/>
+          </w:rPr>
+          <w:rPr>
+            <w:color w:val="0000EE"/>
+            <w:u w:val="single"/>
+          </w:rPr>
+          <w:t>3:1</w:t>
+        </w:r>
+      </w:hyperlink>
+      <w:r>
+        <w:rPr>
+          <w:lang w:val="zh_TW" w:bidi="zh_TW"/>
+        </w:rPr>
+        <w:t>）。「屬血氣的人」指尚未重生的人；那些「屬肉體」的人（</w:t>
+      </w:r>
+      <w:hyperlink r:id="rId67">
+        <w:r>
+          <w:rPr>
+            <w:lang w:val="zh_TW" w:bidi="zh_TW"/>
+          </w:rPr>
+          <w:rPr>
+            <w:color w:val="0000EE"/>
+            <w:u w:val="single"/>
+          </w:rPr>
+          <w:t>羅8:9</w:t>
+        </w:r>
+      </w:hyperlink>
+      <w:r>
+        <w:rPr>
+          <w:lang w:val="zh_TW" w:bidi="zh_TW"/>
+        </w:rPr>
+        <w:t>），一生都停留在人的層面上，因此無法明白屬神的事。「屬靈的」則是生命受神的靈掌管的人，他們的生活中顯明出聖靈的果子（</w:t>
+      </w:r>
+      <w:hyperlink r:id="rId68">
+        <w:r>
+          <w:rPr>
+            <w:lang w:val="zh_TW" w:bidi="zh_TW"/>
+          </w:rPr>
+          <w:rPr>
+            <w:color w:val="0000EE"/>
+            <w:u w:val="single"/>
+          </w:rPr>
+          <w:t>加5:22–23</w:t>
+        </w:r>
+      </w:hyperlink>
+      <w:r>
+        <w:rPr>
+          <w:lang w:val="zh_TW" w:bidi="zh_TW"/>
+        </w:rPr>
+        <w:t>）。在這兩類人之間，還有第三類——「屬肉體」，也就是在基督裡的嬰孩。他們既然「在基督裡」，就必然「在聖靈裡」，但他們的生活卻未能「順著聖靈而行」。由於他們是屬靈生命尚幼的信徒，雖然神的靈住在他們裡面，但聖靈並未能完全掌權，他們仍然「照著世人的樣子行」（</w:t>
+      </w:r>
+      <w:hyperlink r:id="rId69">
+        <w:r>
+          <w:rPr>
+            <w:lang w:val="zh_TW" w:bidi="zh_TW"/>
+          </w:rPr>
+          <w:rPr>
+            <w:color w:val="0000EE"/>
+            <w:u w:val="single"/>
+          </w:rPr>
+          <w:t>林前3:3</w:t>
+        </w:r>
+      </w:hyperlink>
+      <w:r>
+        <w:rPr>
+          <w:lang w:val="zh_TW" w:bidi="zh_TW"/>
+        </w:rPr>
+        <w:t>），在嫉妒與紛爭中顯出屬肉體的行為。</w:t>
+      </w:r>
+    </w:p>
+    <w:p>
+      <w:pPr>
+        <w:pStyle w:val="Heading4"/>
+      </w:pPr>
+      <w:r>
+        <w:rPr>
+          <w:lang w:val="zh_TW" w:bidi="zh_TW"/>
+        </w:rPr>
+        <w:t>肉體的行為</w:t>
+      </w:r>
+    </w:p>
+    <w:p>
+      <w:pPr/>
+      <w:r>
+        <w:rPr>
+          <w:lang w:val="zh_TW" w:bidi="zh_TW"/>
+        </w:rPr>
+      </w:r>
+      <w:r>
+        <w:rPr>
+          <w:lang w:val="zh_TW" w:bidi="zh_TW"/>
+        </w:rPr>
+        <w:t>在</w:t>
+      </w:r>
+      <w:hyperlink r:id="rId70">
+        <w:r>
+          <w:rPr>
+            <w:lang w:val="zh_TW" w:bidi="zh_TW"/>
+          </w:rPr>
+          <w:rPr>
+            <w:color w:val="0000EE"/>
+            <w:u w:val="single"/>
+          </w:rPr>
+          <w:t>加拉太書五章19至23節</w:t>
+        </w:r>
+      </w:hyperlink>
+      <w:r>
+        <w:rPr>
+          <w:lang w:val="zh_TW" w:bidi="zh_TW"/>
+        </w:rPr>
+        <w:t>中，保羅對比屬肉體的生活與屬聖靈的生活：「情慾的事都是顯而易見的，就如姦淫、污穢、邪蕩、拜偶像、邪術、仇恨、爭競、忌恨、惱怒、結黨、紛爭、異端、嫉妒、醉酒、荒宴等類」（</w:t>
+      </w:r>
+      <w:hyperlink r:id="rId71">
+        <w:r>
+          <w:rPr>
+            <w:lang w:val="zh_TW" w:bidi="zh_TW"/>
+          </w:rPr>
+          <w:rPr>
+            <w:color w:val="0000EE"/>
+            <w:u w:val="single"/>
+          </w:rPr>
+          <w:t>加5:19–21</w:t>
+        </w:r>
+      </w:hyperlink>
+      <w:r>
+        <w:rPr>
+          <w:lang w:val="zh_TW" w:bidi="zh_TW"/>
+        </w:rPr>
+        <w:t>）。這份清單中值得注意的是，其中有些罪與肉身及性慾有關，但也有屬宗教的罪（如拜偶像、行邪術）。此外，還有一些是屬「心靈」或性情上的罪，如仇恨、爭競、嫉妒、惱怒、紛爭。「結黨」與「異端」這兩個字詞在此並非指神學上的錯謬，而是指分裂、對立的心態。這清楚證明，對保羅而言，「肉體」並非單指身體，而是包括整個人——連同其內在的態度與性情。</w:t>
+      </w:r>
+    </w:p>
+    <w:p>
+      <w:pPr>
+        <w:pStyle w:val="Heading4"/>
+      </w:pPr>
+      <w:r>
+        <w:rPr>
+          <w:lang w:val="zh_TW" w:bidi="zh_TW"/>
+        </w:rPr>
+        <w:t>勝過肉體</w:t>
+      </w:r>
+    </w:p>
+    <w:p>
+      <w:pPr/>
+      <w:r>
+        <w:rPr>
+          <w:lang w:val="zh_TW" w:bidi="zh_TW"/>
+        </w:rPr>
+      </w:r>
+      <w:r>
+        <w:rPr>
+          <w:lang w:val="zh_TW" w:bidi="zh_TW"/>
+        </w:rPr>
+        <w:t>雖然信徒內在仍存在聖靈與肉體的爭戰，但保羅指出，聖靈有得勝之道。就身體而言，「肉體」是在成聖的範圍之內（</w:t>
+      </w:r>
+      <w:hyperlink r:id="rId72">
+        <w:r>
+          <w:rPr>
+            <w:lang w:val="zh_TW" w:bidi="zh_TW"/>
+          </w:rPr>
+          <w:rPr>
+            <w:color w:val="0000EE"/>
+            <w:u w:val="single"/>
+          </w:rPr>
+          <w:t>帖前5:23</w:t>
+        </w:r>
+      </w:hyperlink>
+      <w:r>
+        <w:rPr>
+          <w:lang w:val="zh_TW" w:bidi="zh_TW"/>
+        </w:rPr>
+        <w:t>），但就未重生的人性而言，這樣的肉體只能被治死。</w:t>
+      </w:r>
+    </w:p>
+    <w:p>
+      <w:pPr/>
+      <w:r>
+        <w:rPr>
+          <w:lang w:val="zh_TW" w:bidi="zh_TW"/>
+        </w:rPr>
+      </w:r>
+      <w:r>
+        <w:rPr>
+          <w:lang w:val="zh_TW" w:bidi="zh_TW"/>
+        </w:rPr>
+        <w:t>這就是所謂客觀與主觀之間的張力。因為在基督裡已經發生了一些事（客觀的事實），因此必然會產生一些屬靈的結果（主觀的經歷）。依據保羅的觀點，「肉體」已經在基督的死中被治死。凡屬基督的人，已經把肉體連同邪情私慾同釘在十字架上（</w:t>
+      </w:r>
+      <w:hyperlink r:id="rId73">
+        <w:r>
+          <w:rPr>
+            <w:lang w:val="zh_TW" w:bidi="zh_TW"/>
+          </w:rPr>
+          <w:rPr>
+            <w:color w:val="0000EE"/>
+            <w:u w:val="single"/>
+          </w:rPr>
+          <w:t>加5:24</w:t>
+        </w:r>
+      </w:hyperlink>
+      <w:r>
+        <w:rPr>
+          <w:lang w:val="zh_TW" w:bidi="zh_TW"/>
+        </w:rPr>
+        <w:t>）。保羅在別處也說：「我已經與基督同釘十字架」（</w:t>
+      </w:r>
+      <w:hyperlink r:id="rId39">
+        <w:r>
+          <w:rPr>
+            <w:lang w:val="zh_TW" w:bidi="zh_TW"/>
+          </w:rPr>
+          <w:rPr>
+            <w:color w:val="0000EE"/>
+            <w:u w:val="single"/>
+          </w:rPr>
+          <w:t>2:20</w:t>
+        </w:r>
+      </w:hyperlink>
+      <w:r>
+        <w:rPr>
+          <w:lang w:val="zh_TW" w:bidi="zh_TW"/>
+        </w:rPr>
+        <w:t>），又說：「我們的舊人和他同釘十字架」（</w:t>
+      </w:r>
+      <w:hyperlink r:id="rId74">
+        <w:r>
+          <w:rPr>
+            <w:lang w:val="zh_TW" w:bidi="zh_TW"/>
+          </w:rPr>
+          <w:rPr>
+            <w:color w:val="0000EE"/>
+            <w:u w:val="single"/>
+          </w:rPr>
+          <w:t>羅6:6</w:t>
+        </w:r>
+      </w:hyperlink>
+      <w:r>
+        <w:rPr>
+          <w:lang w:val="zh_TW" w:bidi="zh_TW"/>
+        </w:rPr>
+        <w:t>）。這些經文顯明，「肉體」與「舊人」在某種意義上是相同的。這種相同的概念也在保羅有關「同釘十字架」的教導中得到進一步印證，因為當保羅說「肉體同釘十字架」時，他的意思與他在羅馬書中所說的是一致的：「我們在罪上死了的人豈可仍在罪中活著呢？豈不知我們這受洗歸入基督耶穌的人是受洗歸入他的死嗎？所以，我們藉著洗禮歸入死，和他一同埋葬」（</w:t>
+      </w:r>
+      <w:hyperlink r:id="rId75">
+        <w:r>
+          <w:rPr>
+            <w:lang w:val="zh_TW" w:bidi="zh_TW"/>
+          </w:rPr>
+          <w:rPr>
+            <w:color w:val="0000EE"/>
+            <w:u w:val="single"/>
+          </w:rPr>
+          <w:t>1–4</w:t>
+        </w:r>
+      </w:hyperlink>
+      <w:r>
+        <w:rPr>
+          <w:lang w:val="zh_TW" w:bidi="zh_TW"/>
+        </w:rPr>
+        <w:t>節）。這表明我這個人親身在基督裡與祂同死。</w:t>
+      </w:r>
+    </w:p>
+    <w:p>
+      <w:pPr/>
+      <w:r>
+        <w:rPr>
+          <w:lang w:val="zh_TW" w:bidi="zh_TW"/>
+        </w:rPr>
+      </w:r>
+      <w:r>
+        <w:rPr>
+          <w:lang w:val="zh_TW" w:bidi="zh_TW"/>
+        </w:rPr>
+        <w:t>這種「肉體同釘十字架與同死」並非是自動發生的事，而是必須藉著信心而實際應用的真理。這涉及兩個方面：首先，信徒必須承認肉體已與基督同釘十字架。「這樣，你們向罪也當看自己是死的；向神在基督耶穌裡，卻當看自己是活的。」（</w:t>
+      </w:r>
+      <w:hyperlink r:id="rId76">
+        <w:r>
+          <w:rPr>
+            <w:lang w:val="zh_TW" w:bidi="zh_TW"/>
+          </w:rPr>
+          <w:rPr>
+            <w:color w:val="0000EE"/>
+            <w:u w:val="single"/>
+          </w:rPr>
+          <w:t>羅6:11</w:t>
+        </w:r>
+      </w:hyperlink>
+      <w:r>
+        <w:rPr>
+          <w:lang w:val="zh_TW" w:bidi="zh_TW"/>
+        </w:rPr>
+        <w:t>）。除非一個人確實已與基督同死、同釘十字架，他就不能真實地看自己「向罪是死的」。但既然這事在信主得救的那一刻已經發生，就可以在日常生活中實際活出來。那些與基督同死的人，應當「治死身體的惡行」（</w:t>
+      </w:r>
+      <w:hyperlink r:id="rId77">
+        <w:r>
+          <w:rPr>
+            <w:lang w:val="zh_TW" w:bidi="zh_TW"/>
+          </w:rPr>
+          <w:rPr>
+            <w:color w:val="0000EE"/>
+            <w:u w:val="single"/>
+          </w:rPr>
+          <w:t>8:13</w:t>
+        </w:r>
+      </w:hyperlink>
+      <w:r>
+        <w:rPr>
+          <w:lang w:val="zh_TW" w:bidi="zh_TW"/>
+        </w:rPr>
+        <w:t>）。這裡的「身體」是指「肉體」行事的工具，也就是那屬於未重生本性的感官生活。那些從死入生的人，應當把自己的肢體獻給神，作義的器具（</w:t>
+      </w:r>
+      <w:hyperlink r:id="rId78">
+        <w:r>
+          <w:rPr>
+            <w:lang w:val="zh_TW" w:bidi="zh_TW"/>
+          </w:rPr>
+          <w:rPr>
+            <w:color w:val="0000EE"/>
+            <w:u w:val="single"/>
+          </w:rPr>
+          <w:t>6:13</w:t>
+        </w:r>
+      </w:hyperlink>
+      <w:r>
+        <w:rPr>
+          <w:lang w:val="zh_TW" w:bidi="zh_TW"/>
+        </w:rPr>
+        <w:t>）。凡與基督同死的人，應當「治死」一切屬地的事——淫亂、污穢、貪婪等（</w:t>
+      </w:r>
+      <w:hyperlink r:id="rId79">
+        <w:r>
+          <w:rPr>
+            <w:lang w:val="zh_TW" w:bidi="zh_TW"/>
+          </w:rPr>
+          <w:rPr>
+            <w:color w:val="0000EE"/>
+            <w:u w:val="single"/>
+          </w:rPr>
+          <w:t>西3:5</w:t>
+        </w:r>
+      </w:hyperlink>
+      <w:r>
+        <w:rPr>
+          <w:lang w:val="zh_TW" w:bidi="zh_TW"/>
+        </w:rPr>
+        <w:t>）。既然已經脫去舊人、穿上新人，信徒就應當在生活中表現出憐憫、恩慈、謙卑等美德。</w:t>
+      </w:r>
+    </w:p>
+    <w:p>
+      <w:pPr/>
+      <w:r>
+        <w:rPr>
+          <w:lang w:val="zh_TW" w:bidi="zh_TW"/>
+        </w:rPr>
+      </w:r>
+      <w:r>
+        <w:rPr>
+          <w:lang w:val="zh_TW" w:bidi="zh_TW"/>
+        </w:rPr>
+        <w:t>勝過肉體，有時被形容為在聖靈裡行事。「你們當順著聖靈而行，就不放縱肉體的情慾了」（</w:t>
+      </w:r>
+      <w:hyperlink r:id="rId80">
+        <w:r>
+          <w:rPr>
+            <w:lang w:val="zh_TW" w:bidi="zh_TW"/>
+          </w:rPr>
+          <w:rPr>
+            <w:color w:val="0000EE"/>
+            <w:u w:val="single"/>
+          </w:rPr>
+          <w:t>加5:16</w:t>
+        </w:r>
+      </w:hyperlink>
+      <w:r>
+        <w:rPr>
+          <w:lang w:val="zh_TW" w:bidi="zh_TW"/>
+        </w:rPr>
+        <w:t>；參</w:t>
+      </w:r>
+      <w:hyperlink r:id="rId81">
+        <w:r>
+          <w:rPr>
+            <w:lang w:val="zh_TW" w:bidi="zh_TW"/>
+          </w:rPr>
+          <w:rPr>
+            <w:color w:val="0000EE"/>
+            <w:u w:val="single"/>
+          </w:rPr>
+          <w:t>羅8:4</w:t>
+        </w:r>
+      </w:hyperlink>
+      <w:r>
+        <w:rPr>
+          <w:lang w:val="zh_TW" w:bidi="zh_TW"/>
+        </w:rPr>
+        <w:t>）。順著聖靈而行的意思，就是在每一刻都讓聖靈掌管生命。</w:t>
+      </w:r>
+    </w:p>
+    <w:p>
+      <w:pPr/>
+      <w:r>
+        <w:rPr>
+          <w:lang w:val="zh_TW" w:bidi="zh_TW"/>
+        </w:rPr>
+      </w:r>
+      <w:r>
+        <w:rPr>
           <w:i/>
           <w:lang w:val="zh_TW" w:bidi="zh_TW"/>
         </w:rPr>
@@ -896,7 +1972,7 @@
         <w:rPr>
           <w:lang w:val="zh_TW" w:bidi="zh_TW"/>
         </w:rPr>
-        <w:t>亞伯拉罕</w:t>
+        <w:t>身體</w:t>
       </w:r>
       <w:r>
         <w:rPr>
@@ -908,31 +1984,7 @@
         <w:rPr>
           <w:lang w:val="zh_TW" w:bidi="zh_TW"/>
         </w:rPr>
-        <w:t>耶穌基督的家譜</w:t>
-      </w:r>
-      <w:r>
-        <w:rPr>
-          <w:lang w:val="zh_TW" w:bidi="zh_TW"/>
-        </w:rPr>
-        <w:t>；</w:t>
-      </w:r>
-      <w:r>
-        <w:rPr>
-          <w:lang w:val="zh_TW" w:bidi="zh_TW"/>
-        </w:rPr>
-        <w:t>列國</w:t>
-      </w:r>
-      <w:r>
-        <w:rPr>
-          <w:lang w:val="zh_TW" w:bidi="zh_TW"/>
-        </w:rPr>
-        <w:t>、</w:t>
-      </w:r>
-      <w:r>
-        <w:rPr>
-          <w:lang w:val="zh_TW" w:bidi="zh_TW"/>
-        </w:rPr>
-        <w:t>挪亞</w:t>
+        <w:t>罪</w:t>
       </w:r>
       <w:r>
         <w:rPr>
@@ -2840,12 +3892,6 @@
   </w:num>
   <w:num w:numId="13" w16cid:durableId="592781308">
     <w:abstractNumId w:val="11"/>
-  </w:num>
-  <w:num w:numId="14">
-    <w:abstractNumId w:val="3"/>
-    <w:lvlOverride w:ilvl="0">
-      <w:startOverride w:val="1"/>
-    </w:lvlOverride>
   </w:num>
   <w:numIdMacAtCleanup w:val="10"/>
 </w:numbering>

--- a/zht/docx/120.content.docx
+++ b/zht/docx/120.content.docx
@@ -149,7 +149,7 @@
         <w:rPr>
           <w:lang w:val="zh_TW" w:bidi="zh_TW"/>
         </w:rPr>
-        <w:t>rou</w:t>
+        <w:t>qi</w:t>
       </w:r>
       <w:r>
         <w:rPr>
@@ -212,7 +212,7 @@
         <w:rPr>
           <w:lang w:val="zh_TW" w:bidi="zh_TW"/>
         </w:rPr>
-        <w:t>肉體</w:t>
+        <w:t>乞丐</w:t>
       </w:r>
       <w:r>
         <w:rPr>
@@ -231,7 +231,1178 @@
         <w:rPr>
           <w:lang w:val="zh_TW" w:bidi="zh_TW"/>
         </w:rPr>
-        <w:t>身體：人類的肉身存在；人的整體生命；人屬肉體的本性。</w:t>
+        <w:t>一個尋求幫助的人，通常是金錢或食物，且通常依靠他人的施捨為生。</w:t>
+      </w:r>
+    </w:p>
+    <w:p>
+      <w:pPr/>
+      <w:r>
+        <w:rPr>
+          <w:lang w:val="zh_TW" w:bidi="zh_TW"/>
+        </w:rPr>
+      </w:r>
+      <w:r>
+        <w:rPr>
+          <w:lang w:val="zh_TW" w:bidi="zh_TW"/>
+        </w:rPr>
+        <w:t>聖經中很少使用「乞丐」這個詞。在舊約聖經中，希伯來文用「尋求」或「乞求」的詞語，或指「貧窮和需要幫助的人」。在新約聖經中，希臘文的詞語則描述那些「貧窮」或「悲慘」的人，以及那些「乞求更多」的人。</w:t>
+      </w:r>
+    </w:p>
+    <w:p>
+      <w:pPr/>
+      <w:r>
+        <w:rPr>
+          <w:lang w:val="zh_TW" w:bidi="zh_TW"/>
+        </w:rPr>
+      </w:r>
+      <w:r>
+        <w:rPr>
+          <w:lang w:val="zh_TW" w:bidi="zh_TW"/>
+        </w:rPr>
+        <w:t>在摩西時代，沒有人以乞討為生，這是因為律法確保窮人得到照顧。</w:t>
+      </w:r>
+    </w:p>
+    <w:p>
+      <w:pPr/>
+      <w:r>
+        <w:rPr>
+          <w:lang w:val="zh_TW" w:bidi="zh_TW"/>
+        </w:rPr>
+      </w:r>
+      <w:r>
+        <w:rPr>
+          <w:lang w:val="zh_TW" w:bidi="zh_TW"/>
+        </w:rPr>
+        <w:t>最早的律法要求要照顧窮人（</w:t>
+      </w:r>
+      <w:hyperlink r:id="rId13">
+        <w:r>
+          <w:rPr>
+            <w:lang w:val="zh_TW" w:bidi="zh_TW"/>
+          </w:rPr>
+          <w:rPr>
+            <w:color w:val="0000EE"/>
+            <w:u w:val="single"/>
+          </w:rPr>
+          <w:t>申15:11</w:t>
+        </w:r>
+      </w:hyperlink>
+      <w:r>
+        <w:rPr>
+          <w:lang w:val="zh_TW" w:bidi="zh_TW"/>
+        </w:rPr>
+        <w:t>）：</w:t>
+      </w:r>
+    </w:p>
+    <w:p>
+      <w:pPr>
+        <w:pStyle w:val="ListBullet"/>
+        <w:spacing w:line="240" w:lineRule="auto"/>
+        <w:ind w:left="720"/>
+      </w:pPr>
+      <w:r>
+        <w:rPr>
+          <w:lang w:val="zh_TW" w:bidi="zh_TW"/>
+        </w:rPr>
+      </w:r>
+      <w:r>
+        <w:rPr>
+          <w:lang w:val="zh_TW" w:bidi="zh_TW"/>
+        </w:rPr>
+        <w:t>在安息年（每七年），田地的出產要留給窮人，所有的債務被取消（</w:t>
+      </w:r>
+      <w:hyperlink r:id="rId14">
+        <w:r>
+          <w:rPr>
+            <w:lang w:val="zh_TW" w:bidi="zh_TW"/>
+          </w:rPr>
+          <w:rPr>
+            <w:color w:val="0000EE"/>
+            <w:u w:val="single"/>
+          </w:rPr>
+          <w:t>利25章；</w:t>
+        </w:r>
+      </w:hyperlink>
+      <w:hyperlink r:id="rId15">
+        <w:r>
+          <w:rPr>
+            <w:lang w:val="zh_TW" w:bidi="zh_TW"/>
+          </w:rPr>
+          <w:rPr>
+            <w:color w:val="0000EE"/>
+            <w:u w:val="single"/>
+          </w:rPr>
+          <w:t>出23:11；</w:t>
+        </w:r>
+      </w:hyperlink>
+      <w:hyperlink r:id="rId16">
+        <w:r>
+          <w:rPr>
+            <w:lang w:val="zh_TW" w:bidi="zh_TW"/>
+          </w:rPr>
+          <w:rPr>
+            <w:color w:val="0000EE"/>
+            <w:u w:val="single"/>
+          </w:rPr>
+          <w:t>申15:1</w:t>
+        </w:r>
+      </w:hyperlink>
+      <w:r>
+        <w:rPr>
+          <w:lang w:val="zh_TW" w:bidi="zh_TW"/>
+        </w:rPr>
+        <w:t>）。</w:t>
+      </w:r>
+    </w:p>
+    <w:p>
+      <w:pPr>
+        <w:pStyle w:val="ListBullet"/>
+        <w:spacing w:line="240" w:lineRule="auto"/>
+        <w:ind w:left="720"/>
+      </w:pPr>
+      <w:r>
+        <w:rPr>
+          <w:lang w:val="zh_TW" w:bidi="zh_TW"/>
+        </w:rPr>
+      </w:r>
+      <w:r>
+        <w:rPr>
+          <w:lang w:val="zh_TW" w:bidi="zh_TW"/>
+        </w:rPr>
+        <w:t>鼓勵慷慨借貸給窮人（</w:t>
+      </w:r>
+      <w:hyperlink r:id="rId17">
+        <w:r>
+          <w:rPr>
+            <w:lang w:val="zh_TW" w:bidi="zh_TW"/>
+          </w:rPr>
+          <w:rPr>
+            <w:color w:val="0000EE"/>
+            <w:u w:val="single"/>
+          </w:rPr>
+          <w:t>申15:7</w:t>
+        </w:r>
+      </w:hyperlink>
+      <w:r>
+        <w:rPr>
+          <w:lang w:val="zh_TW" w:bidi="zh_TW"/>
+        </w:rPr>
+        <w:t>–</w:t>
+      </w:r>
+      <w:hyperlink r:id="rId17">
+        <w:r>
+          <w:rPr>
+            <w:lang w:val="zh_TW" w:bidi="zh_TW"/>
+          </w:rPr>
+          <w:rPr>
+            <w:color w:val="0000EE"/>
+            <w:u w:val="single"/>
+          </w:rPr>
+          <w:t>11</w:t>
+        </w:r>
+      </w:hyperlink>
+      <w:r>
+        <w:rPr>
+          <w:lang w:val="zh_TW" w:bidi="zh_TW"/>
+        </w:rPr>
+        <w:t>）。</w:t>
+      </w:r>
+    </w:p>
+    <w:p>
+      <w:pPr>
+        <w:pStyle w:val="ListBullet"/>
+        <w:spacing w:line="240" w:lineRule="auto"/>
+        <w:ind w:left="720"/>
+      </w:pPr>
+      <w:r>
+        <w:rPr>
+          <w:lang w:val="zh_TW" w:bidi="zh_TW"/>
+        </w:rPr>
+      </w:r>
+      <w:r>
+        <w:rPr>
+          <w:lang w:val="zh_TW" w:bidi="zh_TW"/>
+        </w:rPr>
+        <w:t>雇工應受保護（</w:t>
+      </w:r>
+      <w:hyperlink r:id="rId18">
+        <w:r>
+          <w:rPr>
+            <w:lang w:val="zh_TW" w:bidi="zh_TW"/>
+          </w:rPr>
+          <w:rPr>
+            <w:color w:val="0000EE"/>
+            <w:u w:val="single"/>
+          </w:rPr>
+          <w:t>申24:14</w:t>
+        </w:r>
+      </w:hyperlink>
+      <w:r>
+        <w:rPr>
+          <w:lang w:val="zh_TW" w:bidi="zh_TW"/>
+        </w:rPr>
+        <w:t>–</w:t>
+      </w:r>
+      <w:hyperlink r:id="rId18">
+        <w:r>
+          <w:rPr>
+            <w:lang w:val="zh_TW" w:bidi="zh_TW"/>
+          </w:rPr>
+          <w:rPr>
+            <w:color w:val="0000EE"/>
+            <w:u w:val="single"/>
+          </w:rPr>
+          <w:t>15</w:t>
+        </w:r>
+      </w:hyperlink>
+      <w:r>
+        <w:rPr>
+          <w:lang w:val="zh_TW" w:bidi="zh_TW"/>
+        </w:rPr>
+        <w:t>）。</w:t>
+      </w:r>
+    </w:p>
+    <w:p>
+      <w:pPr/>
+      <w:r>
+        <w:rPr>
+          <w:lang w:val="zh_TW" w:bidi="zh_TW"/>
+        </w:rPr>
+      </w:r>
+      <w:r>
+        <w:rPr>
+          <w:lang w:val="zh_TW" w:bidi="zh_TW"/>
+        </w:rPr>
+        <w:t>目標是「在你們中間沒有窮人」（</w:t>
+      </w:r>
+      <w:hyperlink r:id="rId19">
+        <w:r>
+          <w:rPr>
+            <w:lang w:val="zh_TW" w:bidi="zh_TW"/>
+          </w:rPr>
+          <w:rPr>
+            <w:color w:val="0000EE"/>
+            <w:u w:val="single"/>
+          </w:rPr>
+          <w:t>申15:4</w:t>
+        </w:r>
+      </w:hyperlink>
+      <w:r>
+        <w:rPr>
+          <w:lang w:val="zh_TW" w:bidi="zh_TW"/>
+        </w:rPr>
+        <w:t>）。當以色列人初次定居在他們的土地上時，每個人擁有的財富大致相同。</w:t>
+      </w:r>
+    </w:p>
+    <w:p>
+      <w:pPr/>
+      <w:r>
+        <w:rPr>
+          <w:lang w:val="zh_TW" w:bidi="zh_TW"/>
+        </w:rPr>
+      </w:r>
+      <w:r>
+        <w:rPr>
+          <w:lang w:val="zh_TW" w:bidi="zh_TW"/>
+        </w:rPr>
+        <w:t>在靠近</w:t>
+      </w:r>
+      <w:r>
+        <w:rPr>
+          <w:lang w:val="zh_TW" w:bidi="zh_TW"/>
+        </w:rPr>
+        <w:t>納布盧斯（</w:t>
+      </w:r>
+      <w:r>
+        <w:rPr>
+          <w:lang w:val="zh_TW" w:bidi="zh_TW"/>
+        </w:rPr>
+        <w:t>Nablus</w:t>
+      </w:r>
+      <w:r>
+        <w:rPr>
+          <w:lang w:val="zh_TW" w:bidi="zh_TW"/>
+        </w:rPr>
+        <w:t>）</w:t>
+      </w:r>
+      <w:r>
+        <w:rPr>
+          <w:lang w:val="zh_TW" w:bidi="zh_TW"/>
+        </w:rPr>
+        <w:t>的提爾撒（Tirsah）的考古發現，公元前十世紀的房屋大小基本相同。然而，到公元前八世紀，出現了明顯的差距，房屋分為富人區和窮人區。這種社會變化始於以色列王國建立之後，一些官員利用職位牟利。先知們強烈譴責這種不公的財富分配（例如，</w:t>
+      </w:r>
+      <w:hyperlink r:id="rId20">
+        <w:r>
+          <w:rPr>
+            <w:lang w:val="zh_TW" w:bidi="zh_TW"/>
+          </w:rPr>
+          <w:rPr>
+            <w:color w:val="0000EE"/>
+            <w:u w:val="single"/>
+          </w:rPr>
+          <w:t>賽5:8</w:t>
+        </w:r>
+      </w:hyperlink>
+      <w:r>
+        <w:rPr>
+          <w:lang w:val="zh_TW" w:bidi="zh_TW"/>
+        </w:rPr>
+        <w:t>；</w:t>
+      </w:r>
+      <w:hyperlink r:id="rId21">
+        <w:r>
+          <w:rPr>
+            <w:lang w:val="zh_TW" w:bidi="zh_TW"/>
+          </w:rPr>
+          <w:rPr>
+            <w:color w:val="0000EE"/>
+            <w:u w:val="single"/>
+          </w:rPr>
+          <w:t>何12:8</w:t>
+        </w:r>
+      </w:hyperlink>
+      <w:r>
+        <w:rPr>
+          <w:lang w:val="zh_TW" w:bidi="zh_TW"/>
+        </w:rPr>
+        <w:t>；</w:t>
+      </w:r>
+      <w:hyperlink r:id="rId22">
+        <w:r>
+          <w:rPr>
+            <w:lang w:val="zh_TW" w:bidi="zh_TW"/>
+          </w:rPr>
+          <w:rPr>
+            <w:color w:val="0000EE"/>
+            <w:u w:val="single"/>
+          </w:rPr>
+          <w:t>摩8:4</w:t>
+        </w:r>
+      </w:hyperlink>
+      <w:r>
+        <w:rPr>
+          <w:lang w:val="zh_TW" w:bidi="zh_TW"/>
+        </w:rPr>
+        <w:t>–</w:t>
+      </w:r>
+      <w:hyperlink r:id="rId22">
+        <w:r>
+          <w:rPr>
+            <w:lang w:val="zh_TW" w:bidi="zh_TW"/>
+          </w:rPr>
+          <w:rPr>
+            <w:color w:val="0000EE"/>
+            <w:u w:val="single"/>
+          </w:rPr>
+          <w:t>7</w:t>
+        </w:r>
+      </w:hyperlink>
+      <w:r>
+        <w:rPr>
+          <w:lang w:val="zh_TW" w:bidi="zh_TW"/>
+        </w:rPr>
+        <w:t>；</w:t>
+      </w:r>
+      <w:hyperlink r:id="rId23">
+        <w:r>
+          <w:rPr>
+            <w:lang w:val="zh_TW" w:bidi="zh_TW"/>
+          </w:rPr>
+          <w:rPr>
+            <w:color w:val="0000EE"/>
+            <w:u w:val="single"/>
+          </w:rPr>
+          <w:t>彌2:2</w:t>
+        </w:r>
+      </w:hyperlink>
+      <w:r>
+        <w:rPr>
+          <w:lang w:val="zh_TW" w:bidi="zh_TW"/>
+        </w:rPr>
+        <w:t>），先知阿摩司責備那些借錢給人卻不關心窮人的人（</w:t>
+      </w:r>
+      <w:hyperlink r:id="rId24">
+        <w:r>
+          <w:rPr>
+            <w:lang w:val="zh_TW" w:bidi="zh_TW"/>
+          </w:rPr>
+          <w:rPr>
+            <w:color w:val="0000EE"/>
+            <w:u w:val="single"/>
+          </w:rPr>
+          <w:t>摩2:6</w:t>
+        </w:r>
+      </w:hyperlink>
+      <w:r>
+        <w:rPr>
+          <w:lang w:val="zh_TW" w:bidi="zh_TW"/>
+        </w:rPr>
+        <w:t>–</w:t>
+      </w:r>
+      <w:hyperlink r:id="rId24">
+        <w:r>
+          <w:rPr>
+            <w:lang w:val="zh_TW" w:bidi="zh_TW"/>
+          </w:rPr>
+          <w:rPr>
+            <w:color w:val="0000EE"/>
+            <w:u w:val="single"/>
+          </w:rPr>
+          <w:t>8，</w:t>
+        </w:r>
+      </w:hyperlink>
+      <w:hyperlink r:id="rId25">
+        <w:r>
+          <w:rPr>
+            <w:lang w:val="zh_TW" w:bidi="zh_TW"/>
+          </w:rPr>
+          <w:rPr>
+            <w:color w:val="0000EE"/>
+            <w:u w:val="single"/>
+          </w:rPr>
+          <w:t>8:6</w:t>
+        </w:r>
+      </w:hyperlink>
+      <w:r>
+        <w:rPr>
+          <w:lang w:val="zh_TW" w:bidi="zh_TW"/>
+        </w:rPr>
+        <w:t>）。即使如此，舊約聖經很少提到乞丐。然而，在舊約和新約時期之間，施予窮人成為一項重要的宗教義務（也稱為施捨）。</w:t>
+      </w:r>
+    </w:p>
+    <w:p>
+      <w:pPr/>
+      <w:r>
+        <w:rPr>
+          <w:lang w:val="zh_TW" w:bidi="zh_TW"/>
+        </w:rPr>
+      </w:r>
+      <w:r>
+        <w:rPr>
+          <w:lang w:val="zh_TW" w:bidi="zh_TW"/>
+        </w:rPr>
+        <w:t>在新約聖經中，乞討更為常見。在耶穌的事工中提到：</w:t>
+      </w:r>
+    </w:p>
+    <w:p>
+      <w:pPr>
+        <w:pStyle w:val="ListBullet"/>
+        <w:spacing w:line="240" w:lineRule="auto"/>
+        <w:ind w:left="720"/>
+      </w:pPr>
+      <w:r>
+        <w:rPr>
+          <w:lang w:val="zh_TW" w:bidi="zh_TW"/>
+        </w:rPr>
+      </w:r>
+      <w:r>
+        <w:rPr>
+          <w:lang w:val="zh_TW" w:bidi="zh_TW"/>
+        </w:rPr>
+        <w:t>一個瞎眼的乞丐（</w:t>
+      </w:r>
+      <w:hyperlink r:id="rId26">
+        <w:r>
+          <w:rPr>
+            <w:lang w:val="zh_TW" w:bidi="zh_TW"/>
+          </w:rPr>
+          <w:rPr>
+            <w:color w:val="0000EE"/>
+            <w:u w:val="single"/>
+          </w:rPr>
+          <w:t>約9:8</w:t>
+        </w:r>
+      </w:hyperlink>
+      <w:r>
+        <w:rPr>
+          <w:lang w:val="zh_TW" w:bidi="zh_TW"/>
+        </w:rPr>
+        <w:t>–</w:t>
+      </w:r>
+      <w:hyperlink r:id="rId26">
+        <w:r>
+          <w:rPr>
+            <w:lang w:val="zh_TW" w:bidi="zh_TW"/>
+          </w:rPr>
+          <w:rPr>
+            <w:color w:val="0000EE"/>
+            <w:u w:val="single"/>
+          </w:rPr>
+          <w:t>9</w:t>
+        </w:r>
+      </w:hyperlink>
+      <w:r>
+        <w:rPr>
+          <w:lang w:val="zh_TW" w:bidi="zh_TW"/>
+        </w:rPr>
+        <w:t>），</w:t>
+      </w:r>
+    </w:p>
+    <w:p>
+      <w:pPr>
+        <w:pStyle w:val="ListBullet"/>
+        <w:spacing w:line="240" w:lineRule="auto"/>
+        <w:ind w:left="720"/>
+      </w:pPr>
+      <w:r>
+        <w:rPr>
+          <w:lang w:val="zh_TW" w:bidi="zh_TW"/>
+        </w:rPr>
+      </w:r>
+      <w:r>
+        <w:rPr>
+          <w:lang w:val="zh_TW" w:bidi="zh_TW"/>
+        </w:rPr>
+        <w:t>瞎子巴底買（</w:t>
+      </w:r>
+      <w:hyperlink r:id="rId27">
+        <w:r>
+          <w:rPr>
+            <w:lang w:val="zh_TW" w:bidi="zh_TW"/>
+          </w:rPr>
+          <w:rPr>
+            <w:color w:val="0000EE"/>
+            <w:u w:val="single"/>
+          </w:rPr>
+          <w:t>可10:46</w:t>
+        </w:r>
+      </w:hyperlink>
+      <w:r>
+        <w:rPr>
+          <w:lang w:val="zh_TW" w:bidi="zh_TW"/>
+        </w:rPr>
+        <w:t>–</w:t>
+      </w:r>
+      <w:hyperlink r:id="rId27">
+        <w:r>
+          <w:rPr>
+            <w:lang w:val="zh_TW" w:bidi="zh_TW"/>
+          </w:rPr>
+          <w:rPr>
+            <w:color w:val="0000EE"/>
+            <w:u w:val="single"/>
+          </w:rPr>
+          <w:t>52</w:t>
+        </w:r>
+      </w:hyperlink>
+      <w:r>
+        <w:rPr>
+          <w:lang w:val="zh_TW" w:bidi="zh_TW"/>
+        </w:rPr>
+        <w:t>），以及</w:t>
+      </w:r>
+    </w:p>
+    <w:p>
+      <w:pPr>
+        <w:pStyle w:val="ListBullet"/>
+        <w:spacing w:line="240" w:lineRule="auto"/>
+        <w:ind w:left="720"/>
+      </w:pPr>
+      <w:r>
+        <w:rPr>
+          <w:lang w:val="zh_TW" w:bidi="zh_TW"/>
+        </w:rPr>
+      </w:r>
+      <w:r>
+        <w:rPr>
+          <w:lang w:val="zh_TW" w:bidi="zh_TW"/>
+        </w:rPr>
+        <w:t>敬虔的乞丐拉撒路，被拿來與財主相比（</w:t>
+      </w:r>
+      <w:hyperlink r:id="rId28">
+        <w:r>
+          <w:rPr>
+            <w:lang w:val="zh_TW" w:bidi="zh_TW"/>
+          </w:rPr>
+          <w:rPr>
+            <w:color w:val="0000EE"/>
+            <w:u w:val="single"/>
+          </w:rPr>
+          <w:t>路16:19</w:t>
+        </w:r>
+      </w:hyperlink>
+      <w:r>
+        <w:rPr>
+          <w:lang w:val="zh_TW" w:bidi="zh_TW"/>
+        </w:rPr>
+        <w:t>–</w:t>
+      </w:r>
+      <w:hyperlink r:id="rId28">
+        <w:r>
+          <w:rPr>
+            <w:lang w:val="zh_TW" w:bidi="zh_TW"/>
+          </w:rPr>
+          <w:rPr>
+            <w:color w:val="0000EE"/>
+            <w:u w:val="single"/>
+          </w:rPr>
+          <w:t>31</w:t>
+        </w:r>
+      </w:hyperlink>
+      <w:r>
+        <w:rPr>
+          <w:lang w:val="zh_TW" w:bidi="zh_TW"/>
+        </w:rPr>
+        <w:t>）。</w:t>
+      </w:r>
+    </w:p>
+    <w:p>
+      <w:pPr/>
+      <w:r>
+        <w:rPr>
+          <w:lang w:val="zh_TW" w:bidi="zh_TW"/>
+        </w:rPr>
+      </w:r>
+      <w:r>
+        <w:rPr>
+          <w:lang w:val="zh_TW" w:bidi="zh_TW"/>
+        </w:rPr>
+        <w:t>彼得和約翰在耶路撒冷的美門遇上一個瘸腿的乞丐（</w:t>
+      </w:r>
+      <w:hyperlink r:id="rId29">
+        <w:r>
+          <w:rPr>
+            <w:lang w:val="zh_TW" w:bidi="zh_TW"/>
+          </w:rPr>
+          <w:rPr>
+            <w:color w:val="0000EE"/>
+            <w:u w:val="single"/>
+          </w:rPr>
+          <w:t>徒3:1</w:t>
+        </w:r>
+      </w:hyperlink>
+      <w:r>
+        <w:rPr>
+          <w:lang w:val="zh_TW" w:bidi="zh_TW"/>
+        </w:rPr>
+        <w:t>–</w:t>
+      </w:r>
+      <w:hyperlink r:id="rId29">
+        <w:r>
+          <w:rPr>
+            <w:lang w:val="zh_TW" w:bidi="zh_TW"/>
+          </w:rPr>
+          <w:rPr>
+            <w:color w:val="0000EE"/>
+            <w:u w:val="single"/>
+          </w:rPr>
+          <w:t>11</w:t>
+        </w:r>
+      </w:hyperlink>
+      <w:r>
+        <w:rPr>
+          <w:lang w:val="zh_TW" w:bidi="zh_TW"/>
+        </w:rPr>
+        <w:t>）。</w:t>
+      </w:r>
+    </w:p>
+    <w:p>
+      <w:pPr/>
+      <w:r>
+        <w:rPr>
+          <w:lang w:val="zh_TW" w:bidi="zh_TW"/>
+        </w:rPr>
+      </w:r>
+      <w:r>
+        <w:rPr>
+          <w:lang w:val="zh_TW" w:bidi="zh_TW"/>
+        </w:rPr>
+        <w:t>耶穌責備那些故意叫他人看見，而施捨給窮人的行為（</w:t>
+      </w:r>
+      <w:hyperlink r:id="rId30">
+        <w:r>
+          <w:rPr>
+            <w:lang w:val="zh_TW" w:bidi="zh_TW"/>
+          </w:rPr>
+          <w:rPr>
+            <w:color w:val="0000EE"/>
+            <w:u w:val="single"/>
+          </w:rPr>
+          <w:t>太6:1</w:t>
+        </w:r>
+      </w:hyperlink>
+      <w:r>
+        <w:rPr>
+          <w:lang w:val="zh_TW" w:bidi="zh_TW"/>
+        </w:rPr>
+        <w:t>–</w:t>
+      </w:r>
+      <w:hyperlink r:id="rId30">
+        <w:r>
+          <w:rPr>
+            <w:lang w:val="zh_TW" w:bidi="zh_TW"/>
+          </w:rPr>
+          <w:rPr>
+            <w:color w:val="0000EE"/>
+            <w:u w:val="single"/>
+          </w:rPr>
+          <w:t>4</w:t>
+        </w:r>
+      </w:hyperlink>
+      <w:r>
+        <w:rPr>
+          <w:lang w:val="zh_TW" w:bidi="zh_TW"/>
+        </w:rPr>
+        <w:t>），祂強調施捨應出於正確的動機（</w:t>
+      </w:r>
+      <w:hyperlink r:id="rId31">
+        <w:r>
+          <w:rPr>
+            <w:lang w:val="zh_TW" w:bidi="zh_TW"/>
+          </w:rPr>
+          <w:rPr>
+            <w:color w:val="0000EE"/>
+            <w:u w:val="single"/>
+          </w:rPr>
+          <w:t>太5:42</w:t>
+        </w:r>
+      </w:hyperlink>
+      <w:r>
+        <w:rPr>
+          <w:lang w:val="zh_TW" w:bidi="zh_TW"/>
+        </w:rPr>
+        <w:t>–</w:t>
+      </w:r>
+      <w:hyperlink r:id="rId31">
+        <w:r>
+          <w:rPr>
+            <w:lang w:val="zh_TW" w:bidi="zh_TW"/>
+          </w:rPr>
+          <w:rPr>
+            <w:color w:val="0000EE"/>
+            <w:u w:val="single"/>
+          </w:rPr>
+          <w:t>48</w:t>
+        </w:r>
+      </w:hyperlink>
+      <w:r>
+        <w:rPr>
+          <w:lang w:val="zh_TW" w:bidi="zh_TW"/>
+        </w:rPr>
+        <w:t>）。到了耶穌的時代，耶路撒冷到處都是乞丐，可能是因為在耶路撒冷施捨給窮人被視為一種美德。乞丐經常待在聖地附近，例如，畢士大池是一個醫治的地方，病人和殘疾的人在那裡乞討並尋求池水的醫治（</w:t>
+      </w:r>
+      <w:hyperlink r:id="rId32">
+        <w:r>
+          <w:rPr>
+            <w:lang w:val="zh_TW" w:bidi="zh_TW"/>
+          </w:rPr>
+          <w:rPr>
+            <w:color w:val="0000EE"/>
+            <w:u w:val="single"/>
+          </w:rPr>
+          <w:t>約5:2</w:t>
+        </w:r>
+      </w:hyperlink>
+      <w:r>
+        <w:rPr>
+          <w:lang w:val="zh_TW" w:bidi="zh_TW"/>
+        </w:rPr>
+        <w:t>–</w:t>
+      </w:r>
+      <w:hyperlink r:id="rId32">
+        <w:r>
+          <w:rPr>
+            <w:lang w:val="zh_TW" w:bidi="zh_TW"/>
+          </w:rPr>
+          <w:rPr>
+            <w:color w:val="0000EE"/>
+            <w:u w:val="single"/>
+          </w:rPr>
+          <w:t>9</w:t>
+        </w:r>
+      </w:hyperlink>
+      <w:r>
+        <w:rPr>
+          <w:lang w:val="zh_TW" w:bidi="zh_TW"/>
+        </w:rPr>
+        <w:t>）。</w:t>
+      </w:r>
+    </w:p>
+    <w:p>
+      <w:pPr/>
+      <w:r>
+        <w:rPr>
+          <w:lang w:val="zh_TW" w:bidi="zh_TW"/>
+        </w:rPr>
+      </w:r>
+      <w:r>
+        <w:rPr>
+          <w:lang w:val="zh_TW" w:bidi="zh_TW"/>
+        </w:rPr>
+        <w:t>早期基督教群體選出領袖來公平地分配資源給窮人（</w:t>
+      </w:r>
+      <w:hyperlink r:id="rId33">
+        <w:r>
+          <w:rPr>
+            <w:lang w:val="zh_TW" w:bidi="zh_TW"/>
+          </w:rPr>
+          <w:rPr>
+            <w:color w:val="0000EE"/>
+            <w:u w:val="single"/>
+          </w:rPr>
+          <w:t>徒4:32</w:t>
+        </w:r>
+      </w:hyperlink>
+      <w:r>
+        <w:rPr>
+          <w:lang w:val="zh_TW" w:bidi="zh_TW"/>
+        </w:rPr>
+        <w:t>–</w:t>
+      </w:r>
+      <w:hyperlink r:id="rId33">
+        <w:r>
+          <w:rPr>
+            <w:lang w:val="zh_TW" w:bidi="zh_TW"/>
+          </w:rPr>
+          <w:rPr>
+            <w:color w:val="0000EE"/>
+            <w:u w:val="single"/>
+          </w:rPr>
+          <w:t>35，</w:t>
+        </w:r>
+      </w:hyperlink>
+      <w:hyperlink r:id="rId34">
+        <w:r>
+          <w:rPr>
+            <w:lang w:val="zh_TW" w:bidi="zh_TW"/>
+          </w:rPr>
+          <w:rPr>
+            <w:color w:val="0000EE"/>
+            <w:u w:val="single"/>
+          </w:rPr>
+          <w:t>6:1</w:t>
+        </w:r>
+      </w:hyperlink>
+      <w:r>
+        <w:rPr>
+          <w:lang w:val="zh_TW" w:bidi="zh_TW"/>
+        </w:rPr>
+        <w:t>–</w:t>
+      </w:r>
+      <w:hyperlink r:id="rId34">
+        <w:r>
+          <w:rPr>
+            <w:lang w:val="zh_TW" w:bidi="zh_TW"/>
+          </w:rPr>
+          <w:rPr>
+            <w:color w:val="0000EE"/>
+            <w:u w:val="single"/>
+          </w:rPr>
+          <w:t>6</w:t>
+        </w:r>
+      </w:hyperlink>
+      <w:r>
+        <w:rPr>
+          <w:lang w:val="zh_TW" w:bidi="zh_TW"/>
+        </w:rPr>
+        <w:t>）。每個基督徒都需要將部分收入捐獻給有需要的人（</w:t>
+      </w:r>
+      <w:hyperlink r:id="rId35">
+        <w:r>
+          <w:rPr>
+            <w:lang w:val="zh_TW" w:bidi="zh_TW"/>
+          </w:rPr>
+          <w:rPr>
+            <w:color w:val="0000EE"/>
+            <w:u w:val="single"/>
+          </w:rPr>
+          <w:t>徒11:27</w:t>
+        </w:r>
+      </w:hyperlink>
+      <w:r>
+        <w:rPr>
+          <w:lang w:val="zh_TW" w:bidi="zh_TW"/>
+        </w:rPr>
+        <w:t>–</w:t>
+      </w:r>
+      <w:hyperlink r:id="rId35">
+        <w:r>
+          <w:rPr>
+            <w:lang w:val="zh_TW" w:bidi="zh_TW"/>
+          </w:rPr>
+          <w:rPr>
+            <w:color w:val="0000EE"/>
+            <w:u w:val="single"/>
+          </w:rPr>
+          <w:t>30</w:t>
+        </w:r>
+      </w:hyperlink>
+      <w:r>
+        <w:rPr>
+          <w:lang w:val="zh_TW" w:bidi="zh_TW"/>
+        </w:rPr>
+        <w:t>；</w:t>
+      </w:r>
+      <w:hyperlink r:id="rId36">
+        <w:r>
+          <w:rPr>
+            <w:lang w:val="zh_TW" w:bidi="zh_TW"/>
+          </w:rPr>
+          <w:rPr>
+            <w:color w:val="0000EE"/>
+            <w:u w:val="single"/>
+          </w:rPr>
+          <w:t>羅15:25</w:t>
+        </w:r>
+      </w:hyperlink>
+      <w:r>
+        <w:rPr>
+          <w:lang w:val="zh_TW" w:bidi="zh_TW"/>
+        </w:rPr>
+        <w:t>–</w:t>
+      </w:r>
+      <w:hyperlink r:id="rId36">
+        <w:r>
+          <w:rPr>
+            <w:lang w:val="zh_TW" w:bidi="zh_TW"/>
+          </w:rPr>
+          <w:rPr>
+            <w:color w:val="0000EE"/>
+            <w:u w:val="single"/>
+          </w:rPr>
+          <w:t>27</w:t>
+        </w:r>
+      </w:hyperlink>
+      <w:r>
+        <w:rPr>
+          <w:lang w:val="zh_TW" w:bidi="zh_TW"/>
+        </w:rPr>
+        <w:t>；</w:t>
+      </w:r>
+      <w:hyperlink r:id="rId37">
+        <w:r>
+          <w:rPr>
+            <w:lang w:val="zh_TW" w:bidi="zh_TW"/>
+          </w:rPr>
+          <w:rPr>
+            <w:color w:val="0000EE"/>
+            <w:u w:val="single"/>
+          </w:rPr>
+          <w:t>林前16:1</w:t>
+        </w:r>
+      </w:hyperlink>
+      <w:r>
+        <w:rPr>
+          <w:lang w:val="zh_TW" w:bidi="zh_TW"/>
+        </w:rPr>
+        <w:t>–</w:t>
+      </w:r>
+      <w:hyperlink r:id="rId37">
+        <w:r>
+          <w:rPr>
+            <w:lang w:val="zh_TW" w:bidi="zh_TW"/>
+          </w:rPr>
+          <w:rPr>
+            <w:color w:val="0000EE"/>
+            <w:u w:val="single"/>
+          </w:rPr>
+          <w:t>4</w:t>
+        </w:r>
+      </w:hyperlink>
+      <w:r>
+        <w:rPr>
+          <w:lang w:val="zh_TW" w:bidi="zh_TW"/>
+        </w:rPr>
+        <w:t>）。巴勒斯坦的貧困可能因羅馬的重稅而更加嚴重。福音書中多次提到稅吏和尋求幫助的人。</w:t>
+      </w:r>
+    </w:p>
+    <w:p>
+      <w:pPr/>
+      <w:r>
+        <w:rPr>
+          <w:lang w:val="zh_TW" w:bidi="zh_TW"/>
+        </w:rPr>
+      </w:r>
+      <w:r>
+        <w:rPr>
+          <w:lang w:val="zh_TW" w:bidi="zh_TW"/>
+        </w:rPr>
+        <w:t>有些人認為奮銳黨（反抗羅馬的團體）是因貧困而成立的。猶太歷史學家約瑟夫（Josephus）記載，奮銳黨有許多窮人。在公元66年，奮銳黨在耶路撒冷燒毀了檔案記錄，可能是為了銷毀他們的欠債記錄。約瑟夫又提到，在羅馬摧毀耶路撒冷之前，乞討的群體在城內引發了恐懼和動盪。</w:t>
+      </w:r>
+    </w:p>
+    <w:p>
+      <w:pPr/>
+      <w:r>
+        <w:rPr>
+          <w:lang w:val="zh_TW" w:bidi="zh_TW"/>
+        </w:rPr>
+      </w:r>
+      <w:r>
+        <w:rPr>
+          <w:i/>
+          <w:lang w:val="zh_TW" w:bidi="zh_TW"/>
+        </w:rPr>
+        <w:t>見</w:t>
+      </w:r>
+      <w:r>
+        <w:rPr>
+          <w:lang w:val="zh_TW" w:bidi="zh_TW"/>
+        </w:rPr>
+        <w:t xml:space="preserve"> </w:t>
+      </w:r>
+      <w:r>
+        <w:rPr>
+          <w:lang w:val="zh_TW" w:bidi="zh_TW"/>
+        </w:rPr>
+        <w:t>施捨，</w:t>
+      </w:r>
+      <w:r>
+        <w:rPr>
+          <w:lang w:val="zh_TW" w:bidi="zh_TW"/>
+        </w:rPr>
+        <w:t>窮人</w:t>
+      </w:r>
+      <w:r>
+        <w:rPr>
+          <w:lang w:val="zh_TW" w:bidi="zh_TW"/>
+        </w:rPr>
+        <w:t>。</w:t>
+      </w:r>
+      <w:r>
+        <w:rPr>
+          <w:lang w:val="zh_TW" w:bidi="zh_TW"/>
+        </w:rPr>
+      </w:r>
+      <w:r>
+        <w:rPr>
+          <w:lang w:val="zh_TW" w:bidi="zh_TW"/>
+        </w:rPr>
+      </w:r>
+    </w:p>
+    <w:p>
+      <w:pPr/>
+      <w:r>
+        <w:rPr>
+          <w:lang w:val="zh_TW" w:bidi="zh_TW"/>
+        </w:rPr>
+      </w:r>
+    </w:p>
+    <w:p>
+      <w:pPr>
+        <w:pStyle w:val="Heading2"/>
+      </w:pPr>
+      <w:r>
+        <w:rPr>
+          <w:lang w:val="zh_TW" w:bidi="zh_TW"/>
+        </w:rPr>
+        <w:t>啟示錄</w:t>
+      </w:r>
+      <w:r>
+        <w:rPr>
+          <w:lang w:val="zh_TW" w:bidi="zh_TW"/>
+        </w:rPr>
+      </w:r>
+    </w:p>
+    <w:p>
+      <w:pPr/>
+      <w:r>
+        <w:rPr>
+          <w:lang w:val="zh_TW" w:bidi="zh_TW"/>
+        </w:rPr>
+      </w:r>
+      <w:r>
+        <w:rPr>
+          <w:lang w:val="zh_TW" w:bidi="zh_TW"/>
+        </w:rPr>
+        <w:t>聖經的最後一卷書，包括關於末後事件的啟示。</w:t>
+      </w:r>
+    </w:p>
+    <w:p>
+      <w:pPr/>
+      <w:r>
+        <w:rPr>
+          <w:lang w:val="zh_TW" w:bidi="zh_TW"/>
+        </w:rPr>
+      </w:r>
+      <w:r>
+        <w:rPr>
+          <w:lang w:val="zh_TW" w:bidi="zh_TW"/>
+        </w:rPr>
+        <w:t>概述</w:t>
+      </w:r>
+    </w:p>
+    <w:p>
+      <w:pPr/>
+      <w:r>
+        <w:rPr>
+          <w:lang w:val="zh_TW" w:bidi="zh_TW"/>
+        </w:rPr>
+      </w:r>
+      <w:r>
+        <w:rPr>
+          <w:lang w:val="zh_TW" w:bidi="zh_TW"/>
+        </w:rPr>
+        <w:t>• 作者</w:t>
+      </w:r>
+    </w:p>
+    <w:p>
+      <w:pPr/>
+      <w:r>
+        <w:rPr>
+          <w:lang w:val="zh_TW" w:bidi="zh_TW"/>
+        </w:rPr>
+      </w:r>
+      <w:r>
+        <w:rPr>
+          <w:lang w:val="zh_TW" w:bidi="zh_TW"/>
+        </w:rPr>
+        <w:t>• 成書日期、起源、讀者</w:t>
+      </w:r>
+    </w:p>
+    <w:p>
+      <w:pPr/>
+      <w:r>
+        <w:rPr>
+          <w:lang w:val="zh_TW" w:bidi="zh_TW"/>
+        </w:rPr>
+      </w:r>
+      <w:r>
+        <w:rPr>
+          <w:lang w:val="zh_TW" w:bidi="zh_TW"/>
+        </w:rPr>
+        <w:t>• 背景</w:t>
+      </w:r>
+    </w:p>
+    <w:p>
+      <w:pPr/>
+      <w:r>
+        <w:rPr>
+          <w:lang w:val="zh_TW" w:bidi="zh_TW"/>
+        </w:rPr>
+      </w:r>
+      <w:r>
+        <w:rPr>
+          <w:lang w:val="zh_TW" w:bidi="zh_TW"/>
+        </w:rPr>
+        <w:t>• 解釋啟示錄的方法</w:t>
+      </w:r>
+    </w:p>
+    <w:p>
+      <w:pPr/>
+      <w:r>
+        <w:rPr>
+          <w:lang w:val="zh_TW" w:bidi="zh_TW"/>
+        </w:rPr>
+      </w:r>
+      <w:r>
+        <w:rPr>
+          <w:lang w:val="zh_TW" w:bidi="zh_TW"/>
+        </w:rPr>
+        <w:t>• 目的與教導</w:t>
+      </w:r>
+    </w:p>
+    <w:p>
+      <w:pPr/>
+      <w:r>
+        <w:rPr>
+          <w:lang w:val="zh_TW" w:bidi="zh_TW"/>
+        </w:rPr>
+      </w:r>
+      <w:r>
+        <w:rPr>
+          <w:lang w:val="zh_TW" w:bidi="zh_TW"/>
+        </w:rPr>
+        <w:t>• 內容</w:t>
       </w:r>
     </w:p>
     <w:p>
@@ -242,7 +1413,7 @@
         <w:rPr>
           <w:lang w:val="zh_TW" w:bidi="zh_TW"/>
         </w:rPr>
-        <w:t>在舊約聖經中</w:t>
+        <w:t>作者</w:t>
       </w:r>
     </w:p>
     <w:p>
@@ -256,115 +1427,49 @@
         <w:rPr>
           <w:lang w:val="zh_TW" w:bidi="zh_TW"/>
         </w:rPr>
-        <w:t>這個字詞常用來指身體的物質部分，無論是指人（</w:t>
-      </w:r>
-      <w:hyperlink r:id="rId13">
-        <w:r>
-          <w:rPr>
-            <w:lang w:val="zh_TW" w:bidi="zh_TW"/>
-          </w:rPr>
-          <w:rPr>
-            <w:color w:val="0000EE"/>
-            <w:u w:val="single"/>
-          </w:rPr>
-          <w:t>創40:19</w:t>
-        </w:r>
-      </w:hyperlink>
-      <w:r>
-        <w:rPr>
-          <w:lang w:val="zh_TW" w:bidi="zh_TW"/>
-        </w:rPr>
-        <w:t>）或動物（</w:t>
-      </w:r>
-      <w:hyperlink r:id="rId14">
-        <w:r>
-          <w:rPr>
-            <w:lang w:val="zh_TW" w:bidi="zh_TW"/>
-          </w:rPr>
-          <w:rPr>
-            <w:color w:val="0000EE"/>
-            <w:u w:val="single"/>
-          </w:rPr>
-          <w:t>利6:27</w:t>
-        </w:r>
-      </w:hyperlink>
-      <w:r>
-        <w:rPr>
-          <w:lang w:val="zh_TW" w:bidi="zh_TW"/>
-        </w:rPr>
-        <w:t>）。然而，「肉體」在舊約聖經中有多種不同的意思。有時它代表整個身體（</w:t>
-      </w:r>
-      <w:hyperlink r:id="rId15">
-        <w:r>
-          <w:rPr>
-            <w:lang w:val="zh_TW" w:bidi="zh_TW"/>
-          </w:rPr>
-          <w:rPr>
-            <w:color w:val="0000EE"/>
-            <w:u w:val="single"/>
-          </w:rPr>
-          <w:t>箴14:30</w:t>
-        </w:r>
-      </w:hyperlink>
-      <w:r>
-        <w:rPr>
-          <w:lang w:val="zh_TW" w:bidi="zh_TW"/>
-        </w:rPr>
-        <w:t>），其含義進一步延伸為整個人本身（「我的肉身也要安然居住」</w:t>
-      </w:r>
-      <w:hyperlink r:id="rId16">
-        <w:r>
-          <w:rPr>
-            <w:lang w:val="zh_TW" w:bidi="zh_TW"/>
-          </w:rPr>
-          <w:rPr>
-            <w:color w:val="0000EE"/>
-            <w:u w:val="single"/>
-          </w:rPr>
-          <w:t>詩16:9</w:t>
-        </w:r>
-      </w:hyperlink>
-      <w:r>
-        <w:rPr>
-          <w:lang w:val="zh_TW" w:bidi="zh_TW"/>
-        </w:rPr>
-        <w:t>）。這個觀念也引入了兩人（男女）在婚姻中的聯合，被稱為「成為一體」（</w:t>
-      </w:r>
-      <w:hyperlink r:id="rId17">
-        <w:r>
-          <w:rPr>
-            <w:lang w:val="zh_TW" w:bidi="zh_TW"/>
-          </w:rPr>
-          <w:rPr>
-            <w:color w:val="0000EE"/>
-            <w:u w:val="single"/>
-          </w:rPr>
-          <w:t>創2:24</w:t>
-        </w:r>
-      </w:hyperlink>
-      <w:r>
-        <w:rPr>
-          <w:lang w:val="zh_TW" w:bidi="zh_TW"/>
-        </w:rPr>
-        <w:t>），同樣地，一個人也可對親屬說：「我是你們的骨肉」（</w:t>
-      </w:r>
-      <w:hyperlink r:id="rId18">
-        <w:r>
-          <w:rPr>
-            <w:lang w:val="zh_TW" w:bidi="zh_TW"/>
-          </w:rPr>
-          <w:rPr>
-            <w:color w:val="0000EE"/>
-            <w:u w:val="single"/>
-          </w:rPr>
-          <w:t>士9:2</w:t>
-        </w:r>
-      </w:hyperlink>
-      <w:r>
-        <w:rPr>
-          <w:lang w:val="zh_TW" w:bidi="zh_TW"/>
-        </w:rPr>
-        <w:t>）。「肉體」作為整個人的觀念，引申出「凡有血氣的」這種說法，並用來指全人類，有時甚至包括動物界。</w:t>
+        <w:t>最早的見證人</w:t>
+      </w:r>
+      <w:r>
+        <w:rPr>
+          <w:lang w:val="zh_TW" w:bidi="zh_TW"/>
+        </w:rPr>
+        <w:t>認為，啟示錄的作者為西庇太的兒子使徒約翰。可是，公元三世紀初俄利根（Origen）的學生，著名的亞歷山大主教丟尼修（Dionysius），在教會中第一個質疑其使徒作者的身份，因為他認為啟示錄的寫作風格，與人們視為由約翰所寫的第四福音書</w:t>
+      </w:r>
+      <w:r>
+        <w:rPr>
+          <w:lang w:val="zh_TW" w:bidi="zh_TW"/>
+        </w:rPr>
+        <w:t>大有不同</w:t>
+      </w:r>
+      <w:r>
+        <w:rPr>
+          <w:lang w:val="zh_TW" w:bidi="zh_TW"/>
+        </w:rPr>
+        <w:t>。從丟尼修開始，東方教會質疑啟示錄是否由使徒傳承，直到亞歷山大的亞他那修（Athanasius of Alexandria，約公元350年）</w:t>
+      </w:r>
+      <w:r>
+        <w:rPr>
+          <w:lang w:val="zh_TW" w:bidi="zh_TW"/>
+        </w:rPr>
+        <w:t>扭轉局面，使啟示錄開始為人接受</w:t>
+      </w:r>
+      <w:r>
+        <w:rPr>
+          <w:lang w:val="zh_TW" w:bidi="zh_TW"/>
+        </w:rPr>
+        <w:t>。在西方教會，這書卷</w:t>
+      </w:r>
+      <w:r>
+        <w:rPr>
+          <w:lang w:val="zh_TW" w:bidi="zh_TW"/>
+        </w:rPr>
+        <w:t>從二世紀中葉起，為人廣泛接受，並列入主要的正典書目</w:t>
+      </w:r>
+      <w:r>
+        <w:rPr>
+          <w:lang w:val="zh_TW" w:bidi="zh_TW"/>
+        </w:rPr>
+        <w:t>。</w:t>
       </w:r>
     </w:p>
     <w:p>
@@ -378,115 +1483,228 @@
         <w:rPr>
           <w:lang w:val="zh_TW" w:bidi="zh_TW"/>
         </w:rPr>
-        <w:t>或許，「肉體」在舊約聖經中最具特色的用法，是用來表達人相對於神的軟弱與有限。「人既屬乎血氣，我的靈就不永遠住在他裡面」（</w:t>
-      </w:r>
-      <w:hyperlink r:id="rId19">
-        <w:r>
-          <w:rPr>
-            <w:lang w:val="zh_TW" w:bidi="zh_TW"/>
-          </w:rPr>
-          <w:rPr>
-            <w:color w:val="0000EE"/>
-            <w:u w:val="single"/>
-          </w:rPr>
-          <w:t>創6:3</w:t>
-        </w:r>
-      </w:hyperlink>
-      <w:r>
-        <w:rPr>
-          <w:lang w:val="zh_TW" w:bidi="zh_TW"/>
-        </w:rPr>
-        <w:t>）。在</w:t>
-      </w:r>
-      <w:hyperlink r:id="rId20">
-        <w:r>
-          <w:rPr>
-            <w:lang w:val="zh_TW" w:bidi="zh_TW"/>
-          </w:rPr>
-          <w:rPr>
-            <w:color w:val="0000EE"/>
-            <w:u w:val="single"/>
-          </w:rPr>
-          <w:t>詩篇七十八篇39節</w:t>
-        </w:r>
-      </w:hyperlink>
-      <w:r>
-        <w:rPr>
-          <w:lang w:val="zh_TW" w:bidi="zh_TW"/>
-        </w:rPr>
-        <w:t>中，神將人的罪歸因於他們只是血氣之人。在</w:t>
-      </w:r>
-      <w:hyperlink r:id="rId21">
-        <w:r>
-          <w:rPr>
-            <w:lang w:val="zh_TW" w:bidi="zh_TW"/>
-          </w:rPr>
-          <w:rPr>
-            <w:color w:val="0000EE"/>
-            <w:u w:val="single"/>
-          </w:rPr>
-          <w:t>歷代志下三十二章8節</w:t>
-        </w:r>
-      </w:hyperlink>
-      <w:r>
-        <w:rPr>
-          <w:lang w:val="zh_TW" w:bidi="zh_TW"/>
-        </w:rPr>
-        <w:t>中，亞述王的「肉臂」（意即他的軟弱）與全能的神形成對比。信靠神的人毋須懼怕「血氣」能作甚麼（</w:t>
-      </w:r>
-      <w:hyperlink r:id="rId22">
-        <w:r>
-          <w:rPr>
-            <w:lang w:val="zh_TW" w:bidi="zh_TW"/>
-          </w:rPr>
-          <w:rPr>
-            <w:color w:val="0000EE"/>
-            <w:u w:val="single"/>
-          </w:rPr>
-          <w:t>詩56:4</w:t>
-        </w:r>
-      </w:hyperlink>
-      <w:r>
-        <w:rPr>
-          <w:lang w:val="zh_TW" w:bidi="zh_TW"/>
-        </w:rPr>
-        <w:t>），但倚靠人的血肉而不倚靠神的人必受咒詛（</w:t>
-      </w:r>
-      <w:hyperlink r:id="rId23">
-        <w:r>
-          <w:rPr>
-            <w:lang w:val="zh_TW" w:bidi="zh_TW"/>
-          </w:rPr>
-          <w:rPr>
-            <w:color w:val="0000EE"/>
-            <w:u w:val="single"/>
-          </w:rPr>
-          <w:t>耶17:5</w:t>
-        </w:r>
-      </w:hyperlink>
-      <w:r>
-        <w:rPr>
-          <w:lang w:val="zh_TW" w:bidi="zh_TW"/>
-        </w:rPr>
-        <w:t>）。在</w:t>
-      </w:r>
-      <w:hyperlink r:id="rId24">
-        <w:r>
-          <w:rPr>
-            <w:lang w:val="zh_TW" w:bidi="zh_TW"/>
-          </w:rPr>
-          <w:rPr>
-            <w:color w:val="0000EE"/>
-            <w:u w:val="single"/>
-          </w:rPr>
-          <w:t>以賽亞書三十一章3節</w:t>
-        </w:r>
-      </w:hyperlink>
-      <w:r>
-        <w:rPr>
-          <w:lang w:val="zh_TW" w:bidi="zh_TW"/>
-        </w:rPr>
-        <w:t>中，血氣與靈相對，如同軟弱與能力的對比。</w:t>
+        <w:t>從內部證據</w:t>
+      </w:r>
+      <w:r>
+        <w:rPr>
+          <w:lang w:val="zh_TW" w:bidi="zh_TW"/>
+        </w:rPr>
+        <w:t>來看</w:t>
+      </w:r>
+      <w:r>
+        <w:rPr>
+          <w:lang w:val="zh_TW" w:bidi="zh_TW"/>
+        </w:rPr>
+        <w:t>，學者認為以下關於作者的幾點是真確的。他自稱約翰（</w:t>
+      </w:r>
+      <w:hyperlink r:id="rId38">
+        <w:r>
+          <w:rPr>
+            <w:lang w:val="zh_TW" w:bidi="zh_TW"/>
+          </w:rPr>
+          <w:rPr>
+            <w:color w:val="0000EE"/>
+            <w:u w:val="single"/>
+          </w:rPr>
+          <w:t>啟1:4、9</w:t>
+        </w:r>
+      </w:hyperlink>
+      <w:r>
+        <w:rPr>
+          <w:lang w:val="zh_TW" w:bidi="zh_TW"/>
+        </w:rPr>
+        <w:t>，</w:t>
+      </w:r>
+      <w:hyperlink r:id="rId39">
+        <w:r>
+          <w:rPr>
+            <w:lang w:val="zh_TW" w:bidi="zh_TW"/>
+          </w:rPr>
+          <w:rPr>
+            <w:color w:val="0000EE"/>
+            <w:u w:val="single"/>
+          </w:rPr>
+          <w:t>22:8</w:t>
+        </w:r>
+      </w:hyperlink>
+      <w:r>
+        <w:rPr>
+          <w:lang w:val="zh_TW" w:bidi="zh_TW"/>
+        </w:rPr>
+        <w:t>）。</w:t>
+      </w:r>
+      <w:r>
+        <w:rPr>
+          <w:lang w:val="zh_TW" w:bidi="zh_TW"/>
+        </w:rPr>
+        <w:t>這很可能不是假託，而是其真實名字，他是亞細亞教會中的知名人物</w:t>
+      </w:r>
+      <w:r>
+        <w:rPr>
+          <w:lang w:val="zh_TW" w:bidi="zh_TW"/>
+        </w:rPr>
+        <w:t>。</w:t>
+      </w:r>
+      <w:r>
+        <w:rPr>
+          <w:lang w:val="zh_TW" w:bidi="zh_TW"/>
+        </w:rPr>
+        <w:t>這位約翰自稱是先知</w:t>
+      </w:r>
+      <w:r>
+        <w:rPr>
+          <w:lang w:val="zh_TW" w:bidi="zh_TW"/>
+        </w:rPr>
+        <w:t>（</w:t>
+      </w:r>
+      <w:hyperlink r:id="rId40">
+        <w:r>
+          <w:rPr>
+            <w:lang w:val="zh_TW" w:bidi="zh_TW"/>
+          </w:rPr>
+          <w:rPr>
+            <w:color w:val="0000EE"/>
+            <w:u w:val="single"/>
+          </w:rPr>
+          <w:t>1:3</w:t>
+        </w:r>
+      </w:hyperlink>
+      <w:r>
+        <w:rPr>
+          <w:lang w:val="zh_TW" w:bidi="zh_TW"/>
+        </w:rPr>
+        <w:t>，</w:t>
+      </w:r>
+      <w:hyperlink r:id="rId41">
+        <w:r>
+          <w:rPr>
+            <w:lang w:val="zh_TW" w:bidi="zh_TW"/>
+          </w:rPr>
+          <w:rPr>
+            <w:color w:val="0000EE"/>
+            <w:u w:val="single"/>
+          </w:rPr>
+          <w:t>22:6–10、18–19</w:t>
+        </w:r>
+      </w:hyperlink>
+      <w:r>
+        <w:rPr>
+          <w:lang w:val="zh_TW" w:bidi="zh_TW"/>
+        </w:rPr>
+        <w:t>），</w:t>
+      </w:r>
+      <w:r>
+        <w:rPr>
+          <w:lang w:val="zh_TW" w:bidi="zh_TW"/>
+        </w:rPr>
+        <w:t>因他的先知見證而被放逐</w:t>
+      </w:r>
+      <w:r>
+        <w:rPr>
+          <w:lang w:val="zh_TW" w:bidi="zh_TW"/>
+        </w:rPr>
+        <w:t>（</w:t>
+      </w:r>
+      <w:hyperlink r:id="rId42">
+        <w:r>
+          <w:rPr>
+            <w:lang w:val="zh_TW" w:bidi="zh_TW"/>
+          </w:rPr>
+          <w:rPr>
+            <w:color w:val="0000EE"/>
+            <w:u w:val="single"/>
+          </w:rPr>
+          <w:t>1:9</w:t>
+        </w:r>
+      </w:hyperlink>
+      <w:r>
+        <w:rPr>
+          <w:lang w:val="zh_TW" w:bidi="zh_TW"/>
+        </w:rPr>
+        <w:t>）。因此，他以極大的權柄</w:t>
+      </w:r>
+      <w:r>
+        <w:rPr>
+          <w:lang w:val="zh_TW" w:bidi="zh_TW"/>
+        </w:rPr>
+        <w:t>向</w:t>
+      </w:r>
+      <w:r>
+        <w:rPr>
+          <w:lang w:val="zh_TW" w:bidi="zh_TW"/>
+        </w:rPr>
+        <w:t>教會說話。</w:t>
+      </w:r>
+      <w:r>
+        <w:rPr>
+          <w:lang w:val="zh_TW" w:bidi="zh_TW"/>
+        </w:rPr>
+        <w:t>他運用舊約和他爾根（Targums）的手法，令人幾乎可以肯定他是巴勒斯坦的猶太人，深諳聖殿和會堂的禮儀。</w:t>
+      </w:r>
+      <w:r>
+        <w:rPr>
+          <w:lang w:val="zh_TW" w:bidi="zh_TW"/>
+        </w:rPr>
+        <w:t>使徒約翰符合這些條件。</w:t>
+      </w:r>
+      <w:r>
+        <w:rPr>
+          <w:lang w:val="zh_TW" w:bidi="zh_TW"/>
+        </w:rPr>
+        <w:t>第四福音書與啟示錄的風格差異，可以通過兩書截然不同的</w:t>
+      </w:r>
+      <w:r>
+        <w:rPr>
+          <w:lang w:val="zh_TW" w:bidi="zh_TW"/>
+        </w:rPr>
+        <w:t>體裁</w:t>
+      </w:r>
+      <w:r>
+        <w:rPr>
+          <w:lang w:val="zh_TW" w:bidi="zh_TW"/>
+        </w:rPr>
+        <w:t>來解釋：約翰福音是精心編寫的歷史敘事，啟示錄則記載了異象經歷和直接從神而來的啟示。</w:t>
+      </w:r>
+      <w:r>
+        <w:rPr>
+          <w:lang w:val="zh_TW" w:bidi="zh_TW"/>
+        </w:rPr>
+        <w:t>福音書的作者可以逐字逐句精心編寫其敘述，</w:t>
+      </w:r>
+      <w:r>
+        <w:rPr>
+          <w:lang w:val="zh_TW" w:bidi="zh_TW"/>
+        </w:rPr>
+        <w:t>而啟示錄的作者則被神催促，立即寫下他所聽見和看見的一切</w:t>
+      </w:r>
+      <w:r>
+        <w:rPr>
+          <w:lang w:val="zh_TW" w:bidi="zh_TW"/>
+        </w:rPr>
+        <w:t>。因此，使徒約翰很可能是這兩本書的作者。</w:t>
+      </w:r>
+      <w:r>
+        <w:rPr>
+          <w:lang w:val="zh_TW" w:bidi="zh_TW"/>
+        </w:rPr>
+        <w:t>無論如何，目前尚未有令人信服的論據，反對他的作者身份</w:t>
+      </w:r>
+      <w:r>
+        <w:rPr>
+          <w:lang w:val="zh_TW" w:bidi="zh_TW"/>
+        </w:rPr>
+        <w:t>。</w:t>
+      </w:r>
+    </w:p>
+    <w:p>
+      <w:pPr>
+        <w:pStyle w:val="Heading3"/>
+      </w:pPr>
+      <w:r>
+        <w:rPr>
+          <w:lang w:val="zh_TW" w:bidi="zh_TW"/>
+        </w:rPr>
+        <w:t>成書日期、起源、讀者</w:t>
       </w:r>
     </w:p>
     <w:p>
@@ -500,25 +1718,240 @@
         <w:rPr>
           <w:lang w:val="zh_TW" w:bidi="zh_TW"/>
         </w:rPr>
-        <w:t>然而，舊約聖經從未將「肉體」視為罪惡。肉體是神用地上的塵土所造（</w:t>
-      </w:r>
-      <w:hyperlink r:id="rId25">
-        <w:r>
-          <w:rPr>
-            <w:lang w:val="zh_TW" w:bidi="zh_TW"/>
-          </w:rPr>
-          <w:rPr>
-            <w:color w:val="0000EE"/>
-            <w:u w:val="single"/>
-          </w:rPr>
-          <w:t>創2:7</w:t>
-        </w:r>
-      </w:hyperlink>
-      <w:r>
-        <w:rPr>
-          <w:lang w:val="zh_TW" w:bidi="zh_TW"/>
-        </w:rPr>
-        <w:t>），既然出於神的創造，本質上就是美好的。</w:t>
+        <w:t>關於啟示錄的</w:t>
+      </w:r>
+      <w:r>
+        <w:rPr>
+          <w:lang w:val="zh_TW" w:bidi="zh_TW"/>
+        </w:rPr>
+        <w:t>成書日期</w:t>
+      </w:r>
+      <w:r>
+        <w:rPr>
+          <w:lang w:val="zh_TW" w:bidi="zh_TW"/>
+        </w:rPr>
+        <w:t>，主要有兩大</w:t>
+      </w:r>
+      <w:r>
+        <w:rPr>
+          <w:lang w:val="zh_TW" w:bidi="zh_TW"/>
+        </w:rPr>
+        <w:t>成書日期</w:t>
+      </w:r>
+      <w:r>
+        <w:rPr>
+          <w:lang w:val="zh_TW" w:bidi="zh_TW"/>
+        </w:rPr>
+        <w:t>的說法得到支持</w:t>
+      </w:r>
+      <w:r>
+        <w:rPr>
+          <w:lang w:val="zh_TW" w:bidi="zh_TW"/>
+        </w:rPr>
+        <w:t>。較早的成書日期是在尼祿統治（Nero，公元54–68）後不久，</w:t>
+      </w:r>
+      <w:r>
+        <w:rPr>
+          <w:lang w:val="zh_TW" w:bidi="zh_TW"/>
+        </w:rPr>
+        <w:t>這觀點的支持者</w:t>
+      </w:r>
+      <w:r>
+        <w:rPr>
+          <w:lang w:val="zh_TW" w:bidi="zh_TW"/>
+        </w:rPr>
+        <w:t>稱，這是由於書中提到對基督徒的逼迫、「尼祿復活」（</w:t>
+      </w:r>
+      <w:r>
+        <w:rPr>
+          <w:i/>
+          <w:lang w:val="zh_TW" w:bidi="zh_TW"/>
+        </w:rPr>
+        <w:t>Nero redivivus</w:t>
+      </w:r>
+      <w:r>
+        <w:rPr>
+          <w:lang w:val="zh_TW" w:bidi="zh_TW"/>
+        </w:rPr>
+        <w:t>）神話（復活的尼祿將是整個羅馬帝國的邪惡化身）、帝國崇拜（第</w:t>
+      </w:r>
+      <w:hyperlink r:id="rId43">
+        <w:r>
+          <w:rPr>
+            <w:lang w:val="zh_TW" w:bidi="zh_TW"/>
+          </w:rPr>
+          <w:rPr>
+            <w:color w:val="0000EE"/>
+            <w:u w:val="single"/>
+          </w:rPr>
+          <w:t>13</w:t>
+        </w:r>
+      </w:hyperlink>
+      <w:r>
+        <w:rPr>
+          <w:lang w:val="zh_TW" w:bidi="zh_TW"/>
+        </w:rPr>
+        <w:t>章）以及聖殿（第</w:t>
+      </w:r>
+      <w:hyperlink r:id="rId44">
+        <w:r>
+          <w:rPr>
+            <w:lang w:val="zh_TW" w:bidi="zh_TW"/>
+          </w:rPr>
+          <w:rPr>
+            <w:color w:val="0000EE"/>
+            <w:u w:val="single"/>
+          </w:rPr>
+          <w:t>11</w:t>
+        </w:r>
+      </w:hyperlink>
+      <w:r>
+        <w:rPr>
+          <w:lang w:val="zh_TW" w:bidi="zh_TW"/>
+        </w:rPr>
+        <w:t>章），而聖殿在公元70年被摧毀。另一個成書日期主要出自早期教父愛任紐（Irenaeus），他指出使徒約翰「在多米田（Domitian）統治結束時看到了這個啟示……」（公元81–96年）。</w:t>
+      </w:r>
+    </w:p>
+    <w:p>
+      <w:pPr/>
+      <w:r>
+        <w:rPr>
+          <w:lang w:val="zh_TW" w:bidi="zh_TW"/>
+        </w:rPr>
+      </w:r>
+      <w:r>
+        <w:rPr>
+          <w:lang w:val="zh_TW" w:bidi="zh_TW"/>
+        </w:rPr>
+        <w:t>這書卷的起源，明確與拔摩島聯繫起來。拔摩島是斯波拉澤斯群島（the Sporades Islands）之一，位於米利都西南約37英里（59.5公里），</w:t>
+      </w:r>
+      <w:r>
+        <w:rPr>
+          <w:lang w:val="zh_TW" w:bidi="zh_TW"/>
+        </w:rPr>
+        <w:t>位於</w:t>
+      </w:r>
+      <w:r>
+        <w:rPr>
+          <w:lang w:val="zh_TW" w:bidi="zh_TW"/>
+        </w:rPr>
+        <w:t>伊卡利亞海（</w:t>
+      </w:r>
+      <w:hyperlink r:id="rId42">
+        <w:r>
+          <w:rPr>
+            <w:lang w:val="zh_TW" w:bidi="zh_TW"/>
+          </w:rPr>
+          <w:rPr>
+            <w:color w:val="0000EE"/>
+            <w:u w:val="single"/>
+          </w:rPr>
+          <w:t>1:9</w:t>
+        </w:r>
+      </w:hyperlink>
+      <w:r>
+        <w:rPr>
+          <w:lang w:val="zh_TW" w:bidi="zh_TW"/>
+        </w:rPr>
+        <w:t>）。</w:t>
+      </w:r>
+      <w:r>
+        <w:rPr>
+          <w:lang w:val="zh_TW" w:bidi="zh_TW"/>
+        </w:rPr>
+        <w:t>約翰顯然因他對耶穌的見證，而遭受宗教及／或政府迫害，被放逐到該島</w:t>
+      </w:r>
+      <w:r>
+        <w:rPr>
+          <w:lang w:val="zh_TW" w:bidi="zh_TW"/>
+        </w:rPr>
+        <w:t>（</w:t>
+      </w:r>
+      <w:hyperlink r:id="rId42">
+        <w:r>
+          <w:rPr>
+            <w:lang w:val="zh_TW" w:bidi="zh_TW"/>
+          </w:rPr>
+          <w:rPr>
+            <w:color w:val="0000EE"/>
+            <w:u w:val="single"/>
+          </w:rPr>
+          <w:t>1:9</w:t>
+        </w:r>
+      </w:hyperlink>
+      <w:r>
+        <w:rPr>
+          <w:lang w:val="zh_TW" w:bidi="zh_TW"/>
+        </w:rPr>
+        <w:t>）。</w:t>
+      </w:r>
+    </w:p>
+    <w:p>
+      <w:pPr/>
+      <w:r>
+        <w:rPr>
+          <w:lang w:val="zh_TW" w:bidi="zh_TW"/>
+        </w:rPr>
+      </w:r>
+      <w:r>
+        <w:rPr>
+          <w:lang w:val="zh_TW" w:bidi="zh_TW"/>
+        </w:rPr>
+        <w:t>同樣，其收信人應是羅馬省份亞細亞（現代土耳其西部）的七個教會：以弗所、士每拿、別迦摩、推雅推喇、撒狄、非拉鐵非和老底嘉（</w:t>
+      </w:r>
+      <w:hyperlink r:id="rId45">
+        <w:r>
+          <w:rPr>
+            <w:lang w:val="zh_TW" w:bidi="zh_TW"/>
+          </w:rPr>
+          <w:rPr>
+            <w:color w:val="0000EE"/>
+            <w:u w:val="single"/>
+          </w:rPr>
+          <w:t>1:4、11</w:t>
+        </w:r>
+      </w:hyperlink>
+      <w:r>
+        <w:rPr>
+          <w:lang w:val="zh_TW" w:bidi="zh_TW"/>
+        </w:rPr>
+        <w:t>，</w:t>
+      </w:r>
+      <w:hyperlink r:id="rId46">
+        <w:r>
+          <w:rPr>
+            <w:lang w:val="zh_TW" w:bidi="zh_TW"/>
+          </w:rPr>
+          <w:rPr>
+            <w:color w:val="0000EE"/>
+            <w:u w:val="single"/>
+          </w:rPr>
+          <w:t>2:1、8、12、18</w:t>
+        </w:r>
+      </w:hyperlink>
+      <w:r>
+        <w:rPr>
+          <w:lang w:val="zh_TW" w:bidi="zh_TW"/>
+        </w:rPr>
+        <w:t>，</w:t>
+      </w:r>
+      <w:hyperlink r:id="rId47">
+        <w:r>
+          <w:rPr>
+            <w:lang w:val="zh_TW" w:bidi="zh_TW"/>
+          </w:rPr>
+          <w:rPr>
+            <w:color w:val="0000EE"/>
+            <w:u w:val="single"/>
+          </w:rPr>
+          <w:t>3:1、7、14</w:t>
+        </w:r>
+      </w:hyperlink>
+      <w:r>
+        <w:rPr>
+          <w:lang w:val="zh_TW" w:bidi="zh_TW"/>
+        </w:rPr>
+        <w:t>）。</w:t>
       </w:r>
     </w:p>
     <w:p>
@@ -529,7 +1962,7 @@
         <w:rPr>
           <w:lang w:val="zh_TW" w:bidi="zh_TW"/>
         </w:rPr>
-        <w:t>在新約聖經中</w:t>
+        <w:t>背景</w:t>
       </w:r>
     </w:p>
     <w:p>
@@ -543,20 +1976,314 @@
         <w:rPr>
           <w:lang w:val="zh_TW" w:bidi="zh_TW"/>
         </w:rPr>
-        <w:t>保羅賦予「肉體」（希臘文</w:t>
+        <w:t>啟示錄與其它新約著作十分不同，它們的分別不是在教義上，而是在文學體裁和神學主題上。這是一本預言（</w:t>
+      </w:r>
+      <w:hyperlink r:id="rId40">
+        <w:r>
+          <w:rPr>
+            <w:lang w:val="zh_TW" w:bidi="zh_TW"/>
+          </w:rPr>
+          <w:rPr>
+            <w:color w:val="0000EE"/>
+            <w:u w:val="single"/>
+          </w:rPr>
+          <w:t>1:3</w:t>
+        </w:r>
+      </w:hyperlink>
+      <w:r>
+        <w:rPr>
+          <w:lang w:val="zh_TW" w:bidi="zh_TW"/>
+        </w:rPr>
+        <w:t>，</w:t>
+      </w:r>
+      <w:hyperlink r:id="rId48">
+        <w:r>
+          <w:rPr>
+            <w:lang w:val="zh_TW" w:bidi="zh_TW"/>
+          </w:rPr>
+          <w:rPr>
+            <w:color w:val="0000EE"/>
+            <w:u w:val="single"/>
+          </w:rPr>
+          <w:t>22:7、18–19</w:t>
+        </w:r>
+      </w:hyperlink>
+      <w:r>
+        <w:rPr>
+          <w:lang w:val="zh_TW" w:bidi="zh_TW"/>
+        </w:rPr>
+        <w:t>），其中包含警告和安慰</w:t>
+      </w:r>
+      <w:r>
+        <w:rPr>
+          <w:lang w:val="zh_TW" w:bidi="zh_TW"/>
+        </w:rPr>
+        <w:t>——通過象徵和異象，宣告未來的審判和祝福</w:t>
+      </w:r>
+      <w:r>
+        <w:rPr>
+          <w:lang w:val="zh_TW" w:bidi="zh_TW"/>
+        </w:rPr>
+        <w:t>。</w:t>
+      </w:r>
+    </w:p>
+    <w:p>
+      <w:pPr/>
+      <w:r>
+        <w:rPr>
+          <w:lang w:val="zh_TW" w:bidi="zh_TW"/>
+        </w:rPr>
+      </w:r>
+      <w:r>
+        <w:rPr>
+          <w:lang w:val="zh_TW" w:bidi="zh_TW"/>
+        </w:rPr>
+        <w:t>對於第一世紀的讀者來說，</w:t>
+      </w:r>
+      <w:r>
+        <w:rPr>
+          <w:lang w:val="zh_TW" w:bidi="zh_TW"/>
+        </w:rPr>
+        <w:t>啟示錄的</w:t>
+      </w:r>
+      <w:r>
+        <w:rPr>
+          <w:lang w:val="zh_TW" w:bidi="zh_TW"/>
+        </w:rPr>
+        <w:t>語言和意象並不陌生。因此，讀者如能熟悉舊約先知書，特別是但以理書和以西結書，將有助理解啟示錄的內容。</w:t>
+      </w:r>
+    </w:p>
+    <w:p>
+      <w:pPr/>
+      <w:r>
+        <w:rPr>
+          <w:lang w:val="zh_TW" w:bidi="zh_TW"/>
+        </w:rPr>
+      </w:r>
+      <w:r>
+        <w:rPr>
+          <w:lang w:val="zh_TW" w:bidi="zh_TW"/>
+        </w:rPr>
+        <w:t>雖然象徵和異象的表達方式，會讓許多人感到模稜兩可又造成困惑，但它實際上描述了不可見的現實，而這個描述能帶來其它方法無法達到的深刻和清晰</w:t>
+      </w:r>
+      <w:r>
+        <w:rPr>
+          <w:lang w:val="zh_TW" w:bidi="zh_TW"/>
+        </w:rPr>
+        <w:t>。這樣的語言可以啟發各種想法、聯想、實質參與甚至是密契回應，</w:t>
+      </w:r>
+      <w:r>
+        <w:rPr>
+          <w:lang w:val="zh_TW" w:bidi="zh_TW"/>
+        </w:rPr>
+        <w:t>是新約大部分直白的散文體裁，所無法達到的效果</w:t>
+      </w:r>
+      <w:r>
+        <w:rPr>
+          <w:lang w:val="zh_TW" w:bidi="zh_TW"/>
+        </w:rPr>
+        <w:t>。</w:t>
+      </w:r>
+    </w:p>
+    <w:p>
+      <w:pPr/>
+      <w:r>
+        <w:rPr>
+          <w:lang w:val="zh_TW" w:bidi="zh_TW"/>
+        </w:rPr>
+      </w:r>
+      <w:r>
+        <w:rPr>
+          <w:lang w:val="zh_TW" w:bidi="zh_TW"/>
+        </w:rPr>
+        <w:t>啟示錄也是寫給教會的書信，七間教會中，有五間教會正處於重大困境。他們的主要問題似乎是未有忠於基督，可能表明啟示錄的主要重點不是社會政治，而是神學。約翰更關心的，是反駁在第一世紀末逐漸侵入教會的異端，而不是解決政治困局。這種異端似乎是諾斯底（Gnostic）主義的</w:t>
+      </w:r>
+      <w:r>
+        <w:rPr>
+          <w:lang w:val="zh_TW" w:bidi="zh_TW"/>
+        </w:rPr>
+        <w:t>教導</w:t>
+      </w:r>
+      <w:r>
+        <w:rPr>
+          <w:lang w:val="zh_TW" w:bidi="zh_TW"/>
+        </w:rPr>
+        <w:t>。</w:t>
+      </w:r>
+    </w:p>
+    <w:p>
+      <w:pPr/>
+      <w:r>
+        <w:rPr>
+          <w:lang w:val="zh_TW" w:bidi="zh_TW"/>
+        </w:rPr>
+      </w:r>
+      <w:r>
+        <w:rPr>
+          <w:lang w:val="zh_TW" w:bidi="zh_TW"/>
+        </w:rPr>
+        <w:t>啟示錄</w:t>
+      </w:r>
+      <w:r>
+        <w:rPr>
+          <w:lang w:val="zh_TW" w:bidi="zh_TW"/>
+        </w:rPr>
+        <w:t>通常被視為屬於</w:t>
+      </w:r>
+      <w:r>
+        <w:rPr>
+          <w:lang w:val="zh_TW" w:bidi="zh_TW"/>
+        </w:rPr>
+        <w:t>天啟文學（apocalyptic literature）</w:t>
+      </w:r>
+      <w:r>
+        <w:rPr>
+          <w:lang w:val="zh_TW" w:bidi="zh_TW"/>
+        </w:rPr>
+        <w:t>的一類</w:t>
+      </w:r>
+      <w:r>
+        <w:rPr>
+          <w:lang w:val="zh_TW" w:bidi="zh_TW"/>
+        </w:rPr>
+        <w:t>。這類文學的名稱源自希臘文詞語</w:t>
       </w:r>
       <w:r>
         <w:rPr>
           <w:i/>
           <w:lang w:val="zh_TW" w:bidi="zh_TW"/>
         </w:rPr>
-        <w:t>sarx</w:t>
-      </w:r>
-      <w:r>
-        <w:rPr>
-          <w:lang w:val="zh_TW" w:bidi="zh_TW"/>
-        </w:rPr>
-        <w:t>）多重且常具獨特性的含義。</w:t>
+        <w:t>apokalupsis</w:t>
+      </w:r>
+      <w:r>
+        <w:rPr>
+          <w:lang w:val="zh_TW" w:bidi="zh_TW"/>
+        </w:rPr>
+        <w:t>，意思是「啟示」</w:t>
+      </w:r>
+      <w:r>
+        <w:rPr>
+          <w:i/>
+          <w:lang w:val="zh_TW" w:bidi="zh_TW"/>
+        </w:rPr>
+        <w:t>。</w:t>
+      </w:r>
+      <w:r>
+        <w:rPr>
+          <w:lang w:val="zh_TW" w:bidi="zh_TW"/>
+        </w:rPr>
+        <w:t xml:space="preserve"> 聖經外的天啟書卷，寫於公元前200年至公元200年之間。儘管它們與啟示錄多有相似，但也有一些明顯的差異。</w:t>
+      </w:r>
+    </w:p>
+    <w:p>
+      <w:pPr/>
+      <w:r>
+        <w:rPr>
+          <w:lang w:val="zh_TW" w:bidi="zh_TW"/>
+        </w:rPr>
+      </w:r>
+      <w:r>
+        <w:rPr>
+          <w:lang w:val="zh_TW" w:bidi="zh_TW"/>
+        </w:rPr>
+        <w:t>相比猶太背景的天啟文學，啟示錄更為重視的，是約翰對耶穌末世或末世教導的借鑒，例如橄欖山講論（</w:t>
+      </w:r>
+      <w:hyperlink r:id="rId49">
+        <w:r>
+          <w:rPr>
+            <w:lang w:val="zh_TW" w:bidi="zh_TW"/>
+          </w:rPr>
+          <w:rPr>
+            <w:color w:val="0000EE"/>
+            <w:u w:val="single"/>
+          </w:rPr>
+          <w:t>太24–25</w:t>
+        </w:r>
+      </w:hyperlink>
+      <w:r>
+        <w:rPr>
+          <w:lang w:val="zh_TW" w:bidi="zh_TW"/>
+        </w:rPr>
+        <w:t>；</w:t>
+      </w:r>
+      <w:hyperlink r:id="rId50">
+        <w:r>
+          <w:rPr>
+            <w:lang w:val="zh_TW" w:bidi="zh_TW"/>
+          </w:rPr>
+          <w:rPr>
+            <w:color w:val="0000EE"/>
+            <w:u w:val="single"/>
+          </w:rPr>
+          <w:t>可13</w:t>
+        </w:r>
+      </w:hyperlink>
+      <w:r>
+        <w:rPr>
+          <w:lang w:val="zh_TW" w:bidi="zh_TW"/>
+        </w:rPr>
+        <w:t>；</w:t>
+      </w:r>
+      <w:hyperlink r:id="rId51">
+        <w:r>
+          <w:rPr>
+            <w:lang w:val="zh_TW" w:bidi="zh_TW"/>
+          </w:rPr>
+          <w:rPr>
+            <w:color w:val="0000EE"/>
+            <w:u w:val="single"/>
+          </w:rPr>
+          <w:t>路21</w:t>
+        </w:r>
+      </w:hyperlink>
+      <w:r>
+        <w:rPr>
+          <w:lang w:val="zh_TW" w:bidi="zh_TW"/>
+        </w:rPr>
+        <w:t>）。啟示錄以獨特的手法運用舊約。在啟示錄的404節經文中，有278節呼應舊約經文。約翰經常提到以賽亞書、耶利米書、以西結書和但以理書，也多次提到出埃及記、申命記和詩篇。然而，他很少直接引用舊約。</w:t>
+      </w:r>
+    </w:p>
+    <w:p>
+      <w:pPr>
+        <w:pStyle w:val="Heading3"/>
+      </w:pPr>
+      <w:r>
+        <w:rPr>
+          <w:lang w:val="zh_TW" w:bidi="zh_TW"/>
+        </w:rPr>
+        <w:t>解釋啟示錄的方法</w:t>
+      </w:r>
+    </w:p>
+    <w:p>
+      <w:pPr/>
+      <w:r>
+        <w:rPr>
+          <w:lang w:val="zh_TW" w:bidi="zh_TW"/>
+        </w:rPr>
+      </w:r>
+      <w:r>
+        <w:rPr>
+          <w:lang w:val="zh_TW" w:bidi="zh_TW"/>
+        </w:rPr>
+        <w:t>在教會歷史中，主要有四種解釋</w:t>
+      </w:r>
+      <w:hyperlink r:id="rId52">
+        <w:r>
+          <w:rPr>
+            <w:lang w:val="zh_TW" w:bidi="zh_TW"/>
+          </w:rPr>
+          <w:rPr>
+            <w:color w:val="0000EE"/>
+            <w:u w:val="single"/>
+          </w:rPr>
+          <w:t>啟示錄四至二十二章</w:t>
+        </w:r>
+      </w:hyperlink>
+      <w:r>
+        <w:rPr>
+          <w:lang w:val="zh_TW" w:bidi="zh_TW"/>
+        </w:rPr>
+        <w:t>的方法。</w:t>
       </w:r>
     </w:p>
     <w:p>
@@ -567,7 +2294,7 @@
         <w:rPr>
           <w:lang w:val="zh_TW" w:bidi="zh_TW"/>
         </w:rPr>
-        <w:t>肉體作為身體的物質部分</w:t>
+        <w:t>未來派（Futurist）</w:t>
       </w:r>
     </w:p>
     <w:p>
@@ -581,90 +2308,716 @@
         <w:rPr>
           <w:lang w:val="zh_TW" w:bidi="zh_TW"/>
         </w:rPr>
-        <w:t>「肉體」經常用來指構成人體的組織。聖經中提到不同種類的肉體——「人」、「獸」、「鳥」、「魚」（</w:t>
-      </w:r>
-      <w:hyperlink r:id="rId26">
-        <w:r>
-          <w:rPr>
-            <w:lang w:val="zh_TW" w:bidi="zh_TW"/>
-          </w:rPr>
-          <w:rPr>
-            <w:color w:val="0000EE"/>
-            <w:u w:val="single"/>
-          </w:rPr>
-          <w:t>林前15:39</w:t>
-        </w:r>
-      </w:hyperlink>
-      <w:r>
-        <w:rPr>
-          <w:lang w:val="zh_TW" w:bidi="zh_TW"/>
-        </w:rPr>
-        <w:t>）。人在肉體中會經歷痛苦與患難（</w:t>
-      </w:r>
-      <w:hyperlink r:id="rId27">
-        <w:r>
-          <w:rPr>
-            <w:lang w:val="zh_TW" w:bidi="zh_TW"/>
-          </w:rPr>
-          <w:rPr>
-            <w:color w:val="0000EE"/>
-            <w:u w:val="single"/>
-          </w:rPr>
-          <w:t>林後12:7</w:t>
-        </w:r>
-      </w:hyperlink>
-      <w:r>
-        <w:rPr>
-          <w:lang w:val="zh_TW" w:bidi="zh_TW"/>
-        </w:rPr>
-        <w:t>），割禮也是在肉身上行的（</w:t>
-      </w:r>
-      <w:hyperlink r:id="rId28">
-        <w:r>
-          <w:rPr>
-            <w:lang w:val="zh_TW" w:bidi="zh_TW"/>
-          </w:rPr>
-          <w:rPr>
-            <w:color w:val="0000EE"/>
-            <w:u w:val="single"/>
-          </w:rPr>
-          <w:t>羅2:28</w:t>
-        </w:r>
-      </w:hyperlink>
-      <w:r>
-        <w:rPr>
-          <w:lang w:val="zh_TW" w:bidi="zh_TW"/>
-        </w:rPr>
-        <w:t>）。這些經文中的「肉體」並非指罪性，而是指會朽壞、不能承受神國的有限之體（</w:t>
-      </w:r>
-      <w:hyperlink r:id="rId29">
-        <w:r>
-          <w:rPr>
-            <w:lang w:val="zh_TW" w:bidi="zh_TW"/>
-          </w:rPr>
-          <w:rPr>
-            <w:color w:val="0000EE"/>
-            <w:u w:val="single"/>
-          </w:rPr>
-          <w:t>林前15:50</w:t>
-        </w:r>
-      </w:hyperlink>
-      <w:r>
-        <w:rPr>
-          <w:lang w:val="zh_TW" w:bidi="zh_TW"/>
-        </w:rPr>
-        <w:t>）。耶穌的身體也是真實的肉身（</w:t>
-      </w:r>
-      <w:hyperlink r:id="rId30">
-        <w:r>
-          <w:rPr>
-            <w:lang w:val="zh_TW" w:bidi="zh_TW"/>
-          </w:rPr>
-          <w:rPr>
-            <w:color w:val="0000EE"/>
-            <w:u w:val="single"/>
-          </w:rPr>
-          <w:t>西1:22</w:t>
+        <w:t>這種觀點認為，除了</w:t>
+      </w:r>
+      <w:hyperlink r:id="rId53">
+        <w:r>
+          <w:rPr>
+            <w:lang w:val="zh_TW" w:bidi="zh_TW"/>
+          </w:rPr>
+          <w:rPr>
+            <w:color w:val="0000EE"/>
+            <w:u w:val="single"/>
+          </w:rPr>
+          <w:t>一至三</w:t>
+        </w:r>
+      </w:hyperlink>
+      <w:r>
+        <w:rPr>
+          <w:lang w:val="zh_TW" w:bidi="zh_TW"/>
+        </w:rPr>
+        <w:t>章外，啟示錄所有異象都與基督在世代結束時，</w:t>
+      </w:r>
+      <w:r>
+        <w:rPr>
+          <w:lang w:val="zh_TW" w:bidi="zh_TW"/>
+        </w:rPr>
+        <w:t>基督再來</w:t>
+      </w:r>
+      <w:r>
+        <w:rPr>
+          <w:lang w:val="zh_TW" w:bidi="zh_TW"/>
+        </w:rPr>
+        <w:t>前後的時期有關。獸（第</w:t>
+      </w:r>
+      <w:hyperlink r:id="rId43">
+        <w:r>
+          <w:rPr>
+            <w:lang w:val="zh_TW" w:bidi="zh_TW"/>
+          </w:rPr>
+          <w:rPr>
+            <w:color w:val="0000EE"/>
+            <w:u w:val="single"/>
+          </w:rPr>
+          <w:t>13</w:t>
+        </w:r>
+      </w:hyperlink>
+      <w:r>
+        <w:rPr>
+          <w:lang w:val="zh_TW" w:bidi="zh_TW"/>
+        </w:rPr>
+        <w:t>章、第</w:t>
+      </w:r>
+      <w:hyperlink r:id="rId54">
+        <w:r>
+          <w:rPr>
+            <w:lang w:val="zh_TW" w:bidi="zh_TW"/>
+          </w:rPr>
+          <w:rPr>
+            <w:color w:val="0000EE"/>
+            <w:u w:val="single"/>
+          </w:rPr>
+          <w:t>17</w:t>
+        </w:r>
+      </w:hyperlink>
+      <w:r>
+        <w:rPr>
+          <w:lang w:val="zh_TW" w:bidi="zh_TW"/>
+        </w:rPr>
+        <w:t>章）被認為是未來的敵基督，牠將在世界歷史的最後時刻出現，並將在基督再來時被祂擊敗。基督將審判世界，並建立祂在地上的千禧年王國。</w:t>
+      </w:r>
+    </w:p>
+    <w:p>
+      <w:pPr/>
+      <w:r>
+        <w:rPr>
+          <w:lang w:val="zh_TW" w:bidi="zh_TW"/>
+        </w:rPr>
+      </w:r>
+      <w:r>
+        <w:rPr>
+          <w:lang w:val="zh_TW" w:bidi="zh_TW"/>
+        </w:rPr>
+        <w:t>早期解經家也有類似觀點，例如殉道者游斯丁（Justin Martyr，卒於164年）、愛任紐（卒於約195年）、希坡律陀（Hippolytus，卒於236年）和彼他的維克多納（Victorinus，卒於約303年）。自19世紀以來，這種未來派的方法重新受到重視，並在今天的福音派中流行。</w:t>
+      </w:r>
+    </w:p>
+    <w:p>
+      <w:pPr>
+        <w:pStyle w:val="Heading4"/>
+      </w:pPr>
+      <w:r>
+        <w:rPr>
+          <w:lang w:val="zh_TW" w:bidi="zh_TW"/>
+        </w:rPr>
+        <w:t>歷史派（Historicist）</w:t>
+      </w:r>
+    </w:p>
+    <w:p>
+      <w:pPr/>
+      <w:r>
+        <w:rPr>
+          <w:lang w:val="zh_TW" w:bidi="zh_TW"/>
+        </w:rPr>
+      </w:r>
+      <w:r>
+        <w:rPr>
+          <w:lang w:val="zh_TW" w:bidi="zh_TW"/>
+        </w:rPr>
+        <w:t>正如這個詞所暗示，這種觀點將啟示錄視為歷史的預言概覽。它起源於佛羅倫薩的約阿希姆（Joachim of Floris，卒於1202年），他聲稱見到特別的異象，揭示神對不同時代的計劃。</w:t>
+      </w:r>
+      <w:r>
+        <w:rPr>
+          <w:lang w:val="zh_TW" w:bidi="zh_TW"/>
+        </w:rPr>
+        <w:t>他將啟示錄中的1260天，解釋為一年代表一天</w:t>
+      </w:r>
+      <w:r>
+        <w:rPr>
+          <w:lang w:val="zh_TW" w:bidi="zh_TW"/>
+        </w:rPr>
+        <w:t>。</w:t>
+      </w:r>
+      <w:r>
+        <w:rPr>
+          <w:lang w:val="zh_TW" w:bidi="zh_TW"/>
+        </w:rPr>
+        <w:t>他主張啟示錄是預言，描述了從使徒時代到約阿希姆時代期間的西方歷史</w:t>
+      </w:r>
+      <w:r>
+        <w:rPr>
+          <w:lang w:val="zh_TW" w:bidi="zh_TW"/>
+        </w:rPr>
+        <w:t>。</w:t>
+      </w:r>
+      <w:r>
+        <w:rPr>
+          <w:lang w:val="zh_TW" w:bidi="zh_TW"/>
+        </w:rPr>
+        <w:t>這種解釋方法發展出不同的應用，其共同的特點在於，將敵基督和巴比倫的形象連上羅馬帝國以及教皇制度</w:t>
+      </w:r>
+      <w:r>
+        <w:rPr>
+          <w:lang w:val="zh_TW" w:bidi="zh_TW"/>
+        </w:rPr>
+        <w:t>。後來，路德（Luther）、加爾文（Calvin）和其他宗教改革者也吸納了這種看法。</w:t>
+      </w:r>
+    </w:p>
+    <w:p>
+      <w:pPr>
+        <w:pStyle w:val="Heading4"/>
+      </w:pPr>
+      <w:r>
+        <w:rPr>
+          <w:lang w:val="zh_TW" w:bidi="zh_TW"/>
+        </w:rPr>
+        <w:t>過去派（Preterist）</w:t>
+      </w:r>
+    </w:p>
+    <w:p>
+      <w:pPr/>
+      <w:r>
+        <w:rPr>
+          <w:lang w:val="zh_TW" w:bidi="zh_TW"/>
+        </w:rPr>
+      </w:r>
+      <w:r>
+        <w:rPr>
+          <w:lang w:val="zh_TW" w:bidi="zh_TW"/>
+        </w:rPr>
+        <w:t>根據這種看法，啟示錄要處理的，是作者身處時代中的社會問題。</w:t>
+      </w:r>
+      <w:r>
+        <w:rPr>
+          <w:lang w:val="zh_TW" w:bidi="zh_TW"/>
+        </w:rPr>
+        <w:t>因此，啟示錄的主要內容，被認為是針對約翰所處時代的事件</w:t>
+      </w:r>
+      <w:r>
+        <w:rPr>
+          <w:lang w:val="zh_TW" w:bidi="zh_TW"/>
+        </w:rPr>
+        <w:t>。獸（第</w:t>
+      </w:r>
+      <w:hyperlink r:id="rId43">
+        <w:r>
+          <w:rPr>
+            <w:lang w:val="zh_TW" w:bidi="zh_TW"/>
+          </w:rPr>
+          <w:rPr>
+            <w:color w:val="0000EE"/>
+            <w:u w:val="single"/>
+          </w:rPr>
+          <w:t>13</w:t>
+        </w:r>
+      </w:hyperlink>
+      <w:r>
+        <w:rPr>
+          <w:lang w:val="zh_TW" w:bidi="zh_TW"/>
+        </w:rPr>
+        <w:t>章）被認定為是羅馬帝國和</w:t>
+      </w:r>
+      <w:r>
+        <w:rPr>
+          <w:lang w:val="zh_TW" w:bidi="zh_TW"/>
+        </w:rPr>
+        <w:t>帝國祭司</w:t>
+      </w:r>
+      <w:r>
+        <w:rPr>
+          <w:lang w:val="zh_TW" w:bidi="zh_TW"/>
+        </w:rPr>
+        <w:t>。這個觀點為許多當代學者接受。</w:t>
+      </w:r>
+    </w:p>
+    <w:p>
+      <w:pPr>
+        <w:pStyle w:val="Heading4"/>
+      </w:pPr>
+      <w:r>
+        <w:rPr>
+          <w:lang w:val="zh_TW" w:bidi="zh_TW"/>
+        </w:rPr>
+        <w:t>理想派（Idealist）</w:t>
+      </w:r>
+    </w:p>
+    <w:p>
+      <w:pPr/>
+      <w:r>
+        <w:rPr>
+          <w:lang w:val="zh_TW" w:bidi="zh_TW"/>
+        </w:rPr>
+      </w:r>
+      <w:r>
+        <w:rPr>
+          <w:lang w:val="zh_TW" w:bidi="zh_TW"/>
+        </w:rPr>
+        <w:t>這種解釋啟示錄的方法，認為啟示錄的性質基本上是具詩意、象徵和屬靈的。因此，啟示錄並無預測任何具體的歷史事件；</w:t>
+      </w:r>
+      <w:r>
+        <w:rPr>
+          <w:lang w:val="zh_TW" w:bidi="zh_TW"/>
+        </w:rPr>
+        <w:t>相反，啟示錄闡述的是善惡之爭的永恆真理，貫穿整個教會時代。這個解釋體系，較其它三種方法更晚出現</w:t>
+      </w:r>
+      <w:r>
+        <w:rPr>
+          <w:lang w:val="zh_TW" w:bidi="zh_TW"/>
+        </w:rPr>
+        <w:t>。</w:t>
+      </w:r>
+    </w:p>
+    <w:p>
+      <w:pPr>
+        <w:pStyle w:val="Heading3"/>
+      </w:pPr>
+      <w:r>
+        <w:rPr>
+          <w:lang w:val="zh_TW" w:bidi="zh_TW"/>
+        </w:rPr>
+        <w:t>目的與教導</w:t>
+      </w:r>
+    </w:p>
+    <w:p>
+      <w:pPr/>
+      <w:r>
+        <w:rPr>
+          <w:lang w:val="zh_TW" w:bidi="zh_TW"/>
+        </w:rPr>
+      </w:r>
+      <w:r>
+        <w:rPr>
+          <w:lang w:val="zh_TW" w:bidi="zh_TW"/>
+        </w:rPr>
+        <w:t>新約學者</w:t>
+      </w:r>
+      <w:r>
+        <w:rPr>
+          <w:lang w:val="zh_TW" w:bidi="zh_TW"/>
+        </w:rPr>
+        <w:t>司威特</w:t>
+      </w:r>
+      <w:r>
+        <w:rPr>
+          <w:lang w:val="zh_TW" w:bidi="zh_TW"/>
+        </w:rPr>
+        <w:t>（H. B. Swete）</w:t>
+      </w:r>
+      <w:r>
+        <w:rPr>
+          <w:lang w:val="zh_TW" w:bidi="zh_TW"/>
+        </w:rPr>
+        <w:t>曾這樣描述啟示錄</w:t>
+      </w:r>
+      <w:r>
+        <w:rPr>
+          <w:lang w:val="zh_TW" w:bidi="zh_TW"/>
+        </w:rPr>
+        <w:t>：「在形式上，它是一封書信，包含了一個天啟預言；在屬靈層面上，它是一種牧養。」約翰作為先知，領受呼召</w:t>
+      </w:r>
+      <w:r>
+        <w:rPr>
+          <w:lang w:val="zh_TW" w:bidi="zh_TW"/>
+        </w:rPr>
+        <w:t>分辨真實與虛假的信仰</w:t>
+      </w:r>
+      <w:r>
+        <w:rPr>
+          <w:lang w:val="zh_TW" w:bidi="zh_TW"/>
+        </w:rPr>
+        <w:t>，</w:t>
+      </w:r>
+      <w:r>
+        <w:rPr>
+          <w:lang w:val="zh_TW" w:bidi="zh_TW"/>
+        </w:rPr>
+        <w:t>揭露亞細亞各教會的失敗</w:t>
+      </w:r>
+      <w:r>
+        <w:rPr>
+          <w:lang w:val="zh_TW" w:bidi="zh_TW"/>
+        </w:rPr>
+        <w:t>。他希望解釋基督徒的苦難和殉道，</w:t>
+      </w:r>
+      <w:r>
+        <w:rPr>
+          <w:lang w:val="zh_TW" w:bidi="zh_TW"/>
+        </w:rPr>
+        <w:t>以耶穌的死與復戰勝邪惡的勝利為背景</w:t>
+      </w:r>
+      <w:r>
+        <w:rPr>
+          <w:lang w:val="zh_TW" w:bidi="zh_TW"/>
+        </w:rPr>
+        <w:t>，藉此鼓勵真正的基督門徒。約翰關心的是殉道者（例如安提帕，</w:t>
+      </w:r>
+      <w:hyperlink r:id="rId55">
+        <w:r>
+          <w:rPr>
+            <w:lang w:val="zh_TW" w:bidi="zh_TW"/>
+          </w:rPr>
+          <w:rPr>
+            <w:color w:val="0000EE"/>
+            <w:u w:val="single"/>
+          </w:rPr>
+          <w:t>2:13</w:t>
+        </w:r>
+      </w:hyperlink>
+      <w:r>
+        <w:rPr>
+          <w:lang w:val="zh_TW" w:bidi="zh_TW"/>
+        </w:rPr>
+        <w:t>）</w:t>
+      </w:r>
+      <w:r>
+        <w:rPr>
+          <w:lang w:val="zh_TW" w:bidi="zh_TW"/>
+        </w:rPr>
+        <w:t>將得到平反</w:t>
+      </w:r>
+      <w:r>
+        <w:rPr>
+          <w:lang w:val="zh_TW" w:bidi="zh_TW"/>
+        </w:rPr>
+        <w:t>。他揭示了邪惡以及那些跟隨獸的人的結局（</w:t>
+      </w:r>
+      <w:hyperlink r:id="rId56">
+        <w:r>
+          <w:rPr>
+            <w:lang w:val="zh_TW" w:bidi="zh_TW"/>
+          </w:rPr>
+          <w:rPr>
+            <w:color w:val="0000EE"/>
+            <w:u w:val="single"/>
+          </w:rPr>
+          <w:t>19:20–21</w:t>
+        </w:r>
+      </w:hyperlink>
+      <w:r>
+        <w:rPr>
+          <w:lang w:val="zh_TW" w:bidi="zh_TW"/>
+        </w:rPr>
+        <w:t>，</w:t>
+      </w:r>
+      <w:hyperlink r:id="rId57">
+        <w:r>
+          <w:rPr>
+            <w:lang w:val="zh_TW" w:bidi="zh_TW"/>
+          </w:rPr>
+          <w:rPr>
+            <w:color w:val="0000EE"/>
+            <w:u w:val="single"/>
+          </w:rPr>
+          <w:t>20:10、15</w:t>
+        </w:r>
+      </w:hyperlink>
+      <w:r>
+        <w:rPr>
+          <w:lang w:val="zh_TW" w:bidi="zh_TW"/>
+        </w:rPr>
+        <w:t>），並描述羔羊和跟隨祂的人最終將會得勝。</w:t>
+      </w:r>
+    </w:p>
+    <w:p>
+      <w:pPr>
+        <w:pStyle w:val="Heading3"/>
+      </w:pPr>
+      <w:r>
+        <w:rPr>
+          <w:lang w:val="zh_TW" w:bidi="zh_TW"/>
+        </w:rPr>
+        <w:t>內容</w:t>
+      </w:r>
+    </w:p>
+    <w:p>
+      <w:pPr/>
+      <w:r>
+        <w:rPr>
+          <w:lang w:val="zh_TW" w:bidi="zh_TW"/>
+        </w:rPr>
+      </w:r>
+      <w:r>
+        <w:rPr>
+          <w:lang w:val="zh_TW" w:bidi="zh_TW"/>
+        </w:rPr>
+        <w:t>啟示錄的主要內容，以七項為一個系列，有些較為明確，有些較為隱藏，如：七個教會（</w:t>
+      </w:r>
+      <w:hyperlink r:id="rId58">
+        <w:r>
+          <w:rPr>
+            <w:lang w:val="zh_TW" w:bidi="zh_TW"/>
+          </w:rPr>
+          <w:rPr>
+            <w:color w:val="0000EE"/>
+            <w:u w:val="single"/>
+          </w:rPr>
+          <w:t>2–3</w:t>
+        </w:r>
+      </w:hyperlink>
+      <w:r>
+        <w:rPr>
+          <w:lang w:val="zh_TW" w:bidi="zh_TW"/>
+        </w:rPr>
+        <w:t>章）、七個印（</w:t>
+      </w:r>
+      <w:hyperlink r:id="rId59">
+        <w:r>
+          <w:rPr>
+            <w:lang w:val="zh_TW" w:bidi="zh_TW"/>
+          </w:rPr>
+          <w:rPr>
+            <w:color w:val="0000EE"/>
+            <w:u w:val="single"/>
+          </w:rPr>
+          <w:t>6–7</w:t>
+        </w:r>
+      </w:hyperlink>
+      <w:r>
+        <w:rPr>
+          <w:lang w:val="zh_TW" w:bidi="zh_TW"/>
+        </w:rPr>
+        <w:t>章）、七個號角（</w:t>
+      </w:r>
+      <w:hyperlink r:id="rId60">
+        <w:r>
+          <w:rPr>
+            <w:lang w:val="zh_TW" w:bidi="zh_TW"/>
+          </w:rPr>
+          <w:rPr>
+            <w:color w:val="0000EE"/>
+            <w:u w:val="single"/>
+          </w:rPr>
+          <w:t>8–11</w:t>
+        </w:r>
+      </w:hyperlink>
+      <w:r>
+        <w:rPr>
+          <w:lang w:val="zh_TW" w:bidi="zh_TW"/>
+        </w:rPr>
+        <w:t>章）、七個碗（</w:t>
+      </w:r>
+      <w:hyperlink r:id="rId61">
+        <w:r>
+          <w:rPr>
+            <w:lang w:val="zh_TW" w:bidi="zh_TW"/>
+          </w:rPr>
+          <w:rPr>
+            <w:color w:val="0000EE"/>
+            <w:u w:val="single"/>
+          </w:rPr>
+          <w:t>16–18</w:t>
+        </w:r>
+      </w:hyperlink>
+      <w:r>
+        <w:rPr>
+          <w:lang w:val="zh_TW" w:bidi="zh_TW"/>
+        </w:rPr>
+        <w:t>章）、七個末後的事（</w:t>
+      </w:r>
+      <w:hyperlink r:id="rId62">
+        <w:r>
+          <w:rPr>
+            <w:lang w:val="zh_TW" w:bidi="zh_TW"/>
+          </w:rPr>
+          <w:rPr>
+            <w:color w:val="0000EE"/>
+            <w:u w:val="single"/>
+          </w:rPr>
+          <w:t>19–22</w:t>
+        </w:r>
+      </w:hyperlink>
+      <w:r>
+        <w:rPr>
+          <w:lang w:val="zh_TW" w:bidi="zh_TW"/>
+        </w:rPr>
+        <w:t xml:space="preserve"> 章）。我們也可以將內容分為四個關鍵的異象：（1）人子在七個教會中的異象（</w:t>
+      </w:r>
+      <w:hyperlink r:id="rId53">
+        <w:r>
+          <w:rPr>
+            <w:lang w:val="zh_TW" w:bidi="zh_TW"/>
+          </w:rPr>
+          <w:rPr>
+            <w:color w:val="0000EE"/>
+            <w:u w:val="single"/>
+          </w:rPr>
+          <w:t>1–3</w:t>
+        </w:r>
+      </w:hyperlink>
+      <w:r>
+        <w:rPr>
+          <w:lang w:val="zh_TW" w:bidi="zh_TW"/>
+        </w:rPr>
+        <w:t>章）；（2）七封印書卷、七個號角和七個碗的異象（</w:t>
+      </w:r>
+      <w:hyperlink r:id="rId63">
+        <w:r>
+          <w:rPr>
+            <w:lang w:val="zh_TW" w:bidi="zh_TW"/>
+          </w:rPr>
+          <w:rPr>
+            <w:color w:val="0000EE"/>
+            <w:u w:val="single"/>
+          </w:rPr>
+          <w:t>4:1–19:10</w:t>
+        </w:r>
+      </w:hyperlink>
+      <w:r>
+        <w:rPr>
+          <w:lang w:val="zh_TW" w:bidi="zh_TW"/>
+        </w:rPr>
+        <w:t>）；（3）基督再來和這個時代終結的異象（</w:t>
+      </w:r>
+      <w:hyperlink r:id="rId64">
+        <w:r>
+          <w:rPr>
+            <w:lang w:val="zh_TW" w:bidi="zh_TW"/>
+          </w:rPr>
+          <w:rPr>
+            <w:color w:val="0000EE"/>
+            <w:u w:val="single"/>
+          </w:rPr>
+          <w:t>19:11–20:15</w:t>
+        </w:r>
+      </w:hyperlink>
+      <w:r>
+        <w:rPr>
+          <w:lang w:val="zh_TW" w:bidi="zh_TW"/>
+        </w:rPr>
+        <w:t>）；（4）新天新地的異象（</w:t>
+      </w:r>
+      <w:hyperlink r:id="rId65">
+        <w:r>
+          <w:rPr>
+            <w:lang w:val="zh_TW" w:bidi="zh_TW"/>
+          </w:rPr>
+          <w:rPr>
+            <w:color w:val="0000EE"/>
+            <w:u w:val="single"/>
+          </w:rPr>
+          <w:t>21–22</w:t>
+        </w:r>
+      </w:hyperlink>
+      <w:r>
+        <w:rPr>
+          <w:lang w:val="zh_TW" w:bidi="zh_TW"/>
+        </w:rPr>
+        <w:t xml:space="preserve"> 章）。</w:t>
+      </w:r>
+    </w:p>
+    <w:p>
+      <w:pPr>
+        <w:pStyle w:val="Heading4"/>
+      </w:pPr>
+      <w:r>
+        <w:rPr>
+          <w:lang w:val="zh_TW" w:bidi="zh_TW"/>
+        </w:rPr>
+        <w:t>約翰的介紹（</w:t>
+      </w:r>
+      <w:hyperlink r:id="rId66">
+        <w:r>
+          <w:rPr>
+            <w:lang w:val="zh_TW" w:bidi="zh_TW"/>
+          </w:rPr>
+          <w:rPr>
+            <w:color w:val="0000EE"/>
+            <w:u w:val="single"/>
+          </w:rPr>
+          <w:t>1:1–8</w:t>
+        </w:r>
+      </w:hyperlink>
+      <w:r>
+        <w:rPr>
+          <w:lang w:val="zh_TW" w:bidi="zh_TW"/>
+        </w:rPr>
+        <w:t>）</w:t>
+      </w:r>
+    </w:p>
+    <w:p>
+      <w:pPr/>
+      <w:r>
+        <w:rPr>
+          <w:lang w:val="zh_TW" w:bidi="zh_TW"/>
+        </w:rPr>
+      </w:r>
+      <w:r>
+        <w:rPr>
+          <w:lang w:val="zh_TW" w:bidi="zh_TW"/>
+        </w:rPr>
+        <w:t>啟示錄的首三章構成一個單元，相對較易理解，是</w:t>
+      </w:r>
+      <w:r>
+        <w:rPr>
+          <w:lang w:val="zh_TW" w:bidi="zh_TW"/>
+        </w:rPr>
+        <w:t>最為人熟知</w:t>
+      </w:r>
+      <w:r>
+        <w:rPr>
+          <w:lang w:val="zh_TW" w:bidi="zh_TW"/>
+        </w:rPr>
+        <w:t>的部份，包括了整書卷的介紹（</w:t>
+      </w:r>
+      <w:hyperlink r:id="rId66">
+        <w:r>
+          <w:rPr>
+            <w:lang w:val="zh_TW" w:bidi="zh_TW"/>
+          </w:rPr>
+          <w:rPr>
+            <w:color w:val="0000EE"/>
+            <w:u w:val="single"/>
+          </w:rPr>
+          <w:t>1:1–8</w:t>
+        </w:r>
+      </w:hyperlink>
+      <w:r>
+        <w:rPr>
+          <w:lang w:val="zh_TW" w:bidi="zh_TW"/>
+        </w:rPr>
+        <w:t>）、第一個異象，即人子在七個燈</w:t>
+      </w:r>
+      <w:r>
+        <w:rPr>
+          <w:lang w:val="zh_TW" w:bidi="zh_TW"/>
+        </w:rPr>
+        <w:t>臺</w:t>
+      </w:r>
+      <w:r>
+        <w:rPr>
+          <w:lang w:val="zh_TW" w:bidi="zh_TW"/>
+        </w:rPr>
+        <w:t>中間的異象（</w:t>
+      </w:r>
+      <w:hyperlink r:id="rId67">
+        <w:r>
+          <w:rPr>
+            <w:lang w:val="zh_TW" w:bidi="zh_TW"/>
+          </w:rPr>
+          <w:rPr>
+            <w:color w:val="0000EE"/>
+            <w:u w:val="single"/>
+          </w:rPr>
+          <w:t>1:9–20</w:t>
+        </w:r>
+      </w:hyperlink>
+      <w:r>
+        <w:rPr>
+          <w:lang w:val="zh_TW" w:bidi="zh_TW"/>
+        </w:rPr>
+        <w:t>），以及給亞細亞七個教會的</w:t>
+      </w:r>
+      <w:r>
+        <w:rPr>
+          <w:lang w:val="zh_TW" w:bidi="zh_TW"/>
+        </w:rPr>
+        <w:t>書信或信息</w:t>
+      </w:r>
+      <w:r>
+        <w:rPr>
+          <w:lang w:val="zh_TW" w:bidi="zh_TW"/>
+        </w:rPr>
+        <w:t>（</w:t>
+      </w:r>
+      <w:hyperlink r:id="rId58">
+        <w:r>
+          <w:rPr>
+            <w:lang w:val="zh_TW" w:bidi="zh_TW"/>
+          </w:rPr>
+          <w:rPr>
+            <w:color w:val="0000EE"/>
+            <w:u w:val="single"/>
+          </w:rPr>
+          <w:t>2:1–3:22</w:t>
         </w:r>
       </w:hyperlink>
       <w:r>
@@ -675,6 +3028,74 @@
       </w:r>
     </w:p>
     <w:p>
+      <w:pPr/>
+      <w:r>
+        <w:rPr>
+          <w:lang w:val="zh_TW" w:bidi="zh_TW"/>
+        </w:rPr>
+      </w:r>
+      <w:r>
+        <w:rPr>
+          <w:lang w:val="zh_TW" w:bidi="zh_TW"/>
+        </w:rPr>
+        <w:t>首八節經文是全書的引言</w:t>
+      </w:r>
+      <w:r>
+        <w:rPr>
+          <w:lang w:val="zh_TW" w:bidi="zh_TW"/>
+        </w:rPr>
+        <w:t>，充滿了神學意義和細節。在簡短的序言之後（</w:t>
+      </w:r>
+      <w:hyperlink r:id="rId68">
+        <w:r>
+          <w:rPr>
+            <w:lang w:val="zh_TW" w:bidi="zh_TW"/>
+          </w:rPr>
+          <w:rPr>
+            <w:color w:val="0000EE"/>
+            <w:u w:val="single"/>
+          </w:rPr>
+          <w:t>1:1–3</w:t>
+        </w:r>
+      </w:hyperlink>
+      <w:r>
+        <w:rPr>
+          <w:lang w:val="zh_TW" w:bidi="zh_TW"/>
+        </w:rPr>
+        <w:t>），約翰以古代書信格式，加以擴展，並</w:t>
+      </w:r>
+      <w:r>
+        <w:rPr>
+          <w:lang w:val="zh_TW" w:bidi="zh_TW"/>
+        </w:rPr>
+        <w:t>將這卷書寫給亞細亞的七個教會</w:t>
+      </w:r>
+      <w:r>
+        <w:rPr>
+          <w:lang w:val="zh_TW" w:bidi="zh_TW"/>
+        </w:rPr>
+        <w:t>（</w:t>
+      </w:r>
+      <w:hyperlink r:id="rId69">
+        <w:r>
+          <w:rPr>
+            <w:lang w:val="zh_TW" w:bidi="zh_TW"/>
+          </w:rPr>
+          <w:rPr>
+            <w:color w:val="0000EE"/>
+            <w:u w:val="single"/>
+          </w:rPr>
+          <w:t>4–8節</w:t>
+        </w:r>
+      </w:hyperlink>
+      <w:r>
+        <w:rPr>
+          <w:lang w:val="zh_TW" w:bidi="zh_TW"/>
+        </w:rPr>
+        <w:t>）。</w:t>
+      </w:r>
+    </w:p>
+    <w:p>
       <w:pPr>
         <w:pStyle w:val="Heading4"/>
       </w:pPr>
@@ -682,7 +3103,37 @@
         <w:rPr>
           <w:lang w:val="zh_TW" w:bidi="zh_TW"/>
         </w:rPr>
-        <w:t>肉體作為整個身體</w:t>
+        <w:t>燈</w:t>
+      </w:r>
+      <w:r>
+        <w:rPr>
+          <w:lang w:val="zh_TW" w:bidi="zh_TW"/>
+        </w:rPr>
+        <w:t>臺</w:t>
+      </w:r>
+      <w:r>
+        <w:rPr>
+          <w:lang w:val="zh_TW" w:bidi="zh_TW"/>
+        </w:rPr>
+        <w:t>中的人子（</w:t>
+      </w:r>
+      <w:hyperlink r:id="rId67">
+        <w:r>
+          <w:rPr>
+            <w:lang w:val="zh_TW" w:bidi="zh_TW"/>
+          </w:rPr>
+          <w:rPr>
+            <w:color w:val="0000EE"/>
+            <w:u w:val="single"/>
+          </w:rPr>
+          <w:t>1:9–20</w:t>
+        </w:r>
+      </w:hyperlink>
+      <w:r>
+        <w:rPr>
+          <w:lang w:val="zh_TW" w:bidi="zh_TW"/>
+        </w:rPr>
+        <w:t>）</w:t>
       </w:r>
     </w:p>
     <w:p>
@@ -696,72 +3147,150 @@
         <w:rPr>
           <w:lang w:val="zh_TW" w:bidi="zh_TW"/>
         </w:rPr>
-        <w:t>由於語義的自然延伸，「肉體」有時會以部分代表全體，不僅指身體的肉質部分，也可代表整個身體。因此，保羅可以說「我身子雖不在你們那裡」（</w:t>
-      </w:r>
-      <w:hyperlink r:id="rId31">
-        <w:r>
-          <w:rPr>
-            <w:lang w:val="zh_TW" w:bidi="zh_TW"/>
-          </w:rPr>
-          <w:rPr>
-            <w:color w:val="0000EE"/>
-            <w:u w:val="single"/>
-          </w:rPr>
-          <w:t>林前5:3</w:t>
-        </w:r>
-      </w:hyperlink>
-      <w:r>
-        <w:rPr>
-          <w:lang w:val="zh_TW" w:bidi="zh_TW"/>
-        </w:rPr>
-        <w:t>），或說「我身子雖與你們相離」（</w:t>
-      </w:r>
-      <w:hyperlink r:id="rId32">
-        <w:r>
-          <w:rPr>
-            <w:lang w:val="zh_TW" w:bidi="zh_TW"/>
-          </w:rPr>
-          <w:rPr>
-            <w:color w:val="0000EE"/>
-            <w:u w:val="single"/>
-          </w:rPr>
-          <w:t>西2:5</w:t>
-        </w:r>
-      </w:hyperlink>
-      <w:r>
-        <w:rPr>
-          <w:lang w:val="zh_TW" w:bidi="zh_TW"/>
-        </w:rPr>
-        <w:t>）。保羅也說，耶穌的生命可以在我們的身體上或在我們必死的肉身上顯明出來（</w:t>
-      </w:r>
-      <w:hyperlink r:id="rId33">
-        <w:r>
-          <w:rPr>
-            <w:lang w:val="zh_TW" w:bidi="zh_TW"/>
-          </w:rPr>
-          <w:rPr>
-            <w:color w:val="0000EE"/>
-            <w:u w:val="single"/>
-          </w:rPr>
-          <w:t>林後4:10–11</w:t>
-        </w:r>
-      </w:hyperlink>
-      <w:r>
-        <w:rPr>
-          <w:lang w:val="zh_TW" w:bidi="zh_TW"/>
-        </w:rPr>
-        <w:t>）。又如：「與娼妓聯合的，便是與她成為一體嗎？因為主說：『二人要成為一體』」（</w:t>
-      </w:r>
-      <w:hyperlink r:id="rId34">
-        <w:r>
-          <w:rPr>
-            <w:lang w:val="zh_TW" w:bidi="zh_TW"/>
-          </w:rPr>
-          <w:rPr>
-            <w:color w:val="0000EE"/>
-            <w:u w:val="single"/>
-          </w:rPr>
-          <w:t>林前6:16</w:t>
+        <w:t>在簡略</w:t>
+      </w:r>
+      <w:r>
+        <w:rPr>
+          <w:lang w:val="zh_TW" w:bidi="zh_TW"/>
+        </w:rPr>
+        <w:t>說明異象的</w:t>
+      </w:r>
+      <w:r>
+        <w:rPr>
+          <w:lang w:val="zh_TW" w:bidi="zh_TW"/>
+        </w:rPr>
+        <w:t>歷史背景後（</w:t>
+      </w:r>
+      <w:hyperlink r:id="rId70">
+        <w:r>
+          <w:rPr>
+            <w:lang w:val="zh_TW" w:bidi="zh_TW"/>
+          </w:rPr>
+          <w:rPr>
+            <w:color w:val="0000EE"/>
+            <w:u w:val="single"/>
+          </w:rPr>
+          <w:t>1:9–11</w:t>
+        </w:r>
+      </w:hyperlink>
+      <w:r>
+        <w:rPr>
+          <w:lang w:val="zh_TW" w:bidi="zh_TW"/>
+        </w:rPr>
+        <w:t>），約翰描述了他</w:t>
+      </w:r>
+      <w:r>
+        <w:rPr>
+          <w:lang w:val="zh_TW" w:bidi="zh_TW"/>
+        </w:rPr>
+        <w:t>所見</w:t>
+      </w:r>
+      <w:r>
+        <w:rPr>
+          <w:lang w:val="zh_TW" w:bidi="zh_TW"/>
+        </w:rPr>
+        <w:t>的異象：他看到「</w:t>
+      </w:r>
+      <w:r>
+        <w:rPr>
+          <w:lang w:val="zh_TW" w:bidi="zh_TW"/>
+        </w:rPr>
+        <w:t>一位好像人子</w:t>
+      </w:r>
+      <w:r>
+        <w:rPr>
+          <w:lang w:val="zh_TW" w:bidi="zh_TW"/>
+        </w:rPr>
+        <w:t>」在七個金燈</w:t>
+      </w:r>
+      <w:r>
+        <w:rPr>
+          <w:lang w:val="zh_TW" w:bidi="zh_TW"/>
+        </w:rPr>
+        <w:t>臺</w:t>
+      </w:r>
+      <w:r>
+        <w:rPr>
+          <w:lang w:val="zh_TW" w:bidi="zh_TW"/>
+        </w:rPr>
+        <w:t>中行走（</w:t>
+      </w:r>
+      <w:hyperlink r:id="rId71">
+        <w:r>
+          <w:rPr>
+            <w:lang w:val="zh_TW" w:bidi="zh_TW"/>
+          </w:rPr>
+          <w:rPr>
+            <w:color w:val="0000EE"/>
+            <w:u w:val="single"/>
+          </w:rPr>
+          <w:t>12–16節</w:t>
+        </w:r>
+      </w:hyperlink>
+      <w:r>
+        <w:rPr>
+          <w:lang w:val="zh_TW" w:bidi="zh_TW"/>
+        </w:rPr>
+        <w:t>）。這人自稱是被高舉的主，耶穌基督（</w:t>
+      </w:r>
+      <w:hyperlink r:id="rId72">
+        <w:r>
+          <w:rPr>
+            <w:lang w:val="zh_TW" w:bidi="zh_TW"/>
+          </w:rPr>
+          <w:rPr>
+            <w:color w:val="0000EE"/>
+            <w:u w:val="single"/>
+          </w:rPr>
+          <w:t>17–18節</w:t>
+        </w:r>
+      </w:hyperlink>
+      <w:r>
+        <w:rPr>
+          <w:lang w:val="zh_TW" w:bidi="zh_TW"/>
+        </w:rPr>
+        <w:t>），然後解釋了這個象徵性異象的意義（</w:t>
+      </w:r>
+      <w:hyperlink r:id="rId73">
+        <w:r>
+          <w:rPr>
+            <w:lang w:val="zh_TW" w:bidi="zh_TW"/>
+          </w:rPr>
+          <w:rPr>
+            <w:color w:val="0000EE"/>
+            <w:u w:val="single"/>
+          </w:rPr>
+          <w:t>19–20節</w:t>
+        </w:r>
+      </w:hyperlink>
+      <w:r>
+        <w:rPr>
+          <w:lang w:val="zh_TW" w:bidi="zh_TW"/>
+        </w:rPr>
+        <w:t>）。最後，主向亞細亞的七個教會</w:t>
+      </w:r>
+      <w:r>
+        <w:rPr>
+          <w:lang w:val="zh_TW" w:bidi="zh_TW"/>
+        </w:rPr>
+        <w:t>分別傳達</w:t>
+      </w:r>
+      <w:r>
+        <w:rPr>
+          <w:lang w:val="zh_TW" w:bidi="zh_TW"/>
+        </w:rPr>
+        <w:t>了相當仔細且具體的信息（</w:t>
+      </w:r>
+      <w:hyperlink r:id="rId58">
+        <w:r>
+          <w:rPr>
+            <w:lang w:val="zh_TW" w:bidi="zh_TW"/>
+          </w:rPr>
+          <w:rPr>
+            <w:color w:val="0000EE"/>
+            <w:u w:val="single"/>
+          </w:rPr>
+          <w:t>2:1–3:22</w:t>
         </w:r>
       </w:hyperlink>
       <w:r>
@@ -779,7 +3308,25 @@
         <w:rPr>
           <w:lang w:val="zh_TW" w:bidi="zh_TW"/>
         </w:rPr>
-        <w:t>肉體作為與人的出身有關的概念</w:t>
+        <w:t>給七個教會的信（</w:t>
+      </w:r>
+      <w:hyperlink r:id="rId58">
+        <w:r>
+          <w:rPr>
+            <w:lang w:val="zh_TW" w:bidi="zh_TW"/>
+          </w:rPr>
+          <w:rPr>
+            <w:color w:val="0000EE"/>
+            <w:u w:val="single"/>
+          </w:rPr>
+          <w:t>2:1–3:22</w:t>
+        </w:r>
+      </w:hyperlink>
+      <w:r>
+        <w:rPr>
+          <w:lang w:val="zh_TW" w:bidi="zh_TW"/>
+        </w:rPr>
+        <w:t>）</w:t>
       </w:r>
     </w:p>
     <w:p>
@@ -793,27 +3340,1745 @@
         <w:rPr>
           <w:lang w:val="zh_TW" w:bidi="zh_TW"/>
         </w:rPr>
-        <w:t>承襲舊約聖經的用法，保羅使用「肉體」一詞，不僅指身體的組成或身體本身，更具體地指由肉體構成的人。在這種用法中，「肉體」一詞可指人的血緣關係、肉身出身，以及使人彼此相連的天然聯繫。保羅提到他「骨肉之親」的同胞，就是猶太人。（</w:t>
-      </w:r>
-      <w:hyperlink r:id="rId35">
-        <w:r>
-          <w:rPr>
-            <w:lang w:val="zh_TW" w:bidi="zh_TW"/>
-          </w:rPr>
-          <w:rPr>
-            <w:color w:val="0000EE"/>
-            <w:u w:val="single"/>
-          </w:rPr>
-          <w:t>羅9:3</w:t>
-        </w:r>
-      </w:hyperlink>
-      <w:r>
-        <w:rPr>
-          <w:lang w:val="zh_TW" w:bidi="zh_TW"/>
-        </w:rPr>
-        <w:t>），甚至以「我骨肉」（</w:t>
-      </w:r>
-      <w:hyperlink r:id="rId36">
+        <w:t>這七個教會具有典型又有代表性的特質——順服和不順服都有，這些特質是對歷代所有教會的持續提醒（參</w:t>
+      </w:r>
+      <w:hyperlink r:id="rId74">
+        <w:r>
+          <w:rPr>
+            <w:lang w:val="zh_TW" w:bidi="zh_TW"/>
+          </w:rPr>
+          <w:rPr>
+            <w:color w:val="0000EE"/>
+            <w:u w:val="single"/>
+          </w:rPr>
+          <w:t>2:7、11、17、29</w:t>
+        </w:r>
+      </w:hyperlink>
+      <w:r>
+        <w:rPr>
+          <w:lang w:val="zh_TW" w:bidi="zh_TW"/>
+        </w:rPr>
+        <w:t>，</w:t>
+      </w:r>
+      <w:hyperlink r:id="rId75">
+        <w:r>
+          <w:rPr>
+            <w:lang w:val="zh_TW" w:bidi="zh_TW"/>
+          </w:rPr>
+          <w:rPr>
+            <w:color w:val="0000EE"/>
+            <w:u w:val="single"/>
+          </w:rPr>
+          <w:t>3:6、13、22</w:t>
+        </w:r>
+      </w:hyperlink>
+      <w:r>
+        <w:rPr>
+          <w:lang w:val="zh_TW" w:bidi="zh_TW"/>
+        </w:rPr>
+        <w:t>；特別是</w:t>
+      </w:r>
+      <w:hyperlink r:id="rId76">
+        <w:r>
+          <w:rPr>
+            <w:lang w:val="zh_TW" w:bidi="zh_TW"/>
+          </w:rPr>
+          <w:rPr>
+            <w:color w:val="0000EE"/>
+            <w:u w:val="single"/>
+          </w:rPr>
+          <w:t>2:23</w:t>
+        </w:r>
+      </w:hyperlink>
+      <w:r>
+        <w:rPr>
+          <w:lang w:val="zh_TW" w:bidi="zh_TW"/>
+        </w:rPr>
+        <w:t>）。</w:t>
+      </w:r>
+      <w:r>
+        <w:rPr>
+          <w:lang w:val="zh_TW" w:bidi="zh_TW"/>
+        </w:rPr>
+        <w:t>它們的順序</w:t>
+      </w:r>
+      <w:r>
+        <w:rPr>
+          <w:lang w:val="zh_TW" w:bidi="zh_TW"/>
+        </w:rPr>
+        <w:t>（</w:t>
+      </w:r>
+      <w:hyperlink r:id="rId77">
+        <w:r>
+          <w:rPr>
+            <w:lang w:val="zh_TW" w:bidi="zh_TW"/>
+          </w:rPr>
+          <w:rPr>
+            <w:color w:val="0000EE"/>
+            <w:u w:val="single"/>
+          </w:rPr>
+          <w:t>1:11</w:t>
+        </w:r>
+      </w:hyperlink>
+      <w:r>
+        <w:rPr>
+          <w:lang w:val="zh_TW" w:bidi="zh_TW"/>
+        </w:rPr>
+        <w:t>；</w:t>
+      </w:r>
+      <w:hyperlink r:id="rId58">
+        <w:r>
+          <w:rPr>
+            <w:lang w:val="zh_TW" w:bidi="zh_TW"/>
+          </w:rPr>
+          <w:rPr>
+            <w:color w:val="0000EE"/>
+            <w:u w:val="single"/>
+          </w:rPr>
+          <w:t>2:1–3:22</w:t>
+        </w:r>
+      </w:hyperlink>
+      <w:r>
+        <w:rPr>
+          <w:lang w:val="zh_TW" w:bidi="zh_TW"/>
+        </w:rPr>
+        <w:t>）</w:t>
+      </w:r>
+      <w:r>
+        <w:rPr>
+          <w:lang w:val="zh_TW" w:bidi="zh_TW"/>
+        </w:rPr>
+        <w:t>反映了從以弗所開始、最終到達老底嘉的古代路線</w:t>
+      </w:r>
+      <w:r>
+        <w:rPr>
+          <w:lang w:val="zh_TW" w:bidi="zh_TW"/>
+        </w:rPr>
+        <w:t>。</w:t>
+      </w:r>
+    </w:p>
+    <w:p>
+      <w:pPr/>
+      <w:r>
+        <w:rPr>
+          <w:lang w:val="zh_TW" w:bidi="zh_TW"/>
+        </w:rPr>
+      </w:r>
+      <w:r>
+        <w:rPr>
+          <w:lang w:val="zh_TW" w:bidi="zh_TW"/>
+        </w:rPr>
+        <w:t>每段信息均按照當時的書信格式，由七個部分所組成：</w:t>
+      </w:r>
+    </w:p>
+    <w:p>
+      <w:pPr>
+        <w:pStyle w:val="ListNumber"/>
+        <w:numPr>
+          <w:ilvl w:val="0"/>
+          <w:numId w:val="14"/>
+        </w:numPr>
+        <w:spacing w:line="240" w:lineRule="auto"/>
+        <w:ind w:left="720"/>
+      </w:pPr>
+      <w:r>
+        <w:rPr>
+          <w:lang w:val="zh_TW" w:bidi="zh_TW"/>
+        </w:rPr>
+      </w:r>
+      <w:r>
+        <w:rPr>
+          <w:lang w:val="zh_TW" w:bidi="zh_TW"/>
+        </w:rPr>
+        <w:t>依照常見格式，七封信皆首先提及收信人的身份：「寫信給以弗所教會的使者……」</w:t>
+      </w:r>
+    </w:p>
+    <w:p>
+      <w:pPr>
+        <w:pStyle w:val="ListNumber"/>
+        <w:spacing w:line="240" w:lineRule="auto"/>
+        <w:ind w:left="720"/>
+      </w:pPr>
+      <w:r>
+        <w:rPr>
+          <w:lang w:val="zh_TW" w:bidi="zh_TW"/>
+        </w:rPr>
+      </w:r>
+      <w:r>
+        <w:rPr>
+          <w:lang w:val="zh_TW" w:bidi="zh_TW"/>
+        </w:rPr>
+        <w:t>然後提到</w:t>
+      </w:r>
+      <w:r>
+        <w:rPr>
+          <w:lang w:val="zh_TW" w:bidi="zh_TW"/>
+        </w:rPr>
+        <w:t>發言者</w:t>
+      </w:r>
+      <w:r>
+        <w:rPr>
+          <w:lang w:val="zh_TW" w:bidi="zh_TW"/>
+        </w:rPr>
+        <w:t>。每段信息的介紹，都會重述基督宏大的異象和身份（</w:t>
+      </w:r>
+      <w:hyperlink r:id="rId78">
+        <w:r>
+          <w:rPr>
+            <w:lang w:val="zh_TW" w:bidi="zh_TW"/>
+          </w:rPr>
+          <w:rPr>
+            <w:color w:val="0000EE"/>
+            <w:u w:val="single"/>
+          </w:rPr>
+          <w:t>1:12–20</w:t>
+        </w:r>
+      </w:hyperlink>
+      <w:r>
+        <w:rPr>
+          <w:lang w:val="zh_TW" w:bidi="zh_TW"/>
+        </w:rPr>
+        <w:t>），例如：「</w:t>
+      </w:r>
+      <w:r>
+        <w:rPr>
+          <w:lang w:val="zh_TW" w:bidi="zh_TW"/>
+        </w:rPr>
+        <w:t>那右手拿着七星、在七個金燈臺中間行走的</w:t>
+      </w:r>
+      <w:r>
+        <w:rPr>
+          <w:lang w:val="zh_TW" w:bidi="zh_TW"/>
+        </w:rPr>
+        <w:t>」（</w:t>
+      </w:r>
+      <w:hyperlink r:id="rId79">
+        <w:r>
+          <w:rPr>
+            <w:lang w:val="zh_TW" w:bidi="zh_TW"/>
+          </w:rPr>
+          <w:rPr>
+            <w:color w:val="0000EE"/>
+            <w:u w:val="single"/>
+          </w:rPr>
+          <w:t>2:1</w:t>
+        </w:r>
+      </w:hyperlink>
+      <w:r>
+        <w:rPr>
+          <w:lang w:val="zh_TW" w:bidi="zh_TW"/>
+        </w:rPr>
+        <w:t>；參見</w:t>
+      </w:r>
+      <w:hyperlink r:id="rId80">
+        <w:r>
+          <w:rPr>
+            <w:lang w:val="zh_TW" w:bidi="zh_TW"/>
+          </w:rPr>
+          <w:rPr>
+            <w:color w:val="0000EE"/>
+            <w:u w:val="single"/>
+          </w:rPr>
+          <w:t>1:13、16</w:t>
+        </w:r>
+      </w:hyperlink>
+      <w:r>
+        <w:rPr>
+          <w:lang w:val="zh_TW" w:bidi="zh_TW"/>
+        </w:rPr>
+        <w:t>）。</w:t>
+      </w:r>
+    </w:p>
+    <w:p>
+      <w:pPr>
+        <w:pStyle w:val="ListNumber"/>
+        <w:spacing w:line="240" w:lineRule="auto"/>
+        <w:ind w:left="720"/>
+      </w:pPr>
+      <w:r>
+        <w:rPr>
+          <w:lang w:val="zh_TW" w:bidi="zh_TW"/>
+        </w:rPr>
+      </w:r>
+      <w:r>
+        <w:rPr>
+          <w:lang w:val="zh_TW" w:bidi="zh_TW"/>
+        </w:rPr>
+        <w:t>接著是發言者的知識</w:t>
+      </w:r>
+      <w:r>
+        <w:rPr>
+          <w:lang w:val="zh_TW" w:bidi="zh_TW"/>
+        </w:rPr>
+        <w:t>。祂深深知道教會的所作所為，以及教會對祂的忠心程度，無論表面情況如何。在給撒狄和老底嘉教會的信息中，評估是完全負面的。基督教會的敵人是欺騙者撒但，牠試圖破壞教會對基督的忠心（</w:t>
+      </w:r>
+      <w:hyperlink r:id="rId81">
+        <w:r>
+          <w:rPr>
+            <w:lang w:val="zh_TW" w:bidi="zh_TW"/>
+          </w:rPr>
+          <w:rPr>
+            <w:color w:val="0000EE"/>
+            <w:u w:val="single"/>
+          </w:rPr>
+          <w:t>2:10、24</w:t>
+        </w:r>
+      </w:hyperlink>
+      <w:r>
+        <w:rPr>
+          <w:lang w:val="zh_TW" w:bidi="zh_TW"/>
+        </w:rPr>
+        <w:t>）。</w:t>
+      </w:r>
+    </w:p>
+    <w:p>
+      <w:pPr>
+        <w:pStyle w:val="ListNumber"/>
+        <w:spacing w:line="240" w:lineRule="auto"/>
+        <w:ind w:left="720"/>
+      </w:pPr>
+      <w:r>
+        <w:rPr>
+          <w:lang w:val="zh_TW" w:bidi="zh_TW"/>
+        </w:rPr>
+      </w:r>
+      <w:r>
+        <w:rPr>
+          <w:lang w:val="zh_TW" w:bidi="zh_TW"/>
+        </w:rPr>
+        <w:t>在評估教會的成就後，</w:t>
+      </w:r>
+      <w:r>
+        <w:rPr>
+          <w:lang w:val="zh_TW" w:bidi="zh_TW"/>
+        </w:rPr>
+        <w:t>發言者</w:t>
+      </w:r>
+      <w:r>
+        <w:rPr>
+          <w:lang w:val="zh_TW" w:bidi="zh_TW"/>
+        </w:rPr>
+        <w:t>會用這樣的話語，宣告對他們狀況的判決，例如「</w:t>
+      </w:r>
+      <w:r>
+        <w:rPr>
+          <w:lang w:val="zh_TW" w:bidi="zh_TW"/>
+        </w:rPr>
+        <w:t>你把起初的愛心離棄了</w:t>
+      </w:r>
+      <w:r>
+        <w:rPr>
+          <w:lang w:val="zh_TW" w:bidi="zh_TW"/>
+        </w:rPr>
+        <w:t>」（</w:t>
+      </w:r>
+      <w:hyperlink r:id="rId82">
+        <w:r>
+          <w:rPr>
+            <w:lang w:val="zh_TW" w:bidi="zh_TW"/>
+          </w:rPr>
+          <w:rPr>
+            <w:color w:val="0000EE"/>
+            <w:u w:val="single"/>
+          </w:rPr>
+          <w:t>2:4</w:t>
+        </w:r>
+      </w:hyperlink>
+      <w:r>
+        <w:rPr>
+          <w:lang w:val="zh_TW" w:bidi="zh_TW"/>
+        </w:rPr>
+        <w:t>）或「</w:t>
+      </w:r>
+      <w:r>
+        <w:rPr>
+          <w:lang w:val="zh_TW" w:bidi="zh_TW"/>
+        </w:rPr>
+        <w:t>其實是死的</w:t>
+      </w:r>
+      <w:r>
+        <w:rPr>
+          <w:lang w:val="zh_TW" w:bidi="zh_TW"/>
+        </w:rPr>
+        <w:t>」（</w:t>
+      </w:r>
+      <w:hyperlink r:id="rId83">
+        <w:r>
+          <w:rPr>
+            <w:lang w:val="zh_TW" w:bidi="zh_TW"/>
+          </w:rPr>
+          <w:rPr>
+            <w:color w:val="0000EE"/>
+            <w:u w:val="single"/>
+          </w:rPr>
+          <w:t>3:1</w:t>
+        </w:r>
+      </w:hyperlink>
+      <w:r>
+        <w:rPr>
+          <w:lang w:val="zh_TW" w:bidi="zh_TW"/>
+        </w:rPr>
+        <w:t>）。其中有兩封信沒有負面的判決（士每拿、非拉鐵非），而有兩封信則沒有讚美的話（撒狄、老底嘉）。在這些信中，所有的不忠都被視為從裡面背叛與基督的關係。</w:t>
+      </w:r>
+    </w:p>
+    <w:p>
+      <w:pPr>
+        <w:pStyle w:val="ListNumber"/>
+        <w:spacing w:line="240" w:lineRule="auto"/>
+        <w:ind w:left="720"/>
+      </w:pPr>
+      <w:r>
+        <w:rPr>
+          <w:lang w:val="zh_TW" w:bidi="zh_TW"/>
+        </w:rPr>
+      </w:r>
+      <w:r>
+        <w:rPr>
+          <w:lang w:val="zh_TW" w:bidi="zh_TW"/>
+        </w:rPr>
+        <w:t>為了糾正或提醒每個教會，耶穌發出了深入的命令。這些命令進一步揭示這些教會自我欺騙的具體情況。</w:t>
+      </w:r>
+    </w:p>
+    <w:p>
+      <w:pPr>
+        <w:pStyle w:val="ListNumber"/>
+        <w:spacing w:line="240" w:lineRule="auto"/>
+        <w:ind w:left="720"/>
+      </w:pPr>
+      <w:r>
+        <w:rPr>
+          <w:lang w:val="zh_TW" w:bidi="zh_TW"/>
+        </w:rPr>
+      </w:r>
+      <w:r>
+        <w:rPr>
+          <w:lang w:val="zh_TW" w:bidi="zh_TW"/>
+        </w:rPr>
+        <w:t>每封信都也有一般的勸告：「聖靈向眾教會所說的話，凡有耳的，就應當聽！」聖靈的話就是基督的話（參見</w:t>
+      </w:r>
+      <w:hyperlink r:id="rId84">
+        <w:r>
+          <w:rPr>
+            <w:lang w:val="zh_TW" w:bidi="zh_TW"/>
+          </w:rPr>
+          <w:rPr>
+            <w:color w:val="0000EE"/>
+            <w:u w:val="single"/>
+          </w:rPr>
+          <w:t>19:10</w:t>
+        </w:r>
+      </w:hyperlink>
+      <w:r>
+        <w:rPr>
+          <w:lang w:val="zh_TW" w:bidi="zh_TW"/>
+        </w:rPr>
+        <w:t>）。</w:t>
+      </w:r>
+    </w:p>
+    <w:p>
+      <w:pPr>
+        <w:pStyle w:val="ListNumber"/>
+        <w:spacing w:line="240" w:lineRule="auto"/>
+        <w:ind w:left="720"/>
+      </w:pPr>
+      <w:r>
+        <w:rPr>
+          <w:lang w:val="zh_TW" w:bidi="zh_TW"/>
+        </w:rPr>
+      </w:r>
+      <w:r>
+        <w:rPr>
+          <w:lang w:val="zh_TW" w:bidi="zh_TW"/>
+        </w:rPr>
+        <w:t>最後，每封信都應許獎賞得勝者。每一個應許都具有末世的意義，並與書卷的最後兩章相關。此外，這些應許呼應</w:t>
+      </w:r>
+      <w:hyperlink r:id="rId85">
+        <w:r>
+          <w:rPr>
+            <w:lang w:val="zh_TW" w:bidi="zh_TW"/>
+          </w:rPr>
+          <w:rPr>
+            <w:color w:val="0000EE"/>
+            <w:u w:val="single"/>
+          </w:rPr>
+          <w:t>創世記二至三章</w:t>
+        </w:r>
+      </w:hyperlink>
+      <w:r>
+        <w:rPr>
+          <w:lang w:val="zh_TW" w:bidi="zh_TW"/>
+        </w:rPr>
+        <w:t>：基督已經完全恢復亞當在伊甸園中所失去的。我們應該將這七個應許理解為不同的面向，結合起來構成對給予信徒的偉大應許：基督在哪裡，「</w:t>
+      </w:r>
+      <w:r>
+        <w:rPr>
+          <w:lang w:val="zh_TW" w:bidi="zh_TW"/>
+        </w:rPr>
+        <w:t>得勝者」也將在那裡</w:t>
+      </w:r>
+      <w:r>
+        <w:rPr>
+          <w:lang w:val="zh_TW" w:bidi="zh_TW"/>
+        </w:rPr>
+        <w:t>。</w:t>
+      </w:r>
+    </w:p>
+    <w:p>
+      <w:pPr>
+        <w:pStyle w:val="Heading3"/>
+      </w:pPr>
+      <w:r>
+        <w:rPr>
+          <w:lang w:val="zh_TW" w:bidi="zh_TW"/>
+        </w:rPr>
+        <w:t>七印（</w:t>
+      </w:r>
+      <w:hyperlink r:id="rId86">
+        <w:r>
+          <w:rPr>
+            <w:lang w:val="zh_TW" w:bidi="zh_TW"/>
+          </w:rPr>
+          <w:rPr>
+            <w:color w:val="0000EE"/>
+            <w:u w:val="single"/>
+          </w:rPr>
+          <w:t>4:1–8:1</w:t>
+        </w:r>
+      </w:hyperlink>
+      <w:r>
+        <w:rPr>
+          <w:lang w:val="zh_TW" w:bidi="zh_TW"/>
+        </w:rPr>
+        <w:t>）</w:t>
+      </w:r>
+    </w:p>
+    <w:p>
+      <w:pPr/>
+      <w:r>
+        <w:rPr>
+          <w:lang w:val="zh_TW" w:bidi="zh_TW"/>
+        </w:rPr>
+      </w:r>
+      <w:r>
+        <w:rPr>
+          <w:lang w:val="zh_TW" w:bidi="zh_TW"/>
+        </w:rPr>
+        <w:t>由於從</w:t>
+      </w:r>
+      <w:r>
+        <w:rPr>
+          <w:lang w:val="zh_TW" w:bidi="zh_TW"/>
+        </w:rPr>
+        <w:t>啟示錄</w:t>
+      </w:r>
+      <w:hyperlink r:id="rId87">
+        <w:r>
+          <w:rPr>
+            <w:lang w:val="zh_TW" w:bidi="zh_TW"/>
+          </w:rPr>
+          <w:rPr>
+            <w:color w:val="0000EE"/>
+            <w:u w:val="single"/>
+          </w:rPr>
+          <w:t>四章1節</w:t>
+        </w:r>
+      </w:hyperlink>
+      <w:r>
+        <w:rPr>
+          <w:lang w:val="zh_TW" w:bidi="zh_TW"/>
+        </w:rPr>
+        <w:t>到結尾，經文都大量使用了異象和象徵</w:t>
+      </w:r>
+      <w:r>
+        <w:rPr>
+          <w:lang w:val="zh_TW" w:bidi="zh_TW"/>
+        </w:rPr>
+        <w:t>，加上這些內容與</w:t>
+      </w:r>
+      <w:hyperlink r:id="rId88">
+        <w:r>
+          <w:rPr>
+            <w:lang w:val="zh_TW" w:bidi="zh_TW"/>
+          </w:rPr>
+          <w:rPr>
+            <w:color w:val="0000EE"/>
+            <w:u w:val="single"/>
+          </w:rPr>
+          <w:t>一至三章</w:t>
+        </w:r>
+      </w:hyperlink>
+      <w:r>
+        <w:rPr>
+          <w:lang w:val="zh_TW" w:bidi="zh_TW"/>
+        </w:rPr>
+        <w:t>有何關聯的問題，無怪乎解經家在處理這些章節時的看法差異很大。</w:t>
+      </w:r>
+    </w:p>
+    <w:p>
+      <w:pPr/>
+      <w:r>
+        <w:rPr>
+          <w:lang w:val="zh_TW" w:bidi="zh_TW"/>
+        </w:rPr>
+      </w:r>
+      <w:r>
+        <w:rPr>
+          <w:lang w:val="zh_TW" w:bidi="zh_TW"/>
+        </w:rPr>
+        <w:t>寶座、書卷與羔羊（</w:t>
+      </w:r>
+      <w:hyperlink r:id="rId89">
+        <w:r>
+          <w:rPr>
+            <w:lang w:val="zh_TW" w:bidi="zh_TW"/>
+          </w:rPr>
+          <w:rPr>
+            <w:color w:val="0000EE"/>
+            <w:u w:val="single"/>
+          </w:rPr>
+          <w:t>4:1–5:14</w:t>
+        </w:r>
+      </w:hyperlink>
+      <w:r>
+        <w:rPr>
+          <w:lang w:val="zh_TW" w:bidi="zh_TW"/>
+        </w:rPr>
+        <w:t>）</w:t>
+      </w:r>
+    </w:p>
+    <w:p>
+      <w:pPr/>
+      <w:r>
+        <w:rPr>
+          <w:lang w:val="zh_TW" w:bidi="zh_TW"/>
+        </w:rPr>
+      </w:r>
+      <w:r>
+        <w:rPr>
+          <w:lang w:val="zh_TW" w:bidi="zh_TW"/>
+        </w:rPr>
+        <w:t>第</w:t>
+      </w:r>
+      <w:hyperlink r:id="rId90">
+        <w:r>
+          <w:rPr>
+            <w:lang w:val="zh_TW" w:bidi="zh_TW"/>
+          </w:rPr>
+          <w:rPr>
+            <w:color w:val="0000EE"/>
+            <w:u w:val="single"/>
+          </w:rPr>
+          <w:t>四至五</w:t>
+        </w:r>
+      </w:hyperlink>
+      <w:r>
+        <w:rPr>
+          <w:lang w:val="zh_TW" w:bidi="zh_TW"/>
+        </w:rPr>
+        <w:t>章</w:t>
+      </w:r>
+      <w:r>
+        <w:rPr>
+          <w:lang w:val="zh_TW" w:bidi="zh_TW"/>
+        </w:rPr>
+        <w:t>形成</w:t>
+      </w:r>
+      <w:r>
+        <w:rPr>
+          <w:lang w:val="zh_TW" w:bidi="zh_TW"/>
+        </w:rPr>
+        <w:t>一個異象，由兩個部份組成：寶座（</w:t>
+      </w:r>
+      <w:hyperlink r:id="rId91">
+        <w:r>
+          <w:rPr>
+            <w:lang w:val="zh_TW" w:bidi="zh_TW"/>
+          </w:rPr>
+          <w:rPr>
+            <w:color w:val="0000EE"/>
+            <w:u w:val="single"/>
+          </w:rPr>
+          <w:t>4</w:t>
+        </w:r>
+      </w:hyperlink>
+      <w:r>
+        <w:rPr>
+          <w:lang w:val="zh_TW" w:bidi="zh_TW"/>
+        </w:rPr>
+        <w:t>章）和羔羊與書卷（</w:t>
+      </w:r>
+      <w:hyperlink r:id="rId92">
+        <w:r>
+          <w:rPr>
+            <w:lang w:val="zh_TW" w:bidi="zh_TW"/>
+          </w:rPr>
+          <w:rPr>
+            <w:color w:val="0000EE"/>
+            <w:u w:val="single"/>
+          </w:rPr>
+          <w:t>5</w:t>
+        </w:r>
+      </w:hyperlink>
+      <w:r>
+        <w:rPr>
+          <w:lang w:val="zh_TW" w:bidi="zh_TW"/>
+        </w:rPr>
+        <w:t>章）。事實上，寶座的異象（</w:t>
+      </w:r>
+      <w:hyperlink r:id="rId90">
+        <w:r>
+          <w:rPr>
+            <w:lang w:val="zh_TW" w:bidi="zh_TW"/>
+          </w:rPr>
+          <w:rPr>
+            <w:color w:val="0000EE"/>
+            <w:u w:val="single"/>
+          </w:rPr>
+          <w:t>4–5</w:t>
+        </w:r>
+      </w:hyperlink>
+      <w:r>
+        <w:rPr>
+          <w:lang w:val="zh_TW" w:bidi="zh_TW"/>
+        </w:rPr>
+        <w:t>章）和七印的開啟（</w:t>
+      </w:r>
+      <w:hyperlink r:id="rId93">
+        <w:r>
+          <w:rPr>
+            <w:lang w:val="zh_TW" w:bidi="zh_TW"/>
+          </w:rPr>
+          <w:rPr>
+            <w:color w:val="0000EE"/>
+            <w:u w:val="single"/>
+          </w:rPr>
+          <w:t>6–8</w:t>
+        </w:r>
+      </w:hyperlink>
+      <w:r>
+        <w:rPr>
+          <w:lang w:val="zh_TW" w:bidi="zh_TW"/>
+        </w:rPr>
+        <w:t>章）形成一個單一且連續的異象，不應分開；實際上，寶座的異象應被視為主導整個七印的異象，這異象</w:t>
+      </w:r>
+      <w:r>
+        <w:rPr>
+          <w:lang w:val="zh_TW" w:bidi="zh_TW"/>
+        </w:rPr>
+        <w:t>甚至主導全書其餘部分</w:t>
+      </w:r>
+      <w:r>
+        <w:rPr>
+          <w:lang w:val="zh_TW" w:bidi="zh_TW"/>
+        </w:rPr>
+        <w:t>（參</w:t>
+      </w:r>
+      <w:hyperlink r:id="rId94">
+        <w:r>
+          <w:rPr>
+            <w:lang w:val="zh_TW" w:bidi="zh_TW"/>
+          </w:rPr>
+          <w:rPr>
+            <w:color w:val="0000EE"/>
+            <w:u w:val="single"/>
+          </w:rPr>
+          <w:t>22:3</w:t>
+        </w:r>
+      </w:hyperlink>
+      <w:r>
+        <w:rPr>
+          <w:lang w:val="zh_TW" w:bidi="zh_TW"/>
+        </w:rPr>
+        <w:t>）。</w:t>
+      </w:r>
+    </w:p>
+    <w:p>
+      <w:pPr/>
+      <w:r>
+        <w:rPr>
+          <w:lang w:val="zh_TW" w:bidi="zh_TW"/>
+        </w:rPr>
+      </w:r>
+      <w:r>
+        <w:rPr>
+          <w:lang w:val="zh_TW" w:bidi="zh_TW"/>
+        </w:rPr>
+        <w:t>約翰看到了一個認識神威嚴和權能的新視角，使他能理解與七印異象相關的地上事件</w:t>
+      </w:r>
+      <w:r>
+        <w:rPr>
+          <w:lang w:val="zh_TW" w:bidi="zh_TW"/>
+        </w:rPr>
+        <w:t>（</w:t>
+      </w:r>
+      <w:hyperlink r:id="rId91">
+        <w:r>
+          <w:rPr>
+            <w:lang w:val="zh_TW" w:bidi="zh_TW"/>
+          </w:rPr>
+          <w:rPr>
+            <w:color w:val="0000EE"/>
+            <w:u w:val="single"/>
+          </w:rPr>
+          <w:t>4:1–11</w:t>
+        </w:r>
+      </w:hyperlink>
+      <w:r>
+        <w:rPr>
+          <w:lang w:val="zh_TW" w:bidi="zh_TW"/>
+        </w:rPr>
+        <w:t>；參</w:t>
+      </w:r>
+      <w:hyperlink r:id="rId95">
+        <w:r>
+          <w:rPr>
+            <w:lang w:val="zh_TW" w:bidi="zh_TW"/>
+          </w:rPr>
+          <w:rPr>
+            <w:color w:val="0000EE"/>
+            <w:u w:val="single"/>
+          </w:rPr>
+          <w:t>王上22:19</w:t>
+        </w:r>
+      </w:hyperlink>
+      <w:r>
+        <w:rPr>
+          <w:lang w:val="zh_TW" w:bidi="zh_TW"/>
+        </w:rPr>
+        <w:t>）。</w:t>
+      </w:r>
+      <w:r>
+        <w:rPr>
+          <w:lang w:val="zh_TW" w:bidi="zh_TW"/>
+        </w:rPr>
+        <w:t>這是啟示錄中第一次引入天地頻繁交替，這種交替在書卷的其餘部分中常見。地上發生的事件，在天上都有其對應和不可分割的屬靈意義。</w:t>
+      </w:r>
+    </w:p>
+    <w:p>
+      <w:pPr/>
+      <w:r>
+        <w:rPr>
+          <w:lang w:val="zh_TW" w:bidi="zh_TW"/>
+        </w:rPr>
+      </w:r>
+      <w:r>
+        <w:rPr>
+          <w:lang w:val="zh_TW" w:bidi="zh_TW"/>
+        </w:rPr>
+        <w:t>第</w:t>
+      </w:r>
+      <w:hyperlink r:id="rId92">
+        <w:r>
+          <w:rPr>
+            <w:lang w:val="zh_TW" w:bidi="zh_TW"/>
+          </w:rPr>
+          <w:rPr>
+            <w:color w:val="0000EE"/>
+            <w:u w:val="single"/>
+          </w:rPr>
+          <w:t>五</w:t>
+        </w:r>
+      </w:hyperlink>
+      <w:r>
+        <w:rPr>
+          <w:lang w:val="zh_TW" w:bidi="zh_TW"/>
+        </w:rPr>
+        <w:t>章是從第</w:t>
+      </w:r>
+      <w:hyperlink r:id="rId91">
+        <w:r>
+          <w:rPr>
+            <w:lang w:val="zh_TW" w:bidi="zh_TW"/>
+          </w:rPr>
+          <w:rPr>
+            <w:color w:val="0000EE"/>
+            <w:u w:val="single"/>
+          </w:rPr>
+          <w:t>四</w:t>
+        </w:r>
+      </w:hyperlink>
+      <w:r>
+        <w:rPr>
+          <w:lang w:val="zh_TW" w:bidi="zh_TW"/>
+        </w:rPr>
+        <w:t>章開始</w:t>
+      </w:r>
+      <w:r>
+        <w:rPr>
+          <w:lang w:val="zh_TW" w:bidi="zh_TW"/>
+        </w:rPr>
+        <w:t>並延續到七印開啟的異象的一部分</w:t>
+      </w:r>
+      <w:r>
+        <w:rPr>
+          <w:lang w:val="zh_TW" w:bidi="zh_TW"/>
+        </w:rPr>
+        <w:t>（</w:t>
+      </w:r>
+      <w:hyperlink r:id="rId96">
+        <w:r>
+          <w:rPr>
+            <w:lang w:val="zh_TW" w:bidi="zh_TW"/>
+          </w:rPr>
+          <w:rPr>
+            <w:color w:val="0000EE"/>
+            <w:u w:val="single"/>
+          </w:rPr>
+          <w:t>啟6:1–8:1</w:t>
+        </w:r>
+      </w:hyperlink>
+      <w:r>
+        <w:rPr>
+          <w:lang w:val="zh_TW" w:bidi="zh_TW"/>
+        </w:rPr>
+        <w:t>；參第</w:t>
+      </w:r>
+      <w:hyperlink r:id="rId91">
+        <w:r>
+          <w:rPr>
+            <w:lang w:val="zh_TW" w:bidi="zh_TW"/>
+          </w:rPr>
+          <w:rPr>
+            <w:color w:val="0000EE"/>
+            <w:u w:val="single"/>
+          </w:rPr>
+          <w:t>4</w:t>
+        </w:r>
+      </w:hyperlink>
+      <w:r>
+        <w:rPr>
+          <w:lang w:val="zh_TW" w:bidi="zh_TW"/>
+        </w:rPr>
+        <w:t>章的介紹）。</w:t>
+      </w:r>
+      <w:r>
+        <w:rPr>
+          <w:lang w:val="zh_TW" w:bidi="zh_TW"/>
+        </w:rPr>
+        <w:t>整個場景的焦點集中在被殺羔羊從坐在寶座上的那位手中接過書卷。最終強調的是，羔羊因祂的犧牲而配得敬拜。</w:t>
+      </w:r>
+    </w:p>
+    <w:p>
+      <w:pPr/>
+      <w:r>
+        <w:rPr>
+          <w:lang w:val="zh_TW" w:bidi="zh_TW"/>
+        </w:rPr>
+      </w:r>
+      <w:r>
+        <w:rPr>
+          <w:lang w:val="zh_TW" w:bidi="zh_TW"/>
+        </w:rPr>
+        <w:t>揭開前六印（</w:t>
+      </w:r>
+      <w:hyperlink r:id="rId97">
+        <w:r>
+          <w:rPr>
+            <w:lang w:val="zh_TW" w:bidi="zh_TW"/>
+          </w:rPr>
+          <w:rPr>
+            <w:color w:val="0000EE"/>
+            <w:u w:val="single"/>
+          </w:rPr>
+          <w:t>6:1–17</w:t>
+        </w:r>
+      </w:hyperlink>
+      <w:r>
+        <w:rPr>
+          <w:lang w:val="zh_TW" w:bidi="zh_TW"/>
+        </w:rPr>
+        <w:t>）</w:t>
+      </w:r>
+    </w:p>
+    <w:p>
+      <w:pPr/>
+      <w:r>
+        <w:rPr>
+          <w:lang w:val="zh_TW" w:bidi="zh_TW"/>
+        </w:rPr>
+      </w:r>
+      <w:r>
+        <w:rPr>
+          <w:lang w:val="zh_TW" w:bidi="zh_TW"/>
+        </w:rPr>
+        <w:t>揭開</w:t>
+      </w:r>
+      <w:r>
+        <w:rPr>
+          <w:lang w:val="zh_TW" w:bidi="zh_TW"/>
+        </w:rPr>
+        <w:t>七印的異象</w:t>
+      </w:r>
+      <w:r>
+        <w:rPr>
+          <w:lang w:val="zh_TW" w:bidi="zh_TW"/>
+        </w:rPr>
+        <w:t>延續自第</w:t>
+      </w:r>
+      <w:hyperlink r:id="rId91">
+        <w:r>
+          <w:rPr>
+            <w:lang w:val="zh_TW" w:bidi="zh_TW"/>
+          </w:rPr>
+          <w:rPr>
+            <w:color w:val="0000EE"/>
+            <w:u w:val="single"/>
+          </w:rPr>
+          <w:t>四</w:t>
+        </w:r>
+      </w:hyperlink>
+      <w:r>
+        <w:rPr>
+          <w:lang w:val="zh_TW" w:bidi="zh_TW"/>
+        </w:rPr>
+        <w:t>章</w:t>
+      </w:r>
+      <w:r>
+        <w:rPr>
+          <w:lang w:val="zh_TW" w:bidi="zh_TW"/>
+        </w:rPr>
+        <w:t>和</w:t>
+      </w:r>
+      <w:r>
+        <w:rPr>
+          <w:lang w:val="zh_TW" w:bidi="zh_TW"/>
+        </w:rPr>
+        <w:t>第</w:t>
+      </w:r>
+      <w:hyperlink r:id="rId92">
+        <w:r>
+          <w:rPr>
+            <w:lang w:val="zh_TW" w:bidi="zh_TW"/>
+          </w:rPr>
+          <w:rPr>
+            <w:color w:val="0000EE"/>
+            <w:u w:val="single"/>
+          </w:rPr>
+          <w:t>五</w:t>
+        </w:r>
+      </w:hyperlink>
+      <w:r>
+        <w:rPr>
+          <w:lang w:val="zh_TW" w:bidi="zh_TW"/>
+        </w:rPr>
+        <w:t>章。現在場景轉移到地上的事件。卷軸本身涉及啟示錄</w:t>
+      </w:r>
+      <w:r>
+        <w:rPr>
+          <w:lang w:val="zh_TW" w:bidi="zh_TW"/>
+        </w:rPr>
+        <w:t>的其餘部分，並涉及萬事終結的奧秘，即歷史的終局，無論是對得勝者還是對獸的敬拜者</w:t>
+      </w:r>
+      <w:r>
+        <w:rPr>
+          <w:lang w:val="zh_TW" w:bidi="zh_TW"/>
+        </w:rPr>
+        <w:t>。</w:t>
+      </w:r>
+      <w:r>
+        <w:rPr>
+          <w:lang w:val="zh_TW" w:bidi="zh_TW"/>
+        </w:rPr>
+        <w:t>作者認為這些印可能代表最終終結前的預備事件</w:t>
+      </w:r>
+      <w:r>
+        <w:rPr>
+          <w:lang w:val="zh_TW" w:bidi="zh_TW"/>
+        </w:rPr>
+        <w:t>。</w:t>
+      </w:r>
+      <w:r>
+        <w:rPr>
+          <w:lang w:val="zh_TW" w:bidi="zh_TW"/>
+        </w:rPr>
+        <w:t>然而，這些事件是在終結前立即發生，還是代表了終結前普遍存在的狀況，這是一個更難回答的問題</w:t>
+      </w:r>
+      <w:r>
+        <w:rPr>
+          <w:lang w:val="zh_TW" w:bidi="zh_TW"/>
+        </w:rPr>
+        <w:t>。</w:t>
+      </w:r>
+    </w:p>
+    <w:p>
+      <w:pPr/>
+      <w:r>
+        <w:rPr>
+          <w:lang w:val="zh_TW" w:bidi="zh_TW"/>
+        </w:rPr>
+      </w:r>
+      <w:r>
+        <w:rPr>
+          <w:lang w:val="zh_TW" w:bidi="zh_TW"/>
+        </w:rPr>
+        <w:t>這些印與耶穌在橄欖山講論中所提到的末世徵兆，有著密切的關係（</w:t>
+      </w:r>
+      <w:hyperlink r:id="rId98">
+        <w:r>
+          <w:rPr>
+            <w:lang w:val="zh_TW" w:bidi="zh_TW"/>
+          </w:rPr>
+          <w:rPr>
+            <w:color w:val="0000EE"/>
+            <w:u w:val="single"/>
+          </w:rPr>
+          <w:t>太24:1–35</w:t>
+        </w:r>
+      </w:hyperlink>
+      <w:r>
+        <w:rPr>
+          <w:lang w:val="zh_TW" w:bidi="zh_TW"/>
+        </w:rPr>
+        <w:t>；</w:t>
+      </w:r>
+      <w:hyperlink r:id="rId50">
+        <w:r>
+          <w:rPr>
+            <w:lang w:val="zh_TW" w:bidi="zh_TW"/>
+          </w:rPr>
+          <w:rPr>
+            <w:color w:val="0000EE"/>
+            <w:u w:val="single"/>
+          </w:rPr>
+          <w:t>可13:1–37</w:t>
+        </w:r>
+      </w:hyperlink>
+      <w:r>
+        <w:rPr>
+          <w:lang w:val="zh_TW" w:bidi="zh_TW"/>
+        </w:rPr>
+        <w:t>；</w:t>
+      </w:r>
+      <w:hyperlink r:id="rId99">
+        <w:r>
+          <w:rPr>
+            <w:lang w:val="zh_TW" w:bidi="zh_TW"/>
+          </w:rPr>
+          <w:rPr>
+            <w:color w:val="0000EE"/>
+            <w:u w:val="single"/>
+          </w:rPr>
+          <w:t>路21:5–33</w:t>
+        </w:r>
+      </w:hyperlink>
+      <w:r>
+        <w:rPr>
+          <w:lang w:val="zh_TW" w:bidi="zh_TW"/>
+        </w:rPr>
+        <w:t>）。橄欖山講論與啟示錄主要部份，有著相當明顯的相似之處，使人無法忽視。因此，這些印對應於橄欖山講論中的「大災難的開頭」。</w:t>
+      </w:r>
+      <w:r>
+        <w:rPr>
+          <w:lang w:val="zh_TW" w:bidi="zh_TW"/>
+        </w:rPr>
+        <w:t>這些事件與</w:t>
+      </w:r>
+      <w:r>
+        <w:rPr>
+          <w:lang w:val="zh_TW" w:bidi="zh_TW"/>
+        </w:rPr>
+        <w:t>號（</w:t>
+      </w:r>
+      <w:hyperlink r:id="rId100">
+        <w:r>
+          <w:rPr>
+            <w:lang w:val="zh_TW" w:bidi="zh_TW"/>
+          </w:rPr>
+          <w:rPr>
+            <w:color w:val="0000EE"/>
+            <w:u w:val="single"/>
+          </w:rPr>
+          <w:t>啟8:2–11:19</w:t>
+        </w:r>
+      </w:hyperlink>
+      <w:r>
+        <w:rPr>
+          <w:lang w:val="zh_TW" w:bidi="zh_TW"/>
+        </w:rPr>
+        <w:t>）和碗（</w:t>
+      </w:r>
+      <w:hyperlink r:id="rId101">
+        <w:r>
+          <w:rPr>
+            <w:lang w:val="zh_TW" w:bidi="zh_TW"/>
+          </w:rPr>
+          <w:rPr>
+            <w:color w:val="0000EE"/>
+            <w:u w:val="single"/>
+          </w:rPr>
+          <w:t>15:1–16:21</w:t>
+        </w:r>
+      </w:hyperlink>
+      <w:r>
+        <w:rPr>
+          <w:lang w:val="zh_TW" w:bidi="zh_TW"/>
+        </w:rPr>
+        <w:t>）</w:t>
+      </w:r>
+      <w:r>
+        <w:rPr>
+          <w:lang w:val="zh_TW" w:bidi="zh_TW"/>
+        </w:rPr>
+        <w:t>下的審判相似</w:t>
+      </w:r>
+      <w:r>
+        <w:rPr>
+          <w:lang w:val="zh_TW" w:bidi="zh_TW"/>
+        </w:rPr>
+        <w:t>，但不應與那些後期且嚴重的審判混淆。</w:t>
+      </w:r>
+    </w:p>
+    <w:p>
+      <w:pPr/>
+      <w:r>
+        <w:rPr>
+          <w:lang w:val="zh_TW" w:bidi="zh_TW"/>
+        </w:rPr>
+      </w:r>
+      <w:r>
+        <w:rPr>
+          <w:lang w:val="zh_TW" w:bidi="zh_TW"/>
+        </w:rPr>
+        <w:t>第一插曲：十四萬四千名以色列人和穿白衣的群眾（</w:t>
+      </w:r>
+      <w:hyperlink r:id="rId102">
+        <w:r>
+          <w:rPr>
+            <w:lang w:val="zh_TW" w:bidi="zh_TW"/>
+          </w:rPr>
+          <w:rPr>
+            <w:color w:val="0000EE"/>
+            <w:u w:val="single"/>
+          </w:rPr>
+          <w:t>7:1–17</w:t>
+        </w:r>
+      </w:hyperlink>
+      <w:r>
+        <w:rPr>
+          <w:lang w:val="zh_TW" w:bidi="zh_TW"/>
+        </w:rPr>
+        <w:t>）</w:t>
+      </w:r>
+    </w:p>
+    <w:p>
+      <w:pPr/>
+      <w:r>
+        <w:rPr>
+          <w:lang w:val="zh_TW" w:bidi="zh_TW"/>
+        </w:rPr>
+      </w:r>
+      <w:r>
+        <w:rPr>
+          <w:lang w:val="zh_TW" w:bidi="zh_TW"/>
+        </w:rPr>
+        <w:t>從</w:t>
+      </w:r>
+      <w:r>
+        <w:rPr>
+          <w:lang w:val="zh_TW" w:bidi="zh_TW"/>
+        </w:rPr>
+        <w:t>第六印的主題語境漸漸改變，以及第七印延遲到</w:t>
+      </w:r>
+      <w:hyperlink r:id="rId103">
+        <w:r>
+          <w:rPr>
+            <w:lang w:val="zh_TW" w:bidi="zh_TW"/>
+          </w:rPr>
+          <w:rPr>
+            <w:color w:val="0000EE"/>
+            <w:u w:val="single"/>
+          </w:rPr>
+          <w:t>八章1節</w:t>
+        </w:r>
+      </w:hyperlink>
+      <w:r>
+        <w:rPr>
+          <w:lang w:val="zh_TW" w:bidi="zh_TW"/>
+        </w:rPr>
+        <w:t>才</w:t>
+      </w:r>
+      <w:r>
+        <w:rPr>
+          <w:lang w:val="zh_TW" w:bidi="zh_TW"/>
+        </w:rPr>
+        <w:t>揭開</w:t>
+      </w:r>
+      <w:r>
+        <w:rPr>
+          <w:lang w:val="zh_TW" w:bidi="zh_TW"/>
+        </w:rPr>
+        <w:t>，這表明了第</w:t>
+      </w:r>
+      <w:hyperlink r:id="rId102">
+        <w:r>
+          <w:rPr>
+            <w:lang w:val="zh_TW" w:bidi="zh_TW"/>
+          </w:rPr>
+          <w:rPr>
+            <w:color w:val="0000EE"/>
+            <w:u w:val="single"/>
+          </w:rPr>
+          <w:t>七</w:t>
+        </w:r>
+      </w:hyperlink>
+      <w:r>
+        <w:rPr>
+          <w:lang w:val="zh_TW" w:bidi="zh_TW"/>
+        </w:rPr>
+        <w:t>章是一個真正的插曲。約翰首先看到天使將在地上開始毀滅，但他們被限制住，直到來自以色列各個支派，十四萬四千名神的僕人被印上印記（</w:t>
+      </w:r>
+      <w:hyperlink r:id="rId104">
+        <w:r>
+          <w:rPr>
+            <w:lang w:val="zh_TW" w:bidi="zh_TW"/>
+          </w:rPr>
+          <w:rPr>
+            <w:color w:val="0000EE"/>
+            <w:u w:val="single"/>
+          </w:rPr>
+          <w:t>1–8</w:t>
+        </w:r>
+      </w:hyperlink>
+      <w:r>
+        <w:rPr>
+          <w:lang w:val="zh_TW" w:bidi="zh_TW"/>
+        </w:rPr>
+        <w:t>節）。然後他看到無數穿著白衣的人站在神的寶座前；這些人</w:t>
+      </w:r>
+      <w:r>
+        <w:rPr>
+          <w:lang w:val="zh_TW" w:bidi="zh_TW"/>
+        </w:rPr>
+        <w:t>被認定</w:t>
+      </w:r>
+      <w:r>
+        <w:rPr>
+          <w:lang w:val="zh_TW" w:bidi="zh_TW"/>
+        </w:rPr>
+        <w:t>是從大災難中出來的（</w:t>
+      </w:r>
+      <w:hyperlink r:id="rId105">
+        <w:r>
+          <w:rPr>
+            <w:lang w:val="zh_TW" w:bidi="zh_TW"/>
+          </w:rPr>
+          <w:rPr>
+            <w:color w:val="0000EE"/>
+            <w:u w:val="single"/>
+          </w:rPr>
+          <w:t>9–17</w:t>
+        </w:r>
+      </w:hyperlink>
+      <w:r>
+        <w:rPr>
+          <w:lang w:val="zh_TW" w:bidi="zh_TW"/>
+        </w:rPr>
+        <w:t>節）。</w:t>
+      </w:r>
+    </w:p>
+    <w:p>
+      <w:pPr/>
+      <w:r>
+        <w:rPr>
+          <w:lang w:val="zh_TW" w:bidi="zh_TW"/>
+        </w:rPr>
+      </w:r>
+      <w:r>
+        <w:rPr>
+          <w:lang w:val="zh_TW" w:bidi="zh_TW"/>
+        </w:rPr>
+        <w:t>一些學者將這兩個群體分為猶太人和外邦人，</w:t>
+      </w:r>
+      <w:r>
+        <w:rPr>
+          <w:lang w:val="zh_TW" w:bidi="zh_TW"/>
+        </w:rPr>
+        <w:t>而另一些人則認為這兩群</w:t>
+      </w:r>
+      <w:r>
+        <w:rPr>
+          <w:lang w:val="zh_TW" w:bidi="zh_TW"/>
+        </w:rPr>
+        <w:t>體</w:t>
+      </w:r>
+      <w:r>
+        <w:rPr>
+          <w:lang w:val="zh_TW" w:bidi="zh_TW"/>
+        </w:rPr>
+        <w:t>是從不同角度看到的同一群</w:t>
+      </w:r>
+      <w:r>
+        <w:rPr>
+          <w:lang w:val="zh_TW" w:bidi="zh_TW"/>
+        </w:rPr>
+        <w:t>體。</w:t>
+      </w:r>
+    </w:p>
+    <w:p>
+      <w:pPr/>
+      <w:r>
+        <w:rPr>
+          <w:lang w:val="zh_TW" w:bidi="zh_TW"/>
+        </w:rPr>
+      </w:r>
+      <w:r>
+        <w:rPr>
+          <w:lang w:val="zh_TW" w:bidi="zh_TW"/>
+        </w:rPr>
+        <w:t>揭開第七印（</w:t>
+      </w:r>
+      <w:hyperlink r:id="rId103">
+        <w:r>
+          <w:rPr>
+            <w:lang w:val="zh_TW" w:bidi="zh_TW"/>
+          </w:rPr>
+          <w:rPr>
+            <w:color w:val="0000EE"/>
+            <w:u w:val="single"/>
+          </w:rPr>
+          <w:t>8:1</w:t>
+        </w:r>
+      </w:hyperlink>
+      <w:r>
+        <w:rPr>
+          <w:lang w:val="zh_TW" w:bidi="zh_TW"/>
+        </w:rPr>
+        <w:t>）</w:t>
+      </w:r>
+    </w:p>
+    <w:p>
+      <w:pPr/>
+      <w:r>
+        <w:rPr>
+          <w:lang w:val="zh_TW" w:bidi="zh_TW"/>
+        </w:rPr>
+      </w:r>
+      <w:r>
+        <w:rPr>
+          <w:lang w:val="zh_TW" w:bidi="zh_TW"/>
+        </w:rPr>
+        <w:t>在插曲（第</w:t>
+      </w:r>
+      <w:hyperlink r:id="rId102">
+        <w:r>
+          <w:rPr>
+            <w:lang w:val="zh_TW" w:bidi="zh_TW"/>
+          </w:rPr>
+          <w:rPr>
+            <w:color w:val="0000EE"/>
+            <w:u w:val="single"/>
+          </w:rPr>
+          <w:t>7</w:t>
+        </w:r>
+      </w:hyperlink>
+      <w:r>
+        <w:rPr>
+          <w:lang w:val="zh_TW" w:bidi="zh_TW"/>
+        </w:rPr>
+        <w:t>章）之後，最後的印被揭開，天上沉默半小時，</w:t>
+      </w:r>
+      <w:r>
+        <w:rPr>
+          <w:lang w:val="zh_TW" w:bidi="zh_TW"/>
+        </w:rPr>
+        <w:t>為地上的審判作準備，或是為了聆聽地上殉道者的呼求</w:t>
+      </w:r>
+      <w:r>
+        <w:rPr>
+          <w:lang w:val="zh_TW" w:bidi="zh_TW"/>
+        </w:rPr>
+        <w:t xml:space="preserve">（參 </w:t>
+      </w:r>
+      <w:hyperlink r:id="rId106">
+        <w:r>
+          <w:rPr>
+            <w:lang w:val="zh_TW" w:bidi="zh_TW"/>
+          </w:rPr>
+          <w:rPr>
+            <w:color w:val="0000EE"/>
+            <w:u w:val="single"/>
+          </w:rPr>
+          <w:t>6:10</w:t>
+        </w:r>
+      </w:hyperlink>
+      <w:r>
+        <w:rPr>
+          <w:lang w:val="zh_TW" w:bidi="zh_TW"/>
+        </w:rPr>
+        <w:t>）。</w:t>
+      </w:r>
+    </w:p>
+    <w:p>
+      <w:pPr>
+        <w:pStyle w:val="Heading4"/>
+      </w:pPr>
+      <w:r>
+        <w:rPr>
+          <w:lang w:val="zh_TW" w:bidi="zh_TW"/>
+        </w:rPr>
+        <w:t>前六個號（</w:t>
+      </w:r>
+      <w:hyperlink r:id="rId107">
+        <w:r>
+          <w:rPr>
+            <w:lang w:val="zh_TW" w:bidi="zh_TW"/>
+          </w:rPr>
+          <w:rPr>
+            <w:color w:val="0000EE"/>
+            <w:u w:val="single"/>
+          </w:rPr>
+          <w:t>8:2–11:14</w:t>
+        </w:r>
+      </w:hyperlink>
+      <w:r>
+        <w:rPr>
+          <w:lang w:val="zh_TW" w:bidi="zh_TW"/>
+        </w:rPr>
+        <w:t>）</w:t>
+      </w:r>
+    </w:p>
+    <w:p>
+      <w:pPr/>
+      <w:r>
+        <w:rPr>
+          <w:lang w:val="zh_TW" w:bidi="zh_TW"/>
+        </w:rPr>
+      </w:r>
+      <w:r>
+        <w:rPr>
+          <w:lang w:val="zh_TW" w:bidi="zh_TW"/>
+        </w:rPr>
+        <w:t>在天上的預備場景之後</w:t>
+      </w:r>
+      <w:r>
+        <w:rPr>
+          <w:lang w:val="zh_TW" w:bidi="zh_TW"/>
+        </w:rPr>
+        <w:t>（</w:t>
+      </w:r>
+      <w:hyperlink r:id="rId108">
+        <w:r>
+          <w:rPr>
+            <w:lang w:val="zh_TW" w:bidi="zh_TW"/>
+          </w:rPr>
+          <w:rPr>
+            <w:color w:val="0000EE"/>
+            <w:u w:val="single"/>
+          </w:rPr>
+          <w:t>8:2–5</w:t>
+        </w:r>
+      </w:hyperlink>
+      <w:r>
+        <w:rPr>
+          <w:lang w:val="zh_TW" w:bidi="zh_TW"/>
+        </w:rPr>
+        <w:t>），六個號依次吹響（</w:t>
+      </w:r>
+      <w:hyperlink r:id="rId109">
+        <w:r>
+          <w:rPr>
+            <w:lang w:val="zh_TW" w:bidi="zh_TW"/>
+          </w:rPr>
+          <w:rPr>
+            <w:color w:val="0000EE"/>
+            <w:u w:val="single"/>
+          </w:rPr>
+          <w:t>8:6–9:19</w:t>
+        </w:r>
+      </w:hyperlink>
+      <w:r>
+        <w:rPr>
+          <w:lang w:val="zh_TW" w:bidi="zh_TW"/>
+        </w:rPr>
+        <w:t>），</w:t>
+      </w:r>
+      <w:r>
+        <w:rPr>
+          <w:lang w:val="zh_TW" w:bidi="zh_TW"/>
+        </w:rPr>
+        <w:t>隨後又是一次插曲</w:t>
+      </w:r>
+      <w:r>
+        <w:rPr>
+          <w:lang w:val="zh_TW" w:bidi="zh_TW"/>
+        </w:rPr>
+        <w:t>（</w:t>
+      </w:r>
+      <w:hyperlink r:id="rId110">
+        <w:r>
+          <w:rPr>
+            <w:lang w:val="zh_TW" w:bidi="zh_TW"/>
+          </w:rPr>
+          <w:rPr>
+            <w:color w:val="0000EE"/>
+            <w:u w:val="single"/>
+          </w:rPr>
+          <w:t>10:1–11:14</w:t>
+        </w:r>
+      </w:hyperlink>
+      <w:r>
+        <w:rPr>
+          <w:lang w:val="zh_TW" w:bidi="zh_TW"/>
+        </w:rPr>
+        <w:t>）。</w:t>
+      </w:r>
+    </w:p>
+    <w:p>
+      <w:pPr/>
+      <w:r>
+        <w:rPr>
+          <w:lang w:val="zh_TW" w:bidi="zh_TW"/>
+        </w:rPr>
+      </w:r>
+      <w:r>
+        <w:rPr>
+          <w:lang w:val="zh_TW" w:bidi="zh_TW"/>
+        </w:rPr>
+        <w:t>前六個號（</w:t>
+      </w:r>
+      <w:hyperlink r:id="rId111">
+        <w:r>
+          <w:rPr>
+            <w:lang w:val="zh_TW" w:bidi="zh_TW"/>
+          </w:rPr>
+          <w:rPr>
+            <w:color w:val="0000EE"/>
+            <w:u w:val="single"/>
+          </w:rPr>
+          <w:t>8:6–9:21</w:t>
+        </w:r>
+      </w:hyperlink>
+      <w:r>
+        <w:rPr>
+          <w:lang w:val="zh_TW" w:bidi="zh_TW"/>
+        </w:rPr>
+        <w:t>）</w:t>
+      </w:r>
+    </w:p>
+    <w:p>
+      <w:pPr/>
+      <w:r>
+        <w:rPr>
+          <w:lang w:val="zh_TW" w:bidi="zh_TW"/>
+        </w:rPr>
+      </w:r>
+      <w:r>
+        <w:rPr>
+          <w:lang w:val="zh_TW" w:bidi="zh_TW"/>
+        </w:rPr>
+        <w:t>儘管學者意見不同，但我們最好將前五個印視為在號和碗</w:t>
+      </w:r>
+      <w:r>
+        <w:rPr>
+          <w:lang w:val="zh_TW" w:bidi="zh_TW"/>
+        </w:rPr>
+        <w:t>審判之前的事件</w:t>
+      </w:r>
+      <w:r>
+        <w:rPr>
+          <w:lang w:val="zh_TW" w:bidi="zh_TW"/>
+        </w:rPr>
+        <w:t>。然而，第六印進入了神憤怒傾倒的時期，這在號和碗的審判中施行（</w:t>
+      </w:r>
+      <w:hyperlink r:id="rId112">
+        <w:r>
+          <w:rPr>
+            <w:lang w:val="zh_TW" w:bidi="zh_TW"/>
+          </w:rPr>
+          <w:rPr>
+            <w:color w:val="0000EE"/>
+            <w:u w:val="single"/>
+          </w:rPr>
+          <w:t>6:12–17</w:t>
+        </w:r>
+      </w:hyperlink>
+      <w:r>
+        <w:rPr>
+          <w:lang w:val="zh_TW" w:bidi="zh_TW"/>
+        </w:rPr>
+        <w:t>）。因此，號的審判發生在第七印期間，而碗的審判（</w:t>
+      </w:r>
+      <w:hyperlink r:id="rId113">
+        <w:r>
+          <w:rPr>
+            <w:lang w:val="zh_TW" w:bidi="zh_TW"/>
+          </w:rPr>
+          <w:rPr>
+            <w:color w:val="0000EE"/>
+            <w:u w:val="single"/>
+          </w:rPr>
+          <w:t>16:1–21</w:t>
+        </w:r>
+      </w:hyperlink>
+      <w:r>
+        <w:rPr>
+          <w:lang w:val="zh_TW" w:bidi="zh_TW"/>
+        </w:rPr>
+        <w:t>）則在第七號響起時進行。因此，印、號和碗之間有一些重疊，</w:t>
+      </w:r>
+      <w:r>
+        <w:rPr>
+          <w:lang w:val="zh_TW" w:bidi="zh_TW"/>
+        </w:rPr>
+        <w:t>但也有順序和進展</w:t>
+      </w:r>
+      <w:r>
+        <w:rPr>
+          <w:lang w:val="zh_TW" w:bidi="zh_TW"/>
+        </w:rPr>
+        <w:t>。</w:t>
+      </w:r>
+    </w:p>
+    <w:p>
+      <w:pPr/>
+      <w:r>
+        <w:rPr>
+          <w:lang w:val="zh_TW" w:bidi="zh_TW"/>
+        </w:rPr>
+      </w:r>
+      <w:r>
+        <w:rPr>
+          <w:lang w:val="zh_TW" w:bidi="zh_TW"/>
+        </w:rPr>
+        <w:t>如同印一樣，吹號的段落中也有明顯的格式。前四枝號角與後三枝號分開，後三枝號被稱為「災禍」（</w:t>
+      </w:r>
+      <w:hyperlink r:id="rId114">
+        <w:r>
+          <w:rPr>
+            <w:lang w:val="zh_TW" w:bidi="zh_TW"/>
+          </w:rPr>
+          <w:rPr>
+            <w:color w:val="0000EE"/>
+            <w:u w:val="single"/>
+          </w:rPr>
+          <w:t>8:13</w:t>
+        </w:r>
+      </w:hyperlink>
+      <w:r>
+        <w:rPr>
+          <w:lang w:val="zh_TW" w:bidi="zh_TW"/>
+        </w:rPr>
+        <w:t>，</w:t>
+      </w:r>
+      <w:hyperlink r:id="rId115">
+        <w:r>
+          <w:rPr>
+            <w:lang w:val="zh_TW" w:bidi="zh_TW"/>
+          </w:rPr>
+          <w:rPr>
+            <w:color w:val="0000EE"/>
+            <w:u w:val="single"/>
+          </w:rPr>
+          <w:t>9:12</w:t>
+        </w:r>
+      </w:hyperlink>
+      <w:r>
+        <w:rPr>
+          <w:lang w:val="zh_TW" w:bidi="zh_TW"/>
+        </w:rPr>
+        <w:t>，</w:t>
+      </w:r>
+      <w:hyperlink r:id="rId116">
         <w:r>
           <w:rPr>
             <w:lang w:val="zh_TW" w:bidi="zh_TW"/>
@@ -829,43 +5094,423 @@
         <w:rPr>
           <w:lang w:val="zh_TW" w:bidi="zh_TW"/>
         </w:rPr>
-        <w:t>）作為這些同胞的同義詞。「肉身所生的兒女」（</w:t>
-      </w:r>
-      <w:hyperlink r:id="rId37">
-        <w:r>
-          <w:rPr>
-            <w:lang w:val="zh_TW" w:bidi="zh_TW"/>
-          </w:rPr>
-          <w:rPr>
-            <w:color w:val="0000EE"/>
-            <w:u w:val="single"/>
-          </w:rPr>
-          <w:t>9:8</w:t>
-        </w:r>
-      </w:hyperlink>
-      <w:r>
-        <w:rPr>
-          <w:lang w:val="zh_TW" w:bidi="zh_TW"/>
-        </w:rPr>
-        <w:t>）是指按自然生育而生的人，與那些因神介入而得生的人形成對比。基督按肉體說，是從大衛後裔生的（</w:t>
-      </w:r>
-      <w:hyperlink r:id="rId38">
-        <w:r>
-          <w:rPr>
-            <w:lang w:val="zh_TW" w:bidi="zh_TW"/>
-          </w:rPr>
-          <w:rPr>
-            <w:color w:val="0000EE"/>
-            <w:u w:val="single"/>
-          </w:rPr>
-          <w:t>1:3</w:t>
-        </w:r>
-      </w:hyperlink>
-      <w:r>
-        <w:rPr>
-          <w:lang w:val="zh_TW" w:bidi="zh_TW"/>
-        </w:rPr>
-        <w:t>）。「按肉體」這個片語不僅指祂身體生命的來源，更指祂整個人性的存在，包括祂的身體與祂作為人的靈。</w:t>
+        <w:t>）</w:t>
+      </w:r>
+      <w:r>
+        <w:rPr>
+          <w:lang w:val="zh_TW" w:bidi="zh_TW"/>
+        </w:rPr>
+        <w:t>，並通常讓人聯想到出埃及記中的災難</w:t>
+      </w:r>
+      <w:r>
+        <w:rPr>
+          <w:lang w:val="zh_TW" w:bidi="zh_TW"/>
+        </w:rPr>
+        <w:t>。</w:t>
+      </w:r>
+    </w:p>
+    <w:p>
+      <w:pPr/>
+      <w:r>
+        <w:rPr>
+          <w:lang w:val="zh_TW" w:bidi="zh_TW"/>
+        </w:rPr>
+      </w:r>
+      <w:r>
+        <w:rPr>
+          <w:lang w:val="zh_TW" w:bidi="zh_TW"/>
+        </w:rPr>
+        <w:t>後三枝號被強調，並且也被稱為「</w:t>
+      </w:r>
+      <w:r>
+        <w:rPr>
+          <w:lang w:val="zh_TW" w:bidi="zh_TW"/>
+        </w:rPr>
+        <w:t>災禍</w:t>
+      </w:r>
+      <w:r>
+        <w:rPr>
+          <w:lang w:val="zh_TW" w:bidi="zh_TW"/>
+        </w:rPr>
+        <w:t>」（</w:t>
+      </w:r>
+      <w:hyperlink r:id="rId114">
+        <w:r>
+          <w:rPr>
+            <w:lang w:val="zh_TW" w:bidi="zh_TW"/>
+          </w:rPr>
+          <w:rPr>
+            <w:color w:val="0000EE"/>
+            <w:u w:val="single"/>
+          </w:rPr>
+          <w:t>8:13</w:t>
+        </w:r>
+      </w:hyperlink>
+      <w:r>
+        <w:rPr>
+          <w:lang w:val="zh_TW" w:bidi="zh_TW"/>
+        </w:rPr>
+        <w:t>），因為它們非常嚴重。第一枝號帶來一場蝗災，那些蝗蟲像蠍子一樣能螫人（</w:t>
+      </w:r>
+      <w:hyperlink r:id="rId117">
+        <w:r>
+          <w:rPr>
+            <w:lang w:val="zh_TW" w:bidi="zh_TW"/>
+          </w:rPr>
+          <w:rPr>
+            <w:color w:val="0000EE"/>
+            <w:u w:val="single"/>
+          </w:rPr>
+          <w:t>9:1–11</w:t>
+        </w:r>
+      </w:hyperlink>
+      <w:r>
+        <w:rPr>
+          <w:lang w:val="zh_TW" w:bidi="zh_TW"/>
+        </w:rPr>
+        <w:t>），第二枝號則帶來一支龐大的軍隊，他們騎著馬，馬有獅子的頭、像蛇一樣的尾巴（</w:t>
+      </w:r>
+      <w:hyperlink r:id="rId118">
+        <w:r>
+          <w:rPr>
+            <w:lang w:val="zh_TW" w:bidi="zh_TW"/>
+          </w:rPr>
+          <w:rPr>
+            <w:color w:val="0000EE"/>
+            <w:u w:val="single"/>
+          </w:rPr>
+          <w:t>13–19節</w:t>
+        </w:r>
+      </w:hyperlink>
+      <w:r>
+        <w:rPr>
+          <w:lang w:val="zh_TW" w:bidi="zh_TW"/>
+        </w:rPr>
+        <w:t>）。這兩種</w:t>
+      </w:r>
+      <w:r>
+        <w:rPr>
+          <w:lang w:val="zh_TW" w:bidi="zh_TW"/>
+        </w:rPr>
+        <w:t>災禍</w:t>
+      </w:r>
+      <w:r>
+        <w:rPr>
+          <w:lang w:val="zh_TW" w:bidi="zh_TW"/>
+        </w:rPr>
+        <w:t>應被視為惡魔的群體（參</w:t>
+      </w:r>
+      <w:hyperlink r:id="rId119">
+        <w:r>
+          <w:rPr>
+            <w:lang w:val="zh_TW" w:bidi="zh_TW"/>
+          </w:rPr>
+          <w:rPr>
+            <w:color w:val="0000EE"/>
+            <w:u w:val="single"/>
+          </w:rPr>
+          <w:t>1、11節</w:t>
+        </w:r>
+      </w:hyperlink>
+      <w:r>
+        <w:rPr>
+          <w:lang w:val="zh_TW" w:bidi="zh_TW"/>
+        </w:rPr>
+        <w:t>）。</w:t>
+      </w:r>
+    </w:p>
+    <w:p>
+      <w:pPr/>
+      <w:r>
+        <w:rPr>
+          <w:lang w:val="zh_TW" w:bidi="zh_TW"/>
+        </w:rPr>
+      </w:r>
+      <w:r>
+        <w:rPr>
+          <w:lang w:val="zh_TW" w:bidi="zh_TW"/>
+        </w:rPr>
+        <w:t>第二插曲：小書卷和兩位見證人（</w:t>
+      </w:r>
+      <w:hyperlink r:id="rId110">
+        <w:r>
+          <w:rPr>
+            <w:lang w:val="zh_TW" w:bidi="zh_TW"/>
+          </w:rPr>
+          <w:rPr>
+            <w:color w:val="0000EE"/>
+            <w:u w:val="single"/>
+          </w:rPr>
+          <w:t>10:1–11:14</w:t>
+        </w:r>
+      </w:hyperlink>
+      <w:r>
+        <w:rPr>
+          <w:lang w:val="zh_TW" w:bidi="zh_TW"/>
+        </w:rPr>
+        <w:t>）</w:t>
+      </w:r>
+    </w:p>
+    <w:p>
+      <w:pPr/>
+      <w:r>
+        <w:rPr>
+          <w:lang w:val="zh_TW" w:bidi="zh_TW"/>
+        </w:rPr>
+      </w:r>
+      <w:r>
+        <w:rPr>
+          <w:lang w:val="zh_TW" w:bidi="zh_TW"/>
+        </w:rPr>
+        <w:t>第</w:t>
+      </w:r>
+      <w:hyperlink r:id="rId120">
+        <w:r>
+          <w:rPr>
+            <w:lang w:val="zh_TW" w:bidi="zh_TW"/>
+          </w:rPr>
+          <w:rPr>
+            <w:color w:val="0000EE"/>
+            <w:u w:val="single"/>
+          </w:rPr>
+          <w:t>十</w:t>
+        </w:r>
+      </w:hyperlink>
+      <w:r>
+        <w:rPr>
+          <w:lang w:val="zh_TW" w:bidi="zh_TW"/>
+        </w:rPr>
+        <w:t>章</w:t>
+      </w:r>
+      <w:r>
+        <w:rPr>
+          <w:lang w:val="zh_TW" w:bidi="zh_TW"/>
+        </w:rPr>
+        <w:t>的主要重點似乎是對約翰先知呼召的確認</w:t>
+      </w:r>
+      <w:r>
+        <w:rPr>
+          <w:lang w:val="zh_TW" w:bidi="zh_TW"/>
+        </w:rPr>
+        <w:t>，正如第</w:t>
+      </w:r>
+      <w:hyperlink r:id="rId121">
+        <w:r>
+          <w:rPr>
+            <w:lang w:val="zh_TW" w:bidi="zh_TW"/>
+          </w:rPr>
+          <w:rPr>
+            <w:color w:val="0000EE"/>
+            <w:u w:val="single"/>
+          </w:rPr>
+          <w:t>11</w:t>
+        </w:r>
+      </w:hyperlink>
+      <w:r>
+        <w:rPr>
+          <w:lang w:val="zh_TW" w:bidi="zh_TW"/>
+        </w:rPr>
+        <w:t>節所指出的：「</w:t>
+      </w:r>
+      <w:r>
+        <w:rPr>
+          <w:lang w:val="zh_TW" w:bidi="zh_TW"/>
+        </w:rPr>
+        <w:t>你必指着多民、多國、多方、多王再說預言。</w:t>
+      </w:r>
+      <w:r>
+        <w:rPr>
+          <w:lang w:val="zh_TW" w:bidi="zh_TW"/>
+        </w:rPr>
+        <w:t>」更具體地說，小書卷的內容可能包括第</w:t>
+      </w:r>
+      <w:hyperlink r:id="rId44">
+        <w:r>
+          <w:rPr>
+            <w:lang w:val="zh_TW" w:bidi="zh_TW"/>
+          </w:rPr>
+          <w:rPr>
+            <w:color w:val="0000EE"/>
+            <w:u w:val="single"/>
+          </w:rPr>
+          <w:t>十一</w:t>
+        </w:r>
+      </w:hyperlink>
+      <w:r>
+        <w:rPr>
+          <w:lang w:val="zh_TW" w:bidi="zh_TW"/>
+        </w:rPr>
+        <w:t>、</w:t>
+      </w:r>
+      <w:hyperlink r:id="rId122">
+        <w:r>
+          <w:rPr>
+            <w:lang w:val="zh_TW" w:bidi="zh_TW"/>
+          </w:rPr>
+          <w:rPr>
+            <w:color w:val="0000EE"/>
+            <w:u w:val="single"/>
+          </w:rPr>
+          <w:t>十二</w:t>
+        </w:r>
+      </w:hyperlink>
+      <w:r>
+        <w:rPr>
+          <w:lang w:val="zh_TW" w:bidi="zh_TW"/>
+        </w:rPr>
+        <w:t>和</w:t>
+      </w:r>
+      <w:hyperlink r:id="rId43">
+        <w:r>
+          <w:rPr>
+            <w:lang w:val="zh_TW" w:bidi="zh_TW"/>
+          </w:rPr>
+          <w:rPr>
+            <w:color w:val="0000EE"/>
+            <w:u w:val="single"/>
+          </w:rPr>
+          <w:t>十三</w:t>
+        </w:r>
+      </w:hyperlink>
+      <w:r>
+        <w:rPr>
+          <w:lang w:val="zh_TW" w:bidi="zh_TW"/>
+        </w:rPr>
+        <w:t>章。</w:t>
+      </w:r>
+    </w:p>
+    <w:p>
+      <w:pPr/>
+      <w:r>
+        <w:rPr>
+          <w:lang w:val="zh_TW" w:bidi="zh_TW"/>
+        </w:rPr>
+      </w:r>
+      <w:r>
+        <w:rPr>
+          <w:lang w:val="zh_TW" w:bidi="zh_TW"/>
+        </w:rPr>
+        <w:t>第</w:t>
+      </w:r>
+      <w:hyperlink r:id="rId44">
+        <w:r>
+          <w:rPr>
+            <w:lang w:val="zh_TW" w:bidi="zh_TW"/>
+          </w:rPr>
+          <w:rPr>
+            <w:color w:val="0000EE"/>
+            <w:u w:val="single"/>
+          </w:rPr>
+          <w:t>十一</w:t>
+        </w:r>
+      </w:hyperlink>
+      <w:r>
+        <w:rPr>
+          <w:lang w:val="zh_TW" w:bidi="zh_TW"/>
+        </w:rPr>
+        <w:t>章</w:t>
+      </w:r>
+      <w:r>
+        <w:rPr>
+          <w:lang w:val="zh_TW" w:bidi="zh_TW"/>
+        </w:rPr>
+        <w:t>是著名的難解經文</w:t>
+      </w:r>
+      <w:r>
+        <w:rPr>
+          <w:lang w:val="zh_TW" w:bidi="zh_TW"/>
+        </w:rPr>
+        <w:t>。它提到測量聖殿、</w:t>
+      </w:r>
+      <w:r>
+        <w:rPr>
+          <w:lang w:val="zh_TW" w:bidi="zh_TW"/>
+        </w:rPr>
+        <w:t>祭壇</w:t>
+      </w:r>
+      <w:r>
+        <w:rPr>
+          <w:lang w:val="zh_TW" w:bidi="zh_TW"/>
+        </w:rPr>
+        <w:t>和</w:t>
+      </w:r>
+      <w:r>
+        <w:rPr>
+          <w:lang w:val="zh_TW" w:bidi="zh_TW"/>
+        </w:rPr>
+        <w:t>在殿中禮拜的人</w:t>
+      </w:r>
+      <w:r>
+        <w:rPr>
+          <w:lang w:val="zh_TW" w:bidi="zh_TW"/>
+        </w:rPr>
+        <w:t>，</w:t>
+      </w:r>
+      <w:r>
+        <w:rPr>
+          <w:lang w:val="zh_TW" w:bidi="zh_TW"/>
+        </w:rPr>
+        <w:t>以及對聖城被踐踏42個月的描述（</w:t>
+      </w:r>
+      <w:hyperlink r:id="rId123">
+        <w:r>
+          <w:rPr>
+            <w:lang w:val="zh_TW" w:bidi="zh_TW"/>
+          </w:rPr>
+          <w:rPr>
+            <w:color w:val="0000EE"/>
+            <w:u w:val="single"/>
+          </w:rPr>
+          <w:t>11:1–2</w:t>
+        </w:r>
+      </w:hyperlink>
+      <w:r>
+        <w:rPr>
+          <w:lang w:val="zh_TW" w:bidi="zh_TW"/>
+        </w:rPr>
+        <w:t>），還有</w:t>
+      </w:r>
+      <w:r>
+        <w:rPr>
+          <w:lang w:val="zh_TW" w:bidi="zh_TW"/>
+        </w:rPr>
+        <w:t>兩位見證人被殺並復活的描述</w:t>
+      </w:r>
+      <w:r>
+        <w:rPr>
+          <w:lang w:val="zh_TW" w:bidi="zh_TW"/>
+        </w:rPr>
+        <w:t>（</w:t>
+      </w:r>
+      <w:hyperlink r:id="rId124">
+        <w:r>
+          <w:rPr>
+            <w:lang w:val="zh_TW" w:bidi="zh_TW"/>
+          </w:rPr>
+          <w:rPr>
+            <w:color w:val="0000EE"/>
+            <w:u w:val="single"/>
+          </w:rPr>
+          <w:t>3–13</w:t>
+        </w:r>
+      </w:hyperlink>
+      <w:r>
+        <w:rPr>
+          <w:lang w:val="zh_TW" w:bidi="zh_TW"/>
+        </w:rPr>
+        <w:t>節）。大家</w:t>
+      </w:r>
+      <w:r>
+        <w:rPr>
+          <w:lang w:val="zh_TW" w:bidi="zh_TW"/>
+        </w:rPr>
+        <w:t>對此的</w:t>
+      </w:r>
+      <w:r>
+        <w:rPr>
+          <w:lang w:val="zh_TW" w:bidi="zh_TW"/>
+        </w:rPr>
+        <w:t>意見分歧很大；有些人認為這個異象描繪了猶太民族大復興，就是舊約先知摩西和以利亞復活。另一些人則認為聖殿是指在大患難中受到神保護，真正的教會，而兩位見證人則代表整個在逼迫下仍然對主忠心的教會。</w:t>
       </w:r>
     </w:p>
     <w:p>
@@ -876,7 +5521,25 @@
         <w:rPr>
           <w:lang w:val="zh_TW" w:bidi="zh_TW"/>
         </w:rPr>
-        <w:t>肉體作為人的存在</w:t>
+        <w:t>第七號（</w:t>
+      </w:r>
+      <w:hyperlink r:id="rId125">
+        <w:r>
+          <w:rPr>
+            <w:lang w:val="zh_TW" w:bidi="zh_TW"/>
+          </w:rPr>
+          <w:rPr>
+            <w:color w:val="0000EE"/>
+            <w:u w:val="single"/>
+          </w:rPr>
+          <w:t>11:15–14:20</w:t>
+        </w:r>
+      </w:hyperlink>
+      <w:r>
+        <w:rPr>
+          <w:lang w:val="zh_TW" w:bidi="zh_TW"/>
+        </w:rPr>
+        <w:t>）</w:t>
       </w:r>
     </w:p>
     <w:p>
@@ -890,79 +5553,371 @@
         <w:rPr>
           <w:lang w:val="zh_TW" w:bidi="zh_TW"/>
         </w:rPr>
-        <w:t>「肉體」的另一種用法就是單純指人的存在。只要人還活在身體中，就可說是「在肉身之中」。因此，保羅可以說他「在肉身」所活的生命是憑著信神的兒子而活（</w:t>
-      </w:r>
-      <w:hyperlink r:id="rId39">
-        <w:r>
-          <w:rPr>
-            <w:lang w:val="zh_TW" w:bidi="zh_TW"/>
-          </w:rPr>
-          <w:rPr>
-            <w:color w:val="0000EE"/>
-            <w:u w:val="single"/>
-          </w:rPr>
-          <w:t>加2:20</w:t>
-        </w:r>
-      </w:hyperlink>
-      <w:r>
-        <w:rPr>
-          <w:lang w:val="zh_TW" w:bidi="zh_TW"/>
-        </w:rPr>
-        <w:t>）。保羅在提到耶穌地上的事工時說，祂「以自己的身體」廢掉猶太人和外邦人之間的冤仇（</w:t>
-      </w:r>
-      <w:hyperlink r:id="rId40">
-        <w:r>
-          <w:rPr>
-            <w:lang w:val="zh_TW" w:bidi="zh_TW"/>
-          </w:rPr>
-          <w:rPr>
-            <w:color w:val="0000EE"/>
-            <w:u w:val="single"/>
-          </w:rPr>
-          <w:t>弗2:15</w:t>
-        </w:r>
-      </w:hyperlink>
-      <w:r>
-        <w:rPr>
-          <w:lang w:val="zh_TW" w:bidi="zh_TW"/>
-        </w:rPr>
-        <w:t>）。彼得也用同樣的意思說，耶穌「按著肉體」被治死（</w:t>
-      </w:r>
-      <w:hyperlink r:id="rId41">
-        <w:r>
-          <w:rPr>
-            <w:lang w:val="zh_TW" w:bidi="zh_TW"/>
-          </w:rPr>
-          <w:rPr>
-            <w:color w:val="0000EE"/>
-            <w:u w:val="single"/>
-          </w:rPr>
-          <w:t>彼前3:18</w:t>
-        </w:r>
-      </w:hyperlink>
-      <w:r>
-        <w:rPr>
-          <w:lang w:val="zh_TW" w:bidi="zh_TW"/>
-        </w:rPr>
-        <w:t>）。約翰也這樣說：「耶穌基督是成了肉身來的」（</w:t>
-      </w:r>
-      <w:hyperlink r:id="rId42">
-        <w:r>
-          <w:rPr>
-            <w:lang w:val="zh_TW" w:bidi="zh_TW"/>
-          </w:rPr>
-          <w:rPr>
-            <w:color w:val="0000EE"/>
-            <w:u w:val="single"/>
-          </w:rPr>
-          <w:t>約一4:2</w:t>
-        </w:r>
-      </w:hyperlink>
-      <w:r>
-        <w:rPr>
-          <w:lang w:val="zh_TW" w:bidi="zh_TW"/>
-        </w:rPr>
-        <w:t>）。這種用法最明顯地體現在約翰福音的宣告：「道成了肉身，住在我們中間」（</w:t>
+        <w:t>第七號</w:t>
+      </w:r>
+      <w:r>
+        <w:rPr>
+          <w:lang w:val="zh_TW" w:bidi="zh_TW"/>
+        </w:rPr>
+        <w:t>吹響</w:t>
+      </w:r>
+      <w:r>
+        <w:rPr>
+          <w:lang w:val="zh_TW" w:bidi="zh_TW"/>
+        </w:rPr>
+        <w:t>，</w:t>
+      </w:r>
+      <w:r>
+        <w:rPr>
+          <w:lang w:val="zh_TW" w:bidi="zh_TW"/>
+        </w:rPr>
+        <w:t>天上響起大聲的宣告</w:t>
+      </w:r>
+      <w:r>
+        <w:rPr>
+          <w:lang w:val="zh_TW" w:bidi="zh_TW"/>
+        </w:rPr>
+        <w:t>，</w:t>
+      </w:r>
+      <w:r>
+        <w:rPr>
+          <w:lang w:val="zh_TW" w:bidi="zh_TW"/>
+        </w:rPr>
+        <w:t>宣告神和基督</w:t>
+      </w:r>
+      <w:r>
+        <w:rPr>
+          <w:lang w:val="zh_TW" w:bidi="zh_TW"/>
+        </w:rPr>
+        <w:t>最終戰勝世界。這裡的主題是神的國和基督——</w:t>
+      </w:r>
+      <w:r>
+        <w:rPr>
+          <w:lang w:val="zh_TW" w:bidi="zh_TW"/>
+        </w:rPr>
+        <w:t>一個雙重的國度，永恆長存</w:t>
+      </w:r>
+      <w:r>
+        <w:rPr>
+          <w:lang w:val="zh_TW" w:bidi="zh_TW"/>
+        </w:rPr>
+        <w:t>。這個意象暗示著現今的世代被邪惡勢力所統治，撒但掌王權，但永恆的國度則由真正的擁有者和王掌權。雖然這裡宣佈了神的統治，但要等到基督再來的時候，仇敵對世界的控制才會被神</w:t>
+      </w:r>
+      <w:r>
+        <w:rPr>
+          <w:lang w:val="zh_TW" w:bidi="zh_TW"/>
+        </w:rPr>
+        <w:t>徹底打破</w:t>
+      </w:r>
+      <w:r>
+        <w:rPr>
+          <w:lang w:val="zh_TW" w:bidi="zh_TW"/>
+        </w:rPr>
+        <w:t>（</w:t>
+      </w:r>
+      <w:hyperlink r:id="rId126">
+        <w:r>
+          <w:rPr>
+            <w:lang w:val="zh_TW" w:bidi="zh_TW"/>
+          </w:rPr>
+          <w:rPr>
+            <w:color w:val="0000EE"/>
+            <w:u w:val="single"/>
+          </w:rPr>
+          <w:t>19:11–21</w:t>
+        </w:r>
+      </w:hyperlink>
+      <w:r>
+        <w:rPr>
+          <w:lang w:val="zh_TW" w:bidi="zh_TW"/>
+        </w:rPr>
+        <w:t>）。</w:t>
+      </w:r>
+    </w:p>
+    <w:p>
+      <w:pPr/>
+      <w:r>
+        <w:rPr>
+          <w:lang w:val="zh_TW" w:bidi="zh_TW"/>
+        </w:rPr>
+      </w:r>
+      <w:r>
+        <w:rPr>
+          <w:lang w:val="zh_TW" w:bidi="zh_TW"/>
+        </w:rPr>
+        <w:t>婦人與龍（</w:t>
+      </w:r>
+      <w:hyperlink r:id="rId127">
+        <w:r>
+          <w:rPr>
+            <w:lang w:val="zh_TW" w:bidi="zh_TW"/>
+          </w:rPr>
+          <w:rPr>
+            <w:color w:val="0000EE"/>
+            <w:u w:val="single"/>
+          </w:rPr>
+          <w:t>12:1–17</w:t>
+        </w:r>
+      </w:hyperlink>
+      <w:r>
+        <w:rPr>
+          <w:lang w:val="zh_TW" w:bidi="zh_TW"/>
+        </w:rPr>
+        <w:t>）</w:t>
+      </w:r>
+    </w:p>
+    <w:p>
+      <w:pPr/>
+      <w:r>
+        <w:rPr>
+          <w:lang w:val="zh_TW" w:bidi="zh_TW"/>
+        </w:rPr>
+      </w:r>
+      <w:r>
+        <w:rPr>
+          <w:lang w:val="zh_TW" w:bidi="zh_TW"/>
+        </w:rPr>
+        <w:t>本章主要出現三個重要人物：婦人、孩子與龍。</w:t>
+      </w:r>
+    </w:p>
+    <w:p>
+      <w:pPr/>
+      <w:r>
+        <w:rPr>
+          <w:lang w:val="zh_TW" w:bidi="zh_TW"/>
+        </w:rPr>
+      </w:r>
+      <w:r>
+        <w:rPr>
+          <w:lang w:val="zh_TW" w:bidi="zh_TW"/>
+        </w:rPr>
+        <w:t>同時，也可分為三個主要場景：</w:t>
+      </w:r>
+    </w:p>
+    <w:p>
+      <w:pPr>
+        <w:pStyle w:val="ListNumber"/>
+        <w:numPr>
+          <w:ilvl w:val="0"/>
+          <w:numId w:val="15"/>
+        </w:numPr>
+        <w:spacing w:line="240" w:lineRule="auto"/>
+        <w:ind w:left="720"/>
+      </w:pPr>
+      <w:r>
+        <w:rPr>
+          <w:lang w:val="zh_TW" w:bidi="zh_TW"/>
+        </w:rPr>
+      </w:r>
+      <w:r>
+        <w:rPr>
+          <w:lang w:val="zh_TW" w:bidi="zh_TW"/>
+        </w:rPr>
+        <w:t>孩子的誕生（</w:t>
+      </w:r>
+      <w:hyperlink r:id="rId128">
+        <w:r>
+          <w:rPr>
+            <w:lang w:val="zh_TW" w:bidi="zh_TW"/>
+          </w:rPr>
+          <w:rPr>
+            <w:color w:val="0000EE"/>
+            <w:u w:val="single"/>
+          </w:rPr>
+          <w:t>1–6</w:t>
+        </w:r>
+      </w:hyperlink>
+      <w:r>
+        <w:rPr>
+          <w:lang w:val="zh_TW" w:bidi="zh_TW"/>
+        </w:rPr>
+        <w:t>節），</w:t>
+      </w:r>
+    </w:p>
+    <w:p>
+      <w:pPr>
+        <w:pStyle w:val="ListNumber"/>
+        <w:spacing w:line="240" w:lineRule="auto"/>
+        <w:ind w:left="720"/>
+      </w:pPr>
+      <w:r>
+        <w:rPr>
+          <w:lang w:val="zh_TW" w:bidi="zh_TW"/>
+        </w:rPr>
+      </w:r>
+      <w:r>
+        <w:rPr>
+          <w:lang w:val="zh_TW" w:bidi="zh_TW"/>
+        </w:rPr>
+        <w:t>龍被摔在天上之外（</w:t>
+      </w:r>
+      <w:hyperlink r:id="rId129">
+        <w:r>
+          <w:rPr>
+            <w:lang w:val="zh_TW" w:bidi="zh_TW"/>
+          </w:rPr>
+          <w:rPr>
+            <w:color w:val="0000EE"/>
+            <w:u w:val="single"/>
+          </w:rPr>
+          <w:t>7–12</w:t>
+        </w:r>
+      </w:hyperlink>
+      <w:r>
+        <w:rPr>
+          <w:lang w:val="zh_TW" w:bidi="zh_TW"/>
+        </w:rPr>
+        <w:t>節），</w:t>
+      </w:r>
+    </w:p>
+    <w:p>
+      <w:pPr>
+        <w:pStyle w:val="ListNumber"/>
+        <w:spacing w:line="240" w:lineRule="auto"/>
+        <w:ind w:left="720"/>
+      </w:pPr>
+      <w:r>
+        <w:rPr>
+          <w:lang w:val="zh_TW" w:bidi="zh_TW"/>
+        </w:rPr>
+      </w:r>
+      <w:r>
+        <w:rPr>
+          <w:lang w:val="zh_TW" w:bidi="zh_TW"/>
+        </w:rPr>
+        <w:t>龍攻擊婦人及她其餘的兒女（</w:t>
+      </w:r>
+      <w:hyperlink r:id="rId130">
+        <w:r>
+          <w:rPr>
+            <w:lang w:val="zh_TW" w:bidi="zh_TW"/>
+          </w:rPr>
+          <w:rPr>
+            <w:color w:val="0000EE"/>
+            <w:u w:val="single"/>
+          </w:rPr>
+          <w:t>13–17</w:t>
+        </w:r>
+      </w:hyperlink>
+      <w:r>
+        <w:rPr>
+          <w:lang w:val="zh_TW" w:bidi="zh_TW"/>
+        </w:rPr>
+        <w:t>節）。</w:t>
+      </w:r>
+    </w:p>
+    <w:p>
+      <w:pPr/>
+      <w:r>
+        <w:rPr>
+          <w:lang w:val="zh_TW" w:bidi="zh_TW"/>
+        </w:rPr>
+      </w:r>
+      <w:r>
+        <w:rPr>
+          <w:lang w:val="zh_TW" w:bidi="zh_TW"/>
+        </w:rPr>
+        <w:t>許多釋經者認為，這位遭受攻擊的婦人象徵屬神的子民群體。這意象首先使人聯想到以色列——她生出了彌賽亞——隨後又延伸至受逼迫的基督徒群體。</w:t>
+      </w:r>
+    </w:p>
+    <w:p>
+      <w:pPr/>
+      <w:r>
+        <w:rPr>
+          <w:lang w:val="zh_TW" w:bidi="zh_TW"/>
+        </w:rPr>
+      </w:r>
+      <w:r>
+        <w:rPr>
+          <w:lang w:val="zh_TW" w:bidi="zh_TW"/>
+        </w:rPr>
+        <w:t>婦人被描寫為正在生產中，而陣痛則象徵著神的子民在彌賽亞與新時代來臨之前所經歷的掙扎與痛苦（</w:t>
+      </w:r>
+      <w:hyperlink r:id="rId131">
+        <w:r>
+          <w:rPr>
+            <w:lang w:val="zh_TW" w:bidi="zh_TW"/>
+          </w:rPr>
+          <w:rPr>
+            <w:color w:val="0000EE"/>
+            <w:u w:val="single"/>
+          </w:rPr>
+          <w:t>賽26:17</w:t>
+        </w:r>
+      </w:hyperlink>
+      <w:r>
+        <w:rPr>
+          <w:lang w:val="zh_TW" w:bidi="zh_TW"/>
+        </w:rPr>
+        <w:t>，</w:t>
+      </w:r>
+      <w:hyperlink r:id="rId132">
+        <w:r>
+          <w:rPr>
+            <w:lang w:val="zh_TW" w:bidi="zh_TW"/>
+          </w:rPr>
+          <w:rPr>
+            <w:color w:val="0000EE"/>
+            <w:u w:val="single"/>
+          </w:rPr>
+          <w:t>66:7–8</w:t>
+        </w:r>
+      </w:hyperlink>
+      <w:r>
+        <w:rPr>
+          <w:lang w:val="zh_TW" w:bidi="zh_TW"/>
+        </w:rPr>
+        <w:t>；</w:t>
+      </w:r>
+      <w:hyperlink r:id="rId133">
+        <w:r>
+          <w:rPr>
+            <w:lang w:val="zh_TW" w:bidi="zh_TW"/>
+          </w:rPr>
+          <w:rPr>
+            <w:color w:val="0000EE"/>
+            <w:u w:val="single"/>
+          </w:rPr>
+          <w:t>彌4:10</w:t>
+        </w:r>
+      </w:hyperlink>
+      <w:r>
+        <w:rPr>
+          <w:lang w:val="zh_TW" w:bidi="zh_TW"/>
+        </w:rPr>
+        <w:t>，</w:t>
+      </w:r>
+      <w:hyperlink r:id="rId134">
+        <w:r>
+          <w:rPr>
+            <w:lang w:val="zh_TW" w:bidi="zh_TW"/>
+          </w:rPr>
+          <w:rPr>
+            <w:color w:val="0000EE"/>
+            <w:u w:val="single"/>
+          </w:rPr>
+          <w:t>5:3</w:t>
+        </w:r>
+      </w:hyperlink>
+      <w:r>
+        <w:rPr>
+          <w:lang w:val="zh_TW" w:bidi="zh_TW"/>
+        </w:rPr>
+        <w:t>）。</w:t>
+      </w:r>
+    </w:p>
+    <w:p>
+      <w:pPr/>
+      <w:r>
+        <w:rPr>
+          <w:lang w:val="zh_TW" w:bidi="zh_TW"/>
+        </w:rPr>
+      </w:r>
+      <w:r>
+        <w:rPr>
+          <w:lang w:val="zh_TW" w:bidi="zh_TW"/>
+        </w:rPr>
+        <w:t>兩個獸（</w:t>
       </w:r>
       <w:hyperlink r:id="rId43">
         <w:r>
@@ -973,7 +5928,129 @@
             <w:color w:val="0000EE"/>
             <w:u w:val="single"/>
           </w:rPr>
-          <w:t>約1:14</w:t>
+          <w:t>13:1–18</w:t>
+        </w:r>
+      </w:hyperlink>
+      <w:r>
+        <w:rPr>
+          <w:lang w:val="zh_TW" w:bidi="zh_TW"/>
+        </w:rPr>
+        <w:t>）</w:t>
+      </w:r>
+    </w:p>
+    <w:p>
+      <w:pPr/>
+      <w:r>
+        <w:rPr>
+          <w:lang w:val="zh_TW" w:bidi="zh_TW"/>
+        </w:rPr>
+      </w:r>
+      <w:r>
+        <w:rPr>
+          <w:lang w:val="zh_TW" w:bidi="zh_TW"/>
+        </w:rPr>
+        <w:t>從</w:t>
+      </w:r>
+      <w:r>
+        <w:rPr>
+          <w:lang w:val="zh_TW" w:bidi="zh_TW"/>
+        </w:rPr>
+        <w:t>第</w:t>
+      </w:r>
+      <w:hyperlink r:id="rId122">
+        <w:r>
+          <w:rPr>
+            <w:lang w:val="zh_TW" w:bidi="zh_TW"/>
+          </w:rPr>
+          <w:rPr>
+            <w:color w:val="0000EE"/>
+            <w:u w:val="single"/>
+          </w:rPr>
+          <w:t>十二</w:t>
+        </w:r>
+      </w:hyperlink>
+      <w:r>
+        <w:rPr>
+          <w:lang w:val="zh_TW" w:bidi="zh_TW"/>
+        </w:rPr>
+        <w:t>章</w:t>
+      </w:r>
+      <w:r>
+        <w:rPr>
+          <w:lang w:val="zh_TW" w:bidi="zh_TW"/>
+        </w:rPr>
+        <w:t>中內部鬥爭的描述轉向</w:t>
+      </w:r>
+      <w:r>
+        <w:rPr>
+          <w:lang w:val="zh_TW" w:bidi="zh_TW"/>
+        </w:rPr>
+        <w:t>第</w:t>
+      </w:r>
+      <w:hyperlink r:id="rId43">
+        <w:r>
+          <w:rPr>
+            <w:lang w:val="zh_TW" w:bidi="zh_TW"/>
+          </w:rPr>
+          <w:rPr>
+            <w:color w:val="0000EE"/>
+            <w:u w:val="single"/>
+          </w:rPr>
+          <w:t>十三</w:t>
+        </w:r>
+      </w:hyperlink>
+      <w:r>
+        <w:rPr>
+          <w:lang w:val="zh_TW" w:bidi="zh_TW"/>
+        </w:rPr>
+        <w:t>章，</w:t>
+      </w:r>
+      <w:r>
+        <w:rPr>
+          <w:lang w:val="zh_TW" w:bidi="zh_TW"/>
+        </w:rPr>
+        <w:t>焦點轉移到實際的地上工具，即兩隻由龍驅動的獸，這些獸是對神子民發動攻擊的具體表現</w:t>
+      </w:r>
+      <w:r>
+        <w:rPr>
+          <w:lang w:val="zh_TW" w:bidi="zh_TW"/>
+        </w:rPr>
+        <w:t>。龍指示了這兩個獸進行最後的嘗試，來</w:t>
+      </w:r>
+      <w:r>
+        <w:rPr>
+          <w:lang w:val="zh_TW" w:bidi="zh_TW"/>
+        </w:rPr>
+        <w:t>與</w:t>
+      </w:r>
+      <w:r>
+        <w:rPr>
+          <w:lang w:val="zh_TW" w:bidi="zh_TW"/>
+        </w:rPr>
+        <w:t>婦人的</w:t>
+      </w:r>
+      <w:r>
+        <w:rPr>
+          <w:lang w:val="zh_TW" w:bidi="zh_TW"/>
+        </w:rPr>
+        <w:t>兒女爭戰</w:t>
+      </w:r>
+      <w:r>
+        <w:rPr>
+          <w:lang w:val="zh_TW" w:bidi="zh_TW"/>
+        </w:rPr>
+        <w:t>（</w:t>
+      </w:r>
+      <w:hyperlink r:id="rId135">
+        <w:r>
+          <w:rPr>
+            <w:lang w:val="zh_TW" w:bidi="zh_TW"/>
+          </w:rPr>
+          <w:rPr>
+            <w:color w:val="0000EE"/>
+            <w:u w:val="single"/>
+          </w:rPr>
+          <w:t>12:17</w:t>
         </w:r>
       </w:hyperlink>
       <w:r>
@@ -984,6 +6061,344 @@
       </w:r>
     </w:p>
     <w:p>
+      <w:pPr/>
+      <w:r>
+        <w:rPr>
+          <w:lang w:val="zh_TW" w:bidi="zh_TW"/>
+        </w:rPr>
+      </w:r>
+      <w:r>
+        <w:rPr>
+          <w:lang w:val="zh_TW" w:bidi="zh_TW"/>
+        </w:rPr>
+        <w:t>龍和第一個獸策劃的陰謀，是要誘惑整個世界崇拜這個獸。牠</w:t>
+      </w:r>
+      <w:r>
+        <w:rPr>
+          <w:lang w:val="zh_TW" w:bidi="zh_TW"/>
+        </w:rPr>
+        <w:t>們召喚第三個角色來幫助牠們</w:t>
+      </w:r>
+      <w:r>
+        <w:rPr>
+          <w:lang w:val="zh_TW" w:bidi="zh_TW"/>
+        </w:rPr>
+        <w:t>，就是地上的獸，這個獸必定與羔羊相似，</w:t>
+      </w:r>
+      <w:r>
+        <w:rPr>
+          <w:lang w:val="zh_TW" w:bidi="zh_TW"/>
+        </w:rPr>
+        <w:t>甚至能誘惑耶穌的追隨者</w:t>
+      </w:r>
+      <w:r>
+        <w:rPr>
+          <w:lang w:val="zh_TW" w:bidi="zh_TW"/>
+        </w:rPr>
+        <w:t>。</w:t>
+      </w:r>
+      <w:r>
+        <w:rPr>
+          <w:lang w:val="zh_TW" w:bidi="zh_TW"/>
+        </w:rPr>
+        <w:t>隨著戰鬥的進行</w:t>
+      </w:r>
+      <w:r>
+        <w:rPr>
+          <w:lang w:val="zh_TW" w:bidi="zh_TW"/>
+        </w:rPr>
+        <w:t>，</w:t>
+      </w:r>
+      <w:r>
+        <w:rPr>
+          <w:lang w:val="zh_TW" w:bidi="zh_TW"/>
+        </w:rPr>
+        <w:t>龍的欺騙變得越來越微妙</w:t>
+      </w:r>
+      <w:r>
+        <w:rPr>
+          <w:lang w:val="zh_TW" w:bidi="zh_TW"/>
+        </w:rPr>
+        <w:t>。</w:t>
+      </w:r>
+      <w:r>
+        <w:rPr>
+          <w:lang w:val="zh_TW" w:bidi="zh_TW"/>
+        </w:rPr>
+        <w:t>因此，作者呼籲讀者要分辨「像羔羊的獸」與「真正的羔羊」之間的區別</w:t>
+      </w:r>
+      <w:r>
+        <w:rPr>
+          <w:lang w:val="zh_TW" w:bidi="zh_TW"/>
+        </w:rPr>
+        <w:t>（參</w:t>
+      </w:r>
+      <w:hyperlink r:id="rId136">
+        <w:r>
+          <w:rPr>
+            <w:lang w:val="zh_TW" w:bidi="zh_TW"/>
+          </w:rPr>
+          <w:rPr>
+            <w:color w:val="0000EE"/>
+            <w:u w:val="single"/>
+          </w:rPr>
+          <w:t>13:11</w:t>
+        </w:r>
+      </w:hyperlink>
+      <w:r>
+        <w:rPr>
+          <w:lang w:val="zh_TW" w:bidi="zh_TW"/>
+        </w:rPr>
+        <w:t>，</w:t>
+      </w:r>
+      <w:hyperlink r:id="rId137">
+        <w:r>
+          <w:rPr>
+            <w:lang w:val="zh_TW" w:bidi="zh_TW"/>
+          </w:rPr>
+          <w:rPr>
+            <w:color w:val="0000EE"/>
+            <w:u w:val="single"/>
+          </w:rPr>
+          <w:t>14:1</w:t>
+        </w:r>
+      </w:hyperlink>
+      <w:r>
+        <w:rPr>
+          <w:lang w:val="zh_TW" w:bidi="zh_TW"/>
+        </w:rPr>
+        <w:t>）。</w:t>
+      </w:r>
+    </w:p>
+    <w:p>
+      <w:pPr/>
+      <w:r>
+        <w:rPr>
+          <w:lang w:val="zh_TW" w:bidi="zh_TW"/>
+        </w:rPr>
+      </w:r>
+      <w:r>
+        <w:rPr>
+          <w:lang w:val="zh_TW" w:bidi="zh_TW"/>
+        </w:rPr>
+        <w:t>地上的</w:t>
+      </w:r>
+      <w:r>
+        <w:rPr>
+          <w:lang w:val="zh_TW" w:bidi="zh_TW"/>
+        </w:rPr>
+        <w:t>莊稼</w:t>
+      </w:r>
+      <w:r>
+        <w:rPr>
+          <w:lang w:val="zh_TW" w:bidi="zh_TW"/>
+        </w:rPr>
+        <w:t>（</w:t>
+      </w:r>
+      <w:hyperlink r:id="rId138">
+        <w:r>
+          <w:rPr>
+            <w:lang w:val="zh_TW" w:bidi="zh_TW"/>
+          </w:rPr>
+          <w:rPr>
+            <w:color w:val="0000EE"/>
+            <w:u w:val="single"/>
+          </w:rPr>
+          <w:t>14:1–20</w:t>
+        </w:r>
+      </w:hyperlink>
+      <w:r>
+        <w:rPr>
+          <w:lang w:val="zh_TW" w:bidi="zh_TW"/>
+        </w:rPr>
+        <w:t>）</w:t>
+      </w:r>
+    </w:p>
+    <w:p>
+      <w:pPr/>
+      <w:r>
+        <w:rPr>
+          <w:lang w:val="zh_TW" w:bidi="zh_TW"/>
+        </w:rPr>
+      </w:r>
+      <w:r>
+        <w:rPr>
+          <w:lang w:val="zh_TW" w:bidi="zh_TW"/>
+        </w:rPr>
+        <w:t>前兩章已經讓基督徒準備好面對現實，</w:t>
+      </w:r>
+      <w:r>
+        <w:rPr>
+          <w:lang w:val="zh_TW" w:bidi="zh_TW"/>
+        </w:rPr>
+        <w:t>即隨著末日臨近</w:t>
+      </w:r>
+      <w:r>
+        <w:rPr>
+          <w:lang w:val="zh_TW" w:bidi="zh_TW"/>
+        </w:rPr>
+        <w:t>，他們將像羔羊一樣被騷擾和犧牲。這個段落顯示他們的</w:t>
+      </w:r>
+      <w:r>
+        <w:rPr>
+          <w:lang w:val="zh_TW" w:bidi="zh_TW"/>
+        </w:rPr>
+        <w:t>犧牲</w:t>
+      </w:r>
+      <w:r>
+        <w:rPr>
+          <w:lang w:val="zh_TW" w:bidi="zh_TW"/>
+        </w:rPr>
+        <w:t>並非毫無意義。在第</w:t>
+      </w:r>
+      <w:hyperlink r:id="rId102">
+        <w:r>
+          <w:rPr>
+            <w:lang w:val="zh_TW" w:bidi="zh_TW"/>
+          </w:rPr>
+          <w:rPr>
+            <w:color w:val="0000EE"/>
+            <w:u w:val="single"/>
+          </w:rPr>
+          <w:t>七</w:t>
+        </w:r>
+      </w:hyperlink>
+      <w:r>
+        <w:rPr>
+          <w:lang w:val="zh_TW" w:bidi="zh_TW"/>
+        </w:rPr>
+        <w:t>章中，十四萬四千人只是被封印；</w:t>
+      </w:r>
+      <w:r>
+        <w:rPr>
+          <w:lang w:val="zh_TW" w:bidi="zh_TW"/>
+        </w:rPr>
+        <w:t>而在這裡，他們已經被拯救</w:t>
+      </w:r>
+      <w:r>
+        <w:rPr>
+          <w:lang w:val="zh_TW" w:bidi="zh_TW"/>
+        </w:rPr>
+        <w:t>。</w:t>
+      </w:r>
+      <w:r>
+        <w:rPr>
+          <w:lang w:val="zh_TW" w:bidi="zh_TW"/>
+        </w:rPr>
+        <w:t>當洪水過去後</w:t>
+      </w:r>
+      <w:r>
+        <w:rPr>
+          <w:lang w:val="zh_TW" w:bidi="zh_TW"/>
+        </w:rPr>
+        <w:t>，</w:t>
+      </w:r>
+      <w:r>
+        <w:rPr>
+          <w:lang w:val="zh_TW" w:bidi="zh_TW"/>
+        </w:rPr>
+        <w:t>錫安山高聳於水面上；羔羊坐在榮耀的寶座上，周圍是祂子民的勝利之歌；神恩慈的同在充滿了整個宇宙</w:t>
+      </w:r>
+      <w:r>
+        <w:rPr>
+          <w:lang w:val="zh_TW" w:bidi="zh_TW"/>
+        </w:rPr>
+        <w:t>。</w:t>
+      </w:r>
+    </w:p>
+    <w:p>
+      <w:pPr/>
+      <w:r>
+        <w:rPr>
+          <w:lang w:val="zh_TW" w:bidi="zh_TW"/>
+        </w:rPr>
+      </w:r>
+      <w:r>
+        <w:rPr>
+          <w:lang w:val="zh_TW" w:bidi="zh_TW"/>
+        </w:rPr>
+        <w:t>第</w:t>
+      </w:r>
+      <w:hyperlink r:id="rId138">
+        <w:r>
+          <w:rPr>
+            <w:lang w:val="zh_TW" w:bidi="zh_TW"/>
+          </w:rPr>
+          <w:rPr>
+            <w:color w:val="0000EE"/>
+            <w:u w:val="single"/>
+          </w:rPr>
+          <w:t>14</w:t>
+        </w:r>
+      </w:hyperlink>
+      <w:r>
+        <w:rPr>
+          <w:lang w:val="zh_TW" w:bidi="zh_TW"/>
+        </w:rPr>
+        <w:t>章簡要回答了兩個</w:t>
+      </w:r>
+      <w:r>
+        <w:rPr>
+          <w:lang w:val="zh_TW" w:bidi="zh_TW"/>
+        </w:rPr>
+        <w:t>迫切</w:t>
+      </w:r>
+      <w:r>
+        <w:rPr>
+          <w:lang w:val="zh_TW" w:bidi="zh_TW"/>
+        </w:rPr>
+        <w:t>的問題：那些拒絕接受獸印並被殺的人會怎樣（</w:t>
+      </w:r>
+      <w:hyperlink r:id="rId139">
+        <w:r>
+          <w:rPr>
+            <w:lang w:val="zh_TW" w:bidi="zh_TW"/>
+          </w:rPr>
+          <w:rPr>
+            <w:color w:val="0000EE"/>
+            <w:u w:val="single"/>
+          </w:rPr>
+          <w:t>1–5</w:t>
+        </w:r>
+      </w:hyperlink>
+      <w:r>
+        <w:rPr>
+          <w:lang w:val="zh_TW" w:bidi="zh_TW"/>
+        </w:rPr>
+        <w:t>節）？獸和牠的僕人</w:t>
+      </w:r>
+      <w:r>
+        <w:rPr>
+          <w:lang w:val="zh_TW" w:bidi="zh_TW"/>
+        </w:rPr>
+        <w:t>會怎樣</w:t>
+      </w:r>
+      <w:r>
+        <w:rPr>
+          <w:lang w:val="zh_TW" w:bidi="zh_TW"/>
+        </w:rPr>
+        <w:t>（</w:t>
+      </w:r>
+      <w:hyperlink r:id="rId140">
+        <w:r>
+          <w:rPr>
+            <w:lang w:val="zh_TW" w:bidi="zh_TW"/>
+          </w:rPr>
+          <w:rPr>
+            <w:color w:val="0000EE"/>
+            <w:u w:val="single"/>
+          </w:rPr>
+          <w:t>6–20</w:t>
+        </w:r>
+      </w:hyperlink>
+      <w:r>
+        <w:rPr>
+          <w:lang w:val="zh_TW" w:bidi="zh_TW"/>
+        </w:rPr>
+        <w:t>節）？</w:t>
+      </w:r>
+    </w:p>
+    <w:p>
       <w:pPr>
         <w:pStyle w:val="Heading4"/>
       </w:pPr>
@@ -991,7 +6406,25 @@
         <w:rPr>
           <w:lang w:val="zh_TW" w:bidi="zh_TW"/>
         </w:rPr>
-        <w:t>肉體作為外在呈現上的人類存在</w:t>
+        <w:t>七碗（</w:t>
+      </w:r>
+      <w:hyperlink r:id="rId141">
+        <w:r>
+          <w:rPr>
+            <w:lang w:val="zh_TW" w:bidi="zh_TW"/>
+          </w:rPr>
+          <w:rPr>
+            <w:color w:val="0000EE"/>
+            <w:u w:val="single"/>
+          </w:rPr>
+          <w:t>15:1–19:10</w:t>
+        </w:r>
+      </w:hyperlink>
+      <w:r>
+        <w:rPr>
+          <w:lang w:val="zh_TW" w:bidi="zh_TW"/>
+        </w:rPr>
+        <w:t>）</w:t>
       </w:r>
     </w:p>
     <w:p>
@@ -1005,61 +6438,132 @@
         <w:rPr>
           <w:lang w:val="zh_TW" w:bidi="zh_TW"/>
         </w:rPr>
-        <w:t>「肉體」的含義也超越了人的肉身生命，並包括對人類存在至關重要的其它層面。因此，「靠著肉體」（</w:t>
-      </w:r>
-      <w:hyperlink r:id="rId44">
-        <w:r>
-          <w:rPr>
-            <w:lang w:val="zh_TW" w:bidi="zh_TW"/>
-          </w:rPr>
-          <w:rPr>
-            <w:color w:val="0000EE"/>
-            <w:u w:val="single"/>
-          </w:rPr>
-          <w:t>腓3:3</w:t>
-        </w:r>
-      </w:hyperlink>
-      <w:r>
-        <w:rPr>
-          <w:lang w:val="zh_TW" w:bidi="zh_TW"/>
-        </w:rPr>
-        <w:t>）並不是指倚靠身體，而是指倚靠整個屬於人外在存在領域的各種因素。這包括保羅的猶太血統、他嚴謹的宗教訓練、他的熱心，以及他在猶太宗教界中的地位。「憑著肉體自誇」（</w:t>
-      </w:r>
-      <w:hyperlink r:id="rId45">
-        <w:r>
-          <w:rPr>
-            <w:lang w:val="zh_TW" w:bidi="zh_TW"/>
-          </w:rPr>
-          <w:rPr>
-            <w:color w:val="0000EE"/>
-            <w:u w:val="single"/>
-          </w:rPr>
-          <w:t>林後11:18</w:t>
-        </w:r>
-      </w:hyperlink>
-      <w:r>
-        <w:rPr>
-          <w:lang w:val="zh_TW" w:bidi="zh_TW"/>
-        </w:rPr>
-        <w:t>，譯註：和合本譯為：憑著血氣自誇）這個片語在某些譯本中譯為「憑著他們的人類成就自誇」。在「肉體」中有外貌的體面幾乎等同於在世上有顯赫的地位（</w:t>
-      </w:r>
-      <w:hyperlink r:id="rId46">
-        <w:r>
-          <w:rPr>
-            <w:lang w:val="zh_TW" w:bidi="zh_TW"/>
-          </w:rPr>
-          <w:rPr>
-            <w:color w:val="0000EE"/>
-            <w:u w:val="single"/>
-          </w:rPr>
-          <w:t>加6:11–14</w:t>
-        </w:r>
-      </w:hyperlink>
-      <w:r>
-        <w:rPr>
-          <w:lang w:val="zh_TW" w:bidi="zh_TW"/>
-        </w:rPr>
-        <w:t>）。那些主張行割禮的猶太派基督徒堅持此舉，是為了在人看來能有宗教上的成就感，從而找到誇口的理由。但這些外在的區別與誇口的根據對保羅已不再有吸引力，因為在他眼中，世界已如同釘在十字架上，而他自己對世界也同樣如此。</w:t>
+        <w:t>碗的一系列審判構成了「</w:t>
+      </w:r>
+      <w:r>
+        <w:rPr>
+          <w:lang w:val="zh_TW" w:bidi="zh_TW"/>
+        </w:rPr>
+        <w:t>第三樣災禍</w:t>
+      </w:r>
+      <w:r>
+        <w:rPr>
+          <w:lang w:val="zh_TW" w:bidi="zh_TW"/>
+        </w:rPr>
+        <w:t>」，在</w:t>
+      </w:r>
+      <w:hyperlink r:id="rId116">
+        <w:r>
+          <w:rPr>
+            <w:lang w:val="zh_TW" w:bidi="zh_TW"/>
+          </w:rPr>
+          <w:rPr>
+            <w:color w:val="0000EE"/>
+            <w:u w:val="single"/>
+          </w:rPr>
+          <w:t>十一章14節</w:t>
+        </w:r>
+      </w:hyperlink>
+      <w:r>
+        <w:rPr>
+          <w:lang w:val="zh_TW" w:bidi="zh_TW"/>
+        </w:rPr>
+        <w:t>中宣佈為「</w:t>
+      </w:r>
+      <w:r>
+        <w:rPr>
+          <w:lang w:val="zh_TW" w:bidi="zh_TW"/>
+        </w:rPr>
+        <w:t>快到了</w:t>
+      </w:r>
+      <w:r>
+        <w:rPr>
+          <w:lang w:val="zh_TW" w:bidi="zh_TW"/>
+        </w:rPr>
+        <w:t>」。這些最後的災難發生在耶穌在橄欖山講論中提到的「</w:t>
+      </w:r>
+      <w:r>
+        <w:rPr>
+          <w:lang w:val="zh_TW" w:bidi="zh_TW"/>
+        </w:rPr>
+        <w:t>那些日子的災難一過去</w:t>
+      </w:r>
+      <w:r>
+        <w:rPr>
+          <w:lang w:val="zh_TW" w:bidi="zh_TW"/>
+        </w:rPr>
+        <w:t>」，很可能是祂那段對末後的話語的實現：「</w:t>
+      </w:r>
+      <w:r>
+        <w:rPr>
+          <w:lang w:val="zh_TW" w:bidi="zh_TW"/>
+        </w:rPr>
+        <w:t>日頭就變黑了， 月亮也不放光， 眾星要從天上墜落， 天勢都要震動</w:t>
+      </w:r>
+      <w:r>
+        <w:rPr>
+          <w:lang w:val="zh_TW" w:bidi="zh_TW"/>
+        </w:rPr>
+        <w:t>」（</w:t>
+      </w:r>
+      <w:hyperlink r:id="rId142">
+        <w:r>
+          <w:rPr>
+            <w:lang w:val="zh_TW" w:bidi="zh_TW"/>
+          </w:rPr>
+          <w:rPr>
+            <w:color w:val="0000EE"/>
+            <w:u w:val="single"/>
+          </w:rPr>
+          <w:t>太24:29</w:t>
+        </w:r>
+      </w:hyperlink>
+      <w:r>
+        <w:rPr>
+          <w:lang w:val="zh_TW" w:bidi="zh_TW"/>
+        </w:rPr>
+        <w:t>）。</w:t>
+      </w:r>
+    </w:p>
+    <w:p>
+      <w:pPr>
+        <w:pStyle w:val="Heading5"/>
+      </w:pPr>
+      <w:r>
+        <w:rPr>
+          <w:lang w:val="zh_TW" w:bidi="zh_TW"/>
+        </w:rPr>
+        <w:t>預備：七位天使和</w:t>
+      </w:r>
+      <w:r>
+        <w:rPr>
+          <w:lang w:val="zh_TW" w:bidi="zh_TW"/>
+        </w:rPr>
+        <w:t>末了的七災</w:t>
+      </w:r>
+      <w:r>
+        <w:rPr>
+          <w:lang w:val="zh_TW" w:bidi="zh_TW"/>
+        </w:rPr>
+        <w:t>（</w:t>
+      </w:r>
+      <w:hyperlink r:id="rId143">
+        <w:r>
+          <w:rPr>
+            <w:lang w:val="zh_TW" w:bidi="zh_TW"/>
+          </w:rPr>
+          <w:rPr>
+            <w:color w:val="0000EE"/>
+            <w:u w:val="single"/>
+          </w:rPr>
+          <w:t>15:1–8</w:t>
+        </w:r>
+      </w:hyperlink>
+      <w:r>
+        <w:rPr>
+          <w:lang w:val="zh_TW" w:bidi="zh_TW"/>
+        </w:rPr>
+        <w:t>）</w:t>
       </w:r>
     </w:p>
     <w:p>
@@ -1073,18 +6577,703 @@
         <w:rPr>
           <w:lang w:val="zh_TW" w:bidi="zh_TW"/>
         </w:rPr>
-        <w:t>「肉體」一詞也可用來指外在人際關係，例如形容僕人與主人之間的社會關係（</w:t>
-      </w:r>
-      <w:hyperlink r:id="rId47">
-        <w:r>
-          <w:rPr>
-            <w:lang w:val="zh_TW" w:bidi="zh_TW"/>
-          </w:rPr>
-          <w:rPr>
-            <w:color w:val="0000EE"/>
-            <w:u w:val="single"/>
-          </w:rPr>
-          <w:t>弗6:5</w:t>
+        <w:t>第</w:t>
+      </w:r>
+      <w:hyperlink r:id="rId143">
+        <w:r>
+          <w:rPr>
+            <w:lang w:val="zh_TW" w:bidi="zh_TW"/>
+          </w:rPr>
+          <w:rPr>
+            <w:color w:val="0000EE"/>
+            <w:u w:val="single"/>
+          </w:rPr>
+          <w:t>15</w:t>
+        </w:r>
+      </w:hyperlink>
+      <w:r>
+        <w:rPr>
+          <w:lang w:val="zh_TW" w:bidi="zh_TW"/>
+        </w:rPr>
+        <w:t>章與舊約中出埃及的記載有關，並強烈暗示了古代猶太會堂的禮儀傳統。本章有兩個主要的異象：第一個描繪了從大災難中的得勝者（</w:t>
+      </w:r>
+      <w:hyperlink r:id="rId144">
+        <w:r>
+          <w:rPr>
+            <w:lang w:val="zh_TW" w:bidi="zh_TW"/>
+          </w:rPr>
+          <w:rPr>
+            <w:color w:val="0000EE"/>
+            <w:u w:val="single"/>
+          </w:rPr>
+          <w:t>2–4</w:t>
+        </w:r>
+      </w:hyperlink>
+      <w:r>
+        <w:rPr>
+          <w:lang w:val="zh_TW" w:bidi="zh_TW"/>
+        </w:rPr>
+        <w:t>節）；第二個描述了從天上聖殿出現，七位穿著白色和金色衣服的天使，他們持有最後災難的七個碗（</w:t>
+      </w:r>
+      <w:hyperlink r:id="rId145">
+        <w:r>
+          <w:rPr>
+            <w:lang w:val="zh_TW" w:bidi="zh_TW"/>
+          </w:rPr>
+          <w:rPr>
+            <w:color w:val="0000EE"/>
+            <w:u w:val="single"/>
+          </w:rPr>
+          <w:t>5–8</w:t>
+        </w:r>
+      </w:hyperlink>
+      <w:r>
+        <w:rPr>
+          <w:lang w:val="zh_TW" w:bidi="zh_TW"/>
+        </w:rPr>
+        <w:t>節）。</w:t>
+      </w:r>
+    </w:p>
+    <w:p>
+      <w:pPr/>
+      <w:r>
+        <w:rPr>
+          <w:lang w:val="zh_TW" w:bidi="zh_TW"/>
+        </w:rPr>
+      </w:r>
+      <w:r>
+        <w:rPr>
+          <w:lang w:val="zh_TW" w:bidi="zh_TW"/>
+        </w:rPr>
+        <w:t>碗的審判傾倒在地上（</w:t>
+      </w:r>
+      <w:hyperlink r:id="rId113">
+        <w:r>
+          <w:rPr>
+            <w:lang w:val="zh_TW" w:bidi="zh_TW"/>
+          </w:rPr>
+          <w:rPr>
+            <w:color w:val="0000EE"/>
+            <w:u w:val="single"/>
+          </w:rPr>
+          <w:t>16:1–21</w:t>
+        </w:r>
+      </w:hyperlink>
+      <w:r>
+        <w:rPr>
+          <w:lang w:val="zh_TW" w:bidi="zh_TW"/>
+        </w:rPr>
+        <w:t>）</w:t>
+      </w:r>
+    </w:p>
+    <w:p>
+      <w:pPr/>
+      <w:r>
+        <w:rPr>
+          <w:lang w:val="zh_TW" w:bidi="zh_TW"/>
+        </w:rPr>
+      </w:r>
+      <w:r>
+        <w:rPr>
+          <w:lang w:val="zh_TW" w:bidi="zh_TW"/>
+        </w:rPr>
+        <w:t>這些審判接連</w:t>
+      </w:r>
+      <w:r>
+        <w:rPr>
+          <w:lang w:val="zh_TW" w:bidi="zh_TW"/>
+        </w:rPr>
+        <w:t>迅速</w:t>
+      </w:r>
+      <w:r>
+        <w:rPr>
+          <w:lang w:val="zh_TW" w:bidi="zh_TW"/>
+        </w:rPr>
+        <w:t>發生，期間只有短暫的停頓，就是第三位天使與祭壇對話，強調神懲罰的公義</w:t>
+      </w:r>
+      <w:r>
+        <w:rPr>
+          <w:lang w:val="zh_TW" w:bidi="zh_TW"/>
+        </w:rPr>
+        <w:t>（</w:t>
+      </w:r>
+      <w:hyperlink r:id="rId146">
+        <w:r>
+          <w:rPr>
+            <w:lang w:val="zh_TW" w:bidi="zh_TW"/>
+          </w:rPr>
+          <w:rPr>
+            <w:color w:val="0000EE"/>
+            <w:u w:val="single"/>
+          </w:rPr>
+          <w:t>5–7</w:t>
+        </w:r>
+      </w:hyperlink>
+      <w:r>
+        <w:rPr>
+          <w:lang w:val="zh_TW" w:bidi="zh_TW"/>
+        </w:rPr>
+        <w:t>節）。</w:t>
+      </w:r>
+      <w:r>
+        <w:rPr>
+          <w:lang w:val="zh_TW" w:bidi="zh_TW"/>
+        </w:rPr>
+        <w:t>這種快速接連可能是因為，約翰希望簡要描述前六碗的審判，並迅速轉向第七碗，他</w:t>
+      </w:r>
+      <w:r>
+        <w:rPr>
+          <w:lang w:val="zh_TW" w:bidi="zh_TW"/>
+        </w:rPr>
+        <w:t>將在那裡詳細描述對巴比倫的審判。最後三個災難不單是社會上的審判，更是屬靈上的，並從大自然轉向全人類。</w:t>
+      </w:r>
+    </w:p>
+    <w:p>
+      <w:pPr/>
+      <w:r>
+        <w:rPr>
+          <w:lang w:val="zh_TW" w:bidi="zh_TW"/>
+        </w:rPr>
+      </w:r>
+      <w:r>
+        <w:rPr>
+          <w:lang w:val="zh_TW" w:bidi="zh_TW"/>
+        </w:rPr>
+        <w:t>大淫婦</w:t>
+      </w:r>
+      <w:r>
+        <w:rPr>
+          <w:lang w:val="zh_TW" w:bidi="zh_TW"/>
+        </w:rPr>
+        <w:t>與獸（</w:t>
+      </w:r>
+      <w:hyperlink r:id="rId54">
+        <w:r>
+          <w:rPr>
+            <w:lang w:val="zh_TW" w:bidi="zh_TW"/>
+          </w:rPr>
+          <w:rPr>
+            <w:color w:val="0000EE"/>
+            <w:u w:val="single"/>
+          </w:rPr>
+          <w:t>17:1–18</w:t>
+        </w:r>
+      </w:hyperlink>
+      <w:r>
+        <w:rPr>
+          <w:lang w:val="zh_TW" w:bidi="zh_TW"/>
+        </w:rPr>
+        <w:t>）</w:t>
+      </w:r>
+    </w:p>
+    <w:p>
+      <w:pPr/>
+      <w:r>
+        <w:rPr>
+          <w:lang w:val="zh_TW" w:bidi="zh_TW"/>
+        </w:rPr>
+      </w:r>
+      <w:r>
+        <w:rPr>
+          <w:lang w:val="zh_TW" w:bidi="zh_TW"/>
+        </w:rPr>
+        <w:t>對於大多數現代解經家來說，巴比倫代表羅馬。獸則象徵整個羅馬帝國，包括其省份和人民。然而，僅僅將巴比倫與羅馬等同是不夠的。事實上，巴比倫不能被限制於任何一個歷史中，無論是過去還是未來出現的政權；</w:t>
+      </w:r>
+      <w:r>
+        <w:rPr>
+          <w:lang w:val="zh_TW" w:bidi="zh_TW"/>
+        </w:rPr>
+        <w:t>它在不同的歷史時期和背景下，有多個與之對應的表現形式</w:t>
+      </w:r>
+      <w:r>
+        <w:rPr>
+          <w:lang w:val="zh_TW" w:bidi="zh_TW"/>
+        </w:rPr>
+        <w:t>（參</w:t>
+      </w:r>
+      <w:hyperlink r:id="rId147">
+        <w:r>
+          <w:rPr>
+            <w:lang w:val="zh_TW" w:bidi="zh_TW"/>
+          </w:rPr>
+          <w:rPr>
+            <w:color w:val="0000EE"/>
+            <w:u w:val="single"/>
+          </w:rPr>
+          <w:t>11:8</w:t>
+        </w:r>
+      </w:hyperlink>
+      <w:r>
+        <w:rPr>
+          <w:lang w:val="zh_TW" w:bidi="zh_TW"/>
+        </w:rPr>
+        <w:t>）。巴比倫其實存在於任何充滿撒旦欺騙的地方。</w:t>
+      </w:r>
+      <w:r>
+        <w:rPr>
+          <w:lang w:val="zh_TW" w:bidi="zh_TW"/>
+        </w:rPr>
+        <w:t>在這裡，巴比倫最適合理解為所有根深蒂固、抵擋神的世界勢力原型</w:t>
+      </w:r>
+      <w:r>
+        <w:rPr>
+          <w:lang w:val="zh_TW" w:bidi="zh_TW"/>
+        </w:rPr>
+        <w:t>。巴比倫是一個跨歷史的現實，包括像所多瑪、埃及、巴比倫、泰爾、尼尼微和羅馬一般，偶像崇拜的國家和地方。巴比倫是一個末世的象徵，代表撒旦的欺騙和權力；它是一個神聖的奧秘，永遠無法完全簡化為地上任何的文化和政權。巴比倫代表脫離神的文化和世界，而神的體系則由新耶路撒冷來呈現出來。羅馬只是這個總體系統的一種表現，並非全部。</w:t>
+      </w:r>
+    </w:p>
+    <w:p>
+      <w:pPr/>
+      <w:r>
+        <w:rPr>
+          <w:lang w:val="zh_TW" w:bidi="zh_TW"/>
+        </w:rPr>
+      </w:r>
+      <w:r>
+        <w:rPr>
+          <w:lang w:val="zh_TW" w:bidi="zh_TW"/>
+        </w:rPr>
+        <w:t>巴比倫大城</w:t>
+      </w:r>
+      <w:r>
+        <w:rPr>
+          <w:lang w:val="zh_TW" w:bidi="zh_TW"/>
+        </w:rPr>
+        <w:t>的傾倒（</w:t>
+      </w:r>
+      <w:hyperlink r:id="rId148">
+        <w:r>
+          <w:rPr>
+            <w:lang w:val="zh_TW" w:bidi="zh_TW"/>
+          </w:rPr>
+          <w:rPr>
+            <w:color w:val="0000EE"/>
+            <w:u w:val="single"/>
+          </w:rPr>
+          <w:t>18:1–24</w:t>
+        </w:r>
+      </w:hyperlink>
+      <w:r>
+        <w:rPr>
+          <w:lang w:val="zh_TW" w:bidi="zh_TW"/>
+        </w:rPr>
+        <w:t>）</w:t>
+      </w:r>
+    </w:p>
+    <w:p>
+      <w:pPr/>
+      <w:r>
+        <w:rPr>
+          <w:lang w:val="zh_TW" w:bidi="zh_TW"/>
+        </w:rPr>
+      </w:r>
+      <w:r>
+        <w:rPr>
+          <w:lang w:val="zh_TW" w:bidi="zh_TW"/>
+        </w:rPr>
+        <w:t>第</w:t>
+      </w:r>
+      <w:hyperlink r:id="rId148">
+        <w:r>
+          <w:rPr>
+            <w:lang w:val="zh_TW" w:bidi="zh_TW"/>
+          </w:rPr>
+          <w:rPr>
+            <w:color w:val="0000EE"/>
+            <w:u w:val="single"/>
+          </w:rPr>
+          <w:t>18</w:t>
+        </w:r>
+      </w:hyperlink>
+      <w:r>
+        <w:rPr>
+          <w:lang w:val="zh_TW" w:bidi="zh_TW"/>
+        </w:rPr>
+        <w:t>章說明了之前宣告，對大淫婦的審判（</w:t>
+      </w:r>
+      <w:hyperlink r:id="rId149">
+        <w:r>
+          <w:rPr>
+            <w:lang w:val="zh_TW" w:bidi="zh_TW"/>
+          </w:rPr>
+          <w:rPr>
+            <w:color w:val="0000EE"/>
+            <w:u w:val="single"/>
+          </w:rPr>
+          <w:t>17:1</w:t>
+        </w:r>
+      </w:hyperlink>
+      <w:r>
+        <w:rPr>
+          <w:lang w:val="zh_TW" w:bidi="zh_TW"/>
+        </w:rPr>
+        <w:t>）。在一個繁榮商業城市毀滅的意象下，約翰描述了巴比倫大淫婦最終滅亡的結局。</w:t>
+      </w:r>
+    </w:p>
+    <w:p>
+      <w:pPr/>
+      <w:r>
+        <w:rPr>
+          <w:lang w:val="zh_TW" w:bidi="zh_TW"/>
+        </w:rPr>
+      </w:r>
+      <w:r>
+        <w:rPr>
+          <w:lang w:val="zh_TW" w:bidi="zh_TW"/>
+        </w:rPr>
+        <w:t>為巴比倫毀滅的感恩（</w:t>
+      </w:r>
+      <w:hyperlink r:id="rId150">
+        <w:r>
+          <w:rPr>
+            <w:lang w:val="zh_TW" w:bidi="zh_TW"/>
+          </w:rPr>
+          <w:rPr>
+            <w:color w:val="0000EE"/>
+            <w:u w:val="single"/>
+          </w:rPr>
+          <w:t>19:1–5</w:t>
+        </w:r>
+      </w:hyperlink>
+      <w:r>
+        <w:rPr>
+          <w:lang w:val="zh_TW" w:bidi="zh_TW"/>
+        </w:rPr>
+        <w:t>）</w:t>
+      </w:r>
+    </w:p>
+    <w:p>
+      <w:pPr/>
+      <w:r>
+        <w:rPr>
+          <w:lang w:val="zh_TW" w:bidi="zh_TW"/>
+        </w:rPr>
+      </w:r>
+      <w:r>
+        <w:rPr>
+          <w:lang w:val="zh_TW" w:bidi="zh_TW"/>
+        </w:rPr>
+        <w:t>天上的詩班高聲唱出對神的盛大讚美</w:t>
+      </w:r>
+      <w:r>
+        <w:rPr>
+          <w:lang w:val="zh_TW" w:bidi="zh_TW"/>
+        </w:rPr>
+        <w:t>，與巴比倫</w:t>
+      </w:r>
+      <w:r>
+        <w:rPr>
+          <w:lang w:val="zh_TW" w:bidi="zh_TW"/>
+        </w:rPr>
+        <w:t>同伴的哀嘆形成鮮明對比</w:t>
+      </w:r>
+      <w:r>
+        <w:rPr>
+          <w:lang w:val="zh_TW" w:bidi="zh_TW"/>
+        </w:rPr>
+        <w:t>。</w:t>
+      </w:r>
+    </w:p>
+    <w:p>
+      <w:pPr/>
+      <w:r>
+        <w:rPr>
+          <w:lang w:val="zh_TW" w:bidi="zh_TW"/>
+        </w:rPr>
+      </w:r>
+      <w:r>
+        <w:rPr>
+          <w:lang w:val="zh_TW" w:bidi="zh_TW"/>
+        </w:rPr>
+        <w:t>羔羊的婚宴（</w:t>
+      </w:r>
+      <w:hyperlink r:id="rId151">
+        <w:r>
+          <w:rPr>
+            <w:lang w:val="zh_TW" w:bidi="zh_TW"/>
+          </w:rPr>
+          <w:rPr>
+            <w:color w:val="0000EE"/>
+            <w:u w:val="single"/>
+          </w:rPr>
+          <w:t>19:6–10</w:t>
+        </w:r>
+      </w:hyperlink>
+      <w:r>
+        <w:rPr>
+          <w:lang w:val="zh_TW" w:bidi="zh_TW"/>
+        </w:rPr>
+        <w:t>）</w:t>
+      </w:r>
+    </w:p>
+    <w:p>
+      <w:pPr/>
+      <w:r>
+        <w:rPr>
+          <w:lang w:val="zh_TW" w:bidi="zh_TW"/>
+        </w:rPr>
+      </w:r>
+      <w:r>
+        <w:rPr>
+          <w:lang w:val="zh_TW" w:bidi="zh_TW"/>
+        </w:rPr>
+        <w:t>最後，讚美的尾聲在另一個群眾的回響聲中完成（</w:t>
+      </w:r>
+      <w:hyperlink r:id="rId152">
+        <w:r>
+          <w:rPr>
+            <w:lang w:val="zh_TW" w:bidi="zh_TW"/>
+          </w:rPr>
+          <w:rPr>
+            <w:color w:val="0000EE"/>
+            <w:u w:val="single"/>
+          </w:rPr>
+          <w:t>6</w:t>
+        </w:r>
+      </w:hyperlink>
+      <w:r>
+        <w:rPr>
+          <w:lang w:val="zh_TW" w:bidi="zh_TW"/>
+        </w:rPr>
+        <w:t>節）：被救贖的群眾（參</w:t>
+      </w:r>
+      <w:hyperlink r:id="rId153">
+        <w:r>
+          <w:rPr>
+            <w:lang w:val="zh_TW" w:bidi="zh_TW"/>
+          </w:rPr>
+          <w:rPr>
+            <w:color w:val="0000EE"/>
+            <w:u w:val="single"/>
+          </w:rPr>
+          <w:t>7:9</w:t>
+        </w:r>
+      </w:hyperlink>
+      <w:r>
+        <w:rPr>
+          <w:lang w:val="zh_TW" w:bidi="zh_TW"/>
+        </w:rPr>
+        <w:t>）。他們用讓人想起大君王，就是詩篇的話語，頌唱最後的讚美詩（</w:t>
+      </w:r>
+      <w:hyperlink r:id="rId154">
+        <w:r>
+          <w:rPr>
+            <w:lang w:val="zh_TW" w:bidi="zh_TW"/>
+          </w:rPr>
+          <w:rPr>
+            <w:color w:val="0000EE"/>
+            <w:u w:val="single"/>
+          </w:rPr>
+          <w:t>詩93:1</w:t>
+        </w:r>
+      </w:hyperlink>
+      <w:r>
+        <w:rPr>
+          <w:lang w:val="zh_TW" w:bidi="zh_TW"/>
+        </w:rPr>
+        <w:t>，</w:t>
+      </w:r>
+      <w:hyperlink r:id="rId155">
+        <w:r>
+          <w:rPr>
+            <w:lang w:val="zh_TW" w:bidi="zh_TW"/>
+          </w:rPr>
+          <w:rPr>
+            <w:color w:val="0000EE"/>
+            <w:u w:val="single"/>
+          </w:rPr>
+          <w:t>97:1</w:t>
+        </w:r>
+      </w:hyperlink>
+      <w:r>
+        <w:rPr>
+          <w:lang w:val="zh_TW" w:bidi="zh_TW"/>
+        </w:rPr>
+        <w:t>，</w:t>
+      </w:r>
+      <w:hyperlink r:id="rId156">
+        <w:r>
+          <w:rPr>
+            <w:lang w:val="zh_TW" w:bidi="zh_TW"/>
+          </w:rPr>
+          <w:rPr>
+            <w:color w:val="0000EE"/>
+            <w:u w:val="single"/>
+          </w:rPr>
+          <w:t>99:1</w:t>
+        </w:r>
+      </w:hyperlink>
+      <w:r>
+        <w:rPr>
+          <w:lang w:val="zh_TW" w:bidi="zh_TW"/>
+        </w:rPr>
+        <w:t>）。</w:t>
+      </w:r>
+    </w:p>
+    <w:p>
+      <w:pPr>
+        <w:pStyle w:val="Heading4"/>
+      </w:pPr>
+      <w:r>
+        <w:rPr>
+          <w:lang w:val="zh_TW" w:bidi="zh_TW"/>
+        </w:rPr>
+        <w:t>基督再來的異象與時代的終結（</w:t>
+      </w:r>
+      <w:hyperlink r:id="rId64">
+        <w:r>
+          <w:rPr>
+            <w:lang w:val="zh_TW" w:bidi="zh_TW"/>
+          </w:rPr>
+          <w:rPr>
+            <w:color w:val="0000EE"/>
+            <w:u w:val="single"/>
+          </w:rPr>
+          <w:t>19:11–20:15</w:t>
+        </w:r>
+      </w:hyperlink>
+      <w:r>
+        <w:rPr>
+          <w:lang w:val="zh_TW" w:bidi="zh_TW"/>
+        </w:rPr>
+        <w:t>）</w:t>
+      </w:r>
+    </w:p>
+    <w:p>
+      <w:pPr/>
+      <w:r>
+        <w:rPr>
+          <w:lang w:val="zh_TW" w:bidi="zh_TW"/>
+        </w:rPr>
+      </w:r>
+      <w:r>
+        <w:rPr>
+          <w:lang w:val="zh_TW" w:bidi="zh_TW"/>
+        </w:rPr>
+        <w:t>第一和第二件末後的事：白馬騎士與獸的毀滅（</w:t>
+      </w:r>
+      <w:hyperlink r:id="rId126">
+        <w:r>
+          <w:rPr>
+            <w:lang w:val="zh_TW" w:bidi="zh_TW"/>
+          </w:rPr>
+          <w:rPr>
+            <w:color w:val="0000EE"/>
+            <w:u w:val="single"/>
+          </w:rPr>
+          <w:t>19:11–21</w:t>
+        </w:r>
+      </w:hyperlink>
+      <w:r>
+        <w:rPr>
+          <w:lang w:val="zh_TW" w:bidi="zh_TW"/>
+        </w:rPr>
+        <w:t>）</w:t>
+      </w:r>
+    </w:p>
+    <w:p>
+      <w:pPr/>
+      <w:r>
+        <w:rPr>
+          <w:lang w:val="zh_TW" w:bidi="zh_TW"/>
+        </w:rPr>
+      </w:r>
+      <w:r>
+        <w:rPr>
+          <w:lang w:val="zh_TW" w:bidi="zh_TW"/>
+        </w:rPr>
+        <w:t>這個異象描述了基督的再來和獸的最終覆滅，可以被視為前一部份的高潮（</w:t>
+      </w:r>
+      <w:hyperlink r:id="rId157">
+        <w:r>
+          <w:rPr>
+            <w:lang w:val="zh_TW" w:bidi="zh_TW"/>
+          </w:rPr>
+          <w:rPr>
+            <w:color w:val="0000EE"/>
+            <w:u w:val="single"/>
+          </w:rPr>
+          <w:t>1–10</w:t>
+        </w:r>
+      </w:hyperlink>
+      <w:r>
+        <w:rPr>
+          <w:lang w:val="zh_TW" w:bidi="zh_TW"/>
+        </w:rPr>
+        <w:t>節），或作為一系列七件末後之事的第一件——即基督的再來、獸的</w:t>
+      </w:r>
+      <w:r>
+        <w:rPr>
+          <w:lang w:val="zh_TW" w:bidi="zh_TW"/>
+        </w:rPr>
+        <w:t>敗亡</w:t>
+      </w:r>
+      <w:r>
+        <w:rPr>
+          <w:lang w:val="zh_TW" w:bidi="zh_TW"/>
+        </w:rPr>
+        <w:t>、撒但的捆綁、千禧年、撒但的釋放和最後的審判、新天新地和新耶路撒冷。</w:t>
+      </w:r>
+    </w:p>
+    <w:p>
+      <w:pPr/>
+      <w:r>
+        <w:rPr>
+          <w:lang w:val="zh_TW" w:bidi="zh_TW"/>
+        </w:rPr>
+      </w:r>
+      <w:r>
+        <w:rPr>
+          <w:lang w:val="zh_TW" w:bidi="zh_TW"/>
+        </w:rPr>
+        <w:t>雖然撒但在十字架上已經受到致命一擊（參</w:t>
+      </w:r>
+      <w:hyperlink r:id="rId158">
+        <w:r>
+          <w:rPr>
+            <w:lang w:val="zh_TW" w:bidi="zh_TW"/>
+          </w:rPr>
+          <w:rPr>
+            <w:color w:val="0000EE"/>
+            <w:u w:val="single"/>
+          </w:rPr>
+          <w:t>約12:31</w:t>
+        </w:r>
+      </w:hyperlink>
+      <w:r>
+        <w:rPr>
+          <w:lang w:val="zh_TW" w:bidi="zh_TW"/>
+        </w:rPr>
+        <w:t>，</w:t>
+      </w:r>
+      <w:hyperlink r:id="rId159">
+        <w:r>
+          <w:rPr>
+            <w:lang w:val="zh_TW" w:bidi="zh_TW"/>
+          </w:rPr>
+          <w:rPr>
+            <w:color w:val="0000EE"/>
+            <w:u w:val="single"/>
+          </w:rPr>
+          <w:t>16:11</w:t>
+        </w:r>
+      </w:hyperlink>
+      <w:r>
+        <w:rPr>
+          <w:lang w:val="zh_TW" w:bidi="zh_TW"/>
+        </w:rPr>
+        <w:t>），但牠仍然在現今這個時代，繼續散播邪惡和欺騙（參</w:t>
+      </w:r>
+      <w:hyperlink r:id="rId160">
+        <w:r>
+          <w:rPr>
+            <w:lang w:val="zh_TW" w:bidi="zh_TW"/>
+          </w:rPr>
+          <w:rPr>
+            <w:color w:val="0000EE"/>
+            <w:u w:val="single"/>
+          </w:rPr>
+          <w:t>弗2:2</w:t>
         </w:r>
       </w:hyperlink>
       <w:r>
@@ -1093,16 +7282,16 @@
         </w:rPr>
         <w:t>；</w:t>
       </w:r>
-      <w:hyperlink r:id="rId48">
-        <w:r>
-          <w:rPr>
-            <w:lang w:val="zh_TW" w:bidi="zh_TW"/>
-          </w:rPr>
-          <w:rPr>
-            <w:color w:val="0000EE"/>
-            <w:u w:val="single"/>
-          </w:rPr>
-          <w:t>西3:22</w:t>
+      <w:hyperlink r:id="rId161">
+        <w:r>
+          <w:rPr>
+            <w:lang w:val="zh_TW" w:bidi="zh_TW"/>
+          </w:rPr>
+          <w:rPr>
+            <w:color w:val="0000EE"/>
+            <w:u w:val="single"/>
+          </w:rPr>
+          <w:t>帖前3:5</w:t>
         </w:r>
       </w:hyperlink>
       <w:r>
@@ -1111,34 +7300,64 @@
         </w:rPr>
         <w:t>；</w:t>
       </w:r>
-      <w:hyperlink r:id="rId49">
-        <w:r>
-          <w:rPr>
-            <w:lang w:val="zh_TW" w:bidi="zh_TW"/>
-          </w:rPr>
-          <w:rPr>
-            <w:color w:val="0000EE"/>
-            <w:u w:val="single"/>
-          </w:rPr>
-          <w:t>門1:16</w:t>
-        </w:r>
-      </w:hyperlink>
-      <w:r>
-        <w:rPr>
-          <w:lang w:val="zh_TW" w:bidi="zh_TW"/>
-        </w:rPr>
-        <w:t>）。「在肉體中」也可用來描述婚姻關係的領域，這其中涉及一些困難的問題（</w:t>
-      </w:r>
-      <w:hyperlink r:id="rId50">
-        <w:r>
-          <w:rPr>
-            <w:lang w:val="zh_TW" w:bidi="zh_TW"/>
-          </w:rPr>
-          <w:rPr>
-            <w:color w:val="0000EE"/>
-            <w:u w:val="single"/>
-          </w:rPr>
-          <w:t>林前7:28</w:t>
+      <w:hyperlink r:id="rId162">
+        <w:r>
+          <w:rPr>
+            <w:lang w:val="zh_TW" w:bidi="zh_TW"/>
+          </w:rPr>
+          <w:rPr>
+            <w:color w:val="0000EE"/>
+            <w:u w:val="single"/>
+          </w:rPr>
+          <w:t>彼前5:8–9</w:t>
+        </w:r>
+      </w:hyperlink>
+      <w:r>
+        <w:rPr>
+          <w:lang w:val="zh_TW" w:bidi="zh_TW"/>
+        </w:rPr>
+        <w:t>；</w:t>
+      </w:r>
+      <w:hyperlink r:id="rId163">
+        <w:r>
+          <w:rPr>
+            <w:lang w:val="zh_TW" w:bidi="zh_TW"/>
+          </w:rPr>
+          <w:rPr>
+            <w:color w:val="0000EE"/>
+            <w:u w:val="single"/>
+          </w:rPr>
+          <w:t>啟2:10</w:t>
+        </w:r>
+      </w:hyperlink>
+      <w:r>
+        <w:rPr>
+          <w:lang w:val="zh_TW" w:bidi="zh_TW"/>
+        </w:rPr>
+        <w:t>）。然而，現在在基督的主權下，牠是一位被廢黜的統治者。神允許撒但的邪惡在短時間內繼續存在，直到祂的旨意完全實現。在這場神推翻獸、其諸王及軍隊的場景中，約翰向我們展示了這些邪惡勢力被萬王之王和萬主之主</w:t>
+      </w:r>
+      <w:r>
+        <w:rPr>
+          <w:lang w:val="zh_TW" w:bidi="zh_TW"/>
+        </w:rPr>
+        <w:t>迅速且徹底毀滅的結局</w:t>
+      </w:r>
+      <w:r>
+        <w:rPr>
+          <w:lang w:val="zh_TW" w:bidi="zh_TW"/>
+        </w:rPr>
+        <w:t>。牠們在這場最終且絕對真實的對抗中，遇到了牠們的主宰（</w:t>
+      </w:r>
+      <w:hyperlink r:id="rId164">
+        <w:r>
+          <w:rPr>
+            <w:lang w:val="zh_TW" w:bidi="zh_TW"/>
+          </w:rPr>
+          <w:rPr>
+            <w:color w:val="0000EE"/>
+            <w:u w:val="single"/>
+          </w:rPr>
+          <w:t>啟19:17–21</w:t>
         </w:r>
       </w:hyperlink>
       <w:r>
@@ -1159,25 +7378,948 @@
         <w:rPr>
           <w:lang w:val="zh_TW" w:bidi="zh_TW"/>
         </w:rPr>
-        <w:t>這種用法有助於理解一處原本難解的經文：「所以，我們從今以後，不憑著外貌認人了。雖然憑著外貌認過基督，如今卻不再這樣認他了」（</w:t>
-      </w:r>
-      <w:hyperlink r:id="rId51">
-        <w:r>
-          <w:rPr>
-            <w:lang w:val="zh_TW" w:bidi="zh_TW"/>
-          </w:rPr>
-          <w:rPr>
-            <w:color w:val="0000EE"/>
-            <w:u w:val="single"/>
-          </w:rPr>
-          <w:t>林後5:16</w:t>
-        </w:r>
-      </w:hyperlink>
-      <w:r>
-        <w:rPr>
-          <w:lang w:val="zh_TW" w:bidi="zh_TW"/>
-        </w:rPr>
-        <w:t>）。有英文譯本將其中的片語譯為「按人的觀點（from a human point of view）」，這樣的翻譯是正確的。這節經文的意思並不是說保羅曾在耶路撒冷聽過或見過耶穌，並因此「憑著肉體」（譯註：和合本譯為「憑著外貌」）認識祂。「憑著肉體」修飾的是「認」這個動詞，而不是「基督」這個名詞。保羅在歸信以前，「憑著肉體」認識人，也就是按世俗、人性的標準來判斷人。按「肉體」認識基督，就是以純粹人類的眼光看待祂。作為一個猶太人，保羅當時認為耶穌只是一個自以為是的彌賽亞假冒者。根據猶太人的觀念，彌賽亞應當作為大衛的王在地上掌權，拯救以色列民，並懲罰被厭惡的外邦人。然而，保羅放棄了這種錯誤的人性看法，轉而真正認識基督——那位成為肉身的神的兒子，是一切信祂之人的救主。成為基督徒之後，保羅不再憑著肉體來判斷別人。</w:t>
+        <w:t>第三和第四件末後的事：撒但的捆綁與千禧年（</w:t>
+      </w:r>
+      <w:hyperlink r:id="rId165">
+        <w:r>
+          <w:rPr>
+            <w:lang w:val="zh_TW" w:bidi="zh_TW"/>
+          </w:rPr>
+          <w:rPr>
+            <w:color w:val="0000EE"/>
+            <w:u w:val="single"/>
+          </w:rPr>
+          <w:t>20:1–6</w:t>
+        </w:r>
+      </w:hyperlink>
+      <w:r>
+        <w:rPr>
+          <w:lang w:val="zh_TW" w:bidi="zh_TW"/>
+        </w:rPr>
+        <w:t>）</w:t>
+      </w:r>
+    </w:p>
+    <w:p>
+      <w:pPr/>
+      <w:r>
+        <w:rPr>
+          <w:lang w:val="zh_TW" w:bidi="zh_TW"/>
+        </w:rPr>
+      </w:r>
+      <w:r>
+        <w:rPr>
+          <w:lang w:val="zh_TW" w:bidi="zh_TW"/>
+        </w:rPr>
+        <w:t>「千禧年（</w:t>
+      </w:r>
+      <w:r>
+        <w:rPr>
+          <w:lang w:val="zh_TW" w:bidi="zh_TW"/>
+        </w:rPr>
+        <w:t>Millennium</w:t>
+      </w:r>
+      <w:r>
+        <w:rPr>
+          <w:lang w:val="zh_TW" w:bidi="zh_TW"/>
+        </w:rPr>
+        <w:t>）」一直是基督教末世論中最具爭議的議題之一。啟示錄二十章提到基督統治一千年的時期，但對這段經文的理解，歷代詮釋者眾說紛紜。</w:t>
+      </w:r>
+    </w:p>
+    <w:p>
+      <w:pPr/>
+      <w:r>
+        <w:rPr>
+          <w:lang w:val="zh_TW" w:bidi="zh_TW"/>
+        </w:rPr>
+      </w:r>
+      <w:r>
+        <w:rPr>
+          <w:lang w:val="zh_TW" w:bidi="zh_TW"/>
+        </w:rPr>
+        <w:t>有些人認為這段經文描述的是在現今世代結束時，基督與祂的聖徒要在地上統治的一個未來時期——這就是「前千禧年論」（premillennialism）的觀點，認為基督的第二次再臨發生在千禧年之前。</w:t>
+      </w:r>
+    </w:p>
+    <w:p>
+      <w:pPr/>
+      <w:r>
+        <w:rPr>
+          <w:lang w:val="zh_TW" w:bidi="zh_TW"/>
+        </w:rPr>
+      </w:r>
+      <w:r>
+        <w:rPr>
+          <w:lang w:val="zh_TW" w:bidi="zh_TW"/>
+        </w:rPr>
+        <w:t>另一種觀點，稱為「無千禧年論」（amillennialism），主張這一千年是象徵性的，指的是基督與祂的聖徒如今在天上掌權的時期，也就是從基督復活直到祂再來之間的整段歷史。</w:t>
+      </w:r>
+    </w:p>
+    <w:p>
+      <w:pPr/>
+      <w:r>
+        <w:rPr>
+          <w:lang w:val="zh_TW" w:bidi="zh_TW"/>
+        </w:rPr>
+      </w:r>
+      <w:r>
+        <w:rPr>
+          <w:lang w:val="zh_TW" w:bidi="zh_TW"/>
+        </w:rPr>
+        <w:t>第三種立場是「後千禧年論」（postmillennialism），認為隨著福音的廣傳，世界將進入一個長久的和平與公義時代；而基督的再來發生在這個「千禧盛世」結束之後，作為終極完成。</w:t>
+      </w:r>
+    </w:p>
+    <w:p>
+      <w:pPr/>
+      <w:r>
+        <w:rPr>
+          <w:lang w:val="zh_TW" w:bidi="zh_TW"/>
+        </w:rPr>
+      </w:r>
+      <w:r>
+        <w:rPr>
+          <w:lang w:val="zh_TW" w:bidi="zh_TW"/>
+        </w:rPr>
+        <w:t>在這異象中，撒但被捆綁，以限制他迷惑列國的權勢（</w:t>
+      </w:r>
+      <w:hyperlink r:id="rId166">
+        <w:r>
+          <w:rPr>
+            <w:lang w:val="zh_TW" w:bidi="zh_TW"/>
+          </w:rPr>
+          <w:rPr>
+            <w:color w:val="0000EE"/>
+            <w:u w:val="single"/>
+          </w:rPr>
+          <w:t>20:1–3</w:t>
+        </w:r>
+      </w:hyperlink>
+      <w:r>
+        <w:rPr>
+          <w:lang w:val="zh_TW" w:bidi="zh_TW"/>
+        </w:rPr>
+        <w:t>），而聖徒被描寫為與基督一同作王（</w:t>
+      </w:r>
+      <w:hyperlink r:id="rId167">
+        <w:r>
+          <w:rPr>
+            <w:lang w:val="zh_TW" w:bidi="zh_TW"/>
+          </w:rPr>
+          <w:rPr>
+            <w:color w:val="0000EE"/>
+            <w:u w:val="single"/>
+          </w:rPr>
+          <w:t>20:4–6</w:t>
+        </w:r>
+      </w:hyperlink>
+      <w:r>
+        <w:rPr>
+          <w:lang w:val="zh_TW" w:bidi="zh_TW"/>
+        </w:rPr>
+        <w:t>）。</w:t>
+        <w:br/>
+      </w:r>
+      <w:r>
+        <w:rPr>
+          <w:lang w:val="zh_TW" w:bidi="zh_TW"/>
+        </w:rPr>
+        <w:t>前千禧年論通常認為這指的是未來撒但將被真實地捆綁，信徒也將身體復活，與基督在地上同掌王權；</w:t>
+        <w:br/>
+      </w:r>
+      <w:r>
+        <w:rPr>
+          <w:lang w:val="zh_TW" w:bidi="zh_TW"/>
+        </w:rPr>
+        <w:t>無千禧年論則視之為撒但現今因基督得勝而受限制，信徒則在天上與基督共享屬靈的統治；</w:t>
+        <w:br/>
+      </w:r>
+      <w:r>
+        <w:rPr>
+          <w:lang w:val="zh_TW" w:bidi="zh_TW"/>
+        </w:rPr>
+        <w:t>後千禧年論大體上同意無千禧年論對撒但受限的理解，但更強調這一勝利在歷史中藉著福音的推展逐步實現。</w:t>
+      </w:r>
+    </w:p>
+    <w:p>
+      <w:pPr/>
+      <w:r>
+        <w:rPr>
+          <w:lang w:val="zh_TW" w:bidi="zh_TW"/>
+        </w:rPr>
+      </w:r>
+      <w:r>
+        <w:rPr>
+          <w:lang w:val="zh_TW" w:bidi="zh_TW"/>
+        </w:rPr>
+        <w:t>第五件末後的事：撒但的釋放和最終結局（</w:t>
+      </w:r>
+      <w:hyperlink r:id="rId168">
+        <w:r>
+          <w:rPr>
+            <w:lang w:val="zh_TW" w:bidi="zh_TW"/>
+          </w:rPr>
+          <w:rPr>
+            <w:color w:val="0000EE"/>
+            <w:u w:val="single"/>
+          </w:rPr>
+          <w:t>20:7–10</w:t>
+        </w:r>
+      </w:hyperlink>
+      <w:r>
+        <w:rPr>
+          <w:lang w:val="zh_TW" w:bidi="zh_TW"/>
+        </w:rPr>
+        <w:t>）</w:t>
+      </w:r>
+    </w:p>
+    <w:p>
+      <w:pPr/>
+      <w:r>
+        <w:rPr>
+          <w:lang w:val="zh_TW" w:bidi="zh_TW"/>
+        </w:rPr>
+      </w:r>
+      <w:r>
+        <w:rPr>
+          <w:lang w:val="zh_TW" w:bidi="zh_TW"/>
+        </w:rPr>
+        <w:t>在</w:t>
+      </w:r>
+      <w:hyperlink r:id="rId169">
+        <w:r>
+          <w:rPr>
+            <w:lang w:val="zh_TW" w:bidi="zh_TW"/>
+          </w:rPr>
+          <w:rPr>
+            <w:color w:val="0000EE"/>
+            <w:u w:val="single"/>
+          </w:rPr>
+          <w:t>以西結書三十八至三十九章</w:t>
+        </w:r>
+      </w:hyperlink>
+      <w:r>
+        <w:rPr>
+          <w:lang w:val="zh_TW" w:bidi="zh_TW"/>
+        </w:rPr>
+        <w:t>中，「歌革（Gog）」指的是來自北方異教入侵者的首領，特別是來自遙遠的瑪各地西西安人部落（the Scythian hordes）。</w:t>
+      </w:r>
+      <w:r>
+        <w:rPr>
+          <w:lang w:val="zh_TW" w:bidi="zh_TW"/>
+        </w:rPr>
+        <w:t>然而，在啟示錄中，這些名字象徵著被撒但欺騙，來攻擊聖徒的最後敵人</w:t>
+      </w:r>
+      <w:r>
+        <w:rPr>
+          <w:lang w:val="zh_TW" w:bidi="zh_TW"/>
+        </w:rPr>
+        <w:t>。</w:t>
+      </w:r>
+    </w:p>
+    <w:p>
+      <w:pPr/>
+      <w:r>
+        <w:rPr>
+          <w:lang w:val="zh_TW" w:bidi="zh_TW"/>
+        </w:rPr>
+      </w:r>
+      <w:r>
+        <w:rPr>
+          <w:lang w:val="zh_TW" w:bidi="zh_TW"/>
+        </w:rPr>
+        <w:t>第六件末後的事：白色大寶座的審判（</w:t>
+      </w:r>
+      <w:hyperlink r:id="rId170">
+        <w:r>
+          <w:rPr>
+            <w:lang w:val="zh_TW" w:bidi="zh_TW"/>
+          </w:rPr>
+          <w:rPr>
+            <w:color w:val="0000EE"/>
+            <w:u w:val="single"/>
+          </w:rPr>
+          <w:t>20:11–15</w:t>
+        </w:r>
+      </w:hyperlink>
+      <w:r>
+        <w:rPr>
+          <w:lang w:val="zh_TW" w:bidi="zh_TW"/>
+        </w:rPr>
+        <w:t>）</w:t>
+      </w:r>
+    </w:p>
+    <w:p>
+      <w:pPr/>
+      <w:r>
+        <w:rPr>
+          <w:lang w:val="zh_TW" w:bidi="zh_TW"/>
+        </w:rPr>
+      </w:r>
+      <w:r>
+        <w:rPr>
+          <w:lang w:val="zh_TW" w:bidi="zh_TW"/>
+        </w:rPr>
+        <w:t>經文充滿詩意的語言描繪了世上所有事物逐漸消逝的特性（</w:t>
+      </w:r>
+      <w:hyperlink r:id="rId171">
+        <w:r>
+          <w:rPr>
+            <w:lang w:val="zh_TW" w:bidi="zh_TW"/>
+          </w:rPr>
+          <w:rPr>
+            <w:color w:val="0000EE"/>
+            <w:u w:val="single"/>
+          </w:rPr>
+          <w:t>約一2:15–17</w:t>
+        </w:r>
+      </w:hyperlink>
+      <w:r>
+        <w:rPr>
+          <w:lang w:val="zh_TW" w:bidi="zh_TW"/>
+        </w:rPr>
+        <w:t>）。</w:t>
+      </w:r>
+      <w:r>
+        <w:rPr>
+          <w:lang w:val="zh_TW" w:bidi="zh_TW"/>
+        </w:rPr>
+        <w:t>現在唯一的現實是，神坐在審判的寶座上，所有人都必須出現在祂面前</w:t>
+      </w:r>
+      <w:r>
+        <w:rPr>
+          <w:lang w:val="zh_TW" w:bidi="zh_TW"/>
+        </w:rPr>
+        <w:t>（</w:t>
+      </w:r>
+      <w:hyperlink r:id="rId172">
+        <w:r>
+          <w:rPr>
+            <w:lang w:val="zh_TW" w:bidi="zh_TW"/>
+          </w:rPr>
+          <w:rPr>
+            <w:color w:val="0000EE"/>
+            <w:u w:val="single"/>
+          </w:rPr>
+          <w:t>來9:27</w:t>
+        </w:r>
+      </w:hyperlink>
+      <w:r>
+        <w:rPr>
+          <w:lang w:val="zh_TW" w:bidi="zh_TW"/>
+        </w:rPr>
+        <w:t>）。祂的判決是聖潔和公義的（</w:t>
+      </w:r>
+      <w:r>
+        <w:rPr>
+          <w:lang w:val="zh_TW" w:bidi="zh_TW"/>
+        </w:rPr>
+        <w:t>以白色寶座象徵</w:t>
+      </w:r>
+      <w:r>
+        <w:rPr>
+          <w:lang w:val="zh_TW" w:bidi="zh_TW"/>
+        </w:rPr>
+        <w:t>）。</w:t>
+      </w:r>
+      <w:r>
+        <w:rPr>
+          <w:lang w:val="zh_TW" w:bidi="zh_TW"/>
+        </w:rPr>
+        <w:t>這一異象宣告，即使地上歷史的進程看似與祂的聖潔旨意相悖，但沒有一天或一刻曾削弱神的絕對主權</w:t>
+      </w:r>
+      <w:r>
+        <w:rPr>
+          <w:lang w:val="zh_TW" w:bidi="zh_TW"/>
+        </w:rPr>
+        <w:t>。</w:t>
+      </w:r>
+    </w:p>
+    <w:p>
+      <w:pPr/>
+      <w:r>
+        <w:rPr>
+          <w:lang w:val="zh_TW" w:bidi="zh_TW"/>
+        </w:rPr>
+      </w:r>
+      <w:r>
+        <w:rPr>
+          <w:lang w:val="zh_TW" w:bidi="zh_TW"/>
+        </w:rPr>
+        <w:t>第七件末後的事：新天新地以及新耶路撒冷（</w:t>
+      </w:r>
+      <w:hyperlink r:id="rId173">
+        <w:r>
+          <w:rPr>
+            <w:lang w:val="zh_TW" w:bidi="zh_TW"/>
+          </w:rPr>
+          <w:rPr>
+            <w:color w:val="0000EE"/>
+            <w:u w:val="single"/>
+          </w:rPr>
+          <w:t>21:1–22:5</w:t>
+        </w:r>
+      </w:hyperlink>
+      <w:r>
+        <w:rPr>
+          <w:lang w:val="zh_TW" w:bidi="zh_TW"/>
+        </w:rPr>
+        <w:t>）</w:t>
+      </w:r>
+    </w:p>
+    <w:p>
+      <w:pPr/>
+      <w:r>
+        <w:rPr>
+          <w:lang w:val="zh_TW" w:bidi="zh_TW"/>
+        </w:rPr>
+      </w:r>
+      <w:r>
+        <w:rPr>
+          <w:lang w:val="zh_TW" w:bidi="zh_TW"/>
+        </w:rPr>
+        <w:t>約翰在這裡以石頭、純淨如玻璃的金子和色彩揭示了一種神學</w:t>
+      </w:r>
+      <w:r>
+        <w:rPr>
+          <w:lang w:val="zh_TW" w:bidi="zh_TW"/>
+        </w:rPr>
+        <w:t>。它們所指向的圖像隨處可見：教會被稱為新娘（</w:t>
+      </w:r>
+      <w:hyperlink r:id="rId174">
+        <w:r>
+          <w:rPr>
+            <w:lang w:val="zh_TW" w:bidi="zh_TW"/>
+          </w:rPr>
+          <w:rPr>
+            <w:color w:val="0000EE"/>
+            <w:u w:val="single"/>
+          </w:rPr>
+          <w:t>21:2</w:t>
+        </w:r>
+      </w:hyperlink>
+      <w:r>
+        <w:rPr>
+          <w:lang w:val="zh_TW" w:bidi="zh_TW"/>
+        </w:rPr>
+        <w:t>）；神賜給口渴的人「</w:t>
+      </w:r>
+      <w:r>
+        <w:rPr>
+          <w:lang w:val="zh_TW" w:bidi="zh_TW"/>
+        </w:rPr>
+        <w:t>生命泉的水白白賜給那口渴的人喝</w:t>
+      </w:r>
+      <w:r>
+        <w:rPr>
+          <w:lang w:val="zh_TW" w:bidi="zh_TW"/>
+        </w:rPr>
+        <w:t>」（</w:t>
+      </w:r>
+      <w:hyperlink r:id="rId175">
+        <w:r>
+          <w:rPr>
+            <w:lang w:val="zh_TW" w:bidi="zh_TW"/>
+          </w:rPr>
+          <w:rPr>
+            <w:color w:val="0000EE"/>
+            <w:u w:val="single"/>
+          </w:rPr>
+          <w:t>6節</w:t>
+        </w:r>
+      </w:hyperlink>
+      <w:r>
+        <w:rPr>
+          <w:lang w:val="zh_TW" w:bidi="zh_TW"/>
+        </w:rPr>
+        <w:t>）；數字12和12的倍數</w:t>
+      </w:r>
+      <w:r>
+        <w:rPr>
+          <w:lang w:val="zh_TW" w:bidi="zh_TW"/>
+        </w:rPr>
+        <w:t>暗示了完全（</w:t>
+      </w:r>
+      <w:hyperlink r:id="rId176">
+        <w:r>
+          <w:rPr>
+            <w:lang w:val="zh_TW" w:bidi="zh_TW"/>
+          </w:rPr>
+          <w:rPr>
+            <w:color w:val="0000EE"/>
+            <w:u w:val="single"/>
+          </w:rPr>
+          <w:t>12–14、16–17、21節</w:t>
+        </w:r>
+      </w:hyperlink>
+      <w:r>
+        <w:rPr>
+          <w:lang w:val="zh_TW" w:bidi="zh_TW"/>
+        </w:rPr>
+        <w:t>）；而城的立方體形狀象徵著豐滿（</w:t>
+      </w:r>
+      <w:hyperlink r:id="rId177">
+        <w:r>
+          <w:rPr>
+            <w:lang w:val="zh_TW" w:bidi="zh_TW"/>
+          </w:rPr>
+          <w:rPr>
+            <w:color w:val="0000EE"/>
+            <w:u w:val="single"/>
+          </w:rPr>
+          <w:t>16節</w:t>
+        </w:r>
+      </w:hyperlink>
+      <w:r>
+        <w:rPr>
+          <w:lang w:val="zh_TW" w:bidi="zh_TW"/>
+        </w:rPr>
+        <w:t>）；色彩斑斕的寶石隨處可見，還指向光和神的榮耀 （</w:t>
+      </w:r>
+      <w:hyperlink r:id="rId178">
+        <w:r>
+          <w:rPr>
+            <w:lang w:val="zh_TW" w:bidi="zh_TW"/>
+          </w:rPr>
+          <w:rPr>
+            <w:color w:val="0000EE"/>
+            <w:u w:val="single"/>
+          </w:rPr>
+          <w:t>21:11、18–21、23–25</w:t>
+        </w:r>
+      </w:hyperlink>
+      <w:r>
+        <w:rPr>
+          <w:lang w:val="zh_TW" w:bidi="zh_TW"/>
+        </w:rPr>
+        <w:t>，</w:t>
+      </w:r>
+      <w:hyperlink r:id="rId179">
+        <w:r>
+          <w:rPr>
+            <w:lang w:val="zh_TW" w:bidi="zh_TW"/>
+          </w:rPr>
+          <w:rPr>
+            <w:color w:val="0000EE"/>
+            <w:u w:val="single"/>
+          </w:rPr>
+          <w:t>22:5</w:t>
+        </w:r>
+      </w:hyperlink>
+      <w:r>
+        <w:rPr>
+          <w:lang w:val="zh_TW" w:bidi="zh_TW"/>
+        </w:rPr>
+        <w:t>）。那裡還有「</w:t>
+      </w:r>
+      <w:r>
+        <w:rPr>
+          <w:lang w:val="zh_TW" w:bidi="zh_TW"/>
+        </w:rPr>
+        <w:t>生命水的河</w:t>
+      </w:r>
+      <w:r>
+        <w:rPr>
+          <w:lang w:val="zh_TW" w:bidi="zh_TW"/>
+        </w:rPr>
+        <w:t>」 （</w:t>
+      </w:r>
+      <w:hyperlink r:id="rId180">
+        <w:r>
+          <w:rPr>
+            <w:lang w:val="zh_TW" w:bidi="zh_TW"/>
+          </w:rPr>
+          <w:rPr>
+            <w:color w:val="0000EE"/>
+            <w:u w:val="single"/>
+          </w:rPr>
+          <w:t>22:1</w:t>
+        </w:r>
+      </w:hyperlink>
+      <w:r>
+        <w:rPr>
+          <w:lang w:val="zh_TW" w:bidi="zh_TW"/>
+        </w:rPr>
+        <w:t>）和「生命樹」 （</w:t>
+      </w:r>
+      <w:hyperlink r:id="rId181">
+        <w:r>
+          <w:rPr>
+            <w:lang w:val="zh_TW" w:bidi="zh_TW"/>
+          </w:rPr>
+          <w:rPr>
+            <w:color w:val="0000EE"/>
+            <w:u w:val="single"/>
+          </w:rPr>
+          <w:t>2節</w:t>
+        </w:r>
+      </w:hyperlink>
+      <w:r>
+        <w:rPr>
+          <w:lang w:val="zh_TW" w:bidi="zh_TW"/>
+        </w:rPr>
+        <w:t>）。「海」不復存在（</w:t>
+      </w:r>
+      <w:hyperlink r:id="rId182">
+        <w:r>
+          <w:rPr>
+            <w:lang w:val="zh_TW" w:bidi="zh_TW"/>
+          </w:rPr>
+          <w:rPr>
+            <w:color w:val="0000EE"/>
+            <w:u w:val="single"/>
+          </w:rPr>
+          <w:t>21:1</w:t>
+        </w:r>
+      </w:hyperlink>
+      <w:r>
+        <w:rPr>
+          <w:lang w:val="zh_TW" w:bidi="zh_TW"/>
+        </w:rPr>
+        <w:t>）。</w:t>
+      </w:r>
+    </w:p>
+    <w:p>
+      <w:pPr/>
+      <w:r>
+        <w:rPr>
+          <w:lang w:val="zh_TW" w:bidi="zh_TW"/>
+        </w:rPr>
+      </w:r>
+      <w:r>
+        <w:rPr>
+          <w:lang w:val="zh_TW" w:bidi="zh_TW"/>
+        </w:rPr>
+        <w:t>對舊約的引用隨處可見。</w:t>
+      </w:r>
+      <w:r>
+        <w:rPr>
+          <w:lang w:val="zh_TW" w:bidi="zh_TW"/>
+        </w:rPr>
+        <w:t>約翰在本章中的大多數意象，反映了</w:t>
+      </w:r>
+      <w:hyperlink r:id="rId183">
+        <w:r>
+          <w:rPr>
+            <w:lang w:val="zh_TW" w:bidi="zh_TW"/>
+          </w:rPr>
+          <w:rPr>
+            <w:color w:val="0000EE"/>
+            <w:u w:val="single"/>
+          </w:rPr>
+          <w:t>以賽亞書六十章</w:t>
+        </w:r>
+      </w:hyperlink>
+      <w:r>
+        <w:rPr>
+          <w:lang w:val="zh_TW" w:bidi="zh_TW"/>
+        </w:rPr>
+        <w:t>和</w:t>
+      </w:r>
+      <w:hyperlink r:id="rId184">
+        <w:r>
+          <w:rPr>
+            <w:lang w:val="zh_TW" w:bidi="zh_TW"/>
+          </w:rPr>
+          <w:rPr>
+            <w:color w:val="0000EE"/>
+            <w:u w:val="single"/>
+          </w:rPr>
+          <w:t>六十五章</w:t>
+        </w:r>
+      </w:hyperlink>
+      <w:r>
+        <w:rPr>
+          <w:lang w:val="zh_TW" w:bidi="zh_TW"/>
+        </w:rPr>
+        <w:t>，以及</w:t>
+      </w:r>
+      <w:hyperlink r:id="rId185">
+        <w:r>
+          <w:rPr>
+            <w:lang w:val="zh_TW" w:bidi="zh_TW"/>
+          </w:rPr>
+          <w:rPr>
+            <w:color w:val="0000EE"/>
+            <w:u w:val="single"/>
+          </w:rPr>
+          <w:t>以西結書四十至四十八章</w:t>
+        </w:r>
+      </w:hyperlink>
+      <w:r>
+        <w:rPr>
+          <w:lang w:val="zh_TW" w:bidi="zh_TW"/>
+        </w:rPr>
+        <w:t>。約翰將以賽亞書的新耶路撒冷異象，與以西結書的新聖殿異象交織。</w:t>
+      </w:r>
+      <w:r>
+        <w:rPr>
+          <w:lang w:val="zh_TW" w:bidi="zh_TW"/>
+        </w:rPr>
+        <w:t>他腦海中匯聚的多重舊約應許似乎表明，他將新耶路撒冷視為這些預言的實現</w:t>
+      </w:r>
+      <w:r>
+        <w:rPr>
+          <w:lang w:val="zh_TW" w:bidi="zh_TW"/>
+        </w:rPr>
+        <w:t>。</w:t>
+      </w:r>
+      <w:r>
+        <w:rPr>
+          <w:lang w:val="zh_TW" w:bidi="zh_TW"/>
+        </w:rPr>
+        <w:t>這裡也有</w:t>
+      </w:r>
+      <w:r>
+        <w:rPr>
+          <w:lang w:val="zh_TW" w:bidi="zh_TW"/>
+        </w:rPr>
+        <w:t>暗示</w:t>
+      </w:r>
+      <w:hyperlink r:id="rId186">
+        <w:r>
+          <w:rPr>
+            <w:lang w:val="zh_TW" w:bidi="zh_TW"/>
+          </w:rPr>
+          <w:rPr>
+            <w:color w:val="0000EE"/>
+            <w:u w:val="single"/>
+          </w:rPr>
+          <w:t>創世記一至三章</w:t>
+        </w:r>
+      </w:hyperlink>
+      <w:r>
+        <w:rPr>
+          <w:lang w:val="zh_TW" w:bidi="zh_TW"/>
+        </w:rPr>
+        <w:t>的典故</w:t>
+      </w:r>
+      <w:r>
+        <w:rPr>
+          <w:lang w:val="zh_TW" w:bidi="zh_TW"/>
+        </w:rPr>
+        <w:t>：</w:t>
+      </w:r>
+      <w:r>
+        <w:rPr>
+          <w:lang w:val="zh_TW" w:bidi="zh_TW"/>
+        </w:rPr>
+        <w:t>死亡和痛苦的消失，神與祂的子民同住，如同在伊甸園中；生命樹的恢復，咒詛的移除。創造恢復到其原始的完美狀態</w:t>
+      </w:r>
+      <w:r>
+        <w:rPr>
+          <w:lang w:val="zh_TW" w:bidi="zh_TW"/>
+        </w:rPr>
+        <w:t>。</w:t>
+      </w:r>
+    </w:p>
+    <w:p>
+      <w:pPr/>
+      <w:r>
+        <w:rPr>
+          <w:lang w:val="zh_TW" w:bidi="zh_TW"/>
+        </w:rPr>
+      </w:r>
+      <w:r>
+        <w:rPr>
+          <w:lang w:val="zh_TW" w:bidi="zh_TW"/>
+        </w:rPr>
+        <w:t>這一異象與寫給七個教會的信中對得勝者的應許</w:t>
+      </w:r>
+      <w:r>
+        <w:rPr>
+          <w:lang w:val="zh_TW" w:bidi="zh_TW"/>
+        </w:rPr>
+        <w:t>（</w:t>
+      </w:r>
+      <w:hyperlink r:id="rId58">
+        <w:r>
+          <w:rPr>
+            <w:lang w:val="zh_TW" w:bidi="zh_TW"/>
+          </w:rPr>
+          <w:rPr>
+            <w:color w:val="0000EE"/>
+            <w:u w:val="single"/>
+          </w:rPr>
+          <w:t>啟2–3</w:t>
+        </w:r>
+      </w:hyperlink>
+      <w:r>
+        <w:rPr>
+          <w:lang w:val="zh_TW" w:bidi="zh_TW"/>
+        </w:rPr>
+        <w:t>）</w:t>
+      </w:r>
+      <w:r>
+        <w:rPr>
+          <w:lang w:val="zh_TW" w:bidi="zh_TW"/>
+        </w:rPr>
+        <w:t>有重要聯繫</w:t>
+      </w:r>
+      <w:r>
+        <w:rPr>
+          <w:lang w:val="zh_TW" w:bidi="zh_TW"/>
+        </w:rPr>
+        <w:t>。例如，</w:t>
+      </w:r>
+      <w:r>
+        <w:rPr>
+          <w:lang w:val="zh_TW" w:bidi="zh_TW"/>
+        </w:rPr>
+        <w:t>以弗所的得勝者被授予生命樹的權利</w:t>
+      </w:r>
+      <w:r>
+        <w:rPr>
+          <w:lang w:val="zh_TW" w:bidi="zh_TW"/>
+        </w:rPr>
+        <w:t>（</w:t>
+      </w:r>
+      <w:hyperlink r:id="rId187">
+        <w:r>
+          <w:rPr>
+            <w:lang w:val="zh_TW" w:bidi="zh_TW"/>
+          </w:rPr>
+          <w:rPr>
+            <w:color w:val="0000EE"/>
+            <w:u w:val="single"/>
+          </w:rPr>
+          <w:t>2:7</w:t>
+        </w:r>
+      </w:hyperlink>
+      <w:r>
+        <w:rPr>
+          <w:lang w:val="zh_TW" w:bidi="zh_TW"/>
+        </w:rPr>
+        <w:t>；參</w:t>
+      </w:r>
+      <w:hyperlink r:id="rId181">
+        <w:r>
+          <w:rPr>
+            <w:lang w:val="zh_TW" w:bidi="zh_TW"/>
+          </w:rPr>
+          <w:rPr>
+            <w:color w:val="0000EE"/>
+            <w:u w:val="single"/>
+          </w:rPr>
+          <w:t>22:2</w:t>
+        </w:r>
+      </w:hyperlink>
+      <w:r>
+        <w:rPr>
+          <w:lang w:val="zh_TW" w:bidi="zh_TW"/>
+        </w:rPr>
+        <w:t>）；</w:t>
+      </w:r>
+      <w:r>
+        <w:rPr>
+          <w:lang w:val="zh_TW" w:bidi="zh_TW"/>
+        </w:rPr>
+        <w:t>推雅推喇的得勝者被授予統治列國的權利</w:t>
+      </w:r>
+      <w:r>
+        <w:rPr>
+          <w:lang w:val="zh_TW" w:bidi="zh_TW"/>
+        </w:rPr>
+        <w:t>（</w:t>
+      </w:r>
+      <w:hyperlink r:id="rId188">
+        <w:r>
+          <w:rPr>
+            <w:lang w:val="zh_TW" w:bidi="zh_TW"/>
+          </w:rPr>
+          <w:rPr>
+            <w:color w:val="0000EE"/>
+            <w:u w:val="single"/>
+          </w:rPr>
+          <w:t>2:26</w:t>
+        </w:r>
+      </w:hyperlink>
+      <w:r>
+        <w:rPr>
+          <w:lang w:val="zh_TW" w:bidi="zh_TW"/>
+        </w:rPr>
+        <w:t>；參</w:t>
+      </w:r>
+      <w:hyperlink r:id="rId179">
+        <w:r>
+          <w:rPr>
+            <w:lang w:val="zh_TW" w:bidi="zh_TW"/>
+          </w:rPr>
+          <w:rPr>
+            <w:color w:val="0000EE"/>
+            <w:u w:val="single"/>
+          </w:rPr>
+          <w:t>22:5</w:t>
+        </w:r>
+      </w:hyperlink>
+      <w:r>
+        <w:rPr>
+          <w:lang w:val="zh_TW" w:bidi="zh_TW"/>
+        </w:rPr>
+        <w:t>）；</w:t>
+      </w:r>
+      <w:r>
+        <w:rPr>
+          <w:lang w:val="zh_TW" w:bidi="zh_TW"/>
+        </w:rPr>
+        <w:t>非拉鐵非的得勝者被賜予神城新耶路撒冷的名字（</w:t>
+      </w:r>
+      <w:hyperlink r:id="rId189">
+        <w:r>
+          <w:rPr>
+            <w:lang w:val="zh_TW" w:bidi="zh_TW"/>
+          </w:rPr>
+          <w:rPr>
+            <w:color w:val="0000EE"/>
+            <w:u w:val="single"/>
+          </w:rPr>
+          <w:t>3:12</w:t>
+        </w:r>
+      </w:hyperlink>
+      <w:r>
+        <w:rPr>
+          <w:lang w:val="zh_TW" w:bidi="zh_TW"/>
+        </w:rPr>
+        <w:t>；參</w:t>
+      </w:r>
+      <w:hyperlink r:id="rId190">
+        <w:r>
+          <w:rPr>
+            <w:lang w:val="zh_TW" w:bidi="zh_TW"/>
+          </w:rPr>
+          <w:rPr>
+            <w:color w:val="0000EE"/>
+            <w:u w:val="single"/>
+          </w:rPr>
+          <w:t>21:2、9–27</w:t>
+        </w:r>
+      </w:hyperlink>
+      <w:r>
+        <w:rPr>
+          <w:lang w:val="zh_TW" w:bidi="zh_TW"/>
+        </w:rPr>
+        <w:t>）。</w:t>
+      </w:r>
+      <w:r>
+        <w:rPr>
+          <w:lang w:val="zh_TW" w:bidi="zh_TW"/>
+        </w:rPr>
+        <w:t>在某種意義上，啟示錄每一主要部分的線索，都出現在</w:t>
+      </w:r>
+      <w:hyperlink r:id="rId65">
+        <w:r>
+          <w:rPr>
+            <w:lang w:val="zh_TW" w:bidi="zh_TW"/>
+          </w:rPr>
+          <w:rPr>
+            <w:color w:val="0000EE"/>
+            <w:u w:val="single"/>
+          </w:rPr>
+          <w:t>二十一至二十二</w:t>
+        </w:r>
+      </w:hyperlink>
+      <w:r>
+        <w:rPr>
+          <w:lang w:val="zh_TW" w:bidi="zh_TW"/>
+        </w:rPr>
+        <w:t>章中。</w:t>
       </w:r>
     </w:p>
     <w:p>
@@ -1188,7 +8330,25 @@
         <w:rPr>
           <w:lang w:val="zh_TW" w:bidi="zh_TW"/>
         </w:rPr>
-        <w:t>肉體作為墮落的人性</w:t>
+        <w:t>約翰的結論（</w:t>
+      </w:r>
+      <w:hyperlink r:id="rId191">
+        <w:r>
+          <w:rPr>
+            <w:lang w:val="zh_TW" w:bidi="zh_TW"/>
+          </w:rPr>
+          <w:rPr>
+            <w:color w:val="0000EE"/>
+            <w:u w:val="single"/>
+          </w:rPr>
+          <w:t>22:6–21</w:t>
+        </w:r>
+      </w:hyperlink>
+      <w:r>
+        <w:rPr>
+          <w:lang w:val="zh_TW" w:bidi="zh_TW"/>
+        </w:rPr>
+        <w:t>）</w:t>
       </w:r>
     </w:p>
     <w:p>
@@ -1202,43 +8362,67 @@
         <w:rPr>
           <w:lang w:val="zh_TW" w:bidi="zh_TW"/>
         </w:rPr>
-        <w:t>當保羅說「血肉之體不能承受神的國」（</w:t>
-      </w:r>
-      <w:hyperlink r:id="rId29">
-        <w:r>
-          <w:rPr>
-            <w:lang w:val="zh_TW" w:bidi="zh_TW"/>
-          </w:rPr>
-          <w:rPr>
-            <w:color w:val="0000EE"/>
-            <w:u w:val="single"/>
-          </w:rPr>
-          <w:t>林前15:50</w:t>
-        </w:r>
-      </w:hyperlink>
-      <w:r>
-        <w:rPr>
-          <w:lang w:val="zh_TW" w:bidi="zh_TW"/>
-        </w:rPr>
-        <w:t>）時，他的意思並不是說人無法承受神的國，而是說墮落的人性無法承受；正如後一句所說：「必朽壞的不能承受不朽壞的。」軟弱、墮落、會朽壞的身體不能承受神的國，必須經歷改變，「這必朽壞的總要變成不朽壞的，這必死的總要變成不死的」（</w:t>
-      </w:r>
-      <w:hyperlink r:id="rId52">
-        <w:r>
-          <w:rPr>
-            <w:lang w:val="zh_TW" w:bidi="zh_TW"/>
-          </w:rPr>
-          <w:rPr>
-            <w:color w:val="0000EE"/>
-            <w:u w:val="single"/>
-          </w:rPr>
-          <w:t>林前15:53</w:t>
-        </w:r>
-      </w:hyperlink>
-      <w:r>
-        <w:rPr>
-          <w:lang w:val="zh_TW" w:bidi="zh_TW"/>
-        </w:rPr>
-        <w:t>）。這並不是靈魂或心靈的得救，而是將一種身體轉換成另一種，能夠承受神最終榮耀國度的身體。</w:t>
+        <w:t>作者以精湛的藝術，使序言中的文字（</w:t>
+      </w:r>
+      <w:hyperlink r:id="rId66">
+        <w:r>
+          <w:rPr>
+            <w:lang w:val="zh_TW" w:bidi="zh_TW"/>
+          </w:rPr>
+          <w:rPr>
+            <w:color w:val="0000EE"/>
+            <w:u w:val="single"/>
+          </w:rPr>
+          <w:t>1:1–8</w:t>
+        </w:r>
+      </w:hyperlink>
+      <w:r>
+        <w:rPr>
+          <w:lang w:val="zh_TW" w:bidi="zh_TW"/>
+        </w:rPr>
+        <w:t>）在結論中再次響起：這</w:t>
+      </w:r>
+      <w:r>
+        <w:rPr>
+          <w:lang w:val="zh_TW" w:bidi="zh_TW"/>
+        </w:rPr>
+        <w:t>書卷</w:t>
+      </w:r>
+      <w:r>
+        <w:rPr>
+          <w:lang w:val="zh_TW" w:bidi="zh_TW"/>
+        </w:rPr>
+        <w:t>以天使、耶穌、聖靈、新娘，最後是約翰的聲音結束：「</w:t>
+      </w:r>
+      <w:r>
+        <w:rPr>
+          <w:lang w:val="zh_TW" w:bidi="zh_TW"/>
+        </w:rPr>
+        <w:t>阿們！主耶穌啊，我願你來</w:t>
+      </w:r>
+      <w:r>
+        <w:rPr>
+          <w:lang w:val="zh_TW" w:bidi="zh_TW"/>
+        </w:rPr>
+        <w:t>」（</w:t>
+      </w:r>
+      <w:hyperlink r:id="rId192">
+        <w:r>
+          <w:rPr>
+            <w:lang w:val="zh_TW" w:bidi="zh_TW"/>
+          </w:rPr>
+          <w:rPr>
+            <w:color w:val="0000EE"/>
+            <w:u w:val="single"/>
+          </w:rPr>
+          <w:t>22:20</w:t>
+        </w:r>
+      </w:hyperlink>
+      <w:r>
+        <w:rPr>
+          <w:lang w:val="zh_TW" w:bidi="zh_TW"/>
+        </w:rPr>
+        <w:t>）。</w:t>
       </w:r>
     </w:p>
     <w:p>
@@ -1250,719 +8434,6 @@
       </w:r>
       <w:r>
         <w:rPr>
-          <w:lang w:val="zh_TW" w:bidi="zh_TW"/>
-        </w:rPr>
-        <w:t>當彼得承認耶穌的彌賽亞身分時，耶穌回答說：「這不是屬血肉的指示你的，乃是我在天上的父指示的」（</w:t>
-      </w:r>
-      <w:hyperlink r:id="rId53">
-        <w:r>
-          <w:rPr>
-            <w:lang w:val="zh_TW" w:bidi="zh_TW"/>
-          </w:rPr>
-          <w:rPr>
-            <w:color w:val="0000EE"/>
-            <w:u w:val="single"/>
-          </w:rPr>
-          <w:t>太16:17</w:t>
-        </w:r>
-      </w:hyperlink>
-      <w:r>
-        <w:rPr>
-          <w:lang w:val="zh_TW" w:bidi="zh_TW"/>
-        </w:rPr>
-        <w:t>）。這節經文的意思很清楚：對耶穌彌賽亞身分的認識並非人理性的推論，而是唯有藉著神的啟示才能得著的真知識。</w:t>
-      </w:r>
-    </w:p>
-    <w:p>
-      <w:pPr>
-        <w:pStyle w:val="Heading4"/>
-      </w:pPr>
-      <w:r>
-        <w:rPr>
-          <w:lang w:val="zh_TW" w:bidi="zh_TW"/>
-        </w:rPr>
-        <w:t>肉體作為罪惡的人性</w:t>
-      </w:r>
-    </w:p>
-    <w:p>
-      <w:pPr/>
-      <w:r>
-        <w:rPr>
-          <w:lang w:val="zh_TW" w:bidi="zh_TW"/>
-        </w:rPr>
-      </w:r>
-      <w:r>
-        <w:rPr>
-          <w:lang w:val="zh_TW" w:bidi="zh_TW"/>
-        </w:rPr>
-        <w:t>還有一組帶有明顯保羅風格的倫理用法。其中最重要的特點是：人在神面前不僅被看為墮落與軟弱的，同時也是墮落並帶有罪性的。肉體在這裡與被神的靈更新的人的靈相對，若沒有聖靈的幫助，人就不能討神喜悅。最生動的例子出現在</w:t>
-      </w:r>
-      <w:hyperlink r:id="rId54">
-        <w:r>
-          <w:rPr>
-            <w:lang w:val="zh_TW" w:bidi="zh_TW"/>
-          </w:rPr>
-          <w:rPr>
-            <w:color w:val="0000EE"/>
-            <w:u w:val="single"/>
-          </w:rPr>
-          <w:t>羅馬書八章</w:t>
-        </w:r>
-      </w:hyperlink>
-      <w:r>
-        <w:rPr>
-          <w:lang w:val="zh_TW" w:bidi="zh_TW"/>
-        </w:rPr>
-        <w:t>的第一部分，保羅在那裡明確對比「在肉體裡」的人和「在聖靈裡」的人。「在聖靈裡」並不是指進入一種入神（ecstasy）的狀態，而是指一個人生活在由神的靈所掌管的屬靈範圍中。「在肉體裡」的人，也就是未重生的人，不能討神喜悅。這裡有兩個彼此對立、互不相容的領域：「在肉體裡」與「在聖靈裡」。而「在聖靈裡」意味著有神的聖靈內住，也就是成為一個重生的人。</w:t>
-      </w:r>
-    </w:p>
-    <w:p>
-      <w:pPr/>
-      <w:r>
-        <w:rPr>
-          <w:lang w:val="zh_TW" w:bidi="zh_TW"/>
-        </w:rPr>
-      </w:r>
-      <w:r>
-        <w:rPr>
-          <w:lang w:val="zh_TW" w:bidi="zh_TW"/>
-        </w:rPr>
-        <w:t>在</w:t>
-      </w:r>
-      <w:hyperlink r:id="rId55">
-        <w:r>
-          <w:rPr>
-            <w:lang w:val="zh_TW" w:bidi="zh_TW"/>
-          </w:rPr>
-          <w:rPr>
-            <w:color w:val="0000EE"/>
-            <w:u w:val="single"/>
-          </w:rPr>
-          <w:t>羅馬書七至八章</w:t>
-        </w:r>
-      </w:hyperlink>
-      <w:r>
-        <w:rPr>
-          <w:lang w:val="zh_TW" w:bidi="zh_TW"/>
-        </w:rPr>
-        <w:t>中，保羅清楚指出，未重生的人無法按著神的要求去愛祂、事奉祂，因此不能討祂喜悅。律法也無法使人真正成為義人，因為肉體是軟弱的（</w:t>
-      </w:r>
-      <w:hyperlink r:id="rId56">
-        <w:r>
-          <w:rPr>
-            <w:lang w:val="zh_TW" w:bidi="zh_TW"/>
-          </w:rPr>
-          <w:rPr>
-            <w:color w:val="0000EE"/>
-            <w:u w:val="single"/>
-          </w:rPr>
-          <w:t>8:2</w:t>
-        </w:r>
-      </w:hyperlink>
-      <w:r>
-        <w:rPr>
-          <w:lang w:val="zh_TW" w:bidi="zh_TW"/>
-        </w:rPr>
-        <w:t>）。體貼肉體的就是死，體貼聖靈的乃是生命（</w:t>
-      </w:r>
-      <w:hyperlink r:id="rId57">
-        <w:r>
-          <w:rPr>
-            <w:lang w:val="zh_TW" w:bidi="zh_TW"/>
-          </w:rPr>
-          <w:rPr>
-            <w:color w:val="0000EE"/>
-            <w:u w:val="single"/>
-          </w:rPr>
-          <w:t>8:6</w:t>
-        </w:r>
-      </w:hyperlink>
-      <w:r>
-        <w:rPr>
-          <w:lang w:val="zh_TW" w:bidi="zh_TW"/>
-        </w:rPr>
-        <w:t>）。保羅在別處說：「我也知道，在我裡頭，就是我肉體之中，沒有良善」（</w:t>
-      </w:r>
-      <w:hyperlink r:id="rId58">
-        <w:r>
-          <w:rPr>
-            <w:lang w:val="zh_TW" w:bidi="zh_TW"/>
-          </w:rPr>
-          <w:rPr>
-            <w:color w:val="0000EE"/>
-            <w:u w:val="single"/>
-          </w:rPr>
-          <w:t>7:18</w:t>
-        </w:r>
-      </w:hyperlink>
-      <w:r>
-        <w:rPr>
-          <w:lang w:val="zh_TW" w:bidi="zh_TW"/>
-        </w:rPr>
-        <w:t>）。這裡的「肉體」並不是指人的身體，因為人的身體是聖靈的殿（</w:t>
-      </w:r>
-      <w:hyperlink r:id="rId59">
-        <w:r>
-          <w:rPr>
-            <w:lang w:val="zh_TW" w:bidi="zh_TW"/>
-          </w:rPr>
-          <w:rPr>
-            <w:color w:val="0000EE"/>
-            <w:u w:val="single"/>
-          </w:rPr>
-          <w:t>林前6:19</w:t>
-        </w:r>
-      </w:hyperlink>
-      <w:r>
-        <w:rPr>
-          <w:lang w:val="zh_TW" w:bidi="zh_TW"/>
-        </w:rPr>
-        <w:t>），是基督的肢體（</w:t>
-      </w:r>
-      <w:hyperlink r:id="rId60">
-        <w:r>
-          <w:rPr>
-            <w:lang w:val="zh_TW" w:bidi="zh_TW"/>
-          </w:rPr>
-          <w:rPr>
-            <w:color w:val="0000EE"/>
-            <w:u w:val="single"/>
-          </w:rPr>
-          <w:t>6:15</w:t>
-        </w:r>
-      </w:hyperlink>
-      <w:r>
-        <w:rPr>
-          <w:lang w:val="zh_TW" w:bidi="zh_TW"/>
-        </w:rPr>
-        <w:t>），並且應當成為榮耀神的器皿（</w:t>
-      </w:r>
-      <w:hyperlink r:id="rId61">
-        <w:r>
-          <w:rPr>
-            <w:lang w:val="zh_TW" w:bidi="zh_TW"/>
-          </w:rPr>
-          <w:rPr>
-            <w:color w:val="0000EE"/>
-            <w:u w:val="single"/>
-          </w:rPr>
-          <w:t>6:20</w:t>
-        </w:r>
-      </w:hyperlink>
-      <w:r>
-        <w:rPr>
-          <w:lang w:val="zh_TW" w:bidi="zh_TW"/>
-        </w:rPr>
-        <w:t>）。因此，保羅所指的「肉體」，乃是指那未重生的本性，在其中並沒有神所要求的良善。</w:t>
-      </w:r>
-    </w:p>
-    <w:p>
-      <w:pPr/>
-      <w:r>
-        <w:rPr>
-          <w:lang w:val="zh_TW" w:bidi="zh_TW"/>
-        </w:rPr>
-      </w:r>
-      <w:r>
-        <w:rPr>
-          <w:lang w:val="zh_TW" w:bidi="zh_TW"/>
-        </w:rPr>
-        <w:t>雖然保羅鮮明地對比了「在肉體裡」（指未重生）與「在聖靈裡」（指已重生）的差異，但當一個人重生、進入「在聖靈裡」的狀態時，他就不再「在肉體裡」，然而肉體仍在他裡面。事實上，信徒內裡仍存在著肉體與聖靈之間的爭戰。保羅對那些「在聖靈裡」的人說：「因為情慾和聖靈相爭， 聖靈和情慾相爭，這兩個是彼此相敵，使你們不能做所願意做的」（</w:t>
-      </w:r>
-      <w:hyperlink r:id="rId62">
-        <w:r>
-          <w:rPr>
-            <w:lang w:val="zh_TW" w:bidi="zh_TW"/>
-          </w:rPr>
-          <w:rPr>
-            <w:color w:val="0000EE"/>
-            <w:u w:val="single"/>
-          </w:rPr>
-          <w:t>加5:17</w:t>
-        </w:r>
-      </w:hyperlink>
-      <w:r>
-        <w:rPr>
-          <w:lang w:val="zh_TW" w:bidi="zh_TW"/>
-        </w:rPr>
-        <w:t>）。由於基督徒的生活是這兩種對立原則之間的戰場，人就不可能成為自己所期望的那樣完全。</w:t>
-      </w:r>
-    </w:p>
-    <w:p>
-      <w:pPr/>
-      <w:r>
-        <w:rPr>
-          <w:lang w:val="zh_TW" w:bidi="zh_TW"/>
-        </w:rPr>
-      </w:r>
-      <w:r>
-        <w:rPr>
-          <w:lang w:val="zh_TW" w:bidi="zh_TW"/>
-        </w:rPr>
-        <w:t>同樣的情況也出現在</w:t>
-      </w:r>
-      <w:hyperlink r:id="rId63">
-        <w:r>
-          <w:rPr>
-            <w:lang w:val="zh_TW" w:bidi="zh_TW"/>
-          </w:rPr>
-          <w:rPr>
-            <w:color w:val="0000EE"/>
-            <w:u w:val="single"/>
-          </w:rPr>
-          <w:t>哥林多前書二章14節至三章3節</w:t>
-        </w:r>
-      </w:hyperlink>
-      <w:r>
-        <w:rPr>
-          <w:lang w:val="zh_TW" w:bidi="zh_TW"/>
-        </w:rPr>
-        <w:t>，保羅在那裡將人分為三類：「屬血氣的」（</w:t>
-      </w:r>
-      <w:hyperlink r:id="rId64">
-        <w:r>
-          <w:rPr>
-            <w:lang w:val="zh_TW" w:bidi="zh_TW"/>
-          </w:rPr>
-          <w:rPr>
-            <w:color w:val="0000EE"/>
-            <w:u w:val="single"/>
-          </w:rPr>
-          <w:t>2:14</w:t>
-        </w:r>
-      </w:hyperlink>
-      <w:r>
-        <w:rPr>
-          <w:lang w:val="zh_TW" w:bidi="zh_TW"/>
-        </w:rPr>
-        <w:t>），「屬肉體」，即屬肉體的人（</w:t>
-      </w:r>
-      <w:hyperlink r:id="rId65">
-        <w:r>
-          <w:rPr>
-            <w:lang w:val="zh_TW" w:bidi="zh_TW"/>
-          </w:rPr>
-          <w:rPr>
-            <w:color w:val="0000EE"/>
-            <w:u w:val="single"/>
-          </w:rPr>
-          <w:t>3:1、3</w:t>
-        </w:r>
-      </w:hyperlink>
-      <w:r>
-        <w:rPr>
-          <w:lang w:val="zh_TW" w:bidi="zh_TW"/>
-        </w:rPr>
-        <w:t>），以及「屬靈的」（</w:t>
-      </w:r>
-      <w:hyperlink r:id="rId66">
-        <w:r>
-          <w:rPr>
-            <w:lang w:val="zh_TW" w:bidi="zh_TW"/>
-          </w:rPr>
-          <w:rPr>
-            <w:color w:val="0000EE"/>
-            <w:u w:val="single"/>
-          </w:rPr>
-          <w:t>3:1</w:t>
-        </w:r>
-      </w:hyperlink>
-      <w:r>
-        <w:rPr>
-          <w:lang w:val="zh_TW" w:bidi="zh_TW"/>
-        </w:rPr>
-        <w:t>）。「屬血氣的人」指尚未重生的人；那些「屬肉體」的人（</w:t>
-      </w:r>
-      <w:hyperlink r:id="rId67">
-        <w:r>
-          <w:rPr>
-            <w:lang w:val="zh_TW" w:bidi="zh_TW"/>
-          </w:rPr>
-          <w:rPr>
-            <w:color w:val="0000EE"/>
-            <w:u w:val="single"/>
-          </w:rPr>
-          <w:t>羅8:9</w:t>
-        </w:r>
-      </w:hyperlink>
-      <w:r>
-        <w:rPr>
-          <w:lang w:val="zh_TW" w:bidi="zh_TW"/>
-        </w:rPr>
-        <w:t>），一生都停留在人的層面上，因此無法明白屬神的事。「屬靈的」則是生命受神的靈掌管的人，他們的生活中顯明出聖靈的果子（</w:t>
-      </w:r>
-      <w:hyperlink r:id="rId68">
-        <w:r>
-          <w:rPr>
-            <w:lang w:val="zh_TW" w:bidi="zh_TW"/>
-          </w:rPr>
-          <w:rPr>
-            <w:color w:val="0000EE"/>
-            <w:u w:val="single"/>
-          </w:rPr>
-          <w:t>加5:22–23</w:t>
-        </w:r>
-      </w:hyperlink>
-      <w:r>
-        <w:rPr>
-          <w:lang w:val="zh_TW" w:bidi="zh_TW"/>
-        </w:rPr>
-        <w:t>）。在這兩類人之間，還有第三類——「屬肉體」，也就是在基督裡的嬰孩。他們既然「在基督裡」，就必然「在聖靈裡」，但他們的生活卻未能「順著聖靈而行」。由於他們是屬靈生命尚幼的信徒，雖然神的靈住在他們裡面，但聖靈並未能完全掌權，他們仍然「照著世人的樣子行」（</w:t>
-      </w:r>
-      <w:hyperlink r:id="rId69">
-        <w:r>
-          <w:rPr>
-            <w:lang w:val="zh_TW" w:bidi="zh_TW"/>
-          </w:rPr>
-          <w:rPr>
-            <w:color w:val="0000EE"/>
-            <w:u w:val="single"/>
-          </w:rPr>
-          <w:t>林前3:3</w:t>
-        </w:r>
-      </w:hyperlink>
-      <w:r>
-        <w:rPr>
-          <w:lang w:val="zh_TW" w:bidi="zh_TW"/>
-        </w:rPr>
-        <w:t>），在嫉妒與紛爭中顯出屬肉體的行為。</w:t>
-      </w:r>
-    </w:p>
-    <w:p>
-      <w:pPr>
-        <w:pStyle w:val="Heading4"/>
-      </w:pPr>
-      <w:r>
-        <w:rPr>
-          <w:lang w:val="zh_TW" w:bidi="zh_TW"/>
-        </w:rPr>
-        <w:t>肉體的行為</w:t>
-      </w:r>
-    </w:p>
-    <w:p>
-      <w:pPr/>
-      <w:r>
-        <w:rPr>
-          <w:lang w:val="zh_TW" w:bidi="zh_TW"/>
-        </w:rPr>
-      </w:r>
-      <w:r>
-        <w:rPr>
-          <w:lang w:val="zh_TW" w:bidi="zh_TW"/>
-        </w:rPr>
-        <w:t>在</w:t>
-      </w:r>
-      <w:hyperlink r:id="rId70">
-        <w:r>
-          <w:rPr>
-            <w:lang w:val="zh_TW" w:bidi="zh_TW"/>
-          </w:rPr>
-          <w:rPr>
-            <w:color w:val="0000EE"/>
-            <w:u w:val="single"/>
-          </w:rPr>
-          <w:t>加拉太書五章19至23節</w:t>
-        </w:r>
-      </w:hyperlink>
-      <w:r>
-        <w:rPr>
-          <w:lang w:val="zh_TW" w:bidi="zh_TW"/>
-        </w:rPr>
-        <w:t>中，保羅對比屬肉體的生活與屬聖靈的生活：「情慾的事都是顯而易見的，就如姦淫、污穢、邪蕩、拜偶像、邪術、仇恨、爭競、忌恨、惱怒、結黨、紛爭、異端、嫉妒、醉酒、荒宴等類」（</w:t>
-      </w:r>
-      <w:hyperlink r:id="rId71">
-        <w:r>
-          <w:rPr>
-            <w:lang w:val="zh_TW" w:bidi="zh_TW"/>
-          </w:rPr>
-          <w:rPr>
-            <w:color w:val="0000EE"/>
-            <w:u w:val="single"/>
-          </w:rPr>
-          <w:t>加5:19–21</w:t>
-        </w:r>
-      </w:hyperlink>
-      <w:r>
-        <w:rPr>
-          <w:lang w:val="zh_TW" w:bidi="zh_TW"/>
-        </w:rPr>
-        <w:t>）。這份清單中值得注意的是，其中有些罪與肉身及性慾有關，但也有屬宗教的罪（如拜偶像、行邪術）。此外，還有一些是屬「心靈」或性情上的罪，如仇恨、爭競、嫉妒、惱怒、紛爭。「結黨」與「異端」這兩個字詞在此並非指神學上的錯謬，而是指分裂、對立的心態。這清楚證明，對保羅而言，「肉體」並非單指身體，而是包括整個人——連同其內在的態度與性情。</w:t>
-      </w:r>
-    </w:p>
-    <w:p>
-      <w:pPr>
-        <w:pStyle w:val="Heading4"/>
-      </w:pPr>
-      <w:r>
-        <w:rPr>
-          <w:lang w:val="zh_TW" w:bidi="zh_TW"/>
-        </w:rPr>
-        <w:t>勝過肉體</w:t>
-      </w:r>
-    </w:p>
-    <w:p>
-      <w:pPr/>
-      <w:r>
-        <w:rPr>
-          <w:lang w:val="zh_TW" w:bidi="zh_TW"/>
-        </w:rPr>
-      </w:r>
-      <w:r>
-        <w:rPr>
-          <w:lang w:val="zh_TW" w:bidi="zh_TW"/>
-        </w:rPr>
-        <w:t>雖然信徒內在仍存在聖靈與肉體的爭戰，但保羅指出，聖靈有得勝之道。就身體而言，「肉體」是在成聖的範圍之內（</w:t>
-      </w:r>
-      <w:hyperlink r:id="rId72">
-        <w:r>
-          <w:rPr>
-            <w:lang w:val="zh_TW" w:bidi="zh_TW"/>
-          </w:rPr>
-          <w:rPr>
-            <w:color w:val="0000EE"/>
-            <w:u w:val="single"/>
-          </w:rPr>
-          <w:t>帖前5:23</w:t>
-        </w:r>
-      </w:hyperlink>
-      <w:r>
-        <w:rPr>
-          <w:lang w:val="zh_TW" w:bidi="zh_TW"/>
-        </w:rPr>
-        <w:t>），但就未重生的人性而言，這樣的肉體只能被治死。</w:t>
-      </w:r>
-    </w:p>
-    <w:p>
-      <w:pPr/>
-      <w:r>
-        <w:rPr>
-          <w:lang w:val="zh_TW" w:bidi="zh_TW"/>
-        </w:rPr>
-      </w:r>
-      <w:r>
-        <w:rPr>
-          <w:lang w:val="zh_TW" w:bidi="zh_TW"/>
-        </w:rPr>
-        <w:t>這就是所謂客觀與主觀之間的張力。因為在基督裡已經發生了一些事（客觀的事實），因此必然會產生一些屬靈的結果（主觀的經歷）。依據保羅的觀點，「肉體」已經在基督的死中被治死。凡屬基督的人，已經把肉體連同邪情私慾同釘在十字架上（</w:t>
-      </w:r>
-      <w:hyperlink r:id="rId73">
-        <w:r>
-          <w:rPr>
-            <w:lang w:val="zh_TW" w:bidi="zh_TW"/>
-          </w:rPr>
-          <w:rPr>
-            <w:color w:val="0000EE"/>
-            <w:u w:val="single"/>
-          </w:rPr>
-          <w:t>加5:24</w:t>
-        </w:r>
-      </w:hyperlink>
-      <w:r>
-        <w:rPr>
-          <w:lang w:val="zh_TW" w:bidi="zh_TW"/>
-        </w:rPr>
-        <w:t>）。保羅在別處也說：「我已經與基督同釘十字架」（</w:t>
-      </w:r>
-      <w:hyperlink r:id="rId39">
-        <w:r>
-          <w:rPr>
-            <w:lang w:val="zh_TW" w:bidi="zh_TW"/>
-          </w:rPr>
-          <w:rPr>
-            <w:color w:val="0000EE"/>
-            <w:u w:val="single"/>
-          </w:rPr>
-          <w:t>2:20</w:t>
-        </w:r>
-      </w:hyperlink>
-      <w:r>
-        <w:rPr>
-          <w:lang w:val="zh_TW" w:bidi="zh_TW"/>
-        </w:rPr>
-        <w:t>），又說：「我們的舊人和他同釘十字架」（</w:t>
-      </w:r>
-      <w:hyperlink r:id="rId74">
-        <w:r>
-          <w:rPr>
-            <w:lang w:val="zh_TW" w:bidi="zh_TW"/>
-          </w:rPr>
-          <w:rPr>
-            <w:color w:val="0000EE"/>
-            <w:u w:val="single"/>
-          </w:rPr>
-          <w:t>羅6:6</w:t>
-        </w:r>
-      </w:hyperlink>
-      <w:r>
-        <w:rPr>
-          <w:lang w:val="zh_TW" w:bidi="zh_TW"/>
-        </w:rPr>
-        <w:t>）。這些經文顯明，「肉體」與「舊人」在某種意義上是相同的。這種相同的概念也在保羅有關「同釘十字架」的教導中得到進一步印證，因為當保羅說「肉體同釘十字架」時，他的意思與他在羅馬書中所說的是一致的：「我們在罪上死了的人豈可仍在罪中活著呢？豈不知我們這受洗歸入基督耶穌的人是受洗歸入他的死嗎？所以，我們藉著洗禮歸入死，和他一同埋葬」（</w:t>
-      </w:r>
-      <w:hyperlink r:id="rId75">
-        <w:r>
-          <w:rPr>
-            <w:lang w:val="zh_TW" w:bidi="zh_TW"/>
-          </w:rPr>
-          <w:rPr>
-            <w:color w:val="0000EE"/>
-            <w:u w:val="single"/>
-          </w:rPr>
-          <w:t>1–4</w:t>
-        </w:r>
-      </w:hyperlink>
-      <w:r>
-        <w:rPr>
-          <w:lang w:val="zh_TW" w:bidi="zh_TW"/>
-        </w:rPr>
-        <w:t>節）。這表明我這個人親身在基督裡與祂同死。</w:t>
-      </w:r>
-    </w:p>
-    <w:p>
-      <w:pPr/>
-      <w:r>
-        <w:rPr>
-          <w:lang w:val="zh_TW" w:bidi="zh_TW"/>
-        </w:rPr>
-      </w:r>
-      <w:r>
-        <w:rPr>
-          <w:lang w:val="zh_TW" w:bidi="zh_TW"/>
-        </w:rPr>
-        <w:t>這種「肉體同釘十字架與同死」並非是自動發生的事，而是必須藉著信心而實際應用的真理。這涉及兩個方面：首先，信徒必須承認肉體已與基督同釘十字架。「這樣，你們向罪也當看自己是死的；向神在基督耶穌裡，卻當看自己是活的。」（</w:t>
-      </w:r>
-      <w:hyperlink r:id="rId76">
-        <w:r>
-          <w:rPr>
-            <w:lang w:val="zh_TW" w:bidi="zh_TW"/>
-          </w:rPr>
-          <w:rPr>
-            <w:color w:val="0000EE"/>
-            <w:u w:val="single"/>
-          </w:rPr>
-          <w:t>羅6:11</w:t>
-        </w:r>
-      </w:hyperlink>
-      <w:r>
-        <w:rPr>
-          <w:lang w:val="zh_TW" w:bidi="zh_TW"/>
-        </w:rPr>
-        <w:t>）。除非一個人確實已與基督同死、同釘十字架，他就不能真實地看自己「向罪是死的」。但既然這事在信主得救的那一刻已經發生，就可以在日常生活中實際活出來。那些與基督同死的人，應當「治死身體的惡行」（</w:t>
-      </w:r>
-      <w:hyperlink r:id="rId77">
-        <w:r>
-          <w:rPr>
-            <w:lang w:val="zh_TW" w:bidi="zh_TW"/>
-          </w:rPr>
-          <w:rPr>
-            <w:color w:val="0000EE"/>
-            <w:u w:val="single"/>
-          </w:rPr>
-          <w:t>8:13</w:t>
-        </w:r>
-      </w:hyperlink>
-      <w:r>
-        <w:rPr>
-          <w:lang w:val="zh_TW" w:bidi="zh_TW"/>
-        </w:rPr>
-        <w:t>）。這裡的「身體」是指「肉體」行事的工具，也就是那屬於未重生本性的感官生活。那些從死入生的人，應當把自己的肢體獻給神，作義的器具（</w:t>
-      </w:r>
-      <w:hyperlink r:id="rId78">
-        <w:r>
-          <w:rPr>
-            <w:lang w:val="zh_TW" w:bidi="zh_TW"/>
-          </w:rPr>
-          <w:rPr>
-            <w:color w:val="0000EE"/>
-            <w:u w:val="single"/>
-          </w:rPr>
-          <w:t>6:13</w:t>
-        </w:r>
-      </w:hyperlink>
-      <w:r>
-        <w:rPr>
-          <w:lang w:val="zh_TW" w:bidi="zh_TW"/>
-        </w:rPr>
-        <w:t>）。凡與基督同死的人，應當「治死」一切屬地的事——淫亂、污穢、貪婪等（</w:t>
-      </w:r>
-      <w:hyperlink r:id="rId79">
-        <w:r>
-          <w:rPr>
-            <w:lang w:val="zh_TW" w:bidi="zh_TW"/>
-          </w:rPr>
-          <w:rPr>
-            <w:color w:val="0000EE"/>
-            <w:u w:val="single"/>
-          </w:rPr>
-          <w:t>西3:5</w:t>
-        </w:r>
-      </w:hyperlink>
-      <w:r>
-        <w:rPr>
-          <w:lang w:val="zh_TW" w:bidi="zh_TW"/>
-        </w:rPr>
-        <w:t>）。既然已經脫去舊人、穿上新人，信徒就應當在生活中表現出憐憫、恩慈、謙卑等美德。</w:t>
-      </w:r>
-    </w:p>
-    <w:p>
-      <w:pPr/>
-      <w:r>
-        <w:rPr>
-          <w:lang w:val="zh_TW" w:bidi="zh_TW"/>
-        </w:rPr>
-      </w:r>
-      <w:r>
-        <w:rPr>
-          <w:lang w:val="zh_TW" w:bidi="zh_TW"/>
-        </w:rPr>
-        <w:t>勝過肉體，有時被形容為在聖靈裡行事。「你們當順著聖靈而行，就不放縱肉體的情慾了」（</w:t>
-      </w:r>
-      <w:hyperlink r:id="rId80">
-        <w:r>
-          <w:rPr>
-            <w:lang w:val="zh_TW" w:bidi="zh_TW"/>
-          </w:rPr>
-          <w:rPr>
-            <w:color w:val="0000EE"/>
-            <w:u w:val="single"/>
-          </w:rPr>
-          <w:t>加5:16</w:t>
-        </w:r>
-      </w:hyperlink>
-      <w:r>
-        <w:rPr>
-          <w:lang w:val="zh_TW" w:bidi="zh_TW"/>
-        </w:rPr>
-        <w:t>；參</w:t>
-      </w:r>
-      <w:hyperlink r:id="rId81">
-        <w:r>
-          <w:rPr>
-            <w:lang w:val="zh_TW" w:bidi="zh_TW"/>
-          </w:rPr>
-          <w:rPr>
-            <w:color w:val="0000EE"/>
-            <w:u w:val="single"/>
-          </w:rPr>
-          <w:t>羅8:4</w:t>
-        </w:r>
-      </w:hyperlink>
-      <w:r>
-        <w:rPr>
-          <w:lang w:val="zh_TW" w:bidi="zh_TW"/>
-        </w:rPr>
-        <w:t>）。順著聖靈而行的意思，就是在每一刻都讓聖靈掌管生命。</w:t>
-      </w:r>
-    </w:p>
-    <w:p>
-      <w:pPr/>
-      <w:r>
-        <w:rPr>
-          <w:lang w:val="zh_TW" w:bidi="zh_TW"/>
-        </w:rPr>
-      </w:r>
-      <w:r>
-        <w:rPr>
           <w:i/>
           <w:lang w:val="zh_TW" w:bidi="zh_TW"/>
         </w:rPr>
@@ -1972,19 +8443,43 @@
         <w:rPr>
           <w:lang w:val="zh_TW" w:bidi="zh_TW"/>
         </w:rPr>
-        <w:t>身體</w:t>
-      </w:r>
-      <w:r>
-        <w:rPr>
-          <w:lang w:val="zh_TW" w:bidi="zh_TW"/>
-        </w:rPr>
-        <w:t>；</w:t>
-      </w:r>
-      <w:r>
-        <w:rPr>
-          <w:lang w:val="zh_TW" w:bidi="zh_TW"/>
-        </w:rPr>
-        <w:t>罪</w:t>
+        <w:t>天啟</w:t>
+      </w:r>
+      <w:r>
+        <w:rPr>
+          <w:lang w:val="zh_TW" w:bidi="zh_TW"/>
+        </w:rPr>
+        <w:t>，</w:t>
+      </w:r>
+      <w:r>
+        <w:rPr>
+          <w:lang w:val="zh_TW" w:bidi="zh_TW"/>
+        </w:rPr>
+        <w:t>但以理書</w:t>
+      </w:r>
+      <w:r>
+        <w:rPr>
+          <w:lang w:val="zh_TW" w:bidi="zh_TW"/>
+        </w:rPr>
+        <w:t>，</w:t>
+      </w:r>
+      <w:r>
+        <w:rPr>
+          <w:lang w:val="zh_TW" w:bidi="zh_TW"/>
+        </w:rPr>
+        <w:t>末世論</w:t>
+      </w:r>
+      <w:r>
+        <w:rPr>
+          <w:lang w:val="zh_TW" w:bidi="zh_TW"/>
+        </w:rPr>
+        <w:t>，</w:t>
+      </w:r>
+      <w:r>
+        <w:rPr>
+          <w:lang w:val="zh_TW" w:bidi="zh_TW"/>
+        </w:rPr>
+        <w:t>使徒約翰</w:t>
       </w:r>
       <w:r>
         <w:rPr>
@@ -3893,6 +10388,18 @@
   <w:num w:numId="13" w16cid:durableId="592781308">
     <w:abstractNumId w:val="11"/>
   </w:num>
+  <w:num w:numId="14">
+    <w:abstractNumId w:val="3"/>
+    <w:lvlOverride w:ilvl="0">
+      <w:startOverride w:val="1"/>
+    </w:lvlOverride>
+  </w:num>
+  <w:num w:numId="15">
+    <w:abstractNumId w:val="3"/>
+    <w:lvlOverride w:ilvl="0">
+      <w:startOverride w:val="1"/>
+    </w:lvlOverride>
+  </w:num>
   <w:numIdMacAtCleanup w:val="10"/>
 </w:numbering>
 </file>

--- a/zht/docx/120.content.docx
+++ b/zht/docx/120.content.docx
@@ -19,7 +19,7 @@
         <w:rPr>
           <w:lang w:val="zh_TW" w:bidi="zh_TW"/>
         </w:rPr>
-        <w:t>Resource: Tyndale Open Bible Dictionary</w:t>
+        <w:t>Resource: Aquifer Open Bible Dictionary</w:t>
       </w:r>
       <w:r>
         <w:rPr>
@@ -112,7 +112,7 @@
         <w:rPr>
           <w:lang w:val="zh_TW" w:bidi="zh_TW"/>
         </w:rPr>
-        <w:t>Tyndale Open Bible Dictionary</w:t>
+        <w:t>Aquifer Open Bible Dictionary</w:t>
       </w:r>
     </w:p>
     <w:p>

--- a/zht/docx/120.content.docx
+++ b/zht/docx/120.content.docx
@@ -149,7 +149,7 @@
         <w:rPr>
           <w:lang w:val="zh_TW" w:bidi="zh_TW"/>
         </w:rPr>
-        <w:t>pi</w:t>
+        <w:t>nuo</w:t>
       </w:r>
       <w:r>
         <w:rPr>
@@ -212,7 +212,7 @@
         <w:rPr>
           <w:lang w:val="zh_TW" w:bidi="zh_TW"/>
         </w:rPr>
-        <w:t>皮革</w:t>
+        <w:t>挪伯</w:t>
       </w:r>
       <w:r>
         <w:rPr>
@@ -231,32 +231,7 @@
         <w:rPr>
           <w:lang w:val="zh_TW" w:bidi="zh_TW"/>
         </w:rPr>
-        <w:t>皮革是經處理以使其強韌且有彈性的動物皮，在聖經時代廣泛用於製作衣物、容器、家居用品以及作為書寫材料。</w:t>
-      </w:r>
-    </w:p>
-    <w:p>
-      <w:pPr>
-        <w:pStyle w:val="Heading3"/>
-      </w:pPr>
-      <w:r>
-        <w:rPr>
-          <w:lang w:val="zh_TW" w:bidi="zh_TW"/>
-        </w:rPr>
-        <w:t>人類在聖經時代如何使用皮革？</w:t>
-      </w:r>
-    </w:p>
-    <w:p>
-      <w:pPr/>
-      <w:r>
-        <w:rPr>
-          <w:lang w:val="zh_TW" w:bidi="zh_TW"/>
-        </w:rPr>
-      </w:r>
-      <w:r>
-        <w:rPr>
-          <w:lang w:val="zh_TW" w:bidi="zh_TW"/>
-        </w:rPr>
-        <w:t>人類在早期使用動物皮作為衣物（</w:t>
+        <w:t>一座位於耶路撒冷東北方、橄欖山對面的斯科普斯山（Mount Scopus）上的城。挪伯是一個重要的宗教中心，有86位祭司住在那裡，並且有以弗得（</w:t>
       </w:r>
       <w:hyperlink r:id="rId13">
         <w:r>
@@ -267,14 +242,28 @@
             <w:color w:val="0000EE"/>
             <w:u w:val="single"/>
           </w:rPr>
-          <w:t>創3:21</w:t>
+          <w:t>撒上22:13–20</w:t>
         </w:r>
       </w:hyperlink>
       <w:r>
         <w:rPr>
           <w:lang w:val="zh_TW" w:bidi="zh_TW"/>
         </w:rPr>
-        <w:t>）。先知的衣服是用動物皮製成的，並成為辨認他們的方式（</w:t>
+        <w:t>）。當非利士人摧毀示羅的聖所時，挪伯成為了那些從示羅逃離祭司的主要聖所。</w:t>
+      </w:r>
+    </w:p>
+    <w:p>
+      <w:pPr/>
+      <w:r>
+        <w:rPr>
+          <w:lang w:val="zh_TW" w:bidi="zh_TW"/>
+        </w:rPr>
+      </w:r>
+      <w:r>
+        <w:rPr>
+          <w:lang w:val="zh_TW" w:bidi="zh_TW"/>
+        </w:rPr>
+        <w:t>大衛前往挪伯的事件見證了古代關於桌子和陳設餅的習俗（</w:t>
       </w:r>
       <w:hyperlink r:id="rId14">
         <w:r>
@@ -285,7 +274,7 @@
             <w:color w:val="0000EE"/>
             <w:u w:val="single"/>
           </w:rPr>
-          <w:t>王下1:8</w:t>
+          <w:t>出37:10–16</w:t>
         </w:r>
       </w:hyperlink>
       <w:r>
@@ -303,14 +292,14 @@
             <w:color w:val="0000EE"/>
             <w:u w:val="single"/>
           </w:rPr>
-          <w:t>亞13:4</w:t>
+          <w:t>撒上21:2–7</w:t>
         </w:r>
       </w:hyperlink>
       <w:r>
         <w:rPr>
           <w:lang w:val="zh_TW" w:bidi="zh_TW"/>
         </w:rPr>
-        <w:t>）。希臘文舊約描述以利亞的外衣是羊皮（</w:t>
+        <w:t>）。耶穌曾引用大衛因飢餓而打破安息日規矩的例子，作為行為合理的解釋（</w:t>
       </w:r>
       <w:hyperlink r:id="rId16">
         <w:r>
@@ -321,14 +310,28 @@
             <w:color w:val="0000EE"/>
             <w:u w:val="single"/>
           </w:rPr>
-          <w:t>王上19:13、19</w:t>
+          <w:t>可2:23–28</w:t>
         </w:r>
       </w:hyperlink>
       <w:r>
         <w:rPr>
           <w:lang w:val="zh_TW" w:bidi="zh_TW"/>
         </w:rPr>
-        <w:t>；</w:t>
+        <w:t>）。當時，大衛因逃避掃羅的追捕而飢餓難耐，便進入挪伯的聖所，取走了每週安息日獻給神的陳設餅。</w:t>
+      </w:r>
+    </w:p>
+    <w:p>
+      <w:pPr/>
+      <w:r>
+        <w:rPr>
+          <w:lang w:val="zh_TW" w:bidi="zh_TW"/>
+        </w:rPr>
+      </w:r>
+      <w:r>
+        <w:rPr>
+          <w:lang w:val="zh_TW" w:bidi="zh_TW"/>
+        </w:rPr>
+        <w:t>亞希米勒是以利的後裔，也是挪伯祭司的領袖。他將陳設餅和曾殺死歌利亞的劍交給大衛。這使得掃羅非常憤怒，下令屠殺亞希米勒及所有挪伯的祭司和居民（</w:t>
       </w:r>
       <w:hyperlink r:id="rId17">
         <w:r>
@@ -339,14 +342,28 @@
             <w:color w:val="0000EE"/>
             <w:u w:val="single"/>
           </w:rPr>
-          <w:t>王下2:8、13–14</w:t>
+          <w:t>撒上22:6–23</w:t>
         </w:r>
       </w:hyperlink>
       <w:r>
         <w:rPr>
           <w:lang w:val="zh_TW" w:bidi="zh_TW"/>
         </w:rPr>
-        <w:t>）。動物皮也被用來製作鞋子、腰帶和其他衣物（</w:t>
+        <w:t>）。這一事件導致了掃羅的沒落。</w:t>
+      </w:r>
+    </w:p>
+    <w:p>
+      <w:pPr/>
+      <w:r>
+        <w:rPr>
+          <w:lang w:val="zh_TW" w:bidi="zh_TW"/>
+        </w:rPr>
+      </w:r>
+      <w:r>
+        <w:rPr>
+          <w:lang w:val="zh_TW" w:bidi="zh_TW"/>
+        </w:rPr>
+        <w:t>亞比亞他是唯一逃過屠殺的祭司，並在大衛統治期間發揮了重要作用，直到所羅門最終將他革除（</w:t>
       </w:r>
       <w:hyperlink r:id="rId18">
         <w:r>
@@ -357,14 +374,14 @@
             <w:color w:val="0000EE"/>
             <w:u w:val="single"/>
           </w:rPr>
-          <w:t>利13:48</w:t>
+          <w:t>王上2:26–27</w:t>
         </w:r>
       </w:hyperlink>
       <w:r>
         <w:rPr>
           <w:lang w:val="zh_TW" w:bidi="zh_TW"/>
         </w:rPr>
-        <w:t>；</w:t>
+        <w:t>）。「敬拜神的地方」這個短語可能指的是挪伯的聖所（</w:t>
       </w:r>
       <w:hyperlink r:id="rId19">
         <w:r>
@@ -375,14 +392,62 @@
             <w:color w:val="0000EE"/>
             <w:u w:val="single"/>
           </w:rPr>
-          <w:t>結16:10</w:t>
+          <w:t>撒下15:32</w:t>
         </w:r>
       </w:hyperlink>
       <w:r>
         <w:rPr>
           <w:lang w:val="zh_TW" w:bidi="zh_TW"/>
         </w:rPr>
-        <w:t>；</w:t>
+        <w:t>）。</w:t>
+      </w:r>
+      <w:r>
+        <w:rPr>
+          <w:lang w:val="zh_TW" w:bidi="zh_TW"/>
+        </w:rPr>
+      </w:r>
+      <w:r>
+        <w:rPr>
+          <w:lang w:val="zh_TW" w:bidi="zh_TW"/>
+        </w:rPr>
+      </w:r>
+    </w:p>
+    <w:p>
+      <w:pPr/>
+      <w:r>
+        <w:rPr>
+          <w:lang w:val="zh_TW" w:bidi="zh_TW"/>
+        </w:rPr>
+      </w:r>
+    </w:p>
+    <w:p>
+      <w:pPr>
+        <w:pStyle w:val="Heading2"/>
+      </w:pPr>
+      <w:r>
+        <w:rPr>
+          <w:lang w:val="zh_TW" w:bidi="zh_TW"/>
+        </w:rPr>
+        <w:t>挪答， 挪答人</w:t>
+      </w:r>
+      <w:r>
+        <w:rPr>
+          <w:lang w:val="zh_TW" w:bidi="zh_TW"/>
+        </w:rPr>
+      </w:r>
+    </w:p>
+    <w:p>
+      <w:pPr/>
+      <w:r>
+        <w:rPr>
+          <w:lang w:val="zh_TW" w:bidi="zh_TW"/>
+        </w:rPr>
+      </w:r>
+      <w:r>
+        <w:rPr>
+          <w:lang w:val="zh_TW" w:bidi="zh_TW"/>
+        </w:rPr>
+        <w:t>阿拉伯一個部族的祖先，這個部族曾與夏甲人聯合，與住在約旦河東的以色列支派爭戰（</w:t>
       </w:r>
       <w:hyperlink r:id="rId20">
         <w:r>
@@ -393,28 +458,14 @@
             <w:color w:val="0000EE"/>
             <w:u w:val="single"/>
           </w:rPr>
-          <w:t>太3:4</w:t>
+          <w:t>代上5:19</w:t>
         </w:r>
       </w:hyperlink>
       <w:r>
         <w:rPr>
           <w:lang w:val="zh_TW" w:bidi="zh_TW"/>
         </w:rPr>
-        <w:t>）。</w:t>
-      </w:r>
-    </w:p>
-    <w:p>
-      <w:pPr/>
-      <w:r>
-        <w:rPr>
-          <w:lang w:val="zh_TW" w:bidi="zh_TW"/>
-        </w:rPr>
-      </w:r>
-      <w:r>
-        <w:rPr>
-          <w:lang w:val="zh_TW" w:bidi="zh_TW"/>
-        </w:rPr>
-        <w:t>一些家用器具是用皮革製成的。最常見的是用來裝液體的容器，例如奶（</w:t>
+        <w:t>）。雖然以實瑪利眾子的名單之中沒有列出挪答（參</w:t>
       </w:r>
       <w:hyperlink r:id="rId21">
         <w:r>
@@ -425,14 +476,62 @@
             <w:color w:val="0000EE"/>
             <w:u w:val="single"/>
           </w:rPr>
-          <w:t>士4:19</w:t>
+          <w:t>創25:13–15</w:t>
         </w:r>
       </w:hyperlink>
       <w:r>
         <w:rPr>
           <w:lang w:val="zh_TW" w:bidi="zh_TW"/>
         </w:rPr>
-        <w:t>）、酒（</w:t>
+        <w:t>），但他可能是以實瑪利家系的遠親。</w:t>
+      </w:r>
+      <w:r>
+        <w:rPr>
+          <w:lang w:val="zh_TW" w:bidi="zh_TW"/>
+        </w:rPr>
+      </w:r>
+      <w:r>
+        <w:rPr>
+          <w:lang w:val="zh_TW" w:bidi="zh_TW"/>
+        </w:rPr>
+      </w:r>
+    </w:p>
+    <w:p>
+      <w:pPr/>
+      <w:r>
+        <w:rPr>
+          <w:lang w:val="zh_TW" w:bidi="zh_TW"/>
+        </w:rPr>
+      </w:r>
+    </w:p>
+    <w:p>
+      <w:pPr>
+        <w:pStyle w:val="Heading2"/>
+      </w:pPr>
+      <w:r>
+        <w:rPr>
+          <w:lang w:val="zh_TW" w:bidi="zh_TW"/>
+        </w:rPr>
+        <w:t>挪得</w:t>
+      </w:r>
+      <w:r>
+        <w:rPr>
+          <w:lang w:val="zh_TW" w:bidi="zh_TW"/>
+        </w:rPr>
+      </w:r>
+    </w:p>
+    <w:p>
+      <w:pPr/>
+      <w:r>
+        <w:rPr>
+          <w:lang w:val="zh_TW" w:bidi="zh_TW"/>
+        </w:rPr>
+      </w:r>
+      <w:r>
+        <w:rPr>
+          <w:lang w:val="zh_TW" w:bidi="zh_TW"/>
+        </w:rPr>
+        <w:t>該隱殺了他的弟弟亞伯後，去到伊甸東方的土地名稱（</w:t>
       </w:r>
       <w:hyperlink r:id="rId22">
         <w:r>
@@ -443,14 +542,70 @@
             <w:color w:val="0000EE"/>
             <w:u w:val="single"/>
           </w:rPr>
-          <w:t>可2:22</w:t>
+          <w:t>創4:16</w:t>
         </w:r>
       </w:hyperlink>
       <w:r>
         <w:rPr>
           <w:lang w:val="zh_TW" w:bidi="zh_TW"/>
         </w:rPr>
-        <w:t>）和水（</w:t>
+        <w:t>）。</w:t>
+      </w:r>
+      <w:r>
+        <w:rPr>
+          <w:lang w:val="zh_TW" w:bidi="zh_TW"/>
+        </w:rPr>
+      </w:r>
+      <w:r>
+        <w:rPr>
+          <w:lang w:val="zh_TW" w:bidi="zh_TW"/>
+        </w:rPr>
+      </w:r>
+    </w:p>
+    <w:p>
+      <w:pPr/>
+      <w:r>
+        <w:rPr>
+          <w:lang w:val="zh_TW" w:bidi="zh_TW"/>
+        </w:rPr>
+      </w:r>
+    </w:p>
+    <w:p>
+      <w:pPr>
+        <w:pStyle w:val="Heading2"/>
+      </w:pPr>
+      <w:r>
+        <w:rPr>
+          <w:lang w:val="zh_TW" w:bidi="zh_TW"/>
+        </w:rPr>
+        <w:t>挪亞</w:t>
+      </w:r>
+      <w:r>
+        <w:rPr>
+          <w:lang w:val="zh_TW" w:bidi="zh_TW"/>
+        </w:rPr>
+      </w:r>
+    </w:p>
+    <w:p>
+      <w:pPr>
+        <w:pStyle w:val="ListNumber"/>
+        <w:numPr>
+          <w:ilvl w:val="0"/>
+          <w:numId w:val="14"/>
+        </w:numPr>
+        <w:spacing w:line="240" w:lineRule="auto"/>
+        <w:ind w:left="720"/>
+      </w:pPr>
+      <w:r>
+        <w:rPr>
+          <w:lang w:val="zh_TW" w:bidi="zh_TW"/>
+        </w:rPr>
+      </w:r>
+      <w:r>
+        <w:rPr>
+          <w:lang w:val="zh_TW" w:bidi="zh_TW"/>
+        </w:rPr>
+        <w:t>拉麥的兒子、瑪土撒拉的孫子，是亞當第三個兒子塞特的後裔（</w:t>
       </w:r>
       <w:hyperlink r:id="rId23">
         <w:r>
@@ -461,28 +616,14 @@
             <w:color w:val="0000EE"/>
             <w:u w:val="single"/>
           </w:rPr>
-          <w:t>創21:14</w:t>
+          <w:t>創5:3–20</w:t>
         </w:r>
       </w:hyperlink>
       <w:r>
         <w:rPr>
           <w:lang w:val="zh_TW" w:bidi="zh_TW"/>
         </w:rPr>
-        <w:t>）。從橄欖提取的油也在皮革中保存。油是烹飪、梳洗、醫藥和點燈時要用到的必需品。</w:t>
-      </w:r>
-    </w:p>
-    <w:p>
-      <w:pPr/>
-      <w:r>
-        <w:rPr>
-          <w:lang w:val="zh_TW" w:bidi="zh_TW"/>
-        </w:rPr>
-      </w:r>
-      <w:r>
-        <w:rPr>
-          <w:lang w:val="zh_TW" w:bidi="zh_TW"/>
-        </w:rPr>
-        <w:t>皮革可能用於床、椅子和其他家居用品。聖經沒有提到皮革被用來製作帳篷，但動物皮被用於建造會幕（</w:t>
+        <w:t>）。拉麥給他的兒子取名為挪亞，這個聽起來像希伯來文單詞的名字，可以表示「安慰」或「慰藉」。當拉麥給他這個名字時，他說：「這個兒子必為我們的操作和手中的勞苦安慰我們；這操作勞苦是因為耶和華咒詛地」（</w:t>
       </w:r>
       <w:hyperlink r:id="rId24">
         <w:r>
@@ -493,14 +634,21 @@
             <w:color w:val="0000EE"/>
             <w:u w:val="single"/>
           </w:rPr>
-          <w:t>出25:5</w:t>
+          <w:t>創5:29</w:t>
         </w:r>
       </w:hyperlink>
       <w:r>
         <w:rPr>
           <w:lang w:val="zh_TW" w:bidi="zh_TW"/>
         </w:rPr>
-        <w:t>；</w:t>
+        <w:t>）。</w:t>
+        <w:br/>
+      </w:r>
+      <w:r>
+        <w:rPr>
+          <w:lang w:val="zh_TW" w:bidi="zh_TW"/>
+        </w:rPr>
+        <w:t>由於不止息的邪惡，神定意要毀滅受造界（參</w:t>
       </w:r>
       <w:hyperlink r:id="rId25">
         <w:r>
@@ -511,28 +659,14 @@
             <w:color w:val="0000EE"/>
             <w:u w:val="single"/>
           </w:rPr>
-          <w:t>民4:8</w:t>
+          <w:t>太24:37–39</w:t>
         </w:r>
       </w:hyperlink>
       <w:r>
         <w:rPr>
           <w:lang w:val="zh_TW" w:bidi="zh_TW"/>
         </w:rPr>
-        <w:t>）。這些經文顯然指的是鞣製皮革。如此，它們就用來作防水遮蓋用。</w:t>
-      </w:r>
-    </w:p>
-    <w:p>
-      <w:pPr/>
-      <w:r>
-        <w:rPr>
-          <w:lang w:val="zh_TW" w:bidi="zh_TW"/>
-        </w:rPr>
-      </w:r>
-      <w:r>
-        <w:rPr>
-          <w:lang w:val="zh_TW" w:bidi="zh_TW"/>
-        </w:rPr>
-        <w:t>聖經沒有提到皮革在製作軍裝或武器方面的用途。然而，製作防禦和攻擊武器自然少不了皮革的使用。防禦方面有頭盔和盾牌，攻擊方面有投石器，以及裝箭的皮袋。</w:t>
+        <w:t>；</w:t>
       </w:r>
       <w:hyperlink r:id="rId26">
         <w:r>
@@ -543,14 +677,14 @@
             <w:color w:val="0000EE"/>
             <w:u w:val="single"/>
           </w:rPr>
-          <w:t>撒母其記下一章21節</w:t>
+          <w:t>路17:26–27</w:t>
         </w:r>
       </w:hyperlink>
       <w:r>
         <w:rPr>
           <w:lang w:val="zh_TW" w:bidi="zh_TW"/>
         </w:rPr>
-        <w:t>提到在盾牌表面抹油，可能是為了防止損壞和報廢。</w:t>
+        <w:t>），但神特別保留了挪亞，因為他在神眼中是個義人，在人前也無可指責（</w:t>
       </w:r>
       <w:hyperlink r:id="rId27">
         <w:r>
@@ -561,14 +695,86 @@
             <w:color w:val="0000EE"/>
             <w:u w:val="single"/>
           </w:rPr>
-          <w:t>以賽亞書二十一章5節</w:t>
+          <w:t>創6:3–9</w:t>
         </w:r>
       </w:hyperlink>
       <w:r>
         <w:rPr>
           <w:lang w:val="zh_TW" w:bidi="zh_TW"/>
         </w:rPr>
-        <w:t>並指皮製的盾牌。</w:t>
+        <w:t>）。挪亞按著神精準的指示，他建造了一艘方舟。只有八個人進入：</w:t>
+      </w:r>
+    </w:p>
+    <w:p>
+      <w:pPr>
+        <w:pStyle w:val="ListBullet"/>
+        <w:spacing w:line="240" w:lineRule="auto"/>
+        <w:ind w:left="1440"/>
+      </w:pPr>
+      <w:r>
+        <w:rPr>
+          <w:lang w:val="zh_TW" w:bidi="zh_TW"/>
+        </w:rPr>
+      </w:r>
+      <w:r>
+        <w:rPr>
+          <w:lang w:val="zh_TW" w:bidi="zh_TW"/>
+        </w:rPr>
+        <w:t>挪亞</w:t>
+      </w:r>
+    </w:p>
+    <w:p>
+      <w:pPr>
+        <w:pStyle w:val="ListBullet"/>
+        <w:spacing w:line="240" w:lineRule="auto"/>
+        <w:ind w:left="1440"/>
+      </w:pPr>
+      <w:r>
+        <w:rPr>
+          <w:lang w:val="zh_TW" w:bidi="zh_TW"/>
+        </w:rPr>
+      </w:r>
+      <w:r>
+        <w:rPr>
+          <w:lang w:val="zh_TW" w:bidi="zh_TW"/>
+        </w:rPr>
+        <w:t>他的妻子</w:t>
+      </w:r>
+    </w:p>
+    <w:p>
+      <w:pPr>
+        <w:pStyle w:val="ListBullet"/>
+        <w:spacing w:line="240" w:lineRule="auto"/>
+        <w:ind w:left="1440"/>
+      </w:pPr>
+      <w:r>
+        <w:rPr>
+          <w:lang w:val="zh_TW" w:bidi="zh_TW"/>
+        </w:rPr>
+      </w:r>
+      <w:r>
+        <w:rPr>
+          <w:lang w:val="zh_TW" w:bidi="zh_TW"/>
+        </w:rPr>
+        <w:t>他的三個兒子</w:t>
+      </w:r>
+    </w:p>
+    <w:p>
+      <w:pPr>
+        <w:pStyle w:val="ListBullet"/>
+        <w:spacing w:line="240" w:lineRule="auto"/>
+        <w:ind w:left="1440"/>
+      </w:pPr>
+      <w:r>
+        <w:rPr>
+          <w:lang w:val="zh_TW" w:bidi="zh_TW"/>
+        </w:rPr>
+      </w:r>
+      <w:r>
+        <w:rPr>
+          <w:lang w:val="zh_TW" w:bidi="zh_TW"/>
+        </w:rPr>
+        <w:t>他們的妻子</w:t>
       </w:r>
     </w:p>
     <w:p>
@@ -582,100 +788,7 @@
         <w:rPr>
           <w:lang w:val="zh_TW" w:bidi="zh_TW"/>
         </w:rPr>
-        <w:t>約公元前1900年出於埃及貴族墓中的一幅畫展示了舊約時代人類可能使用皮革的方式。畫中顯示男人穿著涼鞋，女人穿著靴子。一個男人背上綁著一個皮革水瓶。另一個看似弓箭手的男人，背著一個箭袋。驢子都背著兩對羊皮製成的風箱。</w:t>
-      </w:r>
-    </w:p>
-    <w:p>
-      <w:pPr>
-        <w:pStyle w:val="Heading4"/>
-      </w:pPr>
-      <w:r>
-        <w:rPr>
-          <w:lang w:val="zh_TW" w:bidi="zh_TW"/>
-        </w:rPr>
-        <w:t>皮革作為書寫材料</w:t>
-      </w:r>
-    </w:p>
-    <w:p>
-      <w:pPr/>
-      <w:r>
-        <w:rPr>
-          <w:lang w:val="zh_TW" w:bidi="zh_TW"/>
-        </w:rPr>
-      </w:r>
-      <w:r>
-        <w:rPr>
-          <w:lang w:val="zh_TW" w:bidi="zh_TW"/>
-        </w:rPr>
-        <w:t>皮革被廣泛用作書寫材料。早期主要是在埃及的做法。羊皮紙也來自動物皮革，在埃及的使用歷史悠久。皮革和羊皮紙的區別在於皮革通過鞣製處理。羊皮紙則用石灰、鹽或染料溶液處理皮革製成。人們先將一側的毛髮刮去，再把另一側的肉質去除。然後將皮革拉伸並在框架中晾乾。最後，乾燥的皮革會用浮石摩擦，以在兩側產生光滑的表面。</w:t>
-      </w:r>
-    </w:p>
-    <w:p>
-      <w:pPr/>
-      <w:r>
-        <w:rPr>
-          <w:lang w:val="zh_TW" w:bidi="zh_TW"/>
-        </w:rPr>
-      </w:r>
-      <w:r>
-        <w:rPr>
-          <w:lang w:val="zh_TW" w:bidi="zh_TW"/>
-        </w:rPr>
-        <w:t>公元前2000年前在埃及早已盛行用製好的皮革作為書寫材料。根據普林尼（Pliny）的記錄，直到約公元前160年，其它地區才開始有「羊皮紙」這個名稱。</w:t>
-      </w:r>
-    </w:p>
-    <w:p>
-      <w:pPr/>
-      <w:r>
-        <w:rPr>
-          <w:lang w:val="zh_TW" w:bidi="zh_TW"/>
-        </w:rPr>
-      </w:r>
-      <w:r>
-        <w:rPr>
-          <w:lang w:val="zh_TW" w:bidi="zh_TW"/>
-        </w:rPr>
-        <w:t>亞述或巴比倫沒有發現皮革文件。皮革在那裡的使用可能比古代東方其它地方相對的少。中東文學典故指出，到了較晚期皮革才在當地使用。在波斯時期以前沒有出現過「羊皮紙（parchment）」一詞。在</w:t>
-      </w:r>
-      <w:r>
-        <w:rPr>
-          <w:lang w:val="zh_TW" w:bidi="zh_TW"/>
-        </w:rPr>
-        <w:t>西流古</w:t>
-      </w:r>
-      <w:r>
-        <w:rPr>
-          <w:lang w:val="zh_TW" w:bidi="zh_TW"/>
-        </w:rPr>
-        <w:t>初期（公元前312–364年）以前沒有出現過「寫在羊皮紙上」這種說法。當時，蒲草紙仍然是主要的書寫材料。</w:t>
-      </w:r>
-    </w:p>
-    <w:p>
-      <w:pPr/>
-      <w:r>
-        <w:rPr>
-          <w:lang w:val="zh_TW" w:bidi="zh_TW"/>
-        </w:rPr>
-      </w:r>
-      <w:r>
-        <w:rPr>
-          <w:lang w:val="zh_TW" w:bidi="zh_TW"/>
-        </w:rPr>
-        <w:t>犢皮紙（Vellum）是另一種皮革產品。犢皮紙是用小牛、小山羊、羔羊或羚羊皮製成的精細羊皮紙。公元前一世紀到公元後二世紀的羅馬中，人們鮮少使用犢皮紙，到了第三、四世紀才普及。著名的《梵蒂岡抄本》和《西奈抄本》也是在這段時間內製成。整本聖經如今可以集成一個單一的抄本，形式類似於現代有摺疊頁面的書本。在此之前，一本聖經需要30到40卷蒲草紙製成。犢皮紙還可以充作重寫紙（palimpsest），因為這種技術允許表面重新使用，即原來的文字可以被擦掉並重新書寫。</w:t>
-      </w:r>
-    </w:p>
-    <w:p>
-      <w:pPr/>
-      <w:r>
-        <w:rPr>
-          <w:lang w:val="zh_TW" w:bidi="zh_TW"/>
-        </w:rPr>
-      </w:r>
-      <w:r>
-        <w:rPr>
-          <w:lang w:val="zh_TW" w:bidi="zh_TW"/>
-        </w:rPr>
-        <w:t>舊約中沒有提及用皮革或獸皮書寫的慣例。</w:t>
+        <w:t>各類生物都成對被帶入。如此，他們便從隨後的洪水中得以保護，而其他所有活物都滅亡了（</w:t>
       </w:r>
       <w:hyperlink r:id="rId28">
         <w:r>
@@ -686,14 +799,14 @@
             <w:color w:val="0000EE"/>
             <w:u w:val="single"/>
           </w:rPr>
-          <w:t>詩篇四十章子7節</w:t>
+          <w:t>創6:14–8:19</w:t>
         </w:r>
       </w:hyperlink>
       <w:r>
         <w:rPr>
           <w:lang w:val="zh_TW" w:bidi="zh_TW"/>
         </w:rPr>
-        <w:t>、</w:t>
+        <w:t>）。當他們離開方舟後，挪亞築了一座壇。他獻上了使神喜悅的燔祭。神以應許作為回應：儘管人類有罪，祂不會再次降下洪水，或使季節混亂（</w:t>
       </w:r>
       <w:hyperlink r:id="rId29">
         <w:r>
@@ -704,14 +817,28 @@
             <w:color w:val="0000EE"/>
             <w:u w:val="single"/>
           </w:rPr>
-          <w:t>耶利米書三十六章36節</w:t>
+          <w:t>創8:20–9:17</w:t>
         </w:r>
       </w:hyperlink>
       <w:r>
         <w:rPr>
           <w:lang w:val="zh_TW" w:bidi="zh_TW"/>
         </w:rPr>
-        <w:t>、</w:t>
+        <w:t>）。</w:t>
+      </w:r>
+    </w:p>
+    <w:p>
+      <w:pPr/>
+      <w:r>
+        <w:rPr>
+          <w:lang w:val="zh_TW" w:bidi="zh_TW"/>
+        </w:rPr>
+      </w:r>
+      <w:r>
+        <w:rPr>
+          <w:lang w:val="zh_TW" w:bidi="zh_TW"/>
+        </w:rPr>
+        <w:t>挪亞曾經抵禦強大的誘惑。然而，可能因疏忽或年老，他喝醉了。家人之間的反應各不相同，導致了不同的結局。閃和雅弗得了祝福。含沒有得到祝福，而他的兒子迦南則被咒詛（</w:t>
       </w:r>
       <w:hyperlink r:id="rId30">
         <w:r>
@@ -722,14 +849,14 @@
             <w:color w:val="0000EE"/>
             <w:u w:val="single"/>
           </w:rPr>
-          <w:t>以西結書二章9節至三章3節</w:t>
+          <w:t>創9:20–27</w:t>
         </w:r>
       </w:hyperlink>
       <w:r>
         <w:rPr>
           <w:lang w:val="zh_TW" w:bidi="zh_TW"/>
         </w:rPr>
-        <w:t>提到卷軸式的書卷，但這些大可能是蒲草紙。</w:t>
+        <w:t>）。挪亞在洪水之後又活了350年，他活到950歲時便去世。</w:t>
       </w:r>
     </w:p>
     <w:p>
@@ -738,26 +865,6 @@
         <w:rPr>
           <w:lang w:val="zh_TW" w:bidi="zh_TW"/>
         </w:rPr>
-      </w:r>
-      <w:r>
-        <w:rPr>
-          <w:lang w:val="zh_TW" w:bidi="zh_TW"/>
-        </w:rPr>
-        <w:t>約瑟夫記載了猶太人最早使用羊皮紙或皮革作為書寫材料，是在公元後一世紀末。然而在最近發現的死海古卷顯示，猶太人早在公元前100年就已經使用羊皮紙。《塔木德》要求律法必須寫在潔淨動物的皮上。會堂專用書籍中至今仍沿用這項規定。至於是否意味著一種古老的傳統尚不確定。</w:t>
-      </w:r>
-    </w:p>
-    <w:p>
-      <w:pPr/>
-      <w:r>
-        <w:rPr>
-          <w:lang w:val="zh_TW" w:bidi="zh_TW"/>
-        </w:rPr>
-      </w:r>
-      <w:r>
-        <w:rPr>
-          <w:lang w:val="zh_TW" w:bidi="zh_TW"/>
-        </w:rPr>
-        <w:t>一些死海古卷是寫在皮革上的。偉大的以賽亞書古卷約在公元前100年寫成，由17張皮紙縫合而成，長度接近7米（23英尺）。新約的原稿也大可能寫在蒲草紙上。在第一世紀的最後25年間約翰將他的第二封信寫在蒲草紙上（</w:t>
       </w:r>
       <w:hyperlink r:id="rId31">
         <w:r>
@@ -768,41 +875,16 @@
             <w:color w:val="0000EE"/>
             <w:u w:val="single"/>
           </w:rPr>
-          <w:t>約二1:12</w:t>
+          <w:t>以西結書十四章12至14節</w:t>
         </w:r>
       </w:hyperlink>
       <w:r>
         <w:rPr>
           <w:lang w:val="zh_TW" w:bidi="zh_TW"/>
         </w:rPr>
-        <w:t>）。</w:t>
-      </w:r>
-    </w:p>
-    <w:p>
-      <w:pPr>
-        <w:pStyle w:val="Heading3"/>
-      </w:pPr>
-      <w:r>
-        <w:rPr>
-          <w:lang w:val="zh_TW" w:bidi="zh_TW"/>
-        </w:rPr>
-        <w:t>皮革如何製成？人們如何看待皮革製作？</w:t>
-      </w:r>
-    </w:p>
-    <w:p>
-      <w:pPr/>
-      <w:r>
-        <w:rPr>
-          <w:lang w:val="zh_TW" w:bidi="zh_TW"/>
-        </w:rPr>
-      </w:r>
-      <w:r>
-        <w:rPr>
-          <w:lang w:val="zh_TW" w:bidi="zh_TW"/>
-        </w:rPr>
-        <w:t>鞣製是用各種物質處理動物皮，使其變成皮革的過程，藉此使皮更耐用且不易腐爛。舊約從沒有提及鞣製，但在</w:t>
-      </w:r>
-      <w:hyperlink r:id="rId24">
+        <w:t>，</w:t>
+      </w:r>
+      <w:hyperlink r:id="rId31">
         <w:r>
           <w:rPr>
             <w:lang w:val="zh_TW" w:bidi="zh_TW"/>
@@ -811,127 +893,14 @@
             <w:color w:val="0000EE"/>
             <w:u w:val="single"/>
           </w:rPr>
-          <w:t>出埃及記二十五章5節</w:t>
+          <w:t>十九至二十章</w:t>
         </w:r>
       </w:hyperlink>
       <w:r>
         <w:rPr>
           <w:lang w:val="zh_TW" w:bidi="zh_TW"/>
         </w:rPr>
-        <w:t>和</w:t>
-      </w:r>
-      <w:hyperlink r:id="rId18">
-        <w:r>
-          <w:rPr>
-            <w:lang w:val="zh_TW" w:bidi="zh_TW"/>
-          </w:rPr>
-          <w:rPr>
-            <w:color w:val="0000EE"/>
-            <w:u w:val="single"/>
-          </w:rPr>
-          <w:t>利未記十三章48節</w:t>
-        </w:r>
-      </w:hyperlink>
-      <w:r>
-        <w:rPr>
-          <w:lang w:val="zh_TW" w:bidi="zh_TW"/>
-        </w:rPr>
-        <w:t>中有所暗示。鞣製之所以被視為不潔的行業，可能與使用不潔動物的皮和經常接觸死屍有關。城市中一般禁止鞣製活動。然而，處理動物皮以製成羊皮紙卻是一種光榮的職業。</w:t>
-      </w:r>
-    </w:p>
-    <w:p>
-      <w:pPr/>
-      <w:r>
-        <w:rPr>
-          <w:lang w:val="zh_TW" w:bidi="zh_TW"/>
-        </w:rPr>
-      </w:r>
-      <w:r>
-        <w:rPr>
-          <w:i/>
-          <w:lang w:val="zh_TW" w:bidi="zh_TW"/>
-        </w:rPr>
-        <w:t>另見</w:t>
-      </w:r>
-      <w:r>
-        <w:rPr>
-          <w:lang w:val="zh_TW" w:bidi="zh_TW"/>
-        </w:rPr>
-        <w:t>書信寫作，古代</w:t>
-      </w:r>
-      <w:r>
-        <w:rPr>
-          <w:lang w:val="zh_TW" w:bidi="zh_TW"/>
-        </w:rPr>
-        <w:t>；</w:t>
-      </w:r>
-      <w:r>
-        <w:rPr>
-          <w:lang w:val="zh_TW" w:bidi="zh_TW"/>
-        </w:rPr>
-        <w:t>寫作</w:t>
-      </w:r>
-      <w:r>
-        <w:rPr>
-          <w:lang w:val="zh_TW" w:bidi="zh_TW"/>
-        </w:rPr>
-        <w:t>。</w:t>
-      </w:r>
-      <w:r>
-        <w:rPr>
-          <w:lang w:val="zh_TW" w:bidi="zh_TW"/>
-        </w:rPr>
-      </w:r>
-      <w:r>
-        <w:rPr>
-          <w:lang w:val="zh_TW" w:bidi="zh_TW"/>
-        </w:rPr>
-      </w:r>
-    </w:p>
-    <w:p>
-      <w:pPr/>
-      <w:r>
-        <w:rPr>
-          <w:lang w:val="zh_TW" w:bidi="zh_TW"/>
-        </w:rPr>
-      </w:r>
-    </w:p>
-    <w:p>
-      <w:pPr>
-        <w:pStyle w:val="Heading2"/>
-      </w:pPr>
-      <w:r>
-        <w:rPr>
-          <w:lang w:val="zh_TW" w:bidi="zh_TW"/>
-        </w:rPr>
-        <w:t>辟罕/比勒罕</w:t>
-      </w:r>
-      <w:r>
-        <w:rPr>
-          <w:lang w:val="zh_TW" w:bidi="zh_TW"/>
-        </w:rPr>
-      </w:r>
-    </w:p>
-    <w:p>
-      <w:pPr>
-        <w:pStyle w:val="ListNumber"/>
-        <w:numPr>
-          <w:ilvl w:val="0"/>
-          <w:numId w:val="14"/>
-        </w:numPr>
-        <w:spacing w:line="240" w:lineRule="auto"/>
-        <w:ind w:left="720"/>
-      </w:pPr>
-      <w:r>
-        <w:rPr>
-          <w:lang w:val="zh_TW" w:bidi="zh_TW"/>
-        </w:rPr>
-      </w:r>
-      <w:r>
-        <w:rPr>
-          <w:lang w:val="zh_TW" w:bidi="zh_TW"/>
-        </w:rPr>
-        <w:t>以察的長子，也是西珥的後裔（</w:t>
+        <w:t>提到挪亞、但以理和約伯因為「他們的義」。《希伯來書》稱讚挪亞，因著信心與聖潔的敬畏，他拒絕了世界，並成為公義的承受者（</w:t>
       </w:r>
       <w:hyperlink r:id="rId32">
         <w:r>
@@ -942,14 +911,14 @@
             <w:color w:val="0000EE"/>
             <w:u w:val="single"/>
           </w:rPr>
-          <w:t>創36:27</w:t>
+          <w:t>來11:7</w:t>
         </w:r>
       </w:hyperlink>
       <w:r>
         <w:rPr>
           <w:lang w:val="zh_TW" w:bidi="zh_TW"/>
         </w:rPr>
-        <w:t>；</w:t>
+        <w:t>），而</w:t>
       </w:r>
       <w:hyperlink r:id="rId33">
         <w:r>
@@ -960,19 +929,62 @@
             <w:color w:val="0000EE"/>
             <w:u w:val="single"/>
           </w:rPr>
-          <w:t>代上1:42</w:t>
+          <w:t>彼得後書二章5節</w:t>
         </w:r>
       </w:hyperlink>
       <w:r>
         <w:rPr>
           <w:lang w:val="zh_TW" w:bidi="zh_TW"/>
         </w:rPr>
-        <w:t>）。</w:t>
+        <w:t>稱他為「傳義道的」。</w:t>
       </w:r>
     </w:p>
     <w:p>
+      <w:pPr/>
+      <w:r>
+        <w:rPr>
+          <w:lang w:val="zh_TW" w:bidi="zh_TW"/>
+        </w:rPr>
+      </w:r>
+      <w:r>
+        <w:rPr>
+          <w:i/>
+          <w:lang w:val="zh_TW" w:bidi="zh_TW"/>
+        </w:rPr>
+        <w:t>另見</w:t>
+      </w:r>
+      <w:r>
+        <w:rPr>
+          <w:lang w:val="zh_TW" w:bidi="zh_TW"/>
+        </w:rPr>
+        <w:t>洪水</w:t>
+      </w:r>
+      <w:r>
+        <w:rPr>
+          <w:lang w:val="zh_TW" w:bidi="zh_TW"/>
+        </w:rPr>
+        <w:t>；</w:t>
+      </w:r>
+      <w:r>
+        <w:rPr>
+          <w:lang w:val="zh_TW" w:bidi="zh_TW"/>
+        </w:rPr>
+        <w:t>吉加墨詩史詩</w:t>
+      </w:r>
+      <w:r>
+        <w:rPr>
+          <w:lang w:val="zh_TW" w:bidi="zh_TW"/>
+        </w:rPr>
+        <w:t>。</w:t>
+      </w:r>
+    </w:p>
+    <w:p>
       <w:pPr>
         <w:pStyle w:val="ListNumber"/>
+        <w:numPr>
+          <w:ilvl w:val="0"/>
+          <w:numId w:val="15"/>
+        </w:numPr>
         <w:spacing w:line="240" w:lineRule="auto"/>
         <w:ind w:left="720"/>
       </w:pPr>
@@ -985,7 +997,7 @@
         <w:rPr>
           <w:lang w:val="zh_TW" w:bidi="zh_TW"/>
         </w:rPr>
-        <w:t>屬於便雅憫支派的耶疊的兒子（</w:t>
+        <w:t>瑪拿西支派西羅非哈的女兒（</w:t>
       </w:r>
       <w:hyperlink r:id="rId34">
         <w:r>
@@ -996,62 +1008,14 @@
             <w:color w:val="0000EE"/>
             <w:u w:val="single"/>
           </w:rPr>
-          <w:t>代上7:10</w:t>
+          <w:t>民26:33</w:t>
         </w:r>
       </w:hyperlink>
       <w:r>
         <w:rPr>
           <w:lang w:val="zh_TW" w:bidi="zh_TW"/>
         </w:rPr>
-        <w:t>；譯註：和合本譯為：比勒罕）。</w:t>
-      </w:r>
-      <w:r>
-        <w:rPr>
-          <w:lang w:val="zh_TW" w:bidi="zh_TW"/>
-        </w:rPr>
-      </w:r>
-      <w:r>
-        <w:rPr>
-          <w:lang w:val="zh_TW" w:bidi="zh_TW"/>
-        </w:rPr>
-      </w:r>
-    </w:p>
-    <w:p>
-      <w:pPr/>
-      <w:r>
-        <w:rPr>
-          <w:lang w:val="zh_TW" w:bidi="zh_TW"/>
-        </w:rPr>
-      </w:r>
-    </w:p>
-    <w:p>
-      <w:pPr>
-        <w:pStyle w:val="Heading2"/>
-      </w:pPr>
-      <w:r>
-        <w:rPr>
-          <w:lang w:val="zh_TW" w:bidi="zh_TW"/>
-        </w:rPr>
-        <w:t>辟拉（人物）</w:t>
-      </w:r>
-      <w:r>
-        <w:rPr>
-          <w:lang w:val="zh_TW" w:bidi="zh_TW"/>
-        </w:rPr>
-      </w:r>
-    </w:p>
-    <w:p>
-      <w:pPr/>
-      <w:r>
-        <w:rPr>
-          <w:lang w:val="zh_TW" w:bidi="zh_TW"/>
-        </w:rPr>
-      </w:r>
-      <w:r>
-        <w:rPr>
-          <w:lang w:val="zh_TW" w:bidi="zh_TW"/>
-        </w:rPr>
-        <w:t>拉結嫁給雅各時，拉班把辟拉給她作使女（</w:t>
+        <w:t>）。當她們的父親死後沒有留下兒子時，她和她的四個姐妹請求制定律法，以保護她們的產業繼承權（</w:t>
       </w:r>
       <w:hyperlink r:id="rId35">
         <w:r>
@@ -1062,14 +1026,14 @@
             <w:color w:val="0000EE"/>
             <w:u w:val="single"/>
           </w:rPr>
-          <w:t>創29:29</w:t>
+          <w:t>民27:1–11</w:t>
         </w:r>
       </w:hyperlink>
       <w:r>
         <w:rPr>
           <w:lang w:val="zh_TW" w:bidi="zh_TW"/>
         </w:rPr>
-        <w:t>）。拉結知道自己不能生育，就把辟拉給丈夫作妾，並把辟拉所生的兩個兒子當作自己的孩子，分別給他們起名叫但和拿弗他利（</w:t>
+        <w:t>；參</w:t>
       </w:r>
       <w:hyperlink r:id="rId36">
         <w:r>
@@ -1080,14 +1044,14 @@
             <w:color w:val="0000EE"/>
             <w:u w:val="single"/>
           </w:rPr>
-          <w:t>30:3–8</w:t>
+          <w:t>書17:3–6</w:t>
         </w:r>
       </w:hyperlink>
       <w:r>
         <w:rPr>
           <w:lang w:val="zh_TW" w:bidi="zh_TW"/>
         </w:rPr>
-        <w:t>，</w:t>
+        <w:t>）。然而，她們被限制只能在自己的支派之內成婚（</w:t>
       </w:r>
       <w:hyperlink r:id="rId37">
         <w:r>
@@ -1098,61 +1062,7 @@
             <w:color w:val="0000EE"/>
             <w:u w:val="single"/>
           </w:rPr>
-          <w:t>35:25</w:t>
-        </w:r>
-      </w:hyperlink>
-      <w:r>
-        <w:rPr>
-          <w:lang w:val="zh_TW" w:bidi="zh_TW"/>
-        </w:rPr>
-        <w:t>，</w:t>
-      </w:r>
-      <w:hyperlink r:id="rId38">
-        <w:r>
-          <w:rPr>
-            <w:lang w:val="zh_TW" w:bidi="zh_TW"/>
-          </w:rPr>
-          <w:rPr>
-            <w:color w:val="0000EE"/>
-            <w:u w:val="single"/>
-          </w:rPr>
-          <w:t>46:25</w:t>
-        </w:r>
-      </w:hyperlink>
-      <w:r>
-        <w:rPr>
-          <w:lang w:val="zh_TW" w:bidi="zh_TW"/>
-        </w:rPr>
-        <w:t>）。考古研究已證實，不育的妻子把使女給丈夫為妾，且為丈夫生子的做法，確實存在於古代近東社會。在努西（Nuzi）出土、年代與</w:t>
-      </w:r>
-      <w:hyperlink r:id="rId39">
-        <w:r>
-          <w:rPr>
-            <w:lang w:val="zh_TW" w:bidi="zh_TW"/>
-          </w:rPr>
-          <w:rPr>
-            <w:color w:val="0000EE"/>
-            <w:u w:val="single"/>
-          </w:rPr>
-          <w:t>創世記二十九章</w:t>
-        </w:r>
-      </w:hyperlink>
-      <w:r>
-        <w:rPr>
-          <w:lang w:val="zh_TW" w:bidi="zh_TW"/>
-        </w:rPr>
-        <w:t>事件大致相同的婚約文獻中，也提到過這種安排。後來，雅各的兒子呂便與辟拉亂倫，因此犯了罪（</w:t>
-      </w:r>
-      <w:hyperlink r:id="rId40">
-        <w:r>
-          <w:rPr>
-            <w:lang w:val="zh_TW" w:bidi="zh_TW"/>
-          </w:rPr>
-          <w:rPr>
-            <w:color w:val="0000EE"/>
-            <w:u w:val="single"/>
-          </w:rPr>
-          <w:t>35:22</w:t>
+          <w:t>民36:1–12</w:t>
         </w:r>
       </w:hyperlink>
       <w:r>
@@ -3063,6 +2973,12 @@
     <w:abstractNumId w:val="11"/>
   </w:num>
   <w:num w:numId="14">
+    <w:abstractNumId w:val="3"/>
+    <w:lvlOverride w:ilvl="0">
+      <w:startOverride w:val="1"/>
+    </w:lvlOverride>
+  </w:num>
+  <w:num w:numId="15">
     <w:abstractNumId w:val="3"/>
     <w:lvlOverride w:ilvl="0">
       <w:startOverride w:val="1"/>

--- a/zht/docx/120.content.docx
+++ b/zht/docx/120.content.docx
@@ -149,7 +149,7 @@
         <w:rPr>
           <w:lang w:val="zh_TW" w:bidi="zh_TW"/>
         </w:rPr>
-        <w:t>nuo</w:t>
+        <w:t>nu</w:t>
       </w:r>
       <w:r>
         <w:rPr>
@@ -212,7 +212,7 @@
         <w:rPr>
           <w:lang w:val="zh_TW" w:bidi="zh_TW"/>
         </w:rPr>
-        <w:t>挪伯</w:t>
+        <w:t>奴隸、奴隸制度</w:t>
       </w:r>
       <w:r>
         <w:rPr>
@@ -231,25 +231,7 @@
         <w:rPr>
           <w:lang w:val="zh_TW" w:bidi="zh_TW"/>
         </w:rPr>
-        <w:t>一座位於耶路撒冷東北方、橄欖山對面的斯科普斯山（Mount Scopus）上的城。挪伯是一個重要的宗教中心，有86位祭司住在那裡，並且有以弗得（</w:t>
-      </w:r>
-      <w:hyperlink r:id="rId13">
-        <w:r>
-          <w:rPr>
-            <w:lang w:val="zh_TW" w:bidi="zh_TW"/>
-          </w:rPr>
-          <w:rPr>
-            <w:color w:val="0000EE"/>
-            <w:u w:val="single"/>
-          </w:rPr>
-          <w:t>撒上22:13–20</w:t>
-        </w:r>
-      </w:hyperlink>
-      <w:r>
-        <w:rPr>
-          <w:lang w:val="zh_TW" w:bidi="zh_TW"/>
-        </w:rPr>
-        <w:t>）。當非利士人摧毀示羅的聖所時，挪伯成為了那些從示羅逃離祭司的主要聖所。</w:t>
+        <w:t>奴隸是指被他人當作財產擁有的個人。奴隸制度則是建立這種主僕關係的體系。</w:t>
       </w:r>
     </w:p>
     <w:p>
@@ -263,61 +245,18 @@
         <w:rPr>
           <w:lang w:val="zh_TW" w:bidi="zh_TW"/>
         </w:rPr>
-        <w:t>大衛前往挪伯的事件見證了古代關於桌子和陳設餅的習俗（</w:t>
-      </w:r>
-      <w:hyperlink r:id="rId14">
-        <w:r>
-          <w:rPr>
-            <w:lang w:val="zh_TW" w:bidi="zh_TW"/>
-          </w:rPr>
-          <w:rPr>
-            <w:color w:val="0000EE"/>
-            <w:u w:val="single"/>
-          </w:rPr>
-          <w:t>出37:10–16</w:t>
-        </w:r>
-      </w:hyperlink>
-      <w:r>
-        <w:rPr>
-          <w:lang w:val="zh_TW" w:bidi="zh_TW"/>
-        </w:rPr>
-        <w:t>；</w:t>
-      </w:r>
-      <w:hyperlink r:id="rId15">
-        <w:r>
-          <w:rPr>
-            <w:lang w:val="zh_TW" w:bidi="zh_TW"/>
-          </w:rPr>
-          <w:rPr>
-            <w:color w:val="0000EE"/>
-            <w:u w:val="single"/>
-          </w:rPr>
-          <w:t>撒上21:2–7</w:t>
-        </w:r>
-      </w:hyperlink>
-      <w:r>
-        <w:rPr>
-          <w:lang w:val="zh_TW" w:bidi="zh_TW"/>
-        </w:rPr>
-        <w:t>）。耶穌曾引用大衛因飢餓而打破安息日規矩的例子，作為行為合理的解釋（</w:t>
-      </w:r>
-      <w:hyperlink r:id="rId16">
-        <w:r>
-          <w:rPr>
-            <w:lang w:val="zh_TW" w:bidi="zh_TW"/>
-          </w:rPr>
-          <w:rPr>
-            <w:color w:val="0000EE"/>
-            <w:u w:val="single"/>
-          </w:rPr>
-          <w:t>可2:23–28</w:t>
-        </w:r>
-      </w:hyperlink>
-      <w:r>
-        <w:rPr>
-          <w:lang w:val="zh_TW" w:bidi="zh_TW"/>
-        </w:rPr>
-        <w:t>）。當時，大衛因逃避掃羅的追捕而飢餓難耐，便進入挪伯的聖所，取走了每週安息日獻給神的陳設餅。</w:t>
+        <w:t>在古代，奴隸制在整個近東地區相當普遍，儘管這些社會的經濟並未依賴奴隸制運作。到了早期基督徒生活的羅馬帝國時期，奴隸制度已變得非常普遍，每兩個人中就有一人是奴隸。</w:t>
+      </w:r>
+    </w:p>
+    <w:p>
+      <w:pPr>
+        <w:pStyle w:val="Heading3"/>
+      </w:pPr>
+      <w:r>
+        <w:rPr>
+          <w:lang w:val="zh_TW" w:bidi="zh_TW"/>
+        </w:rPr>
+        <w:t>人是如何成為奴隸的？</w:t>
       </w:r>
     </w:p>
     <w:p>
@@ -331,7 +270,79 @@
         <w:rPr>
           <w:lang w:val="zh_TW" w:bidi="zh_TW"/>
         </w:rPr>
-        <w:t>亞希米勒是以利的後裔，也是挪伯祭司的領袖。他將陳設餅和曾殺死歌利亞的劍交給大衛。這使得掃羅非常憤怒，下令屠殺亞希米勒及所有挪伯的祭司和居民（</w:t>
+        <w:t>至少從公元前3000年開始，大多數奴隸是在戰爭中被擄的人（</w:t>
+      </w:r>
+      <w:hyperlink r:id="rId13">
+        <w:r>
+          <w:rPr>
+            <w:lang w:val="zh_TW" w:bidi="zh_TW"/>
+          </w:rPr>
+          <w:rPr>
+            <w:color w:val="0000EE"/>
+            <w:u w:val="single"/>
+          </w:rPr>
+          <w:t>創14:21</w:t>
+        </w:r>
+      </w:hyperlink>
+      <w:r>
+        <w:rPr>
+          <w:lang w:val="zh_TW" w:bidi="zh_TW"/>
+        </w:rPr>
+        <w:t>；</w:t>
+      </w:r>
+      <w:hyperlink r:id="rId14">
+        <w:r>
+          <w:rPr>
+            <w:lang w:val="zh_TW" w:bidi="zh_TW"/>
+          </w:rPr>
+          <w:rPr>
+            <w:color w:val="0000EE"/>
+            <w:u w:val="single"/>
+          </w:rPr>
+          <w:t>民31:9</w:t>
+        </w:r>
+      </w:hyperlink>
+      <w:r>
+        <w:rPr>
+          <w:lang w:val="zh_TW" w:bidi="zh_TW"/>
+        </w:rPr>
+        <w:t>；</w:t>
+      </w:r>
+      <w:hyperlink r:id="rId15">
+        <w:r>
+          <w:rPr>
+            <w:lang w:val="zh_TW" w:bidi="zh_TW"/>
+          </w:rPr>
+          <w:rPr>
+            <w:color w:val="0000EE"/>
+            <w:u w:val="single"/>
+          </w:rPr>
+          <w:t>申20:14</w:t>
+        </w:r>
+      </w:hyperlink>
+      <w:r>
+        <w:rPr>
+          <w:lang w:val="zh_TW" w:bidi="zh_TW"/>
+        </w:rPr>
+        <w:t>；</w:t>
+      </w:r>
+      <w:hyperlink r:id="rId16">
+        <w:r>
+          <w:rPr>
+            <w:lang w:val="zh_TW" w:bidi="zh_TW"/>
+          </w:rPr>
+          <w:rPr>
+            <w:color w:val="0000EE"/>
+            <w:u w:val="single"/>
+          </w:rPr>
+          <w:t>士5:30</w:t>
+        </w:r>
+      </w:hyperlink>
+      <w:r>
+        <w:rPr>
+          <w:lang w:val="zh_TW" w:bidi="zh_TW"/>
+        </w:rPr>
+        <w:t>；</w:t>
       </w:r>
       <w:hyperlink r:id="rId17">
         <w:r>
@@ -342,14 +353,50 @@
             <w:color w:val="0000EE"/>
             <w:u w:val="single"/>
           </w:rPr>
-          <w:t>撒上22:6–23</w:t>
+          <w:t>撒上4:9</w:t>
         </w:r>
       </w:hyperlink>
       <w:r>
         <w:rPr>
           <w:lang w:val="zh_TW" w:bidi="zh_TW"/>
         </w:rPr>
-        <w:t>）。這一事件導致了掃羅的沒落。</w:t>
+        <w:t>；</w:t>
+      </w:r>
+      <w:hyperlink r:id="rId18">
+        <w:r>
+          <w:rPr>
+            <w:lang w:val="zh_TW" w:bidi="zh_TW"/>
+          </w:rPr>
+          <w:rPr>
+            <w:color w:val="0000EE"/>
+            <w:u w:val="single"/>
+          </w:rPr>
+          <w:t>王下5:2</w:t>
+        </w:r>
+      </w:hyperlink>
+      <w:r>
+        <w:rPr>
+          <w:lang w:val="zh_TW" w:bidi="zh_TW"/>
+        </w:rPr>
+        <w:t>；</w:t>
+      </w:r>
+      <w:hyperlink r:id="rId19">
+        <w:r>
+          <w:rPr>
+            <w:lang w:val="zh_TW" w:bidi="zh_TW"/>
+          </w:rPr>
+          <w:rPr>
+            <w:color w:val="0000EE"/>
+            <w:u w:val="single"/>
+          </w:rPr>
+          <w:t>代下28:8</w:t>
+        </w:r>
+      </w:hyperlink>
+      <w:r>
+        <w:rPr>
+          <w:lang w:val="zh_TW" w:bidi="zh_TW"/>
+        </w:rPr>
+        <w:t>）。這些俘虜會成為俘獲者的財產。</w:t>
       </w:r>
     </w:p>
     <w:p>
@@ -363,9 +410,9 @@
         <w:rPr>
           <w:lang w:val="zh_TW" w:bidi="zh_TW"/>
         </w:rPr>
-        <w:t>亞比亞他是唯一逃過屠殺的祭司，並在大衛統治期間發揮了重要作用，直到所羅門最終將他革除（</w:t>
-      </w:r>
-      <w:hyperlink r:id="rId18">
+        <w:t>人們可以從當地的其他奴隸主那裡購買奴隸。他們也可以從四處旅行的外國商人那裡購買，這些商人會將奴隸與布料、青銅製品及其它商品一同出售（</w:t>
+      </w:r>
+      <w:hyperlink r:id="rId20">
         <w:r>
           <w:rPr>
             <w:lang w:val="zh_TW" w:bidi="zh_TW"/>
@@ -374,16 +421,16 @@
             <w:color w:val="0000EE"/>
             <w:u w:val="single"/>
           </w:rPr>
-          <w:t>王上2:26–27</w:t>
+          <w:t>珥3:4–8</w:t>
         </w:r>
       </w:hyperlink>
       <w:r>
         <w:rPr>
           <w:lang w:val="zh_TW" w:bidi="zh_TW"/>
         </w:rPr>
-        <w:t>）。「敬拜神的地方」這個短語可能指的是挪伯的聖所（</w:t>
-      </w:r>
-      <w:hyperlink r:id="rId19">
+        <w:t>）。這就是約瑟的哥哥們將他賣給旅行商人（稱為以實瑪利人或米甸人）的過程，那些商人隨後將他賣給了一個埃及人（</w:t>
+      </w:r>
+      <w:hyperlink r:id="rId21">
         <w:r>
           <w:rPr>
             <w:lang w:val="zh_TW" w:bidi="zh_TW"/>
@@ -392,24 +439,32 @@
             <w:color w:val="0000EE"/>
             <w:u w:val="single"/>
           </w:rPr>
-          <w:t>撒下15:32</w:t>
+          <w:t>創37:36</w:t>
         </w:r>
       </w:hyperlink>
       <w:r>
         <w:rPr>
           <w:lang w:val="zh_TW" w:bidi="zh_TW"/>
         </w:rPr>
+        <w:t>，</w:t>
+      </w:r>
+      <w:hyperlink r:id="rId22">
+        <w:r>
+          <w:rPr>
+            <w:lang w:val="zh_TW" w:bidi="zh_TW"/>
+          </w:rPr>
+          <w:rPr>
+            <w:color w:val="0000EE"/>
+            <w:u w:val="single"/>
+          </w:rPr>
+          <w:t>39:1</w:t>
+        </w:r>
+      </w:hyperlink>
+      <w:r>
+        <w:rPr>
+          <w:lang w:val="zh_TW" w:bidi="zh_TW"/>
+        </w:rPr>
         <w:t>）。</w:t>
-      </w:r>
-      <w:r>
-        <w:rPr>
-          <w:lang w:val="zh_TW" w:bidi="zh_TW"/>
-        </w:rPr>
-      </w:r>
-      <w:r>
-        <w:rPr>
-          <w:lang w:val="zh_TW" w:bidi="zh_TW"/>
-        </w:rPr>
       </w:r>
     </w:p>
     <w:p>
@@ -419,21 +474,65 @@
           <w:lang w:val="zh_TW" w:bidi="zh_TW"/>
         </w:rPr>
       </w:r>
-    </w:p>
-    <w:p>
-      <w:pPr>
-        <w:pStyle w:val="Heading2"/>
-      </w:pPr>
-      <w:r>
-        <w:rPr>
-          <w:lang w:val="zh_TW" w:bidi="zh_TW"/>
-        </w:rPr>
-        <w:t>挪答， 挪答人</w:t>
-      </w:r>
-      <w:r>
-        <w:rPr>
-          <w:lang w:val="zh_TW" w:bidi="zh_TW"/>
-        </w:rPr>
+      <w:r>
+        <w:rPr>
+          <w:lang w:val="zh_TW" w:bidi="zh_TW"/>
+        </w:rPr>
+        <w:t>許多家庭成為奴隸的主要原因是債務。如果有人無法償還欠債，他們的整個家庭都可能被迫成為奴隸（</w:t>
+      </w:r>
+      <w:hyperlink r:id="rId23">
+        <w:r>
+          <w:rPr>
+            <w:lang w:val="zh_TW" w:bidi="zh_TW"/>
+          </w:rPr>
+          <w:rPr>
+            <w:color w:val="0000EE"/>
+            <w:u w:val="single"/>
+          </w:rPr>
+          <w:t>王下4:1</w:t>
+        </w:r>
+      </w:hyperlink>
+      <w:r>
+        <w:rPr>
+          <w:lang w:val="zh_TW" w:bidi="zh_TW"/>
+        </w:rPr>
+        <w:t>；</w:t>
+      </w:r>
+      <w:hyperlink r:id="rId24">
+        <w:r>
+          <w:rPr>
+            <w:lang w:val="zh_TW" w:bidi="zh_TW"/>
+          </w:rPr>
+          <w:rPr>
+            <w:color w:val="0000EE"/>
+            <w:u w:val="single"/>
+          </w:rPr>
+          <w:t>尼5:5–8</w:t>
+        </w:r>
+      </w:hyperlink>
+      <w:r>
+        <w:rPr>
+          <w:lang w:val="zh_TW" w:bidi="zh_TW"/>
+        </w:rPr>
+        <w:t>）。漢謨拉比法典（law code of Hammurabi，一套古代法律）第117條規定，一個家庭作為奴隸不得超過三年。希伯來律法則允許奴隸主持有奴隸長達六年（</w:t>
+      </w:r>
+      <w:hyperlink r:id="rId25">
+        <w:r>
+          <w:rPr>
+            <w:lang w:val="zh_TW" w:bidi="zh_TW"/>
+          </w:rPr>
+          <w:rPr>
+            <w:color w:val="0000EE"/>
+            <w:u w:val="single"/>
+          </w:rPr>
+          <w:t>申15:18</w:t>
+        </w:r>
+      </w:hyperlink>
+      <w:r>
+        <w:rPr>
+          <w:lang w:val="zh_TW" w:bidi="zh_TW"/>
+        </w:rPr>
+        <w:t>）。</w:t>
       </w:r>
     </w:p>
     <w:p>
@@ -447,9 +546,9 @@
         <w:rPr>
           <w:lang w:val="zh_TW" w:bidi="zh_TW"/>
         </w:rPr>
-        <w:t>阿拉伯一個部族的祖先，這個部族曾與夏甲人聯合，與住在約旦河東的以色列支派爭戰（</w:t>
-      </w:r>
-      <w:hyperlink r:id="rId20">
+        <w:t>有些人為了逃避極端貧困和飢餓，選擇成為奴隸（</w:t>
+      </w:r>
+      <w:hyperlink r:id="rId26">
         <w:r>
           <w:rPr>
             <w:lang w:val="zh_TW" w:bidi="zh_TW"/>
@@ -458,42 +557,14 @@
             <w:color w:val="0000EE"/>
             <w:u w:val="single"/>
           </w:rPr>
-          <w:t>代上5:19</w:t>
+          <w:t>利25:47–48</w:t>
         </w:r>
       </w:hyperlink>
       <w:r>
         <w:rPr>
           <w:lang w:val="zh_TW" w:bidi="zh_TW"/>
         </w:rPr>
-        <w:t>）。雖然以實瑪利眾子的名單之中沒有列出挪答（參</w:t>
-      </w:r>
-      <w:hyperlink r:id="rId21">
-        <w:r>
-          <w:rPr>
-            <w:lang w:val="zh_TW" w:bidi="zh_TW"/>
-          </w:rPr>
-          <w:rPr>
-            <w:color w:val="0000EE"/>
-            <w:u w:val="single"/>
-          </w:rPr>
-          <w:t>創25:13–15</w:t>
-        </w:r>
-      </w:hyperlink>
-      <w:r>
-        <w:rPr>
-          <w:lang w:val="zh_TW" w:bidi="zh_TW"/>
-        </w:rPr>
-        <w:t>），但他可能是以實瑪利家系的遠親。</w:t>
-      </w:r>
-      <w:r>
-        <w:rPr>
-          <w:lang w:val="zh_TW" w:bidi="zh_TW"/>
-        </w:rPr>
-      </w:r>
-      <w:r>
-        <w:rPr>
-          <w:lang w:val="zh_TW" w:bidi="zh_TW"/>
-        </w:rPr>
+        <w:t>）。這被稱為自願奴役，在古代很常見。</w:t>
       </w:r>
     </w:p>
     <w:p>
@@ -503,21 +574,76 @@
           <w:lang w:val="zh_TW" w:bidi="zh_TW"/>
         </w:rPr>
       </w:r>
+      <w:r>
+        <w:rPr>
+          <w:lang w:val="zh_TW" w:bidi="zh_TW"/>
+        </w:rPr>
+        <w:t>綁架並販賣人口為奴是犯罪行為。約瑟的哥哥們就犯了這項罪（</w:t>
+      </w:r>
+      <w:hyperlink r:id="rId27">
+        <w:r>
+          <w:rPr>
+            <w:lang w:val="zh_TW" w:bidi="zh_TW"/>
+          </w:rPr>
+          <w:rPr>
+            <w:color w:val="0000EE"/>
+            <w:u w:val="single"/>
+          </w:rPr>
+          <w:t>創37:27–28</w:t>
+        </w:r>
+      </w:hyperlink>
+      <w:r>
+        <w:rPr>
+          <w:lang w:val="zh_TW" w:bidi="zh_TW"/>
+        </w:rPr>
+        <w:t>）。漢謨拉比法典（第14條）和摩西律法（見</w:t>
+      </w:r>
+      <w:hyperlink r:id="rId28">
+        <w:r>
+          <w:rPr>
+            <w:lang w:val="zh_TW" w:bidi="zh_TW"/>
+          </w:rPr>
+          <w:rPr>
+            <w:color w:val="0000EE"/>
+            <w:u w:val="single"/>
+          </w:rPr>
+          <w:t>出21:11</w:t>
+        </w:r>
+      </w:hyperlink>
+      <w:r>
+        <w:rPr>
+          <w:lang w:val="zh_TW" w:bidi="zh_TW"/>
+        </w:rPr>
+        <w:t>；</w:t>
+      </w:r>
+      <w:hyperlink r:id="rId29">
+        <w:r>
+          <w:rPr>
+            <w:lang w:val="zh_TW" w:bidi="zh_TW"/>
+          </w:rPr>
+          <w:rPr>
+            <w:color w:val="0000EE"/>
+            <w:u w:val="single"/>
+          </w:rPr>
+          <w:t>申24:7）</w:t>
+        </w:r>
+      </w:hyperlink>
+      <w:r>
+        <w:rPr>
+          <w:lang w:val="zh_TW" w:bidi="zh_TW"/>
+        </w:rPr>
+        <w:t>都規定犯下此罪的人應被處死。</w:t>
+      </w:r>
     </w:p>
     <w:p>
       <w:pPr>
-        <w:pStyle w:val="Heading2"/>
-      </w:pPr>
-      <w:r>
-        <w:rPr>
-          <w:lang w:val="zh_TW" w:bidi="zh_TW"/>
-        </w:rPr>
-        <w:t>挪得</w:t>
-      </w:r>
-      <w:r>
-        <w:rPr>
-          <w:lang w:val="zh_TW" w:bidi="zh_TW"/>
-        </w:rPr>
+        <w:pStyle w:val="Heading3"/>
+      </w:pPr>
+      <w:r>
+        <w:rPr>
+          <w:lang w:val="zh_TW" w:bidi="zh_TW"/>
+        </w:rPr>
+        <w:t>奴隸的生活</w:t>
       </w:r>
     </w:p>
     <w:p>
@@ -531,35 +657,7 @@
         <w:rPr>
           <w:lang w:val="zh_TW" w:bidi="zh_TW"/>
         </w:rPr>
-        <w:t>該隱殺了他的弟弟亞伯後，去到伊甸東方的土地名稱（</w:t>
-      </w:r>
-      <w:hyperlink r:id="rId22">
-        <w:r>
-          <w:rPr>
-            <w:lang w:val="zh_TW" w:bidi="zh_TW"/>
-          </w:rPr>
-          <w:rPr>
-            <w:color w:val="0000EE"/>
-            <w:u w:val="single"/>
-          </w:rPr>
-          <w:t>創4:16</w:t>
-        </w:r>
-      </w:hyperlink>
-      <w:r>
-        <w:rPr>
-          <w:lang w:val="zh_TW" w:bidi="zh_TW"/>
-        </w:rPr>
-        <w:t>）。</w:t>
-      </w:r>
-      <w:r>
-        <w:rPr>
-          <w:lang w:val="zh_TW" w:bidi="zh_TW"/>
-        </w:rPr>
-      </w:r>
-      <w:r>
-        <w:rPr>
-          <w:lang w:val="zh_TW" w:bidi="zh_TW"/>
-        </w:rPr>
+        <w:t>在蘇美人（Sumerian）社會（最早的文明之一），奴隸擁有一些權利。他們可以借錢和經商。奴隸的價格通常比一頭強壯的驢子還低，這意味著奴隸有時可以存夠錢為自己贖身。</w:t>
       </w:r>
     </w:p>
     <w:p>
@@ -569,212 +667,11 @@
           <w:lang w:val="zh_TW" w:bidi="zh_TW"/>
         </w:rPr>
       </w:r>
-    </w:p>
-    <w:p>
-      <w:pPr>
-        <w:pStyle w:val="Heading2"/>
-      </w:pPr>
-      <w:r>
-        <w:rPr>
-          <w:lang w:val="zh_TW" w:bidi="zh_TW"/>
-        </w:rPr>
-        <w:t>挪亞</w:t>
-      </w:r>
-      <w:r>
-        <w:rPr>
-          <w:lang w:val="zh_TW" w:bidi="zh_TW"/>
-        </w:rPr>
-      </w:r>
-    </w:p>
-    <w:p>
-      <w:pPr>
-        <w:pStyle w:val="ListNumber"/>
-        <w:numPr>
-          <w:ilvl w:val="0"/>
-          <w:numId w:val="14"/>
-        </w:numPr>
-        <w:spacing w:line="240" w:lineRule="auto"/>
-        <w:ind w:left="720"/>
-      </w:pPr>
-      <w:r>
-        <w:rPr>
-          <w:lang w:val="zh_TW" w:bidi="zh_TW"/>
-        </w:rPr>
-      </w:r>
-      <w:r>
-        <w:rPr>
-          <w:lang w:val="zh_TW" w:bidi="zh_TW"/>
-        </w:rPr>
-        <w:t>拉麥的兒子、瑪土撒拉的孫子，是亞當第三個兒子塞特的後裔（</w:t>
-      </w:r>
-      <w:hyperlink r:id="rId23">
-        <w:r>
-          <w:rPr>
-            <w:lang w:val="zh_TW" w:bidi="zh_TW"/>
-          </w:rPr>
-          <w:rPr>
-            <w:color w:val="0000EE"/>
-            <w:u w:val="single"/>
-          </w:rPr>
-          <w:t>創5:3–20</w:t>
-        </w:r>
-      </w:hyperlink>
-      <w:r>
-        <w:rPr>
-          <w:lang w:val="zh_TW" w:bidi="zh_TW"/>
-        </w:rPr>
-        <w:t>）。拉麥給他的兒子取名為挪亞，這個聽起來像希伯來文單詞的名字，可以表示「安慰」或「慰藉」。當拉麥給他這個名字時，他說：「這個兒子必為我們的操作和手中的勞苦安慰我們；這操作勞苦是因為耶和華咒詛地」（</w:t>
-      </w:r>
-      <w:hyperlink r:id="rId24">
-        <w:r>
-          <w:rPr>
-            <w:lang w:val="zh_TW" w:bidi="zh_TW"/>
-          </w:rPr>
-          <w:rPr>
-            <w:color w:val="0000EE"/>
-            <w:u w:val="single"/>
-          </w:rPr>
-          <w:t>創5:29</w:t>
-        </w:r>
-      </w:hyperlink>
-      <w:r>
-        <w:rPr>
-          <w:lang w:val="zh_TW" w:bidi="zh_TW"/>
-        </w:rPr>
-        <w:t>）。</w:t>
-        <w:br/>
-      </w:r>
-      <w:r>
-        <w:rPr>
-          <w:lang w:val="zh_TW" w:bidi="zh_TW"/>
-        </w:rPr>
-        <w:t>由於不止息的邪惡，神定意要毀滅受造界（參</w:t>
-      </w:r>
-      <w:hyperlink r:id="rId25">
-        <w:r>
-          <w:rPr>
-            <w:lang w:val="zh_TW" w:bidi="zh_TW"/>
-          </w:rPr>
-          <w:rPr>
-            <w:color w:val="0000EE"/>
-            <w:u w:val="single"/>
-          </w:rPr>
-          <w:t>太24:37–39</w:t>
-        </w:r>
-      </w:hyperlink>
-      <w:r>
-        <w:rPr>
-          <w:lang w:val="zh_TW" w:bidi="zh_TW"/>
-        </w:rPr>
-        <w:t>；</w:t>
-      </w:r>
-      <w:hyperlink r:id="rId26">
-        <w:r>
-          <w:rPr>
-            <w:lang w:val="zh_TW" w:bidi="zh_TW"/>
-          </w:rPr>
-          <w:rPr>
-            <w:color w:val="0000EE"/>
-            <w:u w:val="single"/>
-          </w:rPr>
-          <w:t>路17:26–27</w:t>
-        </w:r>
-      </w:hyperlink>
-      <w:r>
-        <w:rPr>
-          <w:lang w:val="zh_TW" w:bidi="zh_TW"/>
-        </w:rPr>
-        <w:t>），但神特別保留了挪亞，因為他在神眼中是個義人，在人前也無可指責（</w:t>
-      </w:r>
-      <w:hyperlink r:id="rId27">
-        <w:r>
-          <w:rPr>
-            <w:lang w:val="zh_TW" w:bidi="zh_TW"/>
-          </w:rPr>
-          <w:rPr>
-            <w:color w:val="0000EE"/>
-            <w:u w:val="single"/>
-          </w:rPr>
-          <w:t>創6:3–9</w:t>
-        </w:r>
-      </w:hyperlink>
-      <w:r>
-        <w:rPr>
-          <w:lang w:val="zh_TW" w:bidi="zh_TW"/>
-        </w:rPr>
-        <w:t>）。挪亞按著神精準的指示，他建造了一艘方舟。只有八個人進入：</w:t>
-      </w:r>
-    </w:p>
-    <w:p>
-      <w:pPr>
-        <w:pStyle w:val="ListBullet"/>
-        <w:spacing w:line="240" w:lineRule="auto"/>
-        <w:ind w:left="1440"/>
-      </w:pPr>
-      <w:r>
-        <w:rPr>
-          <w:lang w:val="zh_TW" w:bidi="zh_TW"/>
-        </w:rPr>
-      </w:r>
-      <w:r>
-        <w:rPr>
-          <w:lang w:val="zh_TW" w:bidi="zh_TW"/>
-        </w:rPr>
-        <w:t>挪亞</w:t>
-      </w:r>
-    </w:p>
-    <w:p>
-      <w:pPr>
-        <w:pStyle w:val="ListBullet"/>
-        <w:spacing w:line="240" w:lineRule="auto"/>
-        <w:ind w:left="1440"/>
-      </w:pPr>
-      <w:r>
-        <w:rPr>
-          <w:lang w:val="zh_TW" w:bidi="zh_TW"/>
-        </w:rPr>
-      </w:r>
-      <w:r>
-        <w:rPr>
-          <w:lang w:val="zh_TW" w:bidi="zh_TW"/>
-        </w:rPr>
-        <w:t>他的妻子</w:t>
-      </w:r>
-    </w:p>
-    <w:p>
-      <w:pPr>
-        <w:pStyle w:val="ListBullet"/>
-        <w:spacing w:line="240" w:lineRule="auto"/>
-        <w:ind w:left="1440"/>
-      </w:pPr>
-      <w:r>
-        <w:rPr>
-          <w:lang w:val="zh_TW" w:bidi="zh_TW"/>
-        </w:rPr>
-      </w:r>
-      <w:r>
-        <w:rPr>
-          <w:lang w:val="zh_TW" w:bidi="zh_TW"/>
-        </w:rPr>
-        <w:t>他的三個兒子</w:t>
-      </w:r>
-    </w:p>
-    <w:p>
-      <w:pPr>
-        <w:pStyle w:val="ListBullet"/>
-        <w:spacing w:line="240" w:lineRule="auto"/>
-        <w:ind w:left="1440"/>
-      </w:pPr>
-      <w:r>
-        <w:rPr>
-          <w:lang w:val="zh_TW" w:bidi="zh_TW"/>
-        </w:rPr>
-      </w:r>
-      <w:r>
-        <w:rPr>
-          <w:lang w:val="zh_TW" w:bidi="zh_TW"/>
-        </w:rPr>
-        <w:t>他們的妻子</w:t>
+      <w:r>
+        <w:rPr>
+          <w:lang w:val="zh_TW" w:bidi="zh_TW"/>
+        </w:rPr>
+        <w:t>大多數奴隸在農場工作，或在家中從事艱苦的日常雜務。然而，一些有技能的奴隸會被賦予重要職務，負責管理主人的家務。</w:t>
       </w:r>
     </w:p>
     <w:p>
@@ -788,9 +685,9 @@
         <w:rPr>
           <w:lang w:val="zh_TW" w:bidi="zh_TW"/>
         </w:rPr>
-        <w:t>各類生物都成對被帶入。如此，他們便從隨後的洪水中得以保護，而其他所有活物都滅亡了（</w:t>
-      </w:r>
-      <w:hyperlink r:id="rId28">
+        <w:t>法律規定奴隸在一定時間後應獲自由，但主人並不總是遵守這些規則。根據希伯來律法，因選擇而成為奴隸的希伯來人將在下一個禧年（每50年一次的特別年份）獲得自由。法律規定，任何希伯來人都不應終身為奴（</w:t>
+      </w:r>
+      <w:hyperlink r:id="rId30">
         <w:r>
           <w:rPr>
             <w:lang w:val="zh_TW" w:bidi="zh_TW"/>
@@ -799,16 +696,16 @@
             <w:color w:val="0000EE"/>
             <w:u w:val="single"/>
           </w:rPr>
-          <w:t>創6:14–8:19</w:t>
+          <w:t>出21:2</w:t>
         </w:r>
       </w:hyperlink>
       <w:r>
         <w:rPr>
           <w:lang w:val="zh_TW" w:bidi="zh_TW"/>
         </w:rPr>
-        <w:t>）。當他們離開方舟後，挪亞築了一座壇。他獻上了使神喜悅的燔祭。神以應許作為回應：儘管人類有罪，祂不會再次降下洪水，或使季節混亂（</w:t>
-      </w:r>
-      <w:hyperlink r:id="rId29">
+        <w:t>；</w:t>
+      </w:r>
+      <w:hyperlink r:id="rId31">
         <w:r>
           <w:rPr>
             <w:lang w:val="zh_TW" w:bidi="zh_TW"/>
@@ -817,7 +714,25 @@
             <w:color w:val="0000EE"/>
             <w:u w:val="single"/>
           </w:rPr>
-          <w:t>創8:20–9:17</w:t>
+          <w:t>利25:10–13</w:t>
+        </w:r>
+      </w:hyperlink>
+      <w:r>
+        <w:rPr>
+          <w:lang w:val="zh_TW" w:bidi="zh_TW"/>
+        </w:rPr>
+        <w:t>；</w:t>
+      </w:r>
+      <w:hyperlink r:id="rId32">
+        <w:r>
+          <w:rPr>
+            <w:lang w:val="zh_TW" w:bidi="zh_TW"/>
+          </w:rPr>
+          <w:rPr>
+            <w:color w:val="0000EE"/>
+            <w:u w:val="single"/>
+          </w:rPr>
+          <w:t>申15:12–14</w:t>
         </w:r>
       </w:hyperlink>
       <w:r>
@@ -838,9 +753,9 @@
         <w:rPr>
           <w:lang w:val="zh_TW" w:bidi="zh_TW"/>
         </w:rPr>
-        <w:t>挪亞曾經抵禦強大的誘惑。然而，可能因疏忽或年老，他喝醉了。家人之間的反應各不相同，導致了不同的結局。閃和雅弗得了祝福。含沒有得到祝福，而他的兒子迦南則被咒詛（</w:t>
-      </w:r>
-      <w:hyperlink r:id="rId30">
+        <w:t>以色列人制定了律法，保護奴隸免受主人或監工的殘酷對待。如果主人造成了奴隸永久性的傷害，律法要求必須釋放奴隸（</w:t>
+      </w:r>
+      <w:hyperlink r:id="rId33">
         <w:r>
           <w:rPr>
             <w:lang w:val="zh_TW" w:bidi="zh_TW"/>
@@ -849,14 +764,25 @@
             <w:color w:val="0000EE"/>
             <w:u w:val="single"/>
           </w:rPr>
-          <w:t>創9:20–27</w:t>
+          <w:t>出21:26–27</w:t>
         </w:r>
       </w:hyperlink>
       <w:r>
         <w:rPr>
           <w:lang w:val="zh_TW" w:bidi="zh_TW"/>
         </w:rPr>
-        <w:t>）。挪亞在洪水之後又活了350年，他活到950歲時便去世。</w:t>
+        <w:t>）。希伯來奴隸在以色列家庭中並不常見。當他們在家庭中工作時，通常會與主人一起在田間勞作。許多家奴的生活條件比最貧窮的自由人更好，因為後者常面臨飢餓與極端貧困。</w:t>
+      </w:r>
+    </w:p>
+    <w:p>
+      <w:pPr>
+        <w:pStyle w:val="Heading3"/>
+      </w:pPr>
+      <w:r>
+        <w:rPr>
+          <w:lang w:val="zh_TW" w:bidi="zh_TW"/>
+        </w:rPr>
+        <w:t>希臘與羅馬時期的奴隸制度</w:t>
       </w:r>
     </w:p>
     <w:p>
@@ -866,77 +792,22 @@
           <w:lang w:val="zh_TW" w:bidi="zh_TW"/>
         </w:rPr>
       </w:r>
-      <w:hyperlink r:id="rId31">
-        <w:r>
-          <w:rPr>
-            <w:lang w:val="zh_TW" w:bidi="zh_TW"/>
-          </w:rPr>
-          <w:rPr>
-            <w:color w:val="0000EE"/>
-            <w:u w:val="single"/>
-          </w:rPr>
-          <w:t>以西結書十四章12至14節</w:t>
-        </w:r>
-      </w:hyperlink>
-      <w:r>
-        <w:rPr>
-          <w:lang w:val="zh_TW" w:bidi="zh_TW"/>
-        </w:rPr>
-        <w:t>，</w:t>
-      </w:r>
-      <w:hyperlink r:id="rId31">
-        <w:r>
-          <w:rPr>
-            <w:lang w:val="zh_TW" w:bidi="zh_TW"/>
-          </w:rPr>
-          <w:rPr>
-            <w:color w:val="0000EE"/>
-            <w:u w:val="single"/>
-          </w:rPr>
-          <w:t>十九至二十章</w:t>
-        </w:r>
-      </w:hyperlink>
-      <w:r>
-        <w:rPr>
-          <w:lang w:val="zh_TW" w:bidi="zh_TW"/>
-        </w:rPr>
-        <w:t>提到挪亞、但以理和約伯因為「他們的義」。《希伯來書》稱讚挪亞，因著信心與聖潔的敬畏，他拒絕了世界，並成為公義的承受者（</w:t>
-      </w:r>
-      <w:hyperlink r:id="rId32">
-        <w:r>
-          <w:rPr>
-            <w:lang w:val="zh_TW" w:bidi="zh_TW"/>
-          </w:rPr>
-          <w:rPr>
-            <w:color w:val="0000EE"/>
-            <w:u w:val="single"/>
-          </w:rPr>
-          <w:t>來11:7</w:t>
-        </w:r>
-      </w:hyperlink>
-      <w:r>
-        <w:rPr>
-          <w:lang w:val="zh_TW" w:bidi="zh_TW"/>
-        </w:rPr>
-        <w:t>），而</w:t>
-      </w:r>
-      <w:hyperlink r:id="rId33">
-        <w:r>
-          <w:rPr>
-            <w:lang w:val="zh_TW" w:bidi="zh_TW"/>
-          </w:rPr>
-          <w:rPr>
-            <w:color w:val="0000EE"/>
-            <w:u w:val="single"/>
-          </w:rPr>
-          <w:t>彼得後書二章5節</w:t>
-        </w:r>
-      </w:hyperlink>
-      <w:r>
-        <w:rPr>
-          <w:lang w:val="zh_TW" w:bidi="zh_TW"/>
-        </w:rPr>
-        <w:t>稱他為「傳義道的」。</w:t>
+      <w:r>
+        <w:rPr>
+          <w:lang w:val="zh_TW" w:bidi="zh_TW"/>
+        </w:rPr>
+        <w:t>在希臘與羅馬時期，奴隸的數量大幅增長。家奴（在人家中工作的奴隸）通常比其他奴隸受到更好的對待。許多奴隸成為主人信任的僕人和親近的顧問。有些奴隸甚至被允許開始經營生意，這為他們自己和主人都帶來了財富。</w:t>
+      </w:r>
+    </w:p>
+    <w:p>
+      <w:pPr>
+        <w:pStyle w:val="Heading3"/>
+      </w:pPr>
+      <w:r>
+        <w:rPr>
+          <w:lang w:val="zh_TW" w:bidi="zh_TW"/>
+        </w:rPr>
+        <w:t>奴隸制度的特殊情況</w:t>
       </w:r>
     </w:p>
     <w:p>
@@ -948,43 +819,586 @@
       </w:r>
       <w:r>
         <w:rPr>
-          <w:i/>
-          <w:lang w:val="zh_TW" w:bidi="zh_TW"/>
-        </w:rPr>
-        <w:t>另見</w:t>
-      </w:r>
-      <w:r>
-        <w:rPr>
-          <w:lang w:val="zh_TW" w:bidi="zh_TW"/>
-        </w:rPr>
-        <w:t>洪水</w:t>
-      </w:r>
-      <w:r>
-        <w:rPr>
-          <w:lang w:val="zh_TW" w:bidi="zh_TW"/>
-        </w:rPr>
-        <w:t>；</w:t>
-      </w:r>
-      <w:r>
-        <w:rPr>
-          <w:lang w:val="zh_TW" w:bidi="zh_TW"/>
-        </w:rPr>
-        <w:t>吉加墨詩史詩</w:t>
-      </w:r>
-      <w:r>
-        <w:rPr>
-          <w:lang w:val="zh_TW" w:bidi="zh_TW"/>
-        </w:rPr>
-        <w:t>。</w:t>
+          <w:lang w:val="zh_TW" w:bidi="zh_TW"/>
+        </w:rPr>
+        <w:t>根據吾珥（Ur）和努西城（Nuzi）的古代記錄，連同創世記的記載都顯示，當妻子不能生育時，她的女奴可能會為丈夫生孩子 （</w:t>
+      </w:r>
+      <w:hyperlink r:id="rId34">
+        <w:r>
+          <w:rPr>
+            <w:lang w:val="zh_TW" w:bidi="zh_TW"/>
+          </w:rPr>
+          <w:rPr>
+            <w:color w:val="0000EE"/>
+            <w:u w:val="single"/>
+          </w:rPr>
+          <w:t>創16:2–4</w:t>
+        </w:r>
+      </w:hyperlink>
+      <w:r>
+        <w:rPr>
+          <w:lang w:val="zh_TW" w:bidi="zh_TW"/>
+        </w:rPr>
+        <w:t>）。根據律法，希伯來主人可以同意娶一名年輕女奴，也可以讓自己的兒子娶她，或者讓她成為自己的妾（與男子同住但權利少於妻子的女性）。如果後來主人拒絕她，或不履行協議，她將從奴役中被釋放（</w:t>
+      </w:r>
+      <w:hyperlink r:id="rId35">
+        <w:r>
+          <w:rPr>
+            <w:lang w:val="zh_TW" w:bidi="zh_TW"/>
+          </w:rPr>
+          <w:rPr>
+            <w:color w:val="0000EE"/>
+            <w:u w:val="single"/>
+          </w:rPr>
+          <w:t>出21:7–11</w:t>
+        </w:r>
+      </w:hyperlink>
+      <w:r>
+        <w:rPr>
+          <w:lang w:val="zh_TW" w:bidi="zh_TW"/>
+        </w:rPr>
+        <w:t>）。</w:t>
       </w:r>
     </w:p>
     <w:p>
-      <w:pPr>
-        <w:pStyle w:val="ListNumber"/>
-        <w:numPr>
-          <w:ilvl w:val="0"/>
-          <w:numId w:val="15"/>
-        </w:numPr>
+      <w:pPr/>
+      <w:r>
+        <w:rPr>
+          <w:lang w:val="zh_TW" w:bidi="zh_TW"/>
+        </w:rPr>
+      </w:r>
+      <w:r>
+        <w:rPr>
+          <w:lang w:val="zh_TW" w:bidi="zh_TW"/>
+        </w:rPr>
+        <w:t>政府要求被征服的人民進行強迫勞役（</w:t>
+      </w:r>
+      <w:hyperlink r:id="rId36">
+        <w:r>
+          <w:rPr>
+            <w:lang w:val="zh_TW" w:bidi="zh_TW"/>
+          </w:rPr>
+          <w:rPr>
+            <w:color w:val="0000EE"/>
+            <w:u w:val="single"/>
+          </w:rPr>
+          <w:t>撒下12:31</w:t>
+        </w:r>
+      </w:hyperlink>
+      <w:r>
+        <w:rPr>
+          <w:lang w:val="zh_TW" w:bidi="zh_TW"/>
+        </w:rPr>
+        <w:t>；</w:t>
+      </w:r>
+      <w:hyperlink r:id="rId37">
+        <w:r>
+          <w:rPr>
+            <w:lang w:val="zh_TW" w:bidi="zh_TW"/>
+          </w:rPr>
+          <w:rPr>
+            <w:color w:val="0000EE"/>
+            <w:u w:val="single"/>
+          </w:rPr>
+          <w:t>王上9:15</w:t>
+        </w:r>
+      </w:hyperlink>
+      <w:r>
+        <w:rPr>
+          <w:lang w:val="zh_TW" w:bidi="zh_TW"/>
+        </w:rPr>
+        <w:t>、</w:t>
+      </w:r>
+      <w:hyperlink r:id="rId37">
+        <w:r>
+          <w:rPr>
+            <w:lang w:val="zh_TW" w:bidi="zh_TW"/>
+          </w:rPr>
+          <w:rPr>
+            <w:color w:val="0000EE"/>
+            <w:u w:val="single"/>
+          </w:rPr>
+          <w:t>21–23</w:t>
+        </w:r>
+      </w:hyperlink>
+      <w:r>
+        <w:rPr>
+          <w:lang w:val="zh_TW" w:bidi="zh_TW"/>
+        </w:rPr>
+        <w:t>）。甚至以色列人自己也在黎巴嫩被強迫勞役（</w:t>
+      </w:r>
+      <w:hyperlink r:id="rId38">
+        <w:r>
+          <w:rPr>
+            <w:lang w:val="zh_TW" w:bidi="zh_TW"/>
+          </w:rPr>
+          <w:rPr>
+            <w:color w:val="0000EE"/>
+            <w:u w:val="single"/>
+          </w:rPr>
+          <w:t>王上5:13–18</w:t>
+        </w:r>
+      </w:hyperlink>
+      <w:r>
+        <w:rPr>
+          <w:lang w:val="zh_TW" w:bidi="zh_TW"/>
+        </w:rPr>
+        <w:t>）。一些被擄的人，如米甸人和基遍人，被安排在聖殿工作（</w:t>
+      </w:r>
+      <w:hyperlink r:id="rId39">
+        <w:r>
+          <w:rPr>
+            <w:lang w:val="zh_TW" w:bidi="zh_TW"/>
+          </w:rPr>
+          <w:rPr>
+            <w:color w:val="0000EE"/>
+            <w:u w:val="single"/>
+          </w:rPr>
+          <w:t>民31:28–30</w:t>
+        </w:r>
+      </w:hyperlink>
+      <w:r>
+        <w:rPr>
+          <w:lang w:val="zh_TW" w:bidi="zh_TW"/>
+        </w:rPr>
+        <w:t>、</w:t>
+      </w:r>
+      <w:hyperlink r:id="rId39">
+        <w:r>
+          <w:rPr>
+            <w:lang w:val="zh_TW" w:bidi="zh_TW"/>
+          </w:rPr>
+          <w:rPr>
+            <w:color w:val="0000EE"/>
+            <w:u w:val="single"/>
+          </w:rPr>
+          <w:t>47</w:t>
+        </w:r>
+      </w:hyperlink>
+      <w:r>
+        <w:rPr>
+          <w:lang w:val="zh_TW" w:bidi="zh_TW"/>
+        </w:rPr>
+        <w:t>；</w:t>
+      </w:r>
+      <w:hyperlink r:id="rId40">
+        <w:r>
+          <w:rPr>
+            <w:lang w:val="zh_TW" w:bidi="zh_TW"/>
+          </w:rPr>
+          <w:rPr>
+            <w:color w:val="0000EE"/>
+            <w:u w:val="single"/>
+          </w:rPr>
+          <w:t>書9:23–25</w:t>
+        </w:r>
+      </w:hyperlink>
+      <w:r>
+        <w:rPr>
+          <w:lang w:val="zh_TW" w:bidi="zh_TW"/>
+        </w:rPr>
+        <w:t>）。這種做法一直持續到大衛王與所羅門王時期（</w:t>
+      </w:r>
+      <w:hyperlink r:id="rId41">
+        <w:r>
+          <w:rPr>
+            <w:lang w:val="zh_TW" w:bidi="zh_TW"/>
+          </w:rPr>
+          <w:rPr>
+            <w:color w:val="0000EE"/>
+            <w:u w:val="single"/>
+          </w:rPr>
+          <w:t>拉2:58</w:t>
+        </w:r>
+      </w:hyperlink>
+      <w:r>
+        <w:rPr>
+          <w:lang w:val="zh_TW" w:bidi="zh_TW"/>
+        </w:rPr>
+        <w:t>；</w:t>
+      </w:r>
+      <w:hyperlink r:id="rId42">
+        <w:r>
+          <w:rPr>
+            <w:lang w:val="zh_TW" w:bidi="zh_TW"/>
+          </w:rPr>
+          <w:rPr>
+            <w:color w:val="0000EE"/>
+            <w:u w:val="single"/>
+          </w:rPr>
+          <w:t>8:20</w:t>
+        </w:r>
+      </w:hyperlink>
+      <w:r>
+        <w:rPr>
+          <w:lang w:val="zh_TW" w:bidi="zh_TW"/>
+        </w:rPr>
+        <w:t>）。外邦奴隸也協助修復了耶路撒冷的城牆（</w:t>
+      </w:r>
+      <w:hyperlink r:id="rId43">
+        <w:r>
+          <w:rPr>
+            <w:lang w:val="zh_TW" w:bidi="zh_TW"/>
+          </w:rPr>
+          <w:rPr>
+            <w:color w:val="0000EE"/>
+            <w:u w:val="single"/>
+          </w:rPr>
+          <w:t>尼3:26</w:t>
+        </w:r>
+      </w:hyperlink>
+      <w:r>
+        <w:rPr>
+          <w:lang w:val="zh_TW" w:bidi="zh_TW"/>
+        </w:rPr>
+        <w:t>、</w:t>
+      </w:r>
+      <w:hyperlink r:id="rId43">
+        <w:r>
+          <w:rPr>
+            <w:lang w:val="zh_TW" w:bidi="zh_TW"/>
+          </w:rPr>
+          <w:rPr>
+            <w:color w:val="0000EE"/>
+            <w:u w:val="single"/>
+          </w:rPr>
+          <w:t>31</w:t>
+        </w:r>
+      </w:hyperlink>
+      <w:r>
+        <w:rPr>
+          <w:lang w:val="zh_TW" w:bidi="zh_TW"/>
+        </w:rPr>
+        <w:t>）。</w:t>
+      </w:r>
+    </w:p>
+    <w:p>
+      <w:pPr>
+        <w:pStyle w:val="Heading3"/>
+      </w:pPr>
+      <w:r>
+        <w:rPr>
+          <w:lang w:val="zh_TW" w:bidi="zh_TW"/>
+        </w:rPr>
+        <w:t>新約聖經中的奴隸制度</w:t>
+      </w:r>
+    </w:p>
+    <w:p>
+      <w:pPr/>
+      <w:r>
+        <w:rPr>
+          <w:lang w:val="zh_TW" w:bidi="zh_TW"/>
+        </w:rPr>
+      </w:r>
+      <w:r>
+        <w:rPr>
+          <w:lang w:val="zh_TW" w:bidi="zh_TW"/>
+        </w:rPr>
+        <w:t>新約聖經顯示了對奴隸制度態度的轉變。奴隸的身分變得更像僕人，奴隸制度也變得不那麼普遍。耶穌和使徒並沒有直接反對奴隸制度，但他們對此給予了相關的教導。他們教導奴隸與僕人要忠心事奉主人；同時也告訴主人要以仁慈和公平對待奴隸（</w:t>
+      </w:r>
+      <w:hyperlink r:id="rId44">
+        <w:r>
+          <w:rPr>
+            <w:lang w:val="zh_TW" w:bidi="zh_TW"/>
+          </w:rPr>
+          <w:rPr>
+            <w:color w:val="0000EE"/>
+            <w:u w:val="single"/>
+          </w:rPr>
+          <w:t>弗6:9</w:t>
+        </w:r>
+      </w:hyperlink>
+      <w:r>
+        <w:rPr>
+          <w:lang w:val="zh_TW" w:bidi="zh_TW"/>
+        </w:rPr>
+        <w:t>；</w:t>
+      </w:r>
+      <w:hyperlink r:id="rId45">
+        <w:r>
+          <w:rPr>
+            <w:lang w:val="zh_TW" w:bidi="zh_TW"/>
+          </w:rPr>
+          <w:rPr>
+            <w:color w:val="0000EE"/>
+            <w:u w:val="single"/>
+          </w:rPr>
+          <w:t>西4:1</w:t>
+        </w:r>
+      </w:hyperlink>
+      <w:r>
+        <w:rPr>
+          <w:lang w:val="zh_TW" w:bidi="zh_TW"/>
+        </w:rPr>
+        <w:t>；</w:t>
+      </w:r>
+      <w:hyperlink r:id="rId46">
+        <w:r>
+          <w:rPr>
+            <w:lang w:val="zh_TW" w:bidi="zh_TW"/>
+          </w:rPr>
+          <w:rPr>
+            <w:color w:val="0000EE"/>
+            <w:u w:val="single"/>
+          </w:rPr>
+          <w:t>提前6:2</w:t>
+        </w:r>
+      </w:hyperlink>
+      <w:r>
+        <w:rPr>
+          <w:lang w:val="zh_TW" w:bidi="zh_TW"/>
+        </w:rPr>
+        <w:t>；</w:t>
+      </w:r>
+      <w:hyperlink r:id="rId47">
+        <w:r>
+          <w:rPr>
+            <w:lang w:val="zh_TW" w:bidi="zh_TW"/>
+          </w:rPr>
+          <w:rPr>
+            <w:color w:val="0000EE"/>
+            <w:u w:val="single"/>
+          </w:rPr>
+          <w:t>門1:16</w:t>
+        </w:r>
+      </w:hyperlink>
+      <w:r>
+        <w:rPr>
+          <w:lang w:val="zh_TW" w:bidi="zh_TW"/>
+        </w:rPr>
+        <w:t>）。保羅從未宣揚過反對奴隸制度，但他寫信試圖讓一名叫阿尼西謀的奴隸獲得自由。這就是保羅寫腓利門書的原因（見</w:t>
+      </w:r>
+      <w:r>
+        <w:rPr>
+          <w:lang w:val="zh_TW" w:bidi="zh_TW"/>
+        </w:rPr>
+        <w:t>腓利門書</w:t>
+      </w:r>
+      <w:r>
+        <w:rPr>
+          <w:lang w:val="zh_TW" w:bidi="zh_TW"/>
+        </w:rPr>
+        <w:t>中相關的討論）。</w:t>
+      </w:r>
+    </w:p>
+    <w:p>
+      <w:pPr/>
+      <w:r>
+        <w:rPr>
+          <w:lang w:val="zh_TW" w:bidi="zh_TW"/>
+        </w:rPr>
+      </w:r>
+      <w:r>
+        <w:rPr>
+          <w:i/>
+          <w:lang w:val="zh_TW" w:bidi="zh_TW"/>
+        </w:rPr>
+        <w:t>另見</w:t>
+      </w:r>
+      <w:r>
+        <w:rPr>
+          <w:lang w:val="zh_TW" w:bidi="zh_TW"/>
+        </w:rPr>
+        <w:t>奴役、捆綁</w:t>
+      </w:r>
+      <w:r>
+        <w:rPr>
+          <w:lang w:val="zh_TW" w:bidi="zh_TW"/>
+        </w:rPr>
+        <w:t>；</w:t>
+      </w:r>
+      <w:r>
+        <w:rPr>
+          <w:lang w:val="zh_TW" w:bidi="zh_TW"/>
+        </w:rPr>
+        <w:t>自由</w:t>
+      </w:r>
+      <w:r>
+        <w:rPr>
+          <w:lang w:val="zh_TW" w:bidi="zh_TW"/>
+        </w:rPr>
+        <w:t>。</w:t>
+      </w:r>
+      <w:r>
+        <w:rPr>
+          <w:lang w:val="zh_TW" w:bidi="zh_TW"/>
+        </w:rPr>
+      </w:r>
+      <w:r>
+        <w:rPr>
+          <w:lang w:val="zh_TW" w:bidi="zh_TW"/>
+        </w:rPr>
+      </w:r>
+    </w:p>
+    <w:p>
+      <w:pPr/>
+      <w:r>
+        <w:rPr>
+          <w:lang w:val="zh_TW" w:bidi="zh_TW"/>
+        </w:rPr>
+      </w:r>
+    </w:p>
+    <w:p>
+      <w:pPr>
+        <w:pStyle w:val="Heading2"/>
+      </w:pPr>
+      <w:r>
+        <w:rPr>
+          <w:lang w:val="zh_TW" w:bidi="zh_TW"/>
+        </w:rPr>
+        <w:t>努西、努西泥版</w:t>
+      </w:r>
+      <w:r>
+        <w:rPr>
+          <w:lang w:val="zh_TW" w:bidi="zh_TW"/>
+        </w:rPr>
+      </w:r>
+    </w:p>
+    <w:p>
+      <w:pPr/>
+      <w:r>
+        <w:rPr>
+          <w:lang w:val="zh_TW" w:bidi="zh_TW"/>
+        </w:rPr>
+      </w:r>
+      <w:r>
+        <w:rPr>
+          <w:lang w:val="zh_TW" w:bidi="zh_TW"/>
+        </w:rPr>
+        <w:t>努西（Nuzi）位於美索不達米亞東北部的城鎮，位於現今伊拉克基爾庫克（Kirkuk）西南方約九英里（約14.5公里）。努西原名為迦蘇爾（Gasur），今稱約爾干特佩（Yorgan Tepe）。於1925至1931年間在此進行了考古發掘，出土大量引人注意的文物。約爾干特佩因出土的泥版（Nuzi Tablets）而聞名，這些泥版主要是記錄商業交易。</w:t>
+      </w:r>
+    </w:p>
+    <w:p>
+      <w:pPr/>
+      <w:r>
+        <w:rPr>
+          <w:lang w:val="zh_TW" w:bidi="zh_TW"/>
+        </w:rPr>
+      </w:r>
+      <w:r>
+        <w:rPr>
+          <w:lang w:val="zh_TW" w:bidi="zh_TW"/>
+        </w:rPr>
+        <w:t>在公元前三千年，迦蘇爾主要是由閃族人居住。到了公元前二千年中期，居民主要是戶利安人（Hurrians），城市的名字也改為努西。戶利安人在聖經中被稱為何利人（參</w:t>
+      </w:r>
+      <w:hyperlink r:id="rId48">
+        <w:r>
+          <w:rPr>
+            <w:lang w:val="zh_TW" w:bidi="zh_TW"/>
+          </w:rPr>
+          <w:rPr>
+            <w:color w:val="0000EE"/>
+            <w:u w:val="single"/>
+          </w:rPr>
+          <w:t>創14:6</w:t>
+        </w:r>
+      </w:hyperlink>
+      <w:r>
+        <w:rPr>
+          <w:lang w:val="zh_TW" w:bidi="zh_TW"/>
+        </w:rPr>
+        <w:t>，</w:t>
+      </w:r>
+      <w:hyperlink r:id="rId49">
+        <w:r>
+          <w:rPr>
+            <w:lang w:val="zh_TW" w:bidi="zh_TW"/>
+          </w:rPr>
+          <w:rPr>
+            <w:color w:val="0000EE"/>
+            <w:u w:val="single"/>
+          </w:rPr>
+          <w:t>36:20–21</w:t>
+        </w:r>
+      </w:hyperlink>
+      <w:r>
+        <w:rPr>
+          <w:lang w:val="zh_TW" w:bidi="zh_TW"/>
+        </w:rPr>
+        <w:t>；</w:t>
+      </w:r>
+      <w:hyperlink r:id="rId50">
+        <w:r>
+          <w:rPr>
+            <w:lang w:val="zh_TW" w:bidi="zh_TW"/>
+          </w:rPr>
+          <w:rPr>
+            <w:color w:val="0000EE"/>
+            <w:u w:val="single"/>
+          </w:rPr>
+          <w:t>申2:12</w:t>
+        </w:r>
+      </w:hyperlink>
+      <w:r>
+        <w:rPr>
+          <w:lang w:val="zh_TW" w:bidi="zh_TW"/>
+        </w:rPr>
+        <w:t>、</w:t>
+      </w:r>
+      <w:hyperlink r:id="rId50">
+        <w:r>
+          <w:rPr>
+            <w:lang w:val="zh_TW" w:bidi="zh_TW"/>
+          </w:rPr>
+          <w:rPr>
+            <w:color w:val="0000EE"/>
+            <w:u w:val="single"/>
+          </w:rPr>
+          <w:t>22</w:t>
+        </w:r>
+      </w:hyperlink>
+      <w:r>
+        <w:rPr>
+          <w:lang w:val="zh_TW" w:bidi="zh_TW"/>
+        </w:rPr>
+        <w:t>）。</w:t>
+      </w:r>
+    </w:p>
+    <w:p>
+      <w:pPr/>
+      <w:r>
+        <w:rPr>
+          <w:lang w:val="zh_TW" w:bidi="zh_TW"/>
+        </w:rPr>
+      </w:r>
+      <w:r>
+        <w:rPr>
+          <w:lang w:val="zh_TW" w:bidi="zh_TW"/>
+        </w:rPr>
+        <w:t>出土文物中包括公元前三千年的泥版，其中包含已知最古老的地圖。文獻顯示，當時人們已採用分期付款的購物制度。</w:t>
+      </w:r>
+    </w:p>
+    <w:p>
+      <w:pPr/>
+      <w:r>
+        <w:rPr>
+          <w:lang w:val="zh_TW" w:bidi="zh_TW"/>
+        </w:rPr>
+      </w:r>
+      <w:r>
+        <w:rPr>
+          <w:lang w:val="zh_TW" w:bidi="zh_TW"/>
+        </w:rPr>
+        <w:t>在公元前15至14世紀，戶利安的文士用巴比倫文字書寫下數以千計的泥版，內容包含近東風俗及法律制度的資料，為理解聖經中的族長時期的社會背景提供了重要參照。</w:t>
+      </w:r>
+    </w:p>
+    <w:p>
+      <w:pPr/>
+      <w:r>
+        <w:rPr>
+          <w:lang w:val="zh_TW" w:bidi="zh_TW"/>
+        </w:rPr>
+      </w:r>
+      <w:r>
+        <w:rPr>
+          <w:lang w:val="zh_TW" w:bidi="zh_TW"/>
+        </w:rPr>
+        <w:t>以下是努西與聖經之間可能有關聯的一些例子：</w:t>
+      </w:r>
+    </w:p>
+    <w:p>
+      <w:pPr>
+        <w:pStyle w:val="ListBullet"/>
         <w:spacing w:line="240" w:lineRule="auto"/>
         <w:ind w:left="720"/>
       </w:pPr>
@@ -997,9 +1411,9 @@
         <w:rPr>
           <w:lang w:val="zh_TW" w:bidi="zh_TW"/>
         </w:rPr>
-        <w:t>瑪拿西支派西羅非哈的女兒（</w:t>
-      </w:r>
-      <w:hyperlink r:id="rId34">
+        <w:t>在努西，若妻子無子，可將使女給丈夫，讓使女為她生子。這種做法在撒萊、拉結，和利亞身上都有出現過（</w:t>
+      </w:r>
+      <w:hyperlink r:id="rId51">
         <w:r>
           <w:rPr>
             <w:lang w:val="zh_TW" w:bidi="zh_TW"/>
@@ -1008,16 +1422,16 @@
             <w:color w:val="0000EE"/>
             <w:u w:val="single"/>
           </w:rPr>
-          <w:t>民26:33</w:t>
+          <w:t>創16:1–4</w:t>
         </w:r>
       </w:hyperlink>
       <w:r>
         <w:rPr>
           <w:lang w:val="zh_TW" w:bidi="zh_TW"/>
         </w:rPr>
-        <w:t>）。當她們的父親死後沒有留下兒子時，她和她的四個姐妹請求制定律法，以保護她們的產業繼承權（</w:t>
-      </w:r>
-      <w:hyperlink r:id="rId35">
+        <w:t>，</w:t>
+      </w:r>
+      <w:hyperlink r:id="rId52">
         <w:r>
           <w:rPr>
             <w:lang w:val="zh_TW" w:bidi="zh_TW"/>
@@ -1026,16 +1440,16 @@
             <w:color w:val="0000EE"/>
             <w:u w:val="single"/>
           </w:rPr>
-          <w:t>民27:1–11</w:t>
+          <w:t>30:1–8</w:t>
         </w:r>
       </w:hyperlink>
       <w:r>
         <w:rPr>
           <w:lang w:val="zh_TW" w:bidi="zh_TW"/>
         </w:rPr>
-        <w:t>；參</w:t>
-      </w:r>
-      <w:hyperlink r:id="rId36">
+        <w:t>、</w:t>
+      </w:r>
+      <w:hyperlink r:id="rId53">
         <w:r>
           <w:rPr>
             <w:lang w:val="zh_TW" w:bidi="zh_TW"/>
@@ -1044,16 +1458,16 @@
             <w:color w:val="0000EE"/>
             <w:u w:val="single"/>
           </w:rPr>
-          <w:t>書17:3–6</w:t>
+          <w:t>9–13</w:t>
         </w:r>
       </w:hyperlink>
       <w:r>
         <w:rPr>
           <w:lang w:val="zh_TW" w:bidi="zh_TW"/>
         </w:rPr>
-        <w:t>）。然而，她們被限制只能在自己的支派之內成婚（</w:t>
-      </w:r>
-      <w:hyperlink r:id="rId37">
+        <w:t>）。依法律，孩子屬生母，正室無權趕逐婢女之子，因此撒萊無權驅逐夏甲與以實瑪利（</w:t>
+      </w:r>
+      <w:hyperlink r:id="rId54">
         <w:r>
           <w:rPr>
             <w:lang w:val="zh_TW" w:bidi="zh_TW"/>
@@ -1062,7 +1476,7 @@
             <w:color w:val="0000EE"/>
             <w:u w:val="single"/>
           </w:rPr>
-          <w:t>民36:1–12</w:t>
+          <w:t>創16:4–6</w:t>
         </w:r>
       </w:hyperlink>
       <w:r>
@@ -1070,6 +1484,225 @@
           <w:lang w:val="zh_TW" w:bidi="zh_TW"/>
         </w:rPr>
         <w:t>）。</w:t>
+      </w:r>
+    </w:p>
+    <w:p>
+      <w:pPr>
+        <w:pStyle w:val="ListBullet"/>
+        <w:spacing w:line="240" w:lineRule="auto"/>
+        <w:ind w:left="720"/>
+      </w:pPr>
+      <w:r>
+        <w:rPr>
+          <w:lang w:val="zh_TW" w:bidi="zh_TW"/>
+        </w:rPr>
+      </w:r>
+      <w:r>
+        <w:rPr>
+          <w:lang w:val="zh_TW" w:bidi="zh_TW"/>
+        </w:rPr>
+        <w:t>在努西，家族的土地不得售予外族。為規避此限，人們常以收養或財產交換的方式進行轉移。富人可被貧民「收養」，以獲其遺產作為終身奉養與葬費的報償；有時一人可同時被三百至四百人收養。無子的夫婦也可收養一人來照顧其晚年並繼承家產，類似亞伯蘭與僕人以利以謝之關係（</w:t>
+      </w:r>
+      <w:hyperlink r:id="rId55">
+        <w:r>
+          <w:rPr>
+            <w:lang w:val="zh_TW" w:bidi="zh_TW"/>
+          </w:rPr>
+          <w:rPr>
+            <w:color w:val="0000EE"/>
+            <w:u w:val="single"/>
+          </w:rPr>
+          <w:t>創15:2</w:t>
+        </w:r>
+      </w:hyperlink>
+      <w:r>
+        <w:rPr>
+          <w:lang w:val="zh_TW" w:bidi="zh_TW"/>
+        </w:rPr>
+        <w:t>）。價值不高的財產也可以用來交換有價值的財產，有時還會用錢來彌補差價。在努西，一個名叫特希普提拉（Tehip-tilla）的人將他的產業權賣給他的兄弟庫爾帕扎（Kurpazah）來換取三隻羊，類似於以掃將他的長子的名分賣給雅各以換取</w:t>
+      </w:r>
+      <w:r>
+        <w:rPr>
+          <w:lang w:val="zh_TW" w:bidi="zh_TW"/>
+        </w:rPr>
+        <w:t>紅湯</w:t>
+      </w:r>
+      <w:r>
+        <w:rPr>
+          <w:lang w:val="zh_TW" w:bidi="zh_TW"/>
+        </w:rPr>
+        <w:t>（</w:t>
+      </w:r>
+      <w:hyperlink r:id="rId56">
+        <w:r>
+          <w:rPr>
+            <w:lang w:val="zh_TW" w:bidi="zh_TW"/>
+          </w:rPr>
+          <w:rPr>
+            <w:color w:val="0000EE"/>
+            <w:u w:val="single"/>
+          </w:rPr>
+          <w:t>創25:27–34</w:t>
+        </w:r>
+      </w:hyperlink>
+      <w:r>
+        <w:rPr>
+          <w:lang w:val="zh_TW" w:bidi="zh_TW"/>
+        </w:rPr>
+        <w:t>）。</w:t>
+      </w:r>
+    </w:p>
+    <w:p>
+      <w:pPr>
+        <w:pStyle w:val="ListBullet"/>
+        <w:spacing w:line="240" w:lineRule="auto"/>
+        <w:ind w:left="720"/>
+      </w:pPr>
+      <w:r>
+        <w:rPr>
+          <w:lang w:val="zh_TW" w:bidi="zh_TW"/>
+        </w:rPr>
+      </w:r>
+      <w:r>
+        <w:rPr>
+          <w:lang w:val="zh_TW" w:bidi="zh_TW"/>
+        </w:rPr>
+        <w:t>在努西，口頭遺囑或臨終祝福具有法律效力。一名名叫胡雅（Huya）的人在臨終時將女子蘇盧利‧伊絲塔（Sululi-Ishtar）賜給兒子塔爾米亞（Tarmiya）為妻；其兄弟上法庭爭訟，但法院最終支持塔爾米亞的主張。這與以撒雖被欺騙，以撒也必須尊重他對雅各所給的祝福（</w:t>
+      </w:r>
+      <w:hyperlink r:id="rId57">
+        <w:r>
+          <w:rPr>
+            <w:lang w:val="zh_TW" w:bidi="zh_TW"/>
+          </w:rPr>
+          <w:rPr>
+            <w:color w:val="0000EE"/>
+            <w:u w:val="single"/>
+          </w:rPr>
+          <w:t>創27:33</w:t>
+        </w:r>
+      </w:hyperlink>
+      <w:r>
+        <w:rPr>
+          <w:lang w:val="zh_TW" w:bidi="zh_TW"/>
+        </w:rPr>
+        <w:t>）。</w:t>
+      </w:r>
+    </w:p>
+    <w:p>
+      <w:pPr>
+        <w:pStyle w:val="ListBullet"/>
+        <w:spacing w:line="240" w:lineRule="auto"/>
+        <w:ind w:left="720"/>
+      </w:pPr>
+      <w:r>
+        <w:rPr>
+          <w:lang w:val="zh_TW" w:bidi="zh_TW"/>
+        </w:rPr>
+      </w:r>
+      <w:r>
+        <w:rPr>
+          <w:lang w:val="zh_TW" w:bidi="zh_TW"/>
+        </w:rPr>
+        <w:t>在努西，誰持有家神像（teraphim），誰即繼承家產。這解釋了拉結偷取父親拉班家神的行為（</w:t>
+      </w:r>
+      <w:hyperlink r:id="rId58">
+        <w:r>
+          <w:rPr>
+            <w:lang w:val="zh_TW" w:bidi="zh_TW"/>
+          </w:rPr>
+          <w:rPr>
+            <w:color w:val="0000EE"/>
+            <w:u w:val="single"/>
+          </w:rPr>
+          <w:t>創31:19</w:t>
+        </w:r>
+      </w:hyperlink>
+      <w:r>
+        <w:rPr>
+          <w:lang w:val="zh_TW" w:bidi="zh_TW"/>
+        </w:rPr>
+        <w:t>），以及拉班對此事極度憤怒的原因（</w:t>
+      </w:r>
+      <w:hyperlink r:id="rId59">
+        <w:r>
+          <w:rPr>
+            <w:lang w:val="zh_TW" w:bidi="zh_TW"/>
+          </w:rPr>
+          <w:rPr>
+            <w:color w:val="0000EE"/>
+            <w:u w:val="single"/>
+          </w:rPr>
+          <w:t>創31:30–35</w:t>
+        </w:r>
+      </w:hyperlink>
+      <w:r>
+        <w:rPr>
+          <w:lang w:val="zh_TW" w:bidi="zh_TW"/>
+        </w:rPr>
+        <w:t>）。</w:t>
+      </w:r>
+    </w:p>
+    <w:p>
+      <w:pPr>
+        <w:pStyle w:val="ListBullet"/>
+        <w:spacing w:line="240" w:lineRule="auto"/>
+        <w:ind w:left="720"/>
+      </w:pPr>
+      <w:r>
+        <w:rPr>
+          <w:lang w:val="zh_TW" w:bidi="zh_TW"/>
+        </w:rPr>
+      </w:r>
+      <w:r>
+        <w:rPr>
+          <w:lang w:val="zh_TW" w:bidi="zh_TW"/>
+        </w:rPr>
+        <w:t>另一個兒子的名分的例子於聖經中的一個案例相似。納修威（Nashwi）收養了烏魯（Wullu），並將女兒努胡雅（Nuhuya）嫁給他；若烏魯另娶他妻，則喪失繼承權。這與拉班要求雅各不得再娶別妻的約定相似（</w:t>
+      </w:r>
+      <w:hyperlink r:id="rId60">
+        <w:r>
+          <w:rPr>
+            <w:lang w:val="zh_TW" w:bidi="zh_TW"/>
+          </w:rPr>
+          <w:rPr>
+            <w:color w:val="0000EE"/>
+            <w:u w:val="single"/>
+          </w:rPr>
+          <w:t>創31:50</w:t>
+        </w:r>
+      </w:hyperlink>
+      <w:r>
+        <w:rPr>
+          <w:lang w:val="zh_TW" w:bidi="zh_TW"/>
+        </w:rPr>
+        <w:t>）。</w:t>
+      </w:r>
+    </w:p>
+    <w:p>
+      <w:pPr/>
+      <w:r>
+        <w:rPr>
+          <w:lang w:val="zh_TW" w:bidi="zh_TW"/>
+        </w:rPr>
+      </w:r>
+      <w:r>
+        <w:rPr>
+          <w:i/>
+          <w:lang w:val="zh_TW" w:bidi="zh_TW"/>
+        </w:rPr>
+        <w:t>另見</w:t>
+      </w:r>
+      <w:r>
+        <w:rPr>
+          <w:lang w:val="zh_TW" w:bidi="zh_TW"/>
+        </w:rPr>
+        <w:t>銘文</w:t>
+      </w:r>
+      <w:r>
+        <w:rPr>
+          <w:lang w:val="zh_TW" w:bidi="zh_TW"/>
+        </w:rPr>
+        <w:t>。</w:t>
       </w:r>
       <w:r>
         <w:rPr>
@@ -2971,18 +3604,6 @@
   </w:num>
   <w:num w:numId="13" w16cid:durableId="592781308">
     <w:abstractNumId w:val="11"/>
-  </w:num>
-  <w:num w:numId="14">
-    <w:abstractNumId w:val="3"/>
-    <w:lvlOverride w:ilvl="0">
-      <w:startOverride w:val="1"/>
-    </w:lvlOverride>
-  </w:num>
-  <w:num w:numId="15">
-    <w:abstractNumId w:val="3"/>
-    <w:lvlOverride w:ilvl="0">
-      <w:startOverride w:val="1"/>
-    </w:lvlOverride>
   </w:num>
   <w:numIdMacAtCleanup w:val="10"/>
 </w:numbering>

--- a/zht/docx/120.content.docx
+++ b/zht/docx/120.content.docx
@@ -272,126 +272,84 @@
         </w:rPr>
         <w:t>至少從公元前3000年開始，大多數奴隸是在戰爭中被擄的人（</w:t>
       </w:r>
-      <w:hyperlink r:id="rId13">
-        <w:r>
-          <w:rPr>
-            <w:lang w:val="zh_TW" w:bidi="zh_TW"/>
-          </w:rPr>
-          <w:rPr>
-            <w:color w:val="0000EE"/>
-            <w:u w:val="single"/>
-          </w:rPr>
-          <w:t>創14:21</w:t>
-        </w:r>
-      </w:hyperlink>
+      <w:r>
+        <w:rPr>
+          <w:lang w:val="zh_TW" w:bidi="zh_TW"/>
+        </w:rPr>
+        <w:t>創14:21</w:t>
+      </w:r>
       <w:r>
         <w:rPr>
           <w:lang w:val="zh_TW" w:bidi="zh_TW"/>
         </w:rPr>
         <w:t>；</w:t>
       </w:r>
-      <w:hyperlink r:id="rId14">
-        <w:r>
-          <w:rPr>
-            <w:lang w:val="zh_TW" w:bidi="zh_TW"/>
-          </w:rPr>
-          <w:rPr>
-            <w:color w:val="0000EE"/>
-            <w:u w:val="single"/>
-          </w:rPr>
-          <w:t>民31:9</w:t>
-        </w:r>
-      </w:hyperlink>
+      <w:r>
+        <w:rPr>
+          <w:lang w:val="zh_TW" w:bidi="zh_TW"/>
+        </w:rPr>
+        <w:t>民31:9</w:t>
+      </w:r>
       <w:r>
         <w:rPr>
           <w:lang w:val="zh_TW" w:bidi="zh_TW"/>
         </w:rPr>
         <w:t>；</w:t>
       </w:r>
-      <w:hyperlink r:id="rId15">
-        <w:r>
-          <w:rPr>
-            <w:lang w:val="zh_TW" w:bidi="zh_TW"/>
-          </w:rPr>
-          <w:rPr>
-            <w:color w:val="0000EE"/>
-            <w:u w:val="single"/>
-          </w:rPr>
-          <w:t>申20:14</w:t>
-        </w:r>
-      </w:hyperlink>
+      <w:r>
+        <w:rPr>
+          <w:lang w:val="zh_TW" w:bidi="zh_TW"/>
+        </w:rPr>
+        <w:t>申20:14</w:t>
+      </w:r>
       <w:r>
         <w:rPr>
           <w:lang w:val="zh_TW" w:bidi="zh_TW"/>
         </w:rPr>
         <w:t>；</w:t>
       </w:r>
-      <w:hyperlink r:id="rId16">
-        <w:r>
-          <w:rPr>
-            <w:lang w:val="zh_TW" w:bidi="zh_TW"/>
-          </w:rPr>
-          <w:rPr>
-            <w:color w:val="0000EE"/>
-            <w:u w:val="single"/>
-          </w:rPr>
-          <w:t>士5:30</w:t>
-        </w:r>
-      </w:hyperlink>
+      <w:r>
+        <w:rPr>
+          <w:lang w:val="zh_TW" w:bidi="zh_TW"/>
+        </w:rPr>
+        <w:t>士5:30</w:t>
+      </w:r>
       <w:r>
         <w:rPr>
           <w:lang w:val="zh_TW" w:bidi="zh_TW"/>
         </w:rPr>
         <w:t>；</w:t>
       </w:r>
-      <w:hyperlink r:id="rId17">
-        <w:r>
-          <w:rPr>
-            <w:lang w:val="zh_TW" w:bidi="zh_TW"/>
-          </w:rPr>
-          <w:rPr>
-            <w:color w:val="0000EE"/>
-            <w:u w:val="single"/>
-          </w:rPr>
-          <w:t>撒上4:9</w:t>
-        </w:r>
-      </w:hyperlink>
+      <w:r>
+        <w:rPr>
+          <w:lang w:val="zh_TW" w:bidi="zh_TW"/>
+        </w:rPr>
+        <w:t>撒上4:9</w:t>
+      </w:r>
       <w:r>
         <w:rPr>
           <w:lang w:val="zh_TW" w:bidi="zh_TW"/>
         </w:rPr>
         <w:t>；</w:t>
       </w:r>
-      <w:hyperlink r:id="rId18">
-        <w:r>
-          <w:rPr>
-            <w:lang w:val="zh_TW" w:bidi="zh_TW"/>
-          </w:rPr>
-          <w:rPr>
-            <w:color w:val="0000EE"/>
-            <w:u w:val="single"/>
-          </w:rPr>
-          <w:t>王下5:2</w:t>
-        </w:r>
-      </w:hyperlink>
+      <w:r>
+        <w:rPr>
+          <w:lang w:val="zh_TW" w:bidi="zh_TW"/>
+        </w:rPr>
+        <w:t>王下5:2</w:t>
+      </w:r>
       <w:r>
         <w:rPr>
           <w:lang w:val="zh_TW" w:bidi="zh_TW"/>
         </w:rPr>
         <w:t>；</w:t>
       </w:r>
-      <w:hyperlink r:id="rId19">
-        <w:r>
-          <w:rPr>
-            <w:lang w:val="zh_TW" w:bidi="zh_TW"/>
-          </w:rPr>
-          <w:rPr>
-            <w:color w:val="0000EE"/>
-            <w:u w:val="single"/>
-          </w:rPr>
-          <w:t>代下28:8</w:t>
-        </w:r>
-      </w:hyperlink>
+      <w:r>
+        <w:rPr>
+          <w:lang w:val="zh_TW" w:bidi="zh_TW"/>
+        </w:rPr>
+        <w:t>代下28:8</w:t>
+      </w:r>
       <w:r>
         <w:rPr>
           <w:lang w:val="zh_TW" w:bidi="zh_TW"/>
@@ -412,54 +370,36 @@
         </w:rPr>
         <w:t>人們可以從當地的其他奴隸主那裡購買奴隸。他們也可以從四處旅行的外國商人那裡購買，這些商人會將奴隸與布料、青銅製品及其它商品一同出售（</w:t>
       </w:r>
-      <w:hyperlink r:id="rId20">
-        <w:r>
-          <w:rPr>
-            <w:lang w:val="zh_TW" w:bidi="zh_TW"/>
-          </w:rPr>
-          <w:rPr>
-            <w:color w:val="0000EE"/>
-            <w:u w:val="single"/>
-          </w:rPr>
-          <w:t>珥3:4–8</w:t>
-        </w:r>
-      </w:hyperlink>
+      <w:r>
+        <w:rPr>
+          <w:lang w:val="zh_TW" w:bidi="zh_TW"/>
+        </w:rPr>
+        <w:t>珥3:4–8</w:t>
+      </w:r>
       <w:r>
         <w:rPr>
           <w:lang w:val="zh_TW" w:bidi="zh_TW"/>
         </w:rPr>
         <w:t>）。這就是約瑟的哥哥們將他賣給旅行商人（稱為以實瑪利人或米甸人）的過程，那些商人隨後將他賣給了一個埃及人（</w:t>
       </w:r>
-      <w:hyperlink r:id="rId21">
-        <w:r>
-          <w:rPr>
-            <w:lang w:val="zh_TW" w:bidi="zh_TW"/>
-          </w:rPr>
-          <w:rPr>
-            <w:color w:val="0000EE"/>
-            <w:u w:val="single"/>
-          </w:rPr>
-          <w:t>創37:36</w:t>
-        </w:r>
-      </w:hyperlink>
+      <w:r>
+        <w:rPr>
+          <w:lang w:val="zh_TW" w:bidi="zh_TW"/>
+        </w:rPr>
+        <w:t>創37:36</w:t>
+      </w:r>
       <w:r>
         <w:rPr>
           <w:lang w:val="zh_TW" w:bidi="zh_TW"/>
         </w:rPr>
         <w:t>，</w:t>
       </w:r>
-      <w:hyperlink r:id="rId22">
-        <w:r>
-          <w:rPr>
-            <w:lang w:val="zh_TW" w:bidi="zh_TW"/>
-          </w:rPr>
-          <w:rPr>
-            <w:color w:val="0000EE"/>
-            <w:u w:val="single"/>
-          </w:rPr>
-          <w:t>39:1</w:t>
-        </w:r>
-      </w:hyperlink>
+      <w:r>
+        <w:rPr>
+          <w:lang w:val="zh_TW" w:bidi="zh_TW"/>
+        </w:rPr>
+        <w:t>39:1</w:t>
+      </w:r>
       <w:r>
         <w:rPr>
           <w:lang w:val="zh_TW" w:bidi="zh_TW"/>
@@ -480,54 +420,36 @@
         </w:rPr>
         <w:t>許多家庭成為奴隸的主要原因是債務。如果有人無法償還欠債，他們的整個家庭都可能被迫成為奴隸（</w:t>
       </w:r>
-      <w:hyperlink r:id="rId23">
-        <w:r>
-          <w:rPr>
-            <w:lang w:val="zh_TW" w:bidi="zh_TW"/>
-          </w:rPr>
-          <w:rPr>
-            <w:color w:val="0000EE"/>
-            <w:u w:val="single"/>
-          </w:rPr>
-          <w:t>王下4:1</w:t>
-        </w:r>
-      </w:hyperlink>
+      <w:r>
+        <w:rPr>
+          <w:lang w:val="zh_TW" w:bidi="zh_TW"/>
+        </w:rPr>
+        <w:t>王下4:1</w:t>
+      </w:r>
       <w:r>
         <w:rPr>
           <w:lang w:val="zh_TW" w:bidi="zh_TW"/>
         </w:rPr>
         <w:t>；</w:t>
       </w:r>
-      <w:hyperlink r:id="rId24">
-        <w:r>
-          <w:rPr>
-            <w:lang w:val="zh_TW" w:bidi="zh_TW"/>
-          </w:rPr>
-          <w:rPr>
-            <w:color w:val="0000EE"/>
-            <w:u w:val="single"/>
-          </w:rPr>
-          <w:t>尼5:5–8</w:t>
-        </w:r>
-      </w:hyperlink>
+      <w:r>
+        <w:rPr>
+          <w:lang w:val="zh_TW" w:bidi="zh_TW"/>
+        </w:rPr>
+        <w:t>尼5:5–8</w:t>
+      </w:r>
       <w:r>
         <w:rPr>
           <w:lang w:val="zh_TW" w:bidi="zh_TW"/>
         </w:rPr>
         <w:t>）。漢謨拉比法典（law code of Hammurabi，一套古代法律）第117條規定，一個家庭作為奴隸不得超過三年。希伯來律法則允許奴隸主持有奴隸長達六年（</w:t>
       </w:r>
-      <w:hyperlink r:id="rId25">
-        <w:r>
-          <w:rPr>
-            <w:lang w:val="zh_TW" w:bidi="zh_TW"/>
-          </w:rPr>
-          <w:rPr>
-            <w:color w:val="0000EE"/>
-            <w:u w:val="single"/>
-          </w:rPr>
-          <w:t>申15:18</w:t>
-        </w:r>
-      </w:hyperlink>
+      <w:r>
+        <w:rPr>
+          <w:lang w:val="zh_TW" w:bidi="zh_TW"/>
+        </w:rPr>
+        <w:t>申15:18</w:t>
+      </w:r>
       <w:r>
         <w:rPr>
           <w:lang w:val="zh_TW" w:bidi="zh_TW"/>
@@ -548,18 +470,12 @@
         </w:rPr>
         <w:t>有些人為了逃避極端貧困和飢餓，選擇成為奴隸（</w:t>
       </w:r>
-      <w:hyperlink r:id="rId26">
-        <w:r>
-          <w:rPr>
-            <w:lang w:val="zh_TW" w:bidi="zh_TW"/>
-          </w:rPr>
-          <w:rPr>
-            <w:color w:val="0000EE"/>
-            <w:u w:val="single"/>
-          </w:rPr>
-          <w:t>利25:47–48</w:t>
-        </w:r>
-      </w:hyperlink>
+      <w:r>
+        <w:rPr>
+          <w:lang w:val="zh_TW" w:bidi="zh_TW"/>
+        </w:rPr>
+        <w:t>利25:47–48</w:t>
+      </w:r>
       <w:r>
         <w:rPr>
           <w:lang w:val="zh_TW" w:bidi="zh_TW"/>
@@ -580,54 +496,36 @@
         </w:rPr>
         <w:t>綁架並販賣人口為奴是犯罪行為。約瑟的哥哥們就犯了這項罪（</w:t>
       </w:r>
-      <w:hyperlink r:id="rId27">
-        <w:r>
-          <w:rPr>
-            <w:lang w:val="zh_TW" w:bidi="zh_TW"/>
-          </w:rPr>
-          <w:rPr>
-            <w:color w:val="0000EE"/>
-            <w:u w:val="single"/>
-          </w:rPr>
-          <w:t>創37:27–28</w:t>
-        </w:r>
-      </w:hyperlink>
+      <w:r>
+        <w:rPr>
+          <w:lang w:val="zh_TW" w:bidi="zh_TW"/>
+        </w:rPr>
+        <w:t>創37:27–28</w:t>
+      </w:r>
       <w:r>
         <w:rPr>
           <w:lang w:val="zh_TW" w:bidi="zh_TW"/>
         </w:rPr>
         <w:t>）。漢謨拉比法典（第14條）和摩西律法（見</w:t>
       </w:r>
-      <w:hyperlink r:id="rId28">
-        <w:r>
-          <w:rPr>
-            <w:lang w:val="zh_TW" w:bidi="zh_TW"/>
-          </w:rPr>
-          <w:rPr>
-            <w:color w:val="0000EE"/>
-            <w:u w:val="single"/>
-          </w:rPr>
-          <w:t>出21:11</w:t>
-        </w:r>
-      </w:hyperlink>
+      <w:r>
+        <w:rPr>
+          <w:lang w:val="zh_TW" w:bidi="zh_TW"/>
+        </w:rPr>
+        <w:t>出21:11</w:t>
+      </w:r>
       <w:r>
         <w:rPr>
           <w:lang w:val="zh_TW" w:bidi="zh_TW"/>
         </w:rPr>
         <w:t>；</w:t>
       </w:r>
-      <w:hyperlink r:id="rId29">
-        <w:r>
-          <w:rPr>
-            <w:lang w:val="zh_TW" w:bidi="zh_TW"/>
-          </w:rPr>
-          <w:rPr>
-            <w:color w:val="0000EE"/>
-            <w:u w:val="single"/>
-          </w:rPr>
-          <w:t>申24:7）</w:t>
-        </w:r>
-      </w:hyperlink>
+      <w:r>
+        <w:rPr>
+          <w:lang w:val="zh_TW" w:bidi="zh_TW"/>
+        </w:rPr>
+        <w:t>申24:7）</w:t>
+      </w:r>
       <w:r>
         <w:rPr>
           <w:lang w:val="zh_TW" w:bidi="zh_TW"/>
@@ -687,54 +585,36 @@
         </w:rPr>
         <w:t>法律規定奴隸在一定時間後應獲自由，但主人並不總是遵守這些規則。根據希伯來律法，因選擇而成為奴隸的希伯來人將在下一個禧年（每50年一次的特別年份）獲得自由。法律規定，任何希伯來人都不應終身為奴（</w:t>
       </w:r>
-      <w:hyperlink r:id="rId30">
-        <w:r>
-          <w:rPr>
-            <w:lang w:val="zh_TW" w:bidi="zh_TW"/>
-          </w:rPr>
-          <w:rPr>
-            <w:color w:val="0000EE"/>
-            <w:u w:val="single"/>
-          </w:rPr>
-          <w:t>出21:2</w:t>
-        </w:r>
-      </w:hyperlink>
+      <w:r>
+        <w:rPr>
+          <w:lang w:val="zh_TW" w:bidi="zh_TW"/>
+        </w:rPr>
+        <w:t>出21:2</w:t>
+      </w:r>
       <w:r>
         <w:rPr>
           <w:lang w:val="zh_TW" w:bidi="zh_TW"/>
         </w:rPr>
         <w:t>；</w:t>
       </w:r>
-      <w:hyperlink r:id="rId31">
-        <w:r>
-          <w:rPr>
-            <w:lang w:val="zh_TW" w:bidi="zh_TW"/>
-          </w:rPr>
-          <w:rPr>
-            <w:color w:val="0000EE"/>
-            <w:u w:val="single"/>
-          </w:rPr>
-          <w:t>利25:10–13</w:t>
-        </w:r>
-      </w:hyperlink>
+      <w:r>
+        <w:rPr>
+          <w:lang w:val="zh_TW" w:bidi="zh_TW"/>
+        </w:rPr>
+        <w:t>利25:10–13</w:t>
+      </w:r>
       <w:r>
         <w:rPr>
           <w:lang w:val="zh_TW" w:bidi="zh_TW"/>
         </w:rPr>
         <w:t>；</w:t>
       </w:r>
-      <w:hyperlink r:id="rId32">
-        <w:r>
-          <w:rPr>
-            <w:lang w:val="zh_TW" w:bidi="zh_TW"/>
-          </w:rPr>
-          <w:rPr>
-            <w:color w:val="0000EE"/>
-            <w:u w:val="single"/>
-          </w:rPr>
-          <w:t>申15:12–14</w:t>
-        </w:r>
-      </w:hyperlink>
+      <w:r>
+        <w:rPr>
+          <w:lang w:val="zh_TW" w:bidi="zh_TW"/>
+        </w:rPr>
+        <w:t>申15:12–14</w:t>
+      </w:r>
       <w:r>
         <w:rPr>
           <w:lang w:val="zh_TW" w:bidi="zh_TW"/>
@@ -755,18 +635,12 @@
         </w:rPr>
         <w:t>以色列人制定了律法，保護奴隸免受主人或監工的殘酷對待。如果主人造成了奴隸永久性的傷害，律法要求必須釋放奴隸（</w:t>
       </w:r>
-      <w:hyperlink r:id="rId33">
-        <w:r>
-          <w:rPr>
-            <w:lang w:val="zh_TW" w:bidi="zh_TW"/>
-          </w:rPr>
-          <w:rPr>
-            <w:color w:val="0000EE"/>
-            <w:u w:val="single"/>
-          </w:rPr>
-          <w:t>出21:26–27</w:t>
-        </w:r>
-      </w:hyperlink>
+      <w:r>
+        <w:rPr>
+          <w:lang w:val="zh_TW" w:bidi="zh_TW"/>
+        </w:rPr>
+        <w:t>出21:26–27</w:t>
+      </w:r>
       <w:r>
         <w:rPr>
           <w:lang w:val="zh_TW" w:bidi="zh_TW"/>
@@ -823,36 +697,24 @@
         </w:rPr>
         <w:t>根據吾珥（Ur）和努西城（Nuzi）的古代記錄，連同創世記的記載都顯示，當妻子不能生育時，她的女奴可能會為丈夫生孩子 （</w:t>
       </w:r>
-      <w:hyperlink r:id="rId34">
-        <w:r>
-          <w:rPr>
-            <w:lang w:val="zh_TW" w:bidi="zh_TW"/>
-          </w:rPr>
-          <w:rPr>
-            <w:color w:val="0000EE"/>
-            <w:u w:val="single"/>
-          </w:rPr>
-          <w:t>創16:2–4</w:t>
-        </w:r>
-      </w:hyperlink>
+      <w:r>
+        <w:rPr>
+          <w:lang w:val="zh_TW" w:bidi="zh_TW"/>
+        </w:rPr>
+        <w:t>創16:2–4</w:t>
+      </w:r>
       <w:r>
         <w:rPr>
           <w:lang w:val="zh_TW" w:bidi="zh_TW"/>
         </w:rPr>
         <w:t>）。根據律法，希伯來主人可以同意娶一名年輕女奴，也可以讓自己的兒子娶她，或者讓她成為自己的妾（與男子同住但權利少於妻子的女性）。如果後來主人拒絕她，或不履行協議，她將從奴役中被釋放（</w:t>
       </w:r>
-      <w:hyperlink r:id="rId35">
-        <w:r>
-          <w:rPr>
-            <w:lang w:val="zh_TW" w:bidi="zh_TW"/>
-          </w:rPr>
-          <w:rPr>
-            <w:color w:val="0000EE"/>
-            <w:u w:val="single"/>
-          </w:rPr>
-          <w:t>出21:7–11</w:t>
-        </w:r>
-      </w:hyperlink>
+      <w:r>
+        <w:rPr>
+          <w:lang w:val="zh_TW" w:bidi="zh_TW"/>
+        </w:rPr>
+        <w:t>出21:7–11</w:t>
+      </w:r>
       <w:r>
         <w:rPr>
           <w:lang w:val="zh_TW" w:bidi="zh_TW"/>
@@ -873,198 +735,132 @@
         </w:rPr>
         <w:t>政府要求被征服的人民進行強迫勞役（</w:t>
       </w:r>
-      <w:hyperlink r:id="rId36">
-        <w:r>
-          <w:rPr>
-            <w:lang w:val="zh_TW" w:bidi="zh_TW"/>
-          </w:rPr>
-          <w:rPr>
-            <w:color w:val="0000EE"/>
-            <w:u w:val="single"/>
-          </w:rPr>
-          <w:t>撒下12:31</w:t>
-        </w:r>
-      </w:hyperlink>
+      <w:r>
+        <w:rPr>
+          <w:lang w:val="zh_TW" w:bidi="zh_TW"/>
+        </w:rPr>
+        <w:t>撒下12:31</w:t>
+      </w:r>
       <w:r>
         <w:rPr>
           <w:lang w:val="zh_TW" w:bidi="zh_TW"/>
         </w:rPr>
         <w:t>；</w:t>
       </w:r>
-      <w:hyperlink r:id="rId37">
-        <w:r>
-          <w:rPr>
-            <w:lang w:val="zh_TW" w:bidi="zh_TW"/>
-          </w:rPr>
-          <w:rPr>
-            <w:color w:val="0000EE"/>
-            <w:u w:val="single"/>
-          </w:rPr>
-          <w:t>王上9:15</w:t>
-        </w:r>
-      </w:hyperlink>
+      <w:r>
+        <w:rPr>
+          <w:lang w:val="zh_TW" w:bidi="zh_TW"/>
+        </w:rPr>
+        <w:t>王上9:15</w:t>
+      </w:r>
       <w:r>
         <w:rPr>
           <w:lang w:val="zh_TW" w:bidi="zh_TW"/>
         </w:rPr>
         <w:t>、</w:t>
       </w:r>
-      <w:hyperlink r:id="rId37">
-        <w:r>
-          <w:rPr>
-            <w:lang w:val="zh_TW" w:bidi="zh_TW"/>
-          </w:rPr>
-          <w:rPr>
-            <w:color w:val="0000EE"/>
-            <w:u w:val="single"/>
-          </w:rPr>
-          <w:t>21–23</w:t>
-        </w:r>
-      </w:hyperlink>
+      <w:r>
+        <w:rPr>
+          <w:lang w:val="zh_TW" w:bidi="zh_TW"/>
+        </w:rPr>
+        <w:t>21–23</w:t>
+      </w:r>
       <w:r>
         <w:rPr>
           <w:lang w:val="zh_TW" w:bidi="zh_TW"/>
         </w:rPr>
         <w:t>）。甚至以色列人自己也在黎巴嫩被強迫勞役（</w:t>
       </w:r>
-      <w:hyperlink r:id="rId38">
-        <w:r>
-          <w:rPr>
-            <w:lang w:val="zh_TW" w:bidi="zh_TW"/>
-          </w:rPr>
-          <w:rPr>
-            <w:color w:val="0000EE"/>
-            <w:u w:val="single"/>
-          </w:rPr>
-          <w:t>王上5:13–18</w:t>
-        </w:r>
-      </w:hyperlink>
+      <w:r>
+        <w:rPr>
+          <w:lang w:val="zh_TW" w:bidi="zh_TW"/>
+        </w:rPr>
+        <w:t>王上5:13–18</w:t>
+      </w:r>
       <w:r>
         <w:rPr>
           <w:lang w:val="zh_TW" w:bidi="zh_TW"/>
         </w:rPr>
         <w:t>）。一些被擄的人，如米甸人和基遍人，被安排在聖殿工作（</w:t>
       </w:r>
-      <w:hyperlink r:id="rId39">
-        <w:r>
-          <w:rPr>
-            <w:lang w:val="zh_TW" w:bidi="zh_TW"/>
-          </w:rPr>
-          <w:rPr>
-            <w:color w:val="0000EE"/>
-            <w:u w:val="single"/>
-          </w:rPr>
-          <w:t>民31:28–30</w:t>
-        </w:r>
-      </w:hyperlink>
+      <w:r>
+        <w:rPr>
+          <w:lang w:val="zh_TW" w:bidi="zh_TW"/>
+        </w:rPr>
+        <w:t>民31:28–30</w:t>
+      </w:r>
       <w:r>
         <w:rPr>
           <w:lang w:val="zh_TW" w:bidi="zh_TW"/>
         </w:rPr>
         <w:t>、</w:t>
       </w:r>
-      <w:hyperlink r:id="rId39">
-        <w:r>
-          <w:rPr>
-            <w:lang w:val="zh_TW" w:bidi="zh_TW"/>
-          </w:rPr>
-          <w:rPr>
-            <w:color w:val="0000EE"/>
-            <w:u w:val="single"/>
-          </w:rPr>
-          <w:t>47</w:t>
-        </w:r>
-      </w:hyperlink>
+      <w:r>
+        <w:rPr>
+          <w:lang w:val="zh_TW" w:bidi="zh_TW"/>
+        </w:rPr>
+        <w:t>47</w:t>
+      </w:r>
       <w:r>
         <w:rPr>
           <w:lang w:val="zh_TW" w:bidi="zh_TW"/>
         </w:rPr>
         <w:t>；</w:t>
       </w:r>
-      <w:hyperlink r:id="rId40">
-        <w:r>
-          <w:rPr>
-            <w:lang w:val="zh_TW" w:bidi="zh_TW"/>
-          </w:rPr>
-          <w:rPr>
-            <w:color w:val="0000EE"/>
-            <w:u w:val="single"/>
-          </w:rPr>
-          <w:t>書9:23–25</w:t>
-        </w:r>
-      </w:hyperlink>
+      <w:r>
+        <w:rPr>
+          <w:lang w:val="zh_TW" w:bidi="zh_TW"/>
+        </w:rPr>
+        <w:t>書9:23–25</w:t>
+      </w:r>
       <w:r>
         <w:rPr>
           <w:lang w:val="zh_TW" w:bidi="zh_TW"/>
         </w:rPr>
         <w:t>）。這種做法一直持續到大衛王與所羅門王時期（</w:t>
       </w:r>
-      <w:hyperlink r:id="rId41">
-        <w:r>
-          <w:rPr>
-            <w:lang w:val="zh_TW" w:bidi="zh_TW"/>
-          </w:rPr>
-          <w:rPr>
-            <w:color w:val="0000EE"/>
-            <w:u w:val="single"/>
-          </w:rPr>
-          <w:t>拉2:58</w:t>
-        </w:r>
-      </w:hyperlink>
+      <w:r>
+        <w:rPr>
+          <w:lang w:val="zh_TW" w:bidi="zh_TW"/>
+        </w:rPr>
+        <w:t>拉2:58</w:t>
+      </w:r>
       <w:r>
         <w:rPr>
           <w:lang w:val="zh_TW" w:bidi="zh_TW"/>
         </w:rPr>
         <w:t>；</w:t>
       </w:r>
-      <w:hyperlink r:id="rId42">
-        <w:r>
-          <w:rPr>
-            <w:lang w:val="zh_TW" w:bidi="zh_TW"/>
-          </w:rPr>
-          <w:rPr>
-            <w:color w:val="0000EE"/>
-            <w:u w:val="single"/>
-          </w:rPr>
-          <w:t>8:20</w:t>
-        </w:r>
-      </w:hyperlink>
+      <w:r>
+        <w:rPr>
+          <w:lang w:val="zh_TW" w:bidi="zh_TW"/>
+        </w:rPr>
+        <w:t>8:20</w:t>
+      </w:r>
       <w:r>
         <w:rPr>
           <w:lang w:val="zh_TW" w:bidi="zh_TW"/>
         </w:rPr>
         <w:t>）。外邦奴隸也協助修復了耶路撒冷的城牆（</w:t>
       </w:r>
-      <w:hyperlink r:id="rId43">
-        <w:r>
-          <w:rPr>
-            <w:lang w:val="zh_TW" w:bidi="zh_TW"/>
-          </w:rPr>
-          <w:rPr>
-            <w:color w:val="0000EE"/>
-            <w:u w:val="single"/>
-          </w:rPr>
-          <w:t>尼3:26</w:t>
-        </w:r>
-      </w:hyperlink>
+      <w:r>
+        <w:rPr>
+          <w:lang w:val="zh_TW" w:bidi="zh_TW"/>
+        </w:rPr>
+        <w:t>尼3:26</w:t>
+      </w:r>
       <w:r>
         <w:rPr>
           <w:lang w:val="zh_TW" w:bidi="zh_TW"/>
         </w:rPr>
         <w:t>、</w:t>
       </w:r>
-      <w:hyperlink r:id="rId43">
-        <w:r>
-          <w:rPr>
-            <w:lang w:val="zh_TW" w:bidi="zh_TW"/>
-          </w:rPr>
-          <w:rPr>
-            <w:color w:val="0000EE"/>
-            <w:u w:val="single"/>
-          </w:rPr>
-          <w:t>31</w:t>
-        </w:r>
-      </w:hyperlink>
+      <w:r>
+        <w:rPr>
+          <w:lang w:val="zh_TW" w:bidi="zh_TW"/>
+        </w:rPr>
+        <w:t>31</w:t>
+      </w:r>
       <w:r>
         <w:rPr>
           <w:lang w:val="zh_TW" w:bidi="zh_TW"/>
@@ -1096,72 +892,48 @@
         </w:rPr>
         <w:t>新約聖經顯示了對奴隸制度態度的轉變。奴隸的身分變得更像僕人，奴隸制度也變得不那麼普遍。耶穌和使徒並沒有直接反對奴隸制度，但他們對此給予了相關的教導。他們教導奴隸與僕人要忠心事奉主人；同時也告訴主人要以仁慈和公平對待奴隸（</w:t>
       </w:r>
-      <w:hyperlink r:id="rId44">
-        <w:r>
-          <w:rPr>
-            <w:lang w:val="zh_TW" w:bidi="zh_TW"/>
-          </w:rPr>
-          <w:rPr>
-            <w:color w:val="0000EE"/>
-            <w:u w:val="single"/>
-          </w:rPr>
-          <w:t>弗6:9</w:t>
-        </w:r>
-      </w:hyperlink>
+      <w:r>
+        <w:rPr>
+          <w:lang w:val="zh_TW" w:bidi="zh_TW"/>
+        </w:rPr>
+        <w:t>弗6:9</w:t>
+      </w:r>
       <w:r>
         <w:rPr>
           <w:lang w:val="zh_TW" w:bidi="zh_TW"/>
         </w:rPr>
         <w:t>；</w:t>
       </w:r>
-      <w:hyperlink r:id="rId45">
-        <w:r>
-          <w:rPr>
-            <w:lang w:val="zh_TW" w:bidi="zh_TW"/>
-          </w:rPr>
-          <w:rPr>
-            <w:color w:val="0000EE"/>
-            <w:u w:val="single"/>
-          </w:rPr>
-          <w:t>西4:1</w:t>
-        </w:r>
-      </w:hyperlink>
+      <w:r>
+        <w:rPr>
+          <w:lang w:val="zh_TW" w:bidi="zh_TW"/>
+        </w:rPr>
+        <w:t>西4:1</w:t>
+      </w:r>
       <w:r>
         <w:rPr>
           <w:lang w:val="zh_TW" w:bidi="zh_TW"/>
         </w:rPr>
         <w:t>；</w:t>
       </w:r>
-      <w:hyperlink r:id="rId46">
-        <w:r>
-          <w:rPr>
-            <w:lang w:val="zh_TW" w:bidi="zh_TW"/>
-          </w:rPr>
-          <w:rPr>
-            <w:color w:val="0000EE"/>
-            <w:u w:val="single"/>
-          </w:rPr>
-          <w:t>提前6:2</w:t>
-        </w:r>
-      </w:hyperlink>
+      <w:r>
+        <w:rPr>
+          <w:lang w:val="zh_TW" w:bidi="zh_TW"/>
+        </w:rPr>
+        <w:t>提前6:2</w:t>
+      </w:r>
       <w:r>
         <w:rPr>
           <w:lang w:val="zh_TW" w:bidi="zh_TW"/>
         </w:rPr>
         <w:t>；</w:t>
       </w:r>
-      <w:hyperlink r:id="rId47">
-        <w:r>
-          <w:rPr>
-            <w:lang w:val="zh_TW" w:bidi="zh_TW"/>
-          </w:rPr>
-          <w:rPr>
-            <w:color w:val="0000EE"/>
-            <w:u w:val="single"/>
-          </w:rPr>
-          <w:t>門1:16</w:t>
-        </w:r>
-      </w:hyperlink>
+      <w:r>
+        <w:rPr>
+          <w:lang w:val="zh_TW" w:bidi="zh_TW"/>
+        </w:rPr>
+        <w:t>門1:16</w:t>
+      </w:r>
       <w:r>
         <w:rPr>
           <w:lang w:val="zh_TW" w:bidi="zh_TW"/>
@@ -1281,72 +1053,48 @@
         </w:rPr>
         <w:t>在公元前三千年，迦蘇爾主要是由閃族人居住。到了公元前二千年中期，居民主要是戶利安人（Hurrians），城市的名字也改為努西。戶利安人在聖經中被稱為何利人（參</w:t>
       </w:r>
-      <w:hyperlink r:id="rId48">
-        <w:r>
-          <w:rPr>
-            <w:lang w:val="zh_TW" w:bidi="zh_TW"/>
-          </w:rPr>
-          <w:rPr>
-            <w:color w:val="0000EE"/>
-            <w:u w:val="single"/>
-          </w:rPr>
-          <w:t>創14:6</w:t>
-        </w:r>
-      </w:hyperlink>
+      <w:r>
+        <w:rPr>
+          <w:lang w:val="zh_TW" w:bidi="zh_TW"/>
+        </w:rPr>
+        <w:t>創14:6</w:t>
+      </w:r>
       <w:r>
         <w:rPr>
           <w:lang w:val="zh_TW" w:bidi="zh_TW"/>
         </w:rPr>
         <w:t>，</w:t>
       </w:r>
-      <w:hyperlink r:id="rId49">
-        <w:r>
-          <w:rPr>
-            <w:lang w:val="zh_TW" w:bidi="zh_TW"/>
-          </w:rPr>
-          <w:rPr>
-            <w:color w:val="0000EE"/>
-            <w:u w:val="single"/>
-          </w:rPr>
-          <w:t>36:20–21</w:t>
-        </w:r>
-      </w:hyperlink>
+      <w:r>
+        <w:rPr>
+          <w:lang w:val="zh_TW" w:bidi="zh_TW"/>
+        </w:rPr>
+        <w:t>36:20–21</w:t>
+      </w:r>
       <w:r>
         <w:rPr>
           <w:lang w:val="zh_TW" w:bidi="zh_TW"/>
         </w:rPr>
         <w:t>；</w:t>
       </w:r>
-      <w:hyperlink r:id="rId50">
-        <w:r>
-          <w:rPr>
-            <w:lang w:val="zh_TW" w:bidi="zh_TW"/>
-          </w:rPr>
-          <w:rPr>
-            <w:color w:val="0000EE"/>
-            <w:u w:val="single"/>
-          </w:rPr>
-          <w:t>申2:12</w:t>
-        </w:r>
-      </w:hyperlink>
+      <w:r>
+        <w:rPr>
+          <w:lang w:val="zh_TW" w:bidi="zh_TW"/>
+        </w:rPr>
+        <w:t>申2:12</w:t>
+      </w:r>
       <w:r>
         <w:rPr>
           <w:lang w:val="zh_TW" w:bidi="zh_TW"/>
         </w:rPr>
         <w:t>、</w:t>
       </w:r>
-      <w:hyperlink r:id="rId50">
-        <w:r>
-          <w:rPr>
-            <w:lang w:val="zh_TW" w:bidi="zh_TW"/>
-          </w:rPr>
-          <w:rPr>
-            <w:color w:val="0000EE"/>
-            <w:u w:val="single"/>
-          </w:rPr>
-          <w:t>22</w:t>
-        </w:r>
-      </w:hyperlink>
+      <w:r>
+        <w:rPr>
+          <w:lang w:val="zh_TW" w:bidi="zh_TW"/>
+        </w:rPr>
+        <w:t>22</w:t>
+      </w:r>
       <w:r>
         <w:rPr>
           <w:lang w:val="zh_TW" w:bidi="zh_TW"/>
@@ -1413,72 +1161,48 @@
         </w:rPr>
         <w:t>在努西，若妻子無子，可將使女給丈夫，讓使女為她生子。這種做法在撒萊、拉結，和利亞身上都有出現過（</w:t>
       </w:r>
-      <w:hyperlink r:id="rId51">
-        <w:r>
-          <w:rPr>
-            <w:lang w:val="zh_TW" w:bidi="zh_TW"/>
-          </w:rPr>
-          <w:rPr>
-            <w:color w:val="0000EE"/>
-            <w:u w:val="single"/>
-          </w:rPr>
-          <w:t>創16:1–4</w:t>
-        </w:r>
-      </w:hyperlink>
+      <w:r>
+        <w:rPr>
+          <w:lang w:val="zh_TW" w:bidi="zh_TW"/>
+        </w:rPr>
+        <w:t>創16:1–4</w:t>
+      </w:r>
       <w:r>
         <w:rPr>
           <w:lang w:val="zh_TW" w:bidi="zh_TW"/>
         </w:rPr>
         <w:t>，</w:t>
       </w:r>
-      <w:hyperlink r:id="rId52">
-        <w:r>
-          <w:rPr>
-            <w:lang w:val="zh_TW" w:bidi="zh_TW"/>
-          </w:rPr>
-          <w:rPr>
-            <w:color w:val="0000EE"/>
-            <w:u w:val="single"/>
-          </w:rPr>
-          <w:t>30:1–8</w:t>
-        </w:r>
-      </w:hyperlink>
+      <w:r>
+        <w:rPr>
+          <w:lang w:val="zh_TW" w:bidi="zh_TW"/>
+        </w:rPr>
+        <w:t>30:1–8</w:t>
+      </w:r>
       <w:r>
         <w:rPr>
           <w:lang w:val="zh_TW" w:bidi="zh_TW"/>
         </w:rPr>
         <w:t>、</w:t>
       </w:r>
-      <w:hyperlink r:id="rId53">
-        <w:r>
-          <w:rPr>
-            <w:lang w:val="zh_TW" w:bidi="zh_TW"/>
-          </w:rPr>
-          <w:rPr>
-            <w:color w:val="0000EE"/>
-            <w:u w:val="single"/>
-          </w:rPr>
-          <w:t>9–13</w:t>
-        </w:r>
-      </w:hyperlink>
+      <w:r>
+        <w:rPr>
+          <w:lang w:val="zh_TW" w:bidi="zh_TW"/>
+        </w:rPr>
+        <w:t>9–13</w:t>
+      </w:r>
       <w:r>
         <w:rPr>
           <w:lang w:val="zh_TW" w:bidi="zh_TW"/>
         </w:rPr>
         <w:t>）。依法律，孩子屬生母，正室無權趕逐婢女之子，因此撒萊無權驅逐夏甲與以實瑪利（</w:t>
       </w:r>
-      <w:hyperlink r:id="rId54">
-        <w:r>
-          <w:rPr>
-            <w:lang w:val="zh_TW" w:bidi="zh_TW"/>
-          </w:rPr>
-          <w:rPr>
-            <w:color w:val="0000EE"/>
-            <w:u w:val="single"/>
-          </w:rPr>
-          <w:t>創16:4–6</w:t>
-        </w:r>
-      </w:hyperlink>
+      <w:r>
+        <w:rPr>
+          <w:lang w:val="zh_TW" w:bidi="zh_TW"/>
+        </w:rPr>
+        <w:t>創16:4–6</w:t>
+      </w:r>
       <w:r>
         <w:rPr>
           <w:lang w:val="zh_TW" w:bidi="zh_TW"/>
@@ -1503,18 +1227,12 @@
         </w:rPr>
         <w:t>在努西，家族的土地不得售予外族。為規避此限，人們常以收養或財產交換的方式進行轉移。富人可被貧民「收養」，以獲其遺產作為終身奉養與葬費的報償；有時一人可同時被三百至四百人收養。無子的夫婦也可收養一人來照顧其晚年並繼承家產，類似亞伯蘭與僕人以利以謝之關係（</w:t>
       </w:r>
-      <w:hyperlink r:id="rId55">
-        <w:r>
-          <w:rPr>
-            <w:lang w:val="zh_TW" w:bidi="zh_TW"/>
-          </w:rPr>
-          <w:rPr>
-            <w:color w:val="0000EE"/>
-            <w:u w:val="single"/>
-          </w:rPr>
-          <w:t>創15:2</w:t>
-        </w:r>
-      </w:hyperlink>
+      <w:r>
+        <w:rPr>
+          <w:lang w:val="zh_TW" w:bidi="zh_TW"/>
+        </w:rPr>
+        <w:t>創15:2</w:t>
+      </w:r>
       <w:r>
         <w:rPr>
           <w:lang w:val="zh_TW" w:bidi="zh_TW"/>
@@ -1533,18 +1251,12 @@
         </w:rPr>
         <w:t>（</w:t>
       </w:r>
-      <w:hyperlink r:id="rId56">
-        <w:r>
-          <w:rPr>
-            <w:lang w:val="zh_TW" w:bidi="zh_TW"/>
-          </w:rPr>
-          <w:rPr>
-            <w:color w:val="0000EE"/>
-            <w:u w:val="single"/>
-          </w:rPr>
-          <w:t>創25:27–34</w:t>
-        </w:r>
-      </w:hyperlink>
+      <w:r>
+        <w:rPr>
+          <w:lang w:val="zh_TW" w:bidi="zh_TW"/>
+        </w:rPr>
+        <w:t>創25:27–34</w:t>
+      </w:r>
       <w:r>
         <w:rPr>
           <w:lang w:val="zh_TW" w:bidi="zh_TW"/>
@@ -1569,18 +1281,12 @@
         </w:rPr>
         <w:t>在努西，口頭遺囑或臨終祝福具有法律效力。一名名叫胡雅（Huya）的人在臨終時將女子蘇盧利‧伊絲塔（Sululi-Ishtar）賜給兒子塔爾米亞（Tarmiya）為妻；其兄弟上法庭爭訟，但法院最終支持塔爾米亞的主張。這與以撒雖被欺騙，以撒也必須尊重他對雅各所給的祝福（</w:t>
       </w:r>
-      <w:hyperlink r:id="rId57">
-        <w:r>
-          <w:rPr>
-            <w:lang w:val="zh_TW" w:bidi="zh_TW"/>
-          </w:rPr>
-          <w:rPr>
-            <w:color w:val="0000EE"/>
-            <w:u w:val="single"/>
-          </w:rPr>
-          <w:t>創27:33</w:t>
-        </w:r>
-      </w:hyperlink>
+      <w:r>
+        <w:rPr>
+          <w:lang w:val="zh_TW" w:bidi="zh_TW"/>
+        </w:rPr>
+        <w:t>創27:33</w:t>
+      </w:r>
       <w:r>
         <w:rPr>
           <w:lang w:val="zh_TW" w:bidi="zh_TW"/>
@@ -1605,36 +1311,24 @@
         </w:rPr>
         <w:t>在努西，誰持有家神像（teraphim），誰即繼承家產。這解釋了拉結偷取父親拉班家神的行為（</w:t>
       </w:r>
-      <w:hyperlink r:id="rId58">
-        <w:r>
-          <w:rPr>
-            <w:lang w:val="zh_TW" w:bidi="zh_TW"/>
-          </w:rPr>
-          <w:rPr>
-            <w:color w:val="0000EE"/>
-            <w:u w:val="single"/>
-          </w:rPr>
-          <w:t>創31:19</w:t>
-        </w:r>
-      </w:hyperlink>
+      <w:r>
+        <w:rPr>
+          <w:lang w:val="zh_TW" w:bidi="zh_TW"/>
+        </w:rPr>
+        <w:t>創31:19</w:t>
+      </w:r>
       <w:r>
         <w:rPr>
           <w:lang w:val="zh_TW" w:bidi="zh_TW"/>
         </w:rPr>
         <w:t>），以及拉班對此事極度憤怒的原因（</w:t>
       </w:r>
-      <w:hyperlink r:id="rId59">
-        <w:r>
-          <w:rPr>
-            <w:lang w:val="zh_TW" w:bidi="zh_TW"/>
-          </w:rPr>
-          <w:rPr>
-            <w:color w:val="0000EE"/>
-            <w:u w:val="single"/>
-          </w:rPr>
-          <w:t>創31:30–35</w:t>
-        </w:r>
-      </w:hyperlink>
+      <w:r>
+        <w:rPr>
+          <w:lang w:val="zh_TW" w:bidi="zh_TW"/>
+        </w:rPr>
+        <w:t>創31:30–35</w:t>
+      </w:r>
       <w:r>
         <w:rPr>
           <w:lang w:val="zh_TW" w:bidi="zh_TW"/>
@@ -1659,18 +1353,12 @@
         </w:rPr>
         <w:t>另一個兒子的名分的例子於聖經中的一個案例相似。納修威（Nashwi）收養了烏魯（Wullu），並將女兒努胡雅（Nuhuya）嫁給他；若烏魯另娶他妻，則喪失繼承權。這與拉班要求雅各不得再娶別妻的約定相似（</w:t>
       </w:r>
-      <w:hyperlink r:id="rId60">
-        <w:r>
-          <w:rPr>
-            <w:lang w:val="zh_TW" w:bidi="zh_TW"/>
-          </w:rPr>
-          <w:rPr>
-            <w:color w:val="0000EE"/>
-            <w:u w:val="single"/>
-          </w:rPr>
-          <w:t>創31:50</w:t>
-        </w:r>
-      </w:hyperlink>
+      <w:r>
+        <w:rPr>
+          <w:lang w:val="zh_TW" w:bidi="zh_TW"/>
+        </w:rPr>
+        <w:t>創31:50</w:t>
+      </w:r>
       <w:r>
         <w:rPr>
           <w:lang w:val="zh_TW" w:bidi="zh_TW"/>
